--- a/Enyrgy_GHL_Implementation_Guide_v3_9.docx
+++ b/Enyrgy_GHL_Implementation_Guide_v3_9.docx
@@ -2100,7 +2100,7 @@
         <w:t xml:space="preserve"> </w:t>
       </w:r>
       <w:r>
-        <w:t xml:space="preserve">At lead score 70+, the SDR agent sends a booking message for the Consumer Discovery Call (David + Scott round-robin, 15 min) or Commercial Discovery (20 min). The Stale Lead Sentinel (WF-04) runs daily at 8am; any active-pipeline contact with last_agent_touch &gt; 5 days gets flagged requires_human_review and notifies Scott. Human takes over when the call is booked.</w:t>
+        <w:t xml:space="preserve">At lead score 70+, the SDR agent sends a booking message for the Consumer Discovery Call (Scott, 15 min) or Commercial Discovery (Scott, 20 min). The Stale Lead Sentinel (WF-04) runs daily at 8am; any active-pipeline contact with last_agent_touch &gt; 5 days gets flagged requires_human_review and notifies Scott. Human takes over when the call is booked.</w:t>
       </w:r>
     </w:p>
     <w:p>
@@ -2118,7 +2118,7 @@
         <w:t xml:space="preserve"> </w:t>
       </w:r>
       <w:r>
-        <w:t xml:space="preserve">David primary. Capture the key fields (health goal, current solution, Fitzpatrick skin type, finance preference for consumer; business type, locations, decision maker, units for commercial) and run the demo. After the call, mark Has Seen Demo = Yes, that fires WF-05.</w:t>
+        <w:t xml:space="preserve">Scott. Capture the key fields (health goal, current solution, Fitzpatrick skin type, finance preference for consumer; business type, locations, decision maker, units for commercial) and run the demo. After the call, mark Has Seen Demo = Yes, that fires WF-05.</w:t>
       </w:r>
     </w:p>
     <w:p>
@@ -2208,7 +2208,7 @@
         <w:t xml:space="preserve"> </w:t>
       </w:r>
       <w:r>
-        <w:t xml:space="preserve">On reply/booking, SDR moves them to Intro Meeting; David runs the 15-minute call (overview, traction, team). At the end of the call or immediately after, Scott sends the PPM directly. The agent has it queued and ready. No accreditation required before sending the PPM - this is confirmed compliant per Enyrgy’s securities attorney.</w:t>
+        <w:t xml:space="preserve">On reply/booking, SDR moves them to Intro Meeting; Scott runs the 15-minute call (overview, traction, team). At the end of the call or immediately after, Scott sends the PPM directly. The agent has it queued and ready. No accreditation required before sending the PPM - this is confirmed compliant per Enyrgy’s securities attorney.</w:t>
       </w:r>
     </w:p>
     <w:p>
@@ -2308,7 +2308,7 @@
         <w:t xml:space="preserve"> </w:t>
       </w:r>
       <w:r>
-        <w:t xml:space="preserve">every live call; outreach to warm/personal intros before funnel entry; discovery calls (David primary, Scott backup); investor intro and post-PPM due diligence conversations; commercial demo/ROI walkthrough; proposal negotiation; any contract/legal/financial instrument; any conversation with frustration, confusion, or complex objections; Sentinel-flagged judgment calls; escalated contacts.</w:t>
+        <w:t xml:space="preserve">every live call; outreach to warm/personal intros before funnel entry; discovery calls (Scott); investor intro and post-PPM due diligence conversations; commercial demo/ROI walkthrough; proposal negotiation; any contract/legal/financial instrument; any conversation with frustration, confusion, or complex objections; Sentinel-flagged judgment calls; escalated contacts.</w:t>
       </w:r>
     </w:p>
     <w:p>
@@ -4719,7 +4719,7 @@
               <w:jc w:val="left"/>
             </w:pPr>
             <w:r>
-              <w:t xml:space="preserve">David</w:t>
+              <w:t xml:space="preserve">Scott</w:t>
             </w:r>
           </w:p>
         </w:tc>
@@ -4819,20 +4819,16 @@
               <w:jc w:val="left"/>
             </w:pPr>
             <w:r>
-              <w:t xml:space="preserve">David + Scott</w:t>
-            </w:r>
-          </w:p>
-        </w:tc>
-        <w:tc>
-          <w:tcPr/>
-          <w:p>
-            <w:pPr>
-              <w:pStyle w:val="Compact"/>
-              <w:jc w:val="left"/>
-            </w:pPr>
-            <w:r>
-              <w:t xml:space="preserve">15 min</w:t>
-            </w:r>
+              <w:t xml:space="preserve">Scott 15 min</w:t>
+            </w:r>
+          </w:p>
+        </w:tc>
+        <w:tc>
+          <w:tcPr/>
+          <w:p>
+            <w:pPr>
+              <w:pStyle w:val="Compact"/>
+            </w:pPr>
           </w:p>
         </w:tc>
       </w:tr>
@@ -4869,20 +4865,16 @@
               <w:jc w:val="left"/>
             </w:pPr>
             <w:r>
-              <w:t xml:space="preserve">David + Scott</w:t>
-            </w:r>
-          </w:p>
-        </w:tc>
-        <w:tc>
-          <w:tcPr/>
-          <w:p>
-            <w:pPr>
-              <w:pStyle w:val="Compact"/>
-              <w:jc w:val="left"/>
-            </w:pPr>
-            <w:r>
-              <w:t xml:space="preserve">20 min</w:t>
-            </w:r>
+              <w:t xml:space="preserve">Scott 20 min</w:t>
+            </w:r>
+          </w:p>
+        </w:tc>
+        <w:tc>
+          <w:tcPr/>
+          <w:p>
+            <w:pPr>
+              <w:pStyle w:val="Compact"/>
+            </w:pPr>
           </w:p>
         </w:tc>
       </w:tr>
@@ -5585,7 +5577,7 @@
               <w:jc w:val="left"/>
             </w:pPr>
             <w:r>
-              <w:t xml:space="preserve">David</w:t>
+              <w:t xml:space="preserve">Scott</w:t>
             </w:r>
           </w:p>
         </w:tc>
@@ -17195,6 +17187,240 @@
       </w:tblBorders>
     </w:tblPr>
   </w:style>
+  <w:style w:customStyle="1" w:styleId="SourceCode" w:type="paragraph">
+    <w:name w:val="Source Code"/>
+    <w:basedOn w:val="Normal"/>
+    <w:link w:val="VerbatimChar"/>
+    <w:pPr>
+      <w:wordWrap w:val="off"/>
+    </w:pPr>
+  </w:style>
+  <w:style w:customStyle="1" w:styleId="KeywordTok" w:type="character">
+    <w:name w:val="KeywordTok"/>
+    <w:basedOn w:val="VerbatimChar"/>
+    <w:rPr>
+      <w:b/>
+      <w:color w:val="007020"/>
+    </w:rPr>
+  </w:style>
+  <w:style w:customStyle="1" w:styleId="DataTypeTok" w:type="character">
+    <w:name w:val="DataTypeTok"/>
+    <w:basedOn w:val="VerbatimChar"/>
+    <w:rPr>
+      <w:color w:val="902000"/>
+    </w:rPr>
+  </w:style>
+  <w:style w:customStyle="1" w:styleId="DecValTok" w:type="character">
+    <w:name w:val="DecValTok"/>
+    <w:basedOn w:val="VerbatimChar"/>
+    <w:rPr>
+      <w:color w:val="40a070"/>
+    </w:rPr>
+  </w:style>
+  <w:style w:customStyle="1" w:styleId="BaseNTok" w:type="character">
+    <w:name w:val="BaseNTok"/>
+    <w:basedOn w:val="VerbatimChar"/>
+    <w:rPr>
+      <w:color w:val="40a070"/>
+    </w:rPr>
+  </w:style>
+  <w:style w:customStyle="1" w:styleId="FloatTok" w:type="character">
+    <w:name w:val="FloatTok"/>
+    <w:basedOn w:val="VerbatimChar"/>
+    <w:rPr>
+      <w:color w:val="40a070"/>
+    </w:rPr>
+  </w:style>
+  <w:style w:customStyle="1" w:styleId="ConstantTok" w:type="character">
+    <w:name w:val="ConstantTok"/>
+    <w:basedOn w:val="VerbatimChar"/>
+    <w:rPr>
+      <w:color w:val="880000"/>
+    </w:rPr>
+  </w:style>
+  <w:style w:customStyle="1" w:styleId="CharTok" w:type="character">
+    <w:name w:val="CharTok"/>
+    <w:basedOn w:val="VerbatimChar"/>
+    <w:rPr>
+      <w:color w:val="4070a0"/>
+    </w:rPr>
+  </w:style>
+  <w:style w:customStyle="1" w:styleId="SpecialCharTok" w:type="character">
+    <w:name w:val="SpecialCharTok"/>
+    <w:basedOn w:val="VerbatimChar"/>
+    <w:rPr>
+      <w:color w:val="4070a0"/>
+    </w:rPr>
+  </w:style>
+  <w:style w:customStyle="1" w:styleId="StringTok" w:type="character">
+    <w:name w:val="StringTok"/>
+    <w:basedOn w:val="VerbatimChar"/>
+    <w:rPr>
+      <w:color w:val="4070a0"/>
+    </w:rPr>
+  </w:style>
+  <w:style w:customStyle="1" w:styleId="VerbatimStringTok" w:type="character">
+    <w:name w:val="VerbatimStringTok"/>
+    <w:basedOn w:val="VerbatimChar"/>
+    <w:rPr>
+      <w:color w:val="4070a0"/>
+    </w:rPr>
+  </w:style>
+  <w:style w:customStyle="1" w:styleId="SpecialStringTok" w:type="character">
+    <w:name w:val="SpecialStringTok"/>
+    <w:basedOn w:val="VerbatimChar"/>
+    <w:rPr>
+      <w:color w:val="bb6688"/>
+    </w:rPr>
+  </w:style>
+  <w:style w:customStyle="1" w:styleId="ImportTok" w:type="character">
+    <w:name w:val="ImportTok"/>
+    <w:basedOn w:val="VerbatimChar"/>
+    <w:rPr>
+      <w:b/>
+      <w:color w:val="008000"/>
+    </w:rPr>
+  </w:style>
+  <w:style w:customStyle="1" w:styleId="CommentTok" w:type="character">
+    <w:name w:val="CommentTok"/>
+    <w:basedOn w:val="VerbatimChar"/>
+    <w:rPr>
+      <w:i/>
+      <w:color w:val="60a0b0"/>
+    </w:rPr>
+  </w:style>
+  <w:style w:customStyle="1" w:styleId="DocumentationTok" w:type="character">
+    <w:name w:val="DocumentationTok"/>
+    <w:basedOn w:val="VerbatimChar"/>
+    <w:rPr>
+      <w:i/>
+      <w:color w:val="ba2121"/>
+    </w:rPr>
+  </w:style>
+  <w:style w:customStyle="1" w:styleId="AnnotationTok" w:type="character">
+    <w:name w:val="AnnotationTok"/>
+    <w:basedOn w:val="VerbatimChar"/>
+    <w:rPr>
+      <w:b/>
+      <w:i/>
+      <w:color w:val="60a0b0"/>
+    </w:rPr>
+  </w:style>
+  <w:style w:customStyle="1" w:styleId="CommentVarTok" w:type="character">
+    <w:name w:val="CommentVarTok"/>
+    <w:basedOn w:val="VerbatimChar"/>
+    <w:rPr>
+      <w:b/>
+      <w:i/>
+      <w:color w:val="60a0b0"/>
+    </w:rPr>
+  </w:style>
+  <w:style w:customStyle="1" w:styleId="OtherTok" w:type="character">
+    <w:name w:val="OtherTok"/>
+    <w:basedOn w:val="VerbatimChar"/>
+    <w:rPr>
+      <w:color w:val="007020"/>
+    </w:rPr>
+  </w:style>
+  <w:style w:customStyle="1" w:styleId="FunctionTok" w:type="character">
+    <w:name w:val="FunctionTok"/>
+    <w:basedOn w:val="VerbatimChar"/>
+    <w:rPr>
+      <w:color w:val="06287e"/>
+    </w:rPr>
+  </w:style>
+  <w:style w:customStyle="1" w:styleId="VariableTok" w:type="character">
+    <w:name w:val="VariableTok"/>
+    <w:basedOn w:val="VerbatimChar"/>
+    <w:rPr>
+      <w:color w:val="19177c"/>
+    </w:rPr>
+  </w:style>
+  <w:style w:customStyle="1" w:styleId="ControlFlowTok" w:type="character">
+    <w:name w:val="ControlFlowTok"/>
+    <w:basedOn w:val="VerbatimChar"/>
+    <w:rPr>
+      <w:b/>
+      <w:color w:val="007020"/>
+    </w:rPr>
+  </w:style>
+  <w:style w:customStyle="1" w:styleId="OperatorTok" w:type="character">
+    <w:name w:val="OperatorTok"/>
+    <w:basedOn w:val="VerbatimChar"/>
+    <w:rPr>
+      <w:color w:val="666666"/>
+    </w:rPr>
+  </w:style>
+  <w:style w:customStyle="1" w:styleId="BuiltInTok" w:type="character">
+    <w:name w:val="BuiltInTok"/>
+    <w:basedOn w:val="VerbatimChar"/>
+    <w:rPr>
+      <w:color w:val="008000"/>
+    </w:rPr>
+  </w:style>
+  <w:style w:customStyle="1" w:styleId="ExtensionTok" w:type="character">
+    <w:name w:val="ExtensionTok"/>
+    <w:basedOn w:val="VerbatimChar"/>
+    <w:rPr/>
+  </w:style>
+  <w:style w:customStyle="1" w:styleId="PreprocessorTok" w:type="character">
+    <w:name w:val="PreprocessorTok"/>
+    <w:basedOn w:val="VerbatimChar"/>
+    <w:rPr>
+      <w:color w:val="bc7a00"/>
+    </w:rPr>
+  </w:style>
+  <w:style w:customStyle="1" w:styleId="AttributeTok" w:type="character">
+    <w:name w:val="AttributeTok"/>
+    <w:basedOn w:val="VerbatimChar"/>
+    <w:rPr>
+      <w:color w:val="7d9029"/>
+    </w:rPr>
+  </w:style>
+  <w:style w:customStyle="1" w:styleId="RegionMarkerTok" w:type="character">
+    <w:name w:val="RegionMarkerTok"/>
+    <w:basedOn w:val="VerbatimChar"/>
+    <w:rPr/>
+  </w:style>
+  <w:style w:customStyle="1" w:styleId="InformationTok" w:type="character">
+    <w:name w:val="InformationTok"/>
+    <w:basedOn w:val="VerbatimChar"/>
+    <w:rPr>
+      <w:b/>
+      <w:i/>
+      <w:color w:val="60a0b0"/>
+    </w:rPr>
+  </w:style>
+  <w:style w:customStyle="1" w:styleId="WarningTok" w:type="character">
+    <w:name w:val="WarningTok"/>
+    <w:basedOn w:val="VerbatimChar"/>
+    <w:rPr>
+      <w:b/>
+      <w:i/>
+      <w:color w:val="60a0b0"/>
+    </w:rPr>
+  </w:style>
+  <w:style w:customStyle="1" w:styleId="AlertTok" w:type="character">
+    <w:name w:val="AlertTok"/>
+    <w:basedOn w:val="VerbatimChar"/>
+    <w:rPr>
+      <w:b/>
+      <w:color w:val="ff0000"/>
+    </w:rPr>
+  </w:style>
+  <w:style w:customStyle="1" w:styleId="ErrorTok" w:type="character">
+    <w:name w:val="ErrorTok"/>
+    <w:basedOn w:val="VerbatimChar"/>
+    <w:rPr>
+      <w:b/>
+      <w:color w:val="ff0000"/>
+    </w:rPr>
+  </w:style>
+  <w:style w:customStyle="1" w:styleId="NormalTok" w:type="character">
+    <w:name w:val="NormalTok"/>
+    <w:basedOn w:val="VerbatimChar"/>
+    <w:rPr/>
+  </w:style>
   <w:style w:type="paragraph" w:customStyle="1" w:styleId="SourceCode">
     <w:name w:val="Source Code"/>
     <w:basedOn w:val="Normal"/>

--- a/Enyrgy_GHL_Implementation_Guide_v3_9.docx
+++ b/Enyrgy_GHL_Implementation_Guide_v3_9.docx
@@ -13081,7 +13081,7 @@
         <w:t xml:space="preserve"> </w:t>
       </w:r>
       <w:r>
-        <w:t xml:space="preserve">Templates loaded; voicemail recordings and commercial ROI PDF still needed; PPM pending attorney.</w:t>
+        <w:t xml:space="preserve">Templates loaded; voicemail recordings and commercial ROI PDF still needed; PPM attorney-approved.</w:t>
       </w:r>
       <w:r>
         <w:t xml:space="preserve"> </w:t>
@@ -17421,6 +17421,240 @@
     <w:basedOn w:val="VerbatimChar"/>
     <w:rPr/>
   </w:style>
+  <w:style w:customStyle="1" w:styleId="SourceCode" w:type="paragraph">
+    <w:name w:val="Source Code"/>
+    <w:basedOn w:val="Normal"/>
+    <w:link w:val="VerbatimChar"/>
+    <w:pPr>
+      <w:wordWrap w:val="off"/>
+    </w:pPr>
+  </w:style>
+  <w:style w:customStyle="1" w:styleId="KeywordTok" w:type="character">
+    <w:name w:val="KeywordTok"/>
+    <w:basedOn w:val="VerbatimChar"/>
+    <w:rPr>
+      <w:b/>
+      <w:color w:val="007020"/>
+    </w:rPr>
+  </w:style>
+  <w:style w:customStyle="1" w:styleId="DataTypeTok" w:type="character">
+    <w:name w:val="DataTypeTok"/>
+    <w:basedOn w:val="VerbatimChar"/>
+    <w:rPr>
+      <w:color w:val="902000"/>
+    </w:rPr>
+  </w:style>
+  <w:style w:customStyle="1" w:styleId="DecValTok" w:type="character">
+    <w:name w:val="DecValTok"/>
+    <w:basedOn w:val="VerbatimChar"/>
+    <w:rPr>
+      <w:color w:val="40a070"/>
+    </w:rPr>
+  </w:style>
+  <w:style w:customStyle="1" w:styleId="BaseNTok" w:type="character">
+    <w:name w:val="BaseNTok"/>
+    <w:basedOn w:val="VerbatimChar"/>
+    <w:rPr>
+      <w:color w:val="40a070"/>
+    </w:rPr>
+  </w:style>
+  <w:style w:customStyle="1" w:styleId="FloatTok" w:type="character">
+    <w:name w:val="FloatTok"/>
+    <w:basedOn w:val="VerbatimChar"/>
+    <w:rPr>
+      <w:color w:val="40a070"/>
+    </w:rPr>
+  </w:style>
+  <w:style w:customStyle="1" w:styleId="ConstantTok" w:type="character">
+    <w:name w:val="ConstantTok"/>
+    <w:basedOn w:val="VerbatimChar"/>
+    <w:rPr>
+      <w:color w:val="880000"/>
+    </w:rPr>
+  </w:style>
+  <w:style w:customStyle="1" w:styleId="CharTok" w:type="character">
+    <w:name w:val="CharTok"/>
+    <w:basedOn w:val="VerbatimChar"/>
+    <w:rPr>
+      <w:color w:val="4070a0"/>
+    </w:rPr>
+  </w:style>
+  <w:style w:customStyle="1" w:styleId="SpecialCharTok" w:type="character">
+    <w:name w:val="SpecialCharTok"/>
+    <w:basedOn w:val="VerbatimChar"/>
+    <w:rPr>
+      <w:color w:val="4070a0"/>
+    </w:rPr>
+  </w:style>
+  <w:style w:customStyle="1" w:styleId="StringTok" w:type="character">
+    <w:name w:val="StringTok"/>
+    <w:basedOn w:val="VerbatimChar"/>
+    <w:rPr>
+      <w:color w:val="4070a0"/>
+    </w:rPr>
+  </w:style>
+  <w:style w:customStyle="1" w:styleId="VerbatimStringTok" w:type="character">
+    <w:name w:val="VerbatimStringTok"/>
+    <w:basedOn w:val="VerbatimChar"/>
+    <w:rPr>
+      <w:color w:val="4070a0"/>
+    </w:rPr>
+  </w:style>
+  <w:style w:customStyle="1" w:styleId="SpecialStringTok" w:type="character">
+    <w:name w:val="SpecialStringTok"/>
+    <w:basedOn w:val="VerbatimChar"/>
+    <w:rPr>
+      <w:color w:val="bb6688"/>
+    </w:rPr>
+  </w:style>
+  <w:style w:customStyle="1" w:styleId="ImportTok" w:type="character">
+    <w:name w:val="ImportTok"/>
+    <w:basedOn w:val="VerbatimChar"/>
+    <w:rPr>
+      <w:b/>
+      <w:color w:val="008000"/>
+    </w:rPr>
+  </w:style>
+  <w:style w:customStyle="1" w:styleId="CommentTok" w:type="character">
+    <w:name w:val="CommentTok"/>
+    <w:basedOn w:val="VerbatimChar"/>
+    <w:rPr>
+      <w:i/>
+      <w:color w:val="60a0b0"/>
+    </w:rPr>
+  </w:style>
+  <w:style w:customStyle="1" w:styleId="DocumentationTok" w:type="character">
+    <w:name w:val="DocumentationTok"/>
+    <w:basedOn w:val="VerbatimChar"/>
+    <w:rPr>
+      <w:i/>
+      <w:color w:val="ba2121"/>
+    </w:rPr>
+  </w:style>
+  <w:style w:customStyle="1" w:styleId="AnnotationTok" w:type="character">
+    <w:name w:val="AnnotationTok"/>
+    <w:basedOn w:val="VerbatimChar"/>
+    <w:rPr>
+      <w:b/>
+      <w:i/>
+      <w:color w:val="60a0b0"/>
+    </w:rPr>
+  </w:style>
+  <w:style w:customStyle="1" w:styleId="CommentVarTok" w:type="character">
+    <w:name w:val="CommentVarTok"/>
+    <w:basedOn w:val="VerbatimChar"/>
+    <w:rPr>
+      <w:b/>
+      <w:i/>
+      <w:color w:val="60a0b0"/>
+    </w:rPr>
+  </w:style>
+  <w:style w:customStyle="1" w:styleId="OtherTok" w:type="character">
+    <w:name w:val="OtherTok"/>
+    <w:basedOn w:val="VerbatimChar"/>
+    <w:rPr>
+      <w:color w:val="007020"/>
+    </w:rPr>
+  </w:style>
+  <w:style w:customStyle="1" w:styleId="FunctionTok" w:type="character">
+    <w:name w:val="FunctionTok"/>
+    <w:basedOn w:val="VerbatimChar"/>
+    <w:rPr>
+      <w:color w:val="06287e"/>
+    </w:rPr>
+  </w:style>
+  <w:style w:customStyle="1" w:styleId="VariableTok" w:type="character">
+    <w:name w:val="VariableTok"/>
+    <w:basedOn w:val="VerbatimChar"/>
+    <w:rPr>
+      <w:color w:val="19177c"/>
+    </w:rPr>
+  </w:style>
+  <w:style w:customStyle="1" w:styleId="ControlFlowTok" w:type="character">
+    <w:name w:val="ControlFlowTok"/>
+    <w:basedOn w:val="VerbatimChar"/>
+    <w:rPr>
+      <w:b/>
+      <w:color w:val="007020"/>
+    </w:rPr>
+  </w:style>
+  <w:style w:customStyle="1" w:styleId="OperatorTok" w:type="character">
+    <w:name w:val="OperatorTok"/>
+    <w:basedOn w:val="VerbatimChar"/>
+    <w:rPr>
+      <w:color w:val="666666"/>
+    </w:rPr>
+  </w:style>
+  <w:style w:customStyle="1" w:styleId="BuiltInTok" w:type="character">
+    <w:name w:val="BuiltInTok"/>
+    <w:basedOn w:val="VerbatimChar"/>
+    <w:rPr>
+      <w:color w:val="008000"/>
+    </w:rPr>
+  </w:style>
+  <w:style w:customStyle="1" w:styleId="ExtensionTok" w:type="character">
+    <w:name w:val="ExtensionTok"/>
+    <w:basedOn w:val="VerbatimChar"/>
+    <w:rPr/>
+  </w:style>
+  <w:style w:customStyle="1" w:styleId="PreprocessorTok" w:type="character">
+    <w:name w:val="PreprocessorTok"/>
+    <w:basedOn w:val="VerbatimChar"/>
+    <w:rPr>
+      <w:color w:val="bc7a00"/>
+    </w:rPr>
+  </w:style>
+  <w:style w:customStyle="1" w:styleId="AttributeTok" w:type="character">
+    <w:name w:val="AttributeTok"/>
+    <w:basedOn w:val="VerbatimChar"/>
+    <w:rPr>
+      <w:color w:val="7d9029"/>
+    </w:rPr>
+  </w:style>
+  <w:style w:customStyle="1" w:styleId="RegionMarkerTok" w:type="character">
+    <w:name w:val="RegionMarkerTok"/>
+    <w:basedOn w:val="VerbatimChar"/>
+    <w:rPr/>
+  </w:style>
+  <w:style w:customStyle="1" w:styleId="InformationTok" w:type="character">
+    <w:name w:val="InformationTok"/>
+    <w:basedOn w:val="VerbatimChar"/>
+    <w:rPr>
+      <w:b/>
+      <w:i/>
+      <w:color w:val="60a0b0"/>
+    </w:rPr>
+  </w:style>
+  <w:style w:customStyle="1" w:styleId="WarningTok" w:type="character">
+    <w:name w:val="WarningTok"/>
+    <w:basedOn w:val="VerbatimChar"/>
+    <w:rPr>
+      <w:b/>
+      <w:i/>
+      <w:color w:val="60a0b0"/>
+    </w:rPr>
+  </w:style>
+  <w:style w:customStyle="1" w:styleId="AlertTok" w:type="character">
+    <w:name w:val="AlertTok"/>
+    <w:basedOn w:val="VerbatimChar"/>
+    <w:rPr>
+      <w:b/>
+      <w:color w:val="ff0000"/>
+    </w:rPr>
+  </w:style>
+  <w:style w:customStyle="1" w:styleId="ErrorTok" w:type="character">
+    <w:name w:val="ErrorTok"/>
+    <w:basedOn w:val="VerbatimChar"/>
+    <w:rPr>
+      <w:b/>
+      <w:color w:val="ff0000"/>
+    </w:rPr>
+  </w:style>
+  <w:style w:customStyle="1" w:styleId="NormalTok" w:type="character">
+    <w:name w:val="NormalTok"/>
+    <w:basedOn w:val="VerbatimChar"/>
+    <w:rPr/>
+  </w:style>
   <w:style w:type="paragraph" w:customStyle="1" w:styleId="SourceCode">
     <w:name w:val="Source Code"/>
     <w:basedOn w:val="Normal"/>

--- a/Enyrgy_GHL_Implementation_Guide_v3_9.docx
+++ b/Enyrgy_GHL_Implementation_Guide_v3_9.docx
@@ -95,7 +95,123 @@
         <w:pStyle w:val="BodyText"/>
       </w:pPr>
       <w:r>
-        <w:t xml:space="preserve">Last Updated: July 26, 2026 · Version 3.9.4</w:t>
+        <w:t xml:space="preserve">Last Updated: July 28, 2026 · Version 3.9.5</w:t>
+      </w:r>
+    </w:p>
+    <w:p>
+      <w:pPr>
+        <w:pStyle w:val="BodyText"/>
+      </w:pPr>
+      <w:r>
+        <w:rPr>
+          <w:b/>
+          <w:bCs/>
+        </w:rPr>
+        <w:t xml:space="preserve">v3.9.5 Changes (Session 15):</w:t>
+      </w:r>
+      <w:r>
+        <w:t xml:space="preserve"> </w:t>
+      </w:r>
+      <w:r>
+        <w:t xml:space="preserve">Paperclip is now operating, not just built. Heartbeats are staged and tuned (Sentinel 24h, Quality Control daily, Dispatcher 8h, Sales Outreach 1h, SDR 2h, KB Manager 30d; remaining agents staged behind a watch-cost gate; executives + Audit and Compliance + PRD Gatherer + Onboarding stay event-driven with timer OFF). Two operating rules added from the ENY-20 incident: (1)</w:t>
+      </w:r>
+      <w:r>
+        <w:t xml:space="preserve"> </w:t>
+      </w:r>
+      <w:r>
+        <w:rPr>
+          <w:b/>
+          <w:bCs/>
+        </w:rPr>
+        <w:t xml:space="preserve">Agents confabulate under credit starvation</w:t>
+      </w:r>
+      <w:r>
+        <w:t xml:space="preserve"> </w:t>
+      </w:r>
+      <w:r>
+        <w:t xml:space="preserve">— when credit-starved or budget-hard-stopped, the org produces confident, specific, FALSE claims (a QC audit and a COO</w:t>
+      </w:r>
+      <w:r>
+        <w:t xml:space="preserve"> </w:t>
+      </w:r>
+      <w:r>
+        <w:t xml:space="preserve">“live verification”</w:t>
+      </w:r>
+      <w:r>
+        <w:t xml:space="preserve"> </w:t>
+      </w:r>
+      <w:r>
+        <w:t xml:space="preserve">both reported a systemic lifecycle failure that did not exist). Verify every agent audit/verification against the live GHL account before acting; escalations are leads, not facts. (2)</w:t>
+      </w:r>
+      <w:r>
+        <w:t xml:space="preserve"> </w:t>
+      </w:r>
+      <w:r>
+        <w:rPr>
+          <w:b/>
+          <w:bCs/>
+        </w:rPr>
+        <w:t xml:space="preserve">Keep Anthropic credit buffered and Paperclip budgets with headroom</w:t>
+      </w:r>
+      <w:r>
+        <w:t xml:space="preserve"> </w:t>
+      </w:r>
+      <w:r>
+        <w:t xml:space="preserve">— starvation multiplies cost (dying runs re-wake and replay a growing thread) and is the trigger for confabulation. Open platform bug: a run that dies on a credit/budget error must go to</w:t>
+      </w:r>
+      <w:r>
+        <w:t xml:space="preserve"> </w:t>
+      </w:r>
+      <w:r>
+        <w:rPr>
+          <w:rStyle w:val="VerbatimChar"/>
+        </w:rPr>
+        <w:t xml:space="preserve">blocked</w:t>
+      </w:r>
+      <w:r>
+        <w:t xml:space="preserve">, never</w:t>
+      </w:r>
+      <w:r>
+        <w:t xml:space="preserve"> </w:t>
+      </w:r>
+      <w:r>
+        <w:rPr>
+          <w:rStyle w:val="VerbatimChar"/>
+        </w:rPr>
+        <w:t xml:space="preserve">done</w:t>
+      </w:r>
+      <w:r>
+        <w:t xml:space="preserve"> </w:t>
+      </w:r>
+      <w:r>
+        <w:t xml:space="preserve">(it was auto-flipping to</w:t>
+      </w:r>
+      <w:r>
+        <w:t xml:space="preserve"> </w:t>
+      </w:r>
+      <w:r>
+        <w:rPr>
+          <w:rStyle w:val="VerbatimChar"/>
+        </w:rPr>
+        <w:t xml:space="preserve">done</w:t>
+      </w:r>
+      <w:r>
+        <w:t xml:space="preserve"> </w:t>
+      </w:r>
+      <w:r>
+        <w:t xml:space="preserve">with no work, masking the item). Consolidated open items now live in</w:t>
+      </w:r>
+      <w:r>
+        <w:t xml:space="preserve"> </w:t>
+      </w:r>
+      <w:r>
+        <w:rPr>
+          <w:rStyle w:val="VerbatimChar"/>
+        </w:rPr>
+        <w:t xml:space="preserve">Enyrgy_Master_TODO.md</w:t>
+      </w:r>
+      <w:r>
+        <w:t xml:space="preserve">.</w:t>
       </w:r>
     </w:p>
     <w:p>
@@ -1162,7 +1278,7 @@
         <w:t xml:space="preserve">Landing-Page Deploy Recipe 46</w:t>
       </w:r>
     </w:p>
-    <w:bookmarkStart w:id="21" w:name="X903a202284d525ce488a2bb7897e84a177c088d"/>
+    <w:bookmarkStart w:id="13" w:name="X903a202284d525ce488a2bb7897e84a177c088d"/>
     <w:p>
       <w:pPr>
         <w:pStyle w:val="Heading1"/>
@@ -1171,7 +1287,7 @@
         <w:t xml:space="preserve">SECTION 1: ENYRGY COMPANY CONTEXT &amp; UPDATED FACTS</w:t>
       </w:r>
     </w:p>
-    <w:bookmarkStart w:id="17" w:name="enyrgy-at-a-glance"/>
+    <w:bookmarkStart w:id="9" w:name="enyrgy-at-a-glance"/>
     <w:p>
       <w:pPr>
         <w:pStyle w:val="Heading2"/>
@@ -1188,8 +1304,8 @@
         <w:t xml:space="preserve">Enyrgy is a health-technology company that has developed the world’s first intelligent precision phototherapy platform, the Enyrgy Vitamin D Primal Light Platform. The mission: restore the body’s natural ability to respond to sunlight with precision, safety, and measurable benefit.</w:t>
       </w:r>
     </w:p>
-    <w:bookmarkEnd w:id="17"/>
-    <w:bookmarkStart w:id="18" w:name="updated-company-metrics"/>
+    <w:bookmarkEnd w:id="9"/>
+    <w:bookmarkStart w:id="10" w:name="updated-company-metrics"/>
     <w:p>
       <w:pPr>
         <w:pStyle w:val="Heading2"/>
@@ -1636,8 +1752,8 @@
         </w:tc>
       </w:tr>
     </w:tbl>
-    <w:bookmarkEnd w:id="18"/>
-    <w:bookmarkStart w:id="19" w:name="the-primal-light-platform-triple-pathway"/>
+    <w:bookmarkEnd w:id="10"/>
+    <w:bookmarkStart w:id="11" w:name="the-primal-light-platform-triple-pathway"/>
     <w:p>
       <w:pPr>
         <w:pStyle w:val="Heading2"/>
@@ -1718,8 +1834,8 @@
         <w:t xml:space="preserve">No other solution delivers all three simultaneously. Supplements = Vitamin D only. Sunlight = 60x more time + cancer risk. Red light = different mechanism entirely (90% of Enyrgy customers use both). Enyrgy is a new category.</w:t>
       </w:r>
     </w:p>
-    <w:bookmarkEnd w:id="19"/>
-    <w:bookmarkStart w:id="20" w:name="revenue-streams-pricing"/>
+    <w:bookmarkEnd w:id="11"/>
+    <w:bookmarkStart w:id="12" w:name="revenue-streams-pricing"/>
     <w:p>
       <w:pPr>
         <w:pStyle w:val="Heading2"/>
@@ -2011,9 +2127,9 @@
         </w:tc>
       </w:tr>
     </w:tbl>
-    <w:bookmarkEnd w:id="20"/>
-    <w:bookmarkEnd w:id="21"/>
-    <w:bookmarkStart w:id="27" w:name="X8b291bc1562de733447dfbc535b382740163587"/>
+    <w:bookmarkEnd w:id="12"/>
+    <w:bookmarkEnd w:id="13"/>
+    <w:bookmarkStart w:id="19" w:name="X8b291bc1562de733447dfbc535b382740163587"/>
     <w:p>
       <w:pPr>
         <w:pStyle w:val="Heading1"/>
@@ -2022,7 +2138,7 @@
         <w:t xml:space="preserve">SECTION 2: AUTOMATION ARCHITECTURE: PAPERCLIP AGENT SYSTEM + HUMAN IN THE LOOP (HITL)</w:t>
       </w:r>
     </w:p>
-    <w:bookmarkStart w:id="22" w:name="Xdf30dccaf5aa0188cc920d15a267cfbdac2c3d4"/>
+    <w:bookmarkStart w:id="14" w:name="Xdf30dccaf5aa0188cc920d15a267cfbdac2c3d4"/>
     <w:p>
       <w:pPr>
         <w:pStyle w:val="Heading2"/>
@@ -2039,8 +2155,8 @@
         <w:t xml:space="preserve">The dividing line is a rule: agents do anything that benefits from speed, consistency, and scale. Humans do anything that benefits from judgment, trust, and authority. The moment a prospect signals real intent, booking a call, replying with a real question, committing capital, they become a human conversation. Everything before and after that moment is agent territory.</w:t>
       </w:r>
     </w:p>
-    <w:bookmarkEnd w:id="22"/>
-    <w:bookmarkStart w:id="23" w:name="consumer-and-commercial-funnels"/>
+    <w:bookmarkEnd w:id="14"/>
+    <w:bookmarkStart w:id="15" w:name="consumer-and-commercial-funnels"/>
     <w:p>
       <w:pPr>
         <w:pStyle w:val="Heading2"/>
@@ -2139,8 +2255,8 @@
         <w:t xml:space="preserve">WF-05 triggers the SDR agent to send the personalized proposal same day. The agent owns the next 12 days (Day 2 SMS, Day 5 objection email, Day 8 first-90-days email, Day 12 human-call flag). If they order before Day 12, WF-06 fires on unit_shipped.</w:t>
       </w:r>
     </w:p>
-    <w:bookmarkEnd w:id="23"/>
-    <w:bookmarkStart w:id="24" w:name="investor-funnel"/>
+    <w:bookmarkEnd w:id="15"/>
+    <w:bookmarkStart w:id="16" w:name="investor-funnel"/>
     <w:p>
       <w:pPr>
         <w:pStyle w:val="Heading2"/>
@@ -2265,8 +2381,8 @@
         <w:t xml:space="preserve">Subscription agreement, promissory note, KYC/AML, wire, all human. On investment_funded, the contact moves to Active Investor and CSM takes over the ongoing relationship.</w:t>
       </w:r>
     </w:p>
-    <w:bookmarkEnd w:id="24"/>
-    <w:bookmarkStart w:id="25" w:name="the-hitl-framework"/>
+    <w:bookmarkEnd w:id="16"/>
+    <w:bookmarkStart w:id="17" w:name="the-hitl-framework"/>
     <w:p>
       <w:pPr>
         <w:pStyle w:val="Heading2"/>
@@ -2329,8 +2445,8 @@
         <w:t xml:space="preserve">when a contact crosses into live human conversation, apply drip_bypass so the agent does not send another automated email while a personal dialogue is active.</w:t>
       </w:r>
     </w:p>
-    <w:bookmarkEnd w:id="25"/>
-    <w:bookmarkStart w:id="26" w:name="practical-daily-operating-rhythm"/>
+    <w:bookmarkEnd w:id="17"/>
+    <w:bookmarkStart w:id="18" w:name="practical-daily-operating-rhythm"/>
     <w:p>
       <w:pPr>
         <w:pStyle w:val="Heading2"/>
@@ -2423,9 +2539,9 @@
         <w:t xml:space="preserve">WF-10 fires; review new partner prospects before drip enrollment.</w:t>
       </w:r>
     </w:p>
-    <w:bookmarkEnd w:id="26"/>
-    <w:bookmarkEnd w:id="27"/>
-    <w:bookmarkStart w:id="35" w:name="section-3-paperclip-ai-agent-org-chart"/>
+    <w:bookmarkEnd w:id="18"/>
+    <w:bookmarkEnd w:id="19"/>
+    <w:bookmarkStart w:id="27" w:name="section-3-paperclip-ai-agent-org-chart"/>
     <w:p>
       <w:pPr>
         <w:pStyle w:val="Heading1"/>
@@ -2442,7 +2558,7 @@
         <w:t xml:space="preserve">Lead enters GHL -&gt; Dispatcher identifies funnel type -&gt; correct drip auto-enrolls -&gt; GHL sends each scheduled touch, agents handle replies and exceptions -&gt; lead score updates after each interaction -&gt; at threshold, SDR books discovery call -&gt; human closes. No engagement after full sequence -&gt; WF-08 re-enrolls for reactivation after 60-day pause.</w:t>
       </w:r>
     </w:p>
-    <w:bookmarkStart w:id="28" w:name="c-suite-layer-3-agents"/>
+    <w:bookmarkStart w:id="20" w:name="c-suite-layer-3-agents"/>
     <w:p>
       <w:pPr>
         <w:pStyle w:val="Heading2"/>
@@ -2684,8 +2800,8 @@
         </w:tc>
       </w:tr>
     </w:tbl>
-    <w:bookmarkEnd w:id="28"/>
-    <w:bookmarkStart w:id="29" w:name="coo-division-7-agents"/>
+    <w:bookmarkEnd w:id="20"/>
+    <w:bookmarkStart w:id="21" w:name="coo-division-7-agents"/>
     <w:p>
       <w:pPr>
         <w:pStyle w:val="Heading2"/>
@@ -3026,8 +3142,8 @@
         </w:tc>
       </w:tr>
     </w:tbl>
-    <w:bookmarkEnd w:id="29"/>
-    <w:bookmarkStart w:id="30" w:name="cro-division-6-agents"/>
+    <w:bookmarkEnd w:id="21"/>
+    <w:bookmarkStart w:id="22" w:name="cro-division-6-agents"/>
     <w:p>
       <w:pPr>
         <w:pStyle w:val="Heading2"/>
@@ -3330,8 +3446,8 @@
         </w:tc>
       </w:tr>
     </w:tbl>
-    <w:bookmarkEnd w:id="30"/>
-    <w:bookmarkStart w:id="31" w:name="agent-to-workflow-mapping"/>
+    <w:bookmarkEnd w:id="22"/>
+    <w:bookmarkStart w:id="23" w:name="agent-to-workflow-mapping"/>
     <w:p>
       <w:pPr>
         <w:pStyle w:val="Heading2"/>
@@ -3786,8 +3902,8 @@
         </w:tc>
       </w:tr>
     </w:tbl>
-    <w:bookmarkEnd w:id="31"/>
-    <w:bookmarkStart w:id="32" w:name="compliance-gate-non-negotiable-rules"/>
+    <w:bookmarkEnd w:id="23"/>
+    <w:bookmarkStart w:id="24" w:name="compliance-gate-non-negotiable-rules"/>
     <w:p>
       <w:pPr>
         <w:pStyle w:val="Heading2"/>
@@ -3880,8 +3996,8 @@
         <w:t xml:space="preserve">all investor materials approved before loading into GHL.</w:t>
       </w:r>
     </w:p>
-    <w:bookmarkEnd w:id="32"/>
-    <w:bookmarkStart w:id="33" w:name="phase-2-recommended-agent-additions"/>
+    <w:bookmarkEnd w:id="24"/>
+    <w:bookmarkStart w:id="25" w:name="phase-2-recommended-agent-additions"/>
     <w:p>
       <w:pPr>
         <w:pStyle w:val="Heading2"/>
@@ -3898,8 +4014,8 @@
         <w:t xml:space="preserve">Reporting Agent (HIGH), Proposal Writer (HIGH), OEM Pipeline Agent (HIGH), Podcast Attribution Agent (MEDIUM), Clinical Concierge (MEDIUM), Billing Agent (MEDIUM).</w:t>
       </w:r>
     </w:p>
-    <w:bookmarkEnd w:id="33"/>
-    <w:bookmarkStart w:id="34" w:name="Xc2f99f9bd9420e4da2d5f0ff310a3de23f854a9"/>
+    <w:bookmarkEnd w:id="25"/>
+    <w:bookmarkStart w:id="26" w:name="Xc2f99f9bd9420e4da2d5f0ff310a3de23f854a9"/>
     <w:p>
       <w:pPr>
         <w:pStyle w:val="Heading2"/>
@@ -3926,9 +4042,9 @@
         <w:t xml:space="preserve">ATTORNEY CONFIRMED: PPM may be sent after intro meeting without accreditation. Accreditation required before accepting investment. Not before PPM.</w:t>
       </w:r>
     </w:p>
-    <w:bookmarkEnd w:id="34"/>
-    <w:bookmarkEnd w:id="35"/>
-    <w:bookmarkStart w:id="36" w:name="section-4-five-funnel-types-in-ghl"/>
+    <w:bookmarkEnd w:id="26"/>
+    <w:bookmarkEnd w:id="27"/>
+    <w:bookmarkStart w:id="28" w:name="section-4-five-funnel-types-in-ghl"/>
     <w:p>
       <w:pPr>
         <w:pStyle w:val="Heading1"/>
@@ -4278,8 +4394,8 @@
         </w:tc>
       </w:tr>
     </w:tbl>
-    <w:bookmarkEnd w:id="36"/>
-    <w:bookmarkStart w:id="39" w:name="section-5-ghl-account-structure"/>
+    <w:bookmarkEnd w:id="28"/>
+    <w:bookmarkStart w:id="31" w:name="section-5-ghl-account-structure"/>
     <w:p>
       <w:pPr>
         <w:pStyle w:val="Heading1"/>
@@ -4288,7 +4404,7 @@
         <w:t xml:space="preserve">SECTION 5: GHL ACCOUNT STRUCTURE</w:t>
       </w:r>
     </w:p>
-    <w:bookmarkStart w:id="37" w:name="key-urls"/>
+    <w:bookmarkStart w:id="29" w:name="key-urls"/>
     <w:p>
       <w:pPr>
         <w:pStyle w:val="Heading2"/>
@@ -4528,8 +4644,8 @@
         </w:tc>
       </w:tr>
     </w:tbl>
-    <w:bookmarkEnd w:id="37"/>
-    <w:bookmarkStart w:id="38" w:name="phone-system"/>
+    <w:bookmarkEnd w:id="29"/>
+    <w:bookmarkStart w:id="30" w:name="phone-system"/>
     <w:p>
       <w:pPr>
         <w:pStyle w:val="Heading2"/>
@@ -4593,9 +4709,9 @@
         <w:t xml:space="preserve">SHAKEN/STIR: Approved &amp; Verified</w:t>
       </w:r>
     </w:p>
-    <w:bookmarkEnd w:id="38"/>
-    <w:bookmarkEnd w:id="39"/>
-    <w:bookmarkStart w:id="40" w:name="section-6-calendar-reference"/>
+    <w:bookmarkEnd w:id="30"/>
+    <w:bookmarkEnd w:id="31"/>
+    <w:bookmarkStart w:id="32" w:name="section-6-calendar-reference"/>
     <w:p>
       <w:pPr>
         <w:pStyle w:val="Heading1"/>
@@ -4979,8 +5095,8 @@
         </w:tc>
       </w:tr>
     </w:tbl>
-    <w:bookmarkEnd w:id="40"/>
-    <w:bookmarkStart w:id="42" w:name="section-7-team-reference"/>
+    <w:bookmarkEnd w:id="32"/>
+    <w:bookmarkStart w:id="34" w:name="section-7-team-reference"/>
     <w:p>
       <w:pPr>
         <w:pStyle w:val="Heading1"/>
@@ -5406,7 +5522,7 @@
         </w:tc>
       </w:tr>
     </w:tbl>
-    <w:bookmarkStart w:id="41" w:name="funnel-ownership"/>
+    <w:bookmarkStart w:id="33" w:name="funnel-ownership"/>
     <w:p>
       <w:pPr>
         <w:pStyle w:val="Heading2"/>
@@ -5747,9 +5863,9 @@
         </w:tc>
       </w:tr>
     </w:tbl>
-    <w:bookmarkEnd w:id="41"/>
-    <w:bookmarkEnd w:id="42"/>
-    <w:bookmarkStart w:id="50" w:name="section-8-ghl-contact-fields"/>
+    <w:bookmarkEnd w:id="33"/>
+    <w:bookmarkEnd w:id="34"/>
+    <w:bookmarkStart w:id="42" w:name="section-8-ghl-contact-fields"/>
     <w:p>
       <w:pPr>
         <w:pStyle w:val="Heading1"/>
@@ -5758,7 +5874,7 @@
         <w:t xml:space="preserve">SECTION 8: GHL CONTACT FIELDS</w:t>
       </w:r>
     </w:p>
-    <w:bookmarkStart w:id="43" w:name="folder-structure"/>
+    <w:bookmarkStart w:id="35" w:name="folder-structure"/>
     <w:p>
       <w:pPr>
         <w:pStyle w:val="Heading2"/>
@@ -5972,8 +6088,8 @@
         </w:tc>
       </w:tr>
     </w:tbl>
-    <w:bookmarkEnd w:id="43"/>
-    <w:bookmarkStart w:id="44" w:name="universal-fields"/>
+    <w:bookmarkEnd w:id="35"/>
+    <w:bookmarkStart w:id="36" w:name="universal-fields"/>
     <w:p>
       <w:pPr>
         <w:pStyle w:val="Heading2"/>
@@ -5990,8 +6106,8 @@
         <w:t xml:space="preserve">Client Type (dropdown), Funnel Stage (dropdown), Assigned Agent (text), Last Agent Touch (date, Sentinel monitors &gt;5 days), Lead Score (0-100 auto), Qualification Status (dropdown), Communication Preference (dropdown), Compliance Reviewed (dropdown), How Heard Specific (text), Referral Source Contact ID (text).</w:t>
       </w:r>
     </w:p>
-    <w:bookmarkEnd w:id="44"/>
-    <w:bookmarkStart w:id="45" w:name="consumer-fields"/>
+    <w:bookmarkEnd w:id="36"/>
+    <w:bookmarkStart w:id="37" w:name="consumer-fields"/>
     <w:p>
       <w:pPr>
         <w:pStyle w:val="Heading2"/>
@@ -6008,8 +6124,8 @@
         <w:t xml:space="preserve">Vitamin D Deficient Self Reported, Current Solution, Health Goal, Skin Type Fitzpatrick (I-VI), Finance Preference (Cash/Financing/Installment/Rent/Not Sure), Use Case, How Heard Podcast, Unit Order Date, Unit Ship Date, Sessions Completed, Time Using Enyrgy, Results Noticed, Would Recommend, Marketing Permission.</w:t>
       </w:r>
     </w:p>
-    <w:bookmarkEnd w:id="45"/>
-    <w:bookmarkStart w:id="46" w:name="commercial-fields"/>
+    <w:bookmarkEnd w:id="37"/>
+    <w:bookmarkStart w:id="38" w:name="commercial-fields"/>
     <w:p>
       <w:pPr>
         <w:pStyle w:val="Heading2"/>
@@ -6026,8 +6142,8 @@
         <w:t xml:space="preserve">Business Type, Number of Locations, Current Wellness Offerings, Decision Maker Name, Estimated Units Needed, Estimated Deal Value, Has Seen Demo, ROI Model Sent.</w:t>
       </w:r>
     </w:p>
-    <w:bookmarkEnd w:id="46"/>
-    <w:bookmarkStart w:id="47" w:name="investor-fields"/>
+    <w:bookmarkEnd w:id="38"/>
+    <w:bookmarkStart w:id="39" w:name="investor-fields"/>
     <w:p>
       <w:pPr>
         <w:pStyle w:val="Heading2"/>
@@ -6044,8 +6160,8 @@
         <w:t xml:space="preserve">Investor Type, Accredited Verified (COMPLIANCE GATE), Minimum Investment Amount, Investment Structure Preference (Debt/Equity/Convertible/SAFE/Not Sure), Target Return, Has Received PPM, Investment Timeline, Amount Committed, Amount Funded.</w:t>
       </w:r>
     </w:p>
-    <w:bookmarkEnd w:id="47"/>
-    <w:bookmarkStart w:id="48" w:name="partner-fields"/>
+    <w:bookmarkEnd w:id="39"/>
+    <w:bookmarkStart w:id="40" w:name="partner-fields"/>
     <w:p>
       <w:pPr>
         <w:pStyle w:val="Heading2"/>
@@ -6062,8 +6178,8 @@
         <w:t xml:space="preserve">Partnership Model, Partnership Status, Distribution Reach, Territory, NDA Signed, LOI Signed, Contract Expiry, Monthly Units Capacity.</w:t>
       </w:r>
     </w:p>
-    <w:bookmarkEnd w:id="48"/>
-    <w:bookmarkStart w:id="49" w:name="vendor-fields"/>
+    <w:bookmarkEnd w:id="40"/>
+    <w:bookmarkStart w:id="41" w:name="vendor-fields"/>
     <w:p>
       <w:pPr>
         <w:pStyle w:val="Heading2"/>
@@ -6080,9 +6196,9 @@
         <w:t xml:space="preserve">Vendor Category, Vendor Status, Contract On File, Vendor Contract Expiry, Monthly Spend, Primary Contact Name, Vendor Notes.</w:t>
       </w:r>
     </w:p>
-    <w:bookmarkEnd w:id="49"/>
-    <w:bookmarkEnd w:id="50"/>
-    <w:bookmarkStart w:id="51" w:name="section-9-tag-taxonomy"/>
+    <w:bookmarkEnd w:id="41"/>
+    <w:bookmarkEnd w:id="42"/>
+    <w:bookmarkStart w:id="43" w:name="section-9-tag-taxonomy"/>
     <w:p>
       <w:pPr>
         <w:pStyle w:val="Heading1"/>
@@ -6298,8 +6414,8 @@
         <w:t xml:space="preserve">drip_bypass</w:t>
       </w:r>
     </w:p>
-    <w:bookmarkEnd w:id="51"/>
-    <w:bookmarkStart w:id="52" w:name="section-10-pipelines"/>
+    <w:bookmarkEnd w:id="43"/>
+    <w:bookmarkStart w:id="44" w:name="section-10-pipelines"/>
     <w:p>
       <w:pPr>
         <w:pStyle w:val="Heading1"/>
@@ -6487,8 +6603,8 @@
         </w:tc>
       </w:tr>
     </w:tbl>
-    <w:bookmarkEnd w:id="52"/>
-    <w:bookmarkStart w:id="58" w:name="section-11-drip-campaigns"/>
+    <w:bookmarkEnd w:id="44"/>
+    <w:bookmarkStart w:id="50" w:name="section-11-drip-campaigns"/>
     <w:p>
       <w:pPr>
         <w:pStyle w:val="Heading1"/>
@@ -6497,7 +6613,7 @@
         <w:t xml:space="preserve">SECTION 11: DRIP CAMPAIGNS</w:t>
       </w:r>
     </w:p>
-    <w:bookmarkStart w:id="53" w:name="campaign-overview"/>
+    <w:bookmarkStart w:id="45" w:name="campaign-overview"/>
     <w:p>
       <w:pPr>
         <w:pStyle w:val="Heading2"/>
@@ -6916,8 +7032,8 @@
         </w:tc>
       </w:tr>
     </w:tbl>
-    <w:bookmarkEnd w:id="53"/>
-    <w:bookmarkStart w:id="54" w:name="bypass-logic"/>
+    <w:bookmarkEnd w:id="45"/>
+    <w:bookmarkStart w:id="46" w:name="bypass-logic"/>
     <w:p>
       <w:pPr>
         <w:pStyle w:val="Heading2"/>
@@ -6969,8 +7085,8 @@
         <w:t xml:space="preserve">Consumer lead-magnet capture workflows apply magnet_lead + drip_bypass to route leads into purpose-built series and suppress the general Consumer Drip.</w:t>
       </w:r>
     </w:p>
-    <w:bookmarkEnd w:id="54"/>
-    <w:bookmarkStart w:id="55" w:name="consumer-drip-gating-new-in-v3.7"/>
+    <w:bookmarkEnd w:id="46"/>
+    <w:bookmarkStart w:id="47" w:name="consumer-drip-gating-new-in-v3.7"/>
     <w:p>
       <w:pPr>
         <w:pStyle w:val="Heading2"/>
@@ -6996,8 +7112,8 @@
         <w:t xml:space="preserve">: contacts whose tags do NOT include drip_bypass run all 12 touches; contacts with drip_bypass are routed to END. This prevents the collision where magnet leads received both their purpose-built series and the general drip. The Consumer Drip’s correct role is now general consumer leads who did NOT enter through a lead magnet.</w:t>
       </w:r>
     </w:p>
-    <w:bookmarkEnd w:id="55"/>
-    <w:bookmarkStart w:id="56" w:name="consumer-drip-12-touch-sequence"/>
+    <w:bookmarkEnd w:id="47"/>
+    <w:bookmarkStart w:id="48" w:name="consumer-drip-12-touch-sequence"/>
     <w:p>
       <w:pPr>
         <w:pStyle w:val="Heading2"/>
@@ -7689,8 +7805,8 @@
         </w:tc>
       </w:tr>
     </w:tbl>
-    <w:bookmarkEnd w:id="56"/>
-    <w:bookmarkStart w:id="57" w:name="investor-drip-8-touch-sequence"/>
+    <w:bookmarkEnd w:id="48"/>
+    <w:bookmarkStart w:id="49" w:name="investor-drip-8-touch-sequence"/>
     <w:p>
       <w:pPr>
         <w:pStyle w:val="Heading2"/>
@@ -8190,9 +8306,9 @@
         <w:t xml:space="preserve">ATTORNEY CONFIRMED: Touch 7 PPM fires after intro meeting is marked complete. No accreditation gate on PPM delivery. Accreditation form is sent when investor signals intent to commit (Stage 5). Per Enyrgy’s securities attorney.</w:t>
       </w:r>
     </w:p>
-    <w:bookmarkEnd w:id="57"/>
-    <w:bookmarkEnd w:id="58"/>
-    <w:bookmarkStart w:id="64" w:name="section-12-core-workflows"/>
+    <w:bookmarkEnd w:id="49"/>
+    <w:bookmarkEnd w:id="50"/>
+    <w:bookmarkStart w:id="56" w:name="section-12-core-workflows"/>
     <w:p>
       <w:pPr>
         <w:pStyle w:val="Heading1"/>
@@ -8201,7 +8317,7 @@
         <w:t xml:space="preserve">SECTION 12: CORE WORKFLOWS</w:t>
       </w:r>
     </w:p>
-    <w:bookmarkStart w:id="59" w:name="wf-01-through-wf-10"/>
+    <w:bookmarkStart w:id="51" w:name="wf-01-through-wf-10"/>
     <w:p>
       <w:pPr>
         <w:pStyle w:val="Heading2"/>
@@ -8815,8 +8931,8 @@
         </w:tc>
       </w:tr>
     </w:tbl>
-    <w:bookmarkEnd w:id="59"/>
-    <w:bookmarkStart w:id="60" w:name="X5bc6bf71dba644c700ee4f719d5b4f05d19bbd5"/>
+    <w:bookmarkEnd w:id="51"/>
+    <w:bookmarkStart w:id="52" w:name="X5bc6bf71dba644c700ee4f719d5b4f05d19bbd5"/>
     <w:p>
       <w:pPr>
         <w:pStyle w:val="Heading2"/>
@@ -9420,8 +9536,8 @@
         </w:tc>
       </w:tr>
     </w:tbl>
-    <w:bookmarkEnd w:id="60"/>
-    <w:bookmarkStart w:id="61" w:name="X8b635a9b8e26577bc07542dc589df6fb2ab55bd"/>
+    <w:bookmarkEnd w:id="52"/>
+    <w:bookmarkStart w:id="53" w:name="X8b635a9b8e26577bc07542dc589df6fb2ab55bd"/>
     <w:p>
       <w:pPr>
         <w:pStyle w:val="Heading2"/>
@@ -9968,8 +10084,8 @@
         <w:t xml:space="preserve">(feeds WF-06 onboarding), and the abandoned-checkout webhook (developer).</w:t>
       </w:r>
     </w:p>
-    <w:bookmarkEnd w:id="61"/>
-    <w:bookmarkStart w:id="62" w:name="X2641a18717343a2a2c6fd2506cd768d5e543fc6"/>
+    <w:bookmarkEnd w:id="53"/>
+    <w:bookmarkStart w:id="54" w:name="X2641a18717343a2a2c6fd2506cd768d5e543fc6"/>
     <w:p>
       <w:pPr>
         <w:pStyle w:val="Heading2"/>
@@ -10191,8 +10307,8 @@
         <w:t xml:space="preserve">condition, the bypass gate is a first-step If/Else inside the Consumer Drip, WF-02, and WF-04. Full detail in Section 24.</w:t>
       </w:r>
     </w:p>
-    <w:bookmarkEnd w:id="62"/>
-    <w:bookmarkStart w:id="63" w:name="lead-scoring-model"/>
+    <w:bookmarkEnd w:id="54"/>
+    <w:bookmarkStart w:id="55" w:name="lead-scoring-model"/>
     <w:p>
       <w:pPr>
         <w:pStyle w:val="Heading2"/>
@@ -10209,9 +10325,9 @@
         <w:t xml:space="preserve">Email Opened +6 · Appointment Confirmed +21 · Contact Reply +11 · Appointment Booked +21.</w:t>
       </w:r>
     </w:p>
-    <w:bookmarkEnd w:id="63"/>
-    <w:bookmarkEnd w:id="64"/>
-    <w:bookmarkStart w:id="65" w:name="X0c20422ed8ac108c0bc9dd737a232b220bacd70"/>
+    <w:bookmarkEnd w:id="55"/>
+    <w:bookmarkEnd w:id="56"/>
+    <w:bookmarkStart w:id="57" w:name="X0c20422ed8ac108c0bc9dd737a232b220bacd70"/>
     <w:p>
       <w:pPr>
         <w:pStyle w:val="Heading1"/>
@@ -10469,8 +10585,8 @@
         <w:t xml:space="preserve">the domain is in reputation warmup. Consumer opt-ins one at a time are a healthy warmup pattern. Do NOT bulk-send to the 600+ existing customer list from this domain on day one, ramp gradually.</w:t>
       </w:r>
     </w:p>
-    <w:bookmarkEnd w:id="65"/>
-    <w:bookmarkStart w:id="71" w:name="section-14-content-rules-updated-in-v3.7"/>
+    <w:bookmarkEnd w:id="57"/>
+    <w:bookmarkStart w:id="63" w:name="section-14-content-rules-updated-in-v3.7"/>
     <w:p>
       <w:pPr>
         <w:pStyle w:val="Heading1"/>
@@ -10479,7 +10595,7 @@
         <w:t xml:space="preserve">SECTION 14: CONTENT RULES (UPDATED in v3.7)</w:t>
       </w:r>
     </w:p>
-    <w:bookmarkStart w:id="66" w:name="X5efa0766421bd09f1227051e34376c42a99a8cb"/>
+    <w:bookmarkStart w:id="58" w:name="X5efa0766421bd09f1227051e34376c42a99a8cb"/>
     <w:p>
       <w:pPr>
         <w:pStyle w:val="Heading2"/>
@@ -10602,8 +10718,8 @@
         <w:t xml:space="preserve">match the skill to the asset’s JOB, not its topic. Landing pages and guides require a full skills pass even when derived from already-refined material. Evidence-forward credibility (not narrative) is required on research guides and conversion pages for skeptical buyers.</w:t>
       </w:r>
     </w:p>
-    <w:bookmarkEnd w:id="66"/>
-    <w:bookmarkStart w:id="67" w:name="writing-rules"/>
+    <w:bookmarkEnd w:id="58"/>
+    <w:bookmarkStart w:id="59" w:name="writing-rules"/>
     <w:p>
       <w:pPr>
         <w:pStyle w:val="Heading2"/>
@@ -10725,8 +10841,8 @@
         <w:t xml:space="preserve">Order URL: https://shop.enyrgy.com/products/uvb-light-therapy · Device Registration: https://api.enyrgy.com/</w:t>
       </w:r>
     </w:p>
-    <w:bookmarkEnd w:id="67"/>
-    <w:bookmarkStart w:id="68" w:name="brand-standards-new-in-v3.7-locked"/>
+    <w:bookmarkEnd w:id="59"/>
+    <w:bookmarkStart w:id="60" w:name="brand-standards-new-in-v3.7-locked"/>
     <w:p>
       <w:pPr>
         <w:pStyle w:val="Heading2"/>
@@ -10779,8 +10895,8 @@
         <w:t xml:space="preserve">Approved terms: BioCalibrated Sunshine™ (personalized-dosing/skin-type angle), Triple-Pathway Advantage™.</w:t>
       </w:r>
     </w:p>
-    <w:bookmarkEnd w:id="68"/>
-    <w:bookmarkStart w:id="69" w:name="Xfe01eca712cc1036100477333073c92282aeab4"/>
+    <w:bookmarkEnd w:id="60"/>
+    <w:bookmarkStart w:id="61" w:name="Xfe01eca712cc1036100477333073c92282aeab4"/>
     <w:p>
       <w:pPr>
         <w:pStyle w:val="Heading2"/>
@@ -10809,8 +10925,8 @@
         <w:t xml:space="preserve">is false framing and must not be used.</w:t>
       </w:r>
     </w:p>
-    <w:bookmarkEnd w:id="69"/>
-    <w:bookmarkStart w:id="70" w:name="prohibited-words-compliance"/>
+    <w:bookmarkEnd w:id="61"/>
+    <w:bookmarkStart w:id="62" w:name="prohibited-words-compliance"/>
     <w:p>
       <w:pPr>
         <w:pStyle w:val="Heading2"/>
@@ -10827,9 +10943,9 @@
         <w:t xml:space="preserve">treat, cure, diagnose, disease, prescription, FDA-approved, medical treatment, heal, fix, medication, illness, clinical diagnosis, therapeutic treatment. Review all client-facing content against the 2026 January FDA Guidelines for Wellness Products before use.</w:t>
       </w:r>
     </w:p>
-    <w:bookmarkEnd w:id="70"/>
-    <w:bookmarkEnd w:id="71"/>
-    <w:bookmarkStart w:id="72" w:name="section-15-approved-talking-points"/>
+    <w:bookmarkEnd w:id="62"/>
+    <w:bookmarkEnd w:id="63"/>
+    <w:bookmarkStart w:id="64" w:name="section-15-approved-talking-points"/>
     <w:p>
       <w:pPr>
         <w:pStyle w:val="Heading1"/>
@@ -11003,8 +11119,8 @@
         <w:t xml:space="preserve">Sunlight. Evolved.</w:t>
       </w:r>
     </w:p>
-    <w:bookmarkEnd w:id="72"/>
-    <w:bookmarkStart w:id="75" w:name="section-16-commercial-roi-model"/>
+    <w:bookmarkEnd w:id="64"/>
+    <w:bookmarkStart w:id="67" w:name="section-16-commercial-roi-model"/>
     <w:p>
       <w:pPr>
         <w:pStyle w:val="Heading1"/>
@@ -11013,7 +11129,7 @@
         <w:t xml:space="preserve">SECTION 16: COMMERCIAL ROI MODEL</w:t>
       </w:r>
     </w:p>
-    <w:bookmarkStart w:id="73" w:name="model-a-pay-per-modality"/>
+    <w:bookmarkStart w:id="65" w:name="model-a-pay-per-modality"/>
     <w:p>
       <w:pPr>
         <w:pStyle w:val="Heading2"/>
@@ -11218,8 +11334,8 @@
         <w:t xml:space="preserve">Device cost: $8,950. Payback at 50 clients: under 4 months.</w:t>
       </w:r>
     </w:p>
-    <w:bookmarkEnd w:id="73"/>
-    <w:bookmarkStart w:id="74" w:name="model-b-membership-tier-upgrade"/>
+    <w:bookmarkEnd w:id="65"/>
+    <w:bookmarkStart w:id="66" w:name="model-b-membership-tier-upgrade"/>
     <w:p>
       <w:pPr>
         <w:pStyle w:val="Heading2"/>
@@ -11254,9 +11370,9 @@
         <w:t xml:space="preserve">at 5 sessions/day at $50/session at 250 operating days = $62,500 gross Year 1; after device cost, $53,550 net = 6.0x ROI on a single unit.</w:t>
       </w:r>
     </w:p>
-    <w:bookmarkEnd w:id="74"/>
-    <w:bookmarkEnd w:id="75"/>
-    <w:bookmarkStart w:id="76" w:name="section-17-investor-offering-details"/>
+    <w:bookmarkEnd w:id="66"/>
+    <w:bookmarkEnd w:id="67"/>
+    <w:bookmarkStart w:id="68" w:name="section-17-investor-offering-details"/>
     <w:p>
       <w:pPr>
         <w:pStyle w:val="Heading1"/>
@@ -11530,8 +11646,8 @@
         </w:tc>
       </w:tr>
     </w:tbl>
-    <w:bookmarkEnd w:id="76"/>
-    <w:bookmarkStart w:id="77" w:name="section-18-key-reference-data"/>
+    <w:bookmarkEnd w:id="68"/>
+    <w:bookmarkStart w:id="69" w:name="section-18-key-reference-data"/>
     <w:p>
       <w:pPr>
         <w:pStyle w:val="Heading1"/>
@@ -12176,8 +12292,8 @@
         </w:tc>
       </w:tr>
     </w:tbl>
-    <w:bookmarkEnd w:id="77"/>
-    <w:bookmarkStart w:id="80" w:name="X17ff4415c04741fc8a2aa7a70f1e07a23764a6c"/>
+    <w:bookmarkEnd w:id="69"/>
+    <w:bookmarkStart w:id="72" w:name="X17ff4415c04741fc8a2aa7a70f1e07a23764a6c"/>
     <w:p>
       <w:pPr>
         <w:pStyle w:val="Heading1"/>
@@ -12186,7 +12302,7 @@
         <w:t xml:space="preserve">SECTION 19: OEM / WHITE-LABEL PARTNER PROGRAM</w:t>
       </w:r>
     </w:p>
-    <w:bookmarkStart w:id="78" w:name="current-partner-lumanova-luma-d-light"/>
+    <w:bookmarkStart w:id="70" w:name="current-partner-lumanova-luma-d-light"/>
     <w:p>
       <w:pPr>
         <w:pStyle w:val="Heading2"/>
@@ -12426,8 +12542,8 @@
         </w:tc>
       </w:tr>
     </w:tbl>
-    <w:bookmarkEnd w:id="78"/>
-    <w:bookmarkStart w:id="79" w:name="X1515f5e0007ad2b6c27b7502d1a1f844382ed83"/>
+    <w:bookmarkEnd w:id="70"/>
+    <w:bookmarkStart w:id="71" w:name="X1515f5e0007ad2b6c27b7502d1a1f844382ed83"/>
     <w:p>
       <w:pPr>
         <w:pStyle w:val="Heading2"/>
@@ -12444,9 +12560,9 @@
         <w:t xml:space="preserve">Distribution reach 25,000+ active customers; wellness franchise group, major distributor, or DTC health brand; US + at least 1 of UK/Canada/France/New Zealand; 50+ units/month within 12 months; premium science-backed brand fit.</w:t>
       </w:r>
     </w:p>
-    <w:bookmarkEnd w:id="79"/>
-    <w:bookmarkEnd w:id="80"/>
-    <w:bookmarkStart w:id="84" w:name="X687f7c3bf0944ae043cba8026f5843164b87cda"/>
+    <w:bookmarkEnd w:id="71"/>
+    <w:bookmarkEnd w:id="72"/>
+    <w:bookmarkStart w:id="76" w:name="X687f7c3bf0944ae043cba8026f5843164b87cda"/>
     <w:p>
       <w:pPr>
         <w:pStyle w:val="Heading1"/>
@@ -12473,7 +12589,7 @@
         <w:t xml:space="preserve">Every lead, regardless of source, must be in GHL within 24 hours. For human-sourced leads, enter the contact in the GHL mobile app before leaving the conversation. Leads not in GHL do not exist.</w:t>
       </w:r>
     </w:p>
-    <w:bookmarkStart w:id="81" w:name="X4acb111ecfd5dd1f7062b33943386e83dc7f6dc"/>
+    <w:bookmarkStart w:id="73" w:name="X4acb111ecfd5dd1f7062b33943386e83dc7f6dc"/>
     <w:p>
       <w:pPr>
         <w:pStyle w:val="Heading2"/>
@@ -12900,8 +13016,8 @@
         </w:tc>
       </w:tr>
     </w:tbl>
-    <w:bookmarkEnd w:id="81"/>
-    <w:bookmarkStart w:id="82" w:name="Xe3d2dae8991f0892c8c2daa36799b8b89543412"/>
+    <w:bookmarkEnd w:id="73"/>
+    <w:bookmarkStart w:id="74" w:name="Xe3d2dae8991f0892c8c2daa36799b8b89543412"/>
     <w:p>
       <w:pPr>
         <w:pStyle w:val="Heading2"/>
@@ -12918,8 +13034,8 @@
         <w:t xml:space="preserve">Podcast appearances (proven #1 channel), organic social (Vitamin D deficiency, seasonal mood, athletic recovery content), paid Meta/Google ads (Phase 2), referral program (WF-07), word-of-mouth/community, Lumanova/OEM channel.</w:t>
       </w:r>
     </w:p>
-    <w:bookmarkEnd w:id="82"/>
-    <w:bookmarkStart w:id="83" w:name="X381182024df858e43a1c7682279a9e1b008a029"/>
+    <w:bookmarkEnd w:id="74"/>
+    <w:bookmarkStart w:id="75" w:name="X381182024df858e43a1c7682279a9e1b008a029"/>
     <w:p>
       <w:pPr>
         <w:pStyle w:val="Heading2"/>
@@ -12991,9 +13107,9 @@
         <w:t xml:space="preserve">OEM/white-label targets (CRITICAL), large distributors, podcast/influencer affiliates, wellness franchises, clinical advisors, tech/app integration partners.</w:t>
       </w:r>
     </w:p>
-    <w:bookmarkEnd w:id="83"/>
-    <w:bookmarkEnd w:id="84"/>
-    <w:bookmarkStart w:id="85" w:name="Xe534da5b7f79c50a2ecfe134b884e34329c6953"/>
+    <w:bookmarkEnd w:id="75"/>
+    <w:bookmarkEnd w:id="76"/>
+    <w:bookmarkStart w:id="77" w:name="Xe534da5b7f79c50a2ecfe134b884e34329c6953"/>
     <w:p>
       <w:pPr>
         <w:pStyle w:val="Heading1"/>
@@ -13122,8 +13238,8 @@
         <w:t xml:space="preserve">NEW (v3.7): dedicated sending domain live; sender identity solved.</w:t>
       </w:r>
     </w:p>
-    <w:bookmarkEnd w:id="85"/>
-    <w:bookmarkStart w:id="90" w:name="section-22-client-type-playbooks"/>
+    <w:bookmarkEnd w:id="77"/>
+    <w:bookmarkStart w:id="82" w:name="section-22-client-type-playbooks"/>
     <w:p>
       <w:pPr>
         <w:pStyle w:val="Heading1"/>
@@ -13132,7 +13248,7 @@
         <w:t xml:space="preserve">SECTION 22: CLIENT TYPE PLAYBOOKS</w:t>
       </w:r>
     </w:p>
-    <w:bookmarkStart w:id="86" w:name="consumer-playbook-discovery-questions"/>
+    <w:bookmarkStart w:id="78" w:name="consumer-playbook-discovery-questions"/>
     <w:p>
       <w:pPr>
         <w:pStyle w:val="Heading2"/>
@@ -13435,8 +13551,8 @@
         </w:tc>
       </w:tr>
     </w:tbl>
-    <w:bookmarkEnd w:id="86"/>
-    <w:bookmarkStart w:id="87" w:name="top-consumer-objections"/>
+    <w:bookmarkEnd w:id="78"/>
+    <w:bookmarkStart w:id="79" w:name="top-consumer-objections"/>
     <w:p>
       <w:pPr>
         <w:pStyle w:val="Heading2"/>
@@ -13550,8 +13666,8 @@
         <w:t xml:space="preserve">Wellness device, not medical; makes no medical claims. Results backed by peer-reviewed science; advisory board includes Dr. Bruce Hollis.</w:t>
       </w:r>
     </w:p>
-    <w:bookmarkEnd w:id="87"/>
-    <w:bookmarkStart w:id="88" w:name="commercial-playbook"/>
+    <w:bookmarkEnd w:id="79"/>
+    <w:bookmarkStart w:id="80" w:name="commercial-playbook"/>
     <w:p>
       <w:pPr>
         <w:pStyle w:val="Heading2"/>
@@ -13641,8 +13757,8 @@
         <w:t xml:space="preserve">Included; the app calculates each client’s MED and controls the session.</w:t>
       </w:r>
     </w:p>
-    <w:bookmarkEnd w:id="88"/>
-    <w:bookmarkStart w:id="89" w:name="investor-playbook-pitch-flow"/>
+    <w:bookmarkEnd w:id="80"/>
+    <w:bookmarkStart w:id="81" w:name="investor-playbook-pitch-flow"/>
     <w:p>
       <w:pPr>
         <w:pStyle w:val="Heading2"/>
@@ -13735,9 +13851,9 @@
         <w:t xml:space="preserve">equity upside -&gt; conversion option at 20% discount to SEC valuation; crowded market -&gt; category of one (all three pathways); exit -&gt; strategic acquisition $100-150M, buyer profiles Philips/Apple Health/Peloton/AG1/LVMH.</w:t>
       </w:r>
     </w:p>
-    <w:bookmarkEnd w:id="89"/>
-    <w:bookmarkEnd w:id="90"/>
-    <w:bookmarkStart w:id="91" w:name="section-23-contact"/>
+    <w:bookmarkEnd w:id="81"/>
+    <w:bookmarkEnd w:id="82"/>
+    <w:bookmarkStart w:id="83" w:name="section-23-contact"/>
     <w:p>
       <w:pPr>
         <w:pStyle w:val="Heading1"/>
@@ -14171,8 +14287,8 @@
         <w:t xml:space="preserve">www.enyrgy.com · Facility: 5115 N 27th Ave, Bld 66, Phoenix, AZ 85017</w:t>
       </w:r>
     </w:p>
-    <w:bookmarkEnd w:id="91"/>
-    <w:bookmarkStart w:id="98" w:name="X2eb0bc4ebcb5446a412218d313bed2b732c6680"/>
+    <w:bookmarkEnd w:id="83"/>
+    <w:bookmarkStart w:id="90" w:name="X2eb0bc4ebcb5446a412218d313bed2b732c6680"/>
     <w:p>
       <w:pPr>
         <w:pStyle w:val="Heading1"/>
@@ -14181,7 +14297,7 @@
         <w:t xml:space="preserve">SECTION 24: CONSUMER FUNNEL: ICP-DARTBOARD SYSTEM (NEW in v3.7)</w:t>
       </w:r>
     </w:p>
-    <w:bookmarkStart w:id="92" w:name="the-model"/>
+    <w:bookmarkStart w:id="84" w:name="the-model"/>
     <w:p>
       <w:pPr>
         <w:pStyle w:val="Heading2"/>
@@ -14616,8 +14732,8 @@
         <w:t xml:space="preserve">Bullseye and Athlete get full A/B testing. Energy/Sleep gets one strong version. Winter is seasonal. The Tired Test is deliberately a quiz, not a guide, the Problem-Aware tired buyer will not open another PDF.</w:t>
       </w:r>
     </w:p>
-    <w:bookmarkEnd w:id="92"/>
-    <w:bookmarkStart w:id="93" w:name="end-to-end-routing"/>
+    <w:bookmarkEnd w:id="84"/>
+    <w:bookmarkStart w:id="85" w:name="end-to-end-routing"/>
     <w:p>
       <w:pPr>
         <w:pStyle w:val="Heading2"/>
@@ -15044,8 +15160,8 @@
         <w:t xml:space="preserve">All magnet leads converge into WF-17 Long-Term Nurture after their magnet series.</w:t>
       </w:r>
     </w:p>
-    <w:bookmarkEnd w:id="93"/>
-    <w:bookmarkStart w:id="94" w:name="the-suppression-system-drip_bypass"/>
+    <w:bookmarkEnd w:id="85"/>
+    <w:bookmarkStart w:id="86" w:name="the-suppression-system-drip_bypass"/>
     <w:p>
       <w:pPr>
         <w:pStyle w:val="Heading2"/>
@@ -15315,8 +15431,8 @@
         <w:t xml:space="preserve">Capture workflows must apply drip_bypass in the same action as type_consumer so the tags land together.</w:t>
       </w:r>
     </w:p>
-    <w:bookmarkEnd w:id="94"/>
-    <w:bookmarkStart w:id="95" w:name="the-magnets"/>
+    <w:bookmarkEnd w:id="86"/>
+    <w:bookmarkStart w:id="87" w:name="the-magnets"/>
     <w:p>
       <w:pPr>
         <w:pStyle w:val="Heading2"/>
@@ -15628,8 +15744,8 @@
         <w:t xml:space="preserve">Hosted PDFs (assets.cdn.filesafe.space/GtXjla7Ld1dordsTWrVy/media/): Synthesis Gap 6a3eb5fae2763b2eec13afcc.pdf · Recovery 6a3fd90fc408020f97c82b7f.pdf · Winter 6a3f1a46163e40d8627248b1.pdf.</w:t>
       </w:r>
     </w:p>
-    <w:bookmarkEnd w:id="95"/>
-    <w:bookmarkStart w:id="96" w:name="email-series"/>
+    <w:bookmarkEnd w:id="87"/>
+    <w:bookmarkStart w:id="88" w:name="email-series"/>
     <w:p>
       <w:pPr>
         <w:pStyle w:val="Heading2"/>
@@ -15994,8 +16110,8 @@
         <w:t xml:space="preserve">, sent from scott@enyrgy.com to match.</w:t>
       </w:r>
     </w:p>
-    <w:bookmarkEnd w:id="96"/>
-    <w:bookmarkStart w:id="97" w:name="landing-page-deploy-recipe-proven"/>
+    <w:bookmarkEnd w:id="88"/>
+    <w:bookmarkStart w:id="89" w:name="landing-page-deploy-recipe-proven"/>
     <w:p>
       <w:pPr>
         <w:pStyle w:val="Heading2"/>
@@ -16122,13 +16238,12 @@
         <w:t xml:space="preserve">CONFIDENTIAL, Enyrgy Inc, 5115 N 27th Ave, Bld 66, Phoenix, AZ 85017, enyrgy.com, Sunlight. Evolved., Implementation Guide v3.9.3</w:t>
       </w:r>
     </w:p>
-    <w:bookmarkEnd w:id="97"/>
-    <w:bookmarkEnd w:id="98"/>
+    <w:bookmarkEnd w:id="89"/>
+    <w:bookmarkEnd w:id="90"/>
     <w:sectPr>
-      <w:pgSz w:h="15840" w:orient="portrait" w:w="12240"/>
-      <w:pgMar w:bottom="1440" w:footer="708" w:gutter="0" w:header="708" w:left="1440" w:right="1440" w:top="1440"/>
-      <w:pgNumType/>
-      <w:docGrid w:linePitch="360"/>
+      <w:footnotePr>
+        <w:numRestart w:val="eachSect"/>
+      </w:footnotePr>
     </w:sectPr>
   </w:body>
 </w:document>
@@ -16138,28 +16253,6 @@
 <w:comments xmlns:w="http://schemas.openxmlformats.org/wordprocessingml/2006/main" xmlns:m="http://schemas.openxmlformats.org/officeDocument/2006/math" xmlns:r="http://schemas.openxmlformats.org/officeDocument/2006/relationships" xmlns:o="urn:schemas-microsoft-com:office:office" xmlns:v="urn:schemas-microsoft-com:vml" xmlns:w10="urn:schemas-microsoft-com:office:word" xmlns:a="http://schemas.openxmlformats.org/drawingml/2006/main" xmlns:pic="http://schemas.openxmlformats.org/drawingml/2006/picture" xmlns:wp="http://schemas.openxmlformats.org/drawingml/2006/wordprocessingDrawing"/>
 </file>
 
-<file path=word/footer1.xml><?xml version="1.0" encoding="utf-8"?>
-<w:ftr xmlns:wpc="http://schemas.microsoft.com/office/word/2010/wordprocessingCanvas" xmlns:mc="http://schemas.openxmlformats.org/markup-compatibility/2006" xmlns:o="urn:schemas-microsoft-com:office:office" xmlns:r="http://schemas.openxmlformats.org/officeDocument/2006/relationships" xmlns:m="http://schemas.openxmlformats.org/officeDocument/2006/math" xmlns:v="urn:schemas-microsoft-com:vml" xmlns:wp14="http://schemas.microsoft.com/office/word/2010/wordprocessingDrawing" xmlns:wp="http://schemas.openxmlformats.org/drawingml/2006/wordprocessingDrawing" xmlns:w10="urn:schemas-microsoft-com:office:word" xmlns:w="http://schemas.openxmlformats.org/wordprocessingml/2006/main" xmlns:w14="http://schemas.microsoft.com/office/word/2010/wordml" xmlns:w15="http://schemas.microsoft.com/office/word/2012/wordml" xmlns:wpg="http://schemas.microsoft.com/office/word/2010/wordprocessingGroup" xmlns:wpi="http://schemas.microsoft.com/office/word/2010/wordprocessingInk" xmlns:wne="http://schemas.microsoft.com/office/word/2006/wordml" xmlns:wps="http://schemas.microsoft.com/office/word/2010/wordprocessingShape">
-  <w:p>
-    <w:pPr>
-      <w:jc w:val="center"/>
-    </w:pPr>
-    <w:r>
-      <w:rPr>
-        <w:rFonts w:ascii="Montserrat" w:cs="Montserrat" w:eastAsia="Montserrat" w:hAnsi="Montserrat"/>
-        <w:color w:val="6B6B66"/>
-        <w:sz w:val="16"/>
-        <w:szCs w:val="16"/>
-      </w:rPr>
-      <w:fldChar w:fldCharType="begin"/>
-      <w:instrText xml:space="preserve">PAGE</w:instrText>
-      <w:fldChar w:fldCharType="separate"/>
-      <w:fldChar w:fldCharType="end"/>
-    </w:r>
-  </w:p>
-</w:ftr>
-</file>
-
 <file path=word/footnotes.xml><?xml version="1.0" encoding="utf-8"?>
 <w:footnotes xmlns:w="http://schemas.openxmlformats.org/wordprocessingml/2006/main" xmlns:m="http://schemas.openxmlformats.org/officeDocument/2006/math" xmlns:r="http://schemas.openxmlformats.org/officeDocument/2006/relationships" xmlns:o="urn:schemas-microsoft-com:office:office" xmlns:v="urn:schemas-microsoft-com:vml" xmlns:w10="urn:schemas-microsoft-com:office:word" xmlns:a="http://schemas.openxmlformats.org/drawingml/2006/main" xmlns:pic="http://schemas.openxmlformats.org/drawingml/2006/picture" xmlns:wp="http://schemas.openxmlformats.org/drawingml/2006/wordprocessingDrawing">
   <w:footnote w:type="continuationSeparator" w:id="0">
@@ -16179,117 +16272,8 @@
 </w:footnotes>
 </file>
 
-<file path=word/header1.xml><?xml version="1.0" encoding="utf-8"?>
-<w:hdr xmlns:wpc="http://schemas.microsoft.com/office/word/2010/wordprocessingCanvas" xmlns:mc="http://schemas.openxmlformats.org/markup-compatibility/2006" xmlns:o="urn:schemas-microsoft-com:office:office" xmlns:r="http://schemas.openxmlformats.org/officeDocument/2006/relationships" xmlns:m="http://schemas.openxmlformats.org/officeDocument/2006/math" xmlns:v="urn:schemas-microsoft-com:vml" xmlns:wp14="http://schemas.microsoft.com/office/word/2010/wordprocessingDrawing" xmlns:wp="http://schemas.openxmlformats.org/drawingml/2006/wordprocessingDrawing" xmlns:w10="urn:schemas-microsoft-com:office:word" xmlns:w="http://schemas.openxmlformats.org/wordprocessingml/2006/main" xmlns:w14="http://schemas.microsoft.com/office/word/2010/wordml" xmlns:w15="http://schemas.microsoft.com/office/word/2012/wordml" xmlns:wpg="http://schemas.microsoft.com/office/word/2010/wordprocessingGroup" xmlns:wpi="http://schemas.microsoft.com/office/word/2010/wordprocessingInk" xmlns:wne="http://schemas.microsoft.com/office/word/2006/wordml" xmlns:wps="http://schemas.microsoft.com/office/word/2010/wordprocessingShape" xmlns:cx="http://schemas.microsoft.com/office/drawing/2014/chartex" xmlns:cx1="http://schemas.microsoft.com/office/drawing/2015/9/8/chartex" xmlns:cx2="http://schemas.microsoft.com/office/drawing/2015/10/21/chartex" xmlns:cx3="http://schemas.microsoft.com/office/drawing/2016/5/9/chartex" xmlns:cx4="http://schemas.microsoft.com/office/drawing/2016/5/10/chartex" xmlns:cx5="http://schemas.microsoft.com/office/drawing/2016/5/11/chartex" xmlns:cx6="http://schemas.microsoft.com/office/drawing/2016/5/12/chartex" xmlns:cx7="http://schemas.microsoft.com/office/drawing/2016/5/13/chartex" xmlns:cx8="http://schemas.microsoft.com/office/drawing/2016/5/14/chartex" xmlns:w16cid="http://schemas.microsoft.com/office/word/2016/wordml/cid" xmlns:w16se="http://schemas.microsoft.com/office/word/2015/wordml/symex">
-  <w:p>
-    <w:pPr>
-      <w:pBdr>
-        <w:bottom w:val="single" w:color="E64C38" w:sz="8"/>
-      </w:pBdr>
-      <w:spacing w:after="120"/>
-      <w:jc w:val="left"/>
-    </w:pPr>
-    <w:r>
-      <w:rPr>
-        <w:rFonts w:ascii="Montserrat" w:cs="Montserrat" w:eastAsia="Montserrat" w:hAnsi="Montserrat"/>
-        <w:b/>
-        <w:bCs/>
-        <w:color w:val="E64C38"/>
-        <w:sz w:val="16"/>
-        <w:szCs w:val="16"/>
-      </w:rPr>
-      <w:t xml:space="preserve">Enyrgy GHL Session Handoff</w:t>
-    </w:r>
-  </w:p>
-</w:hdr>
-</file>
-
 <file path=word/numbering.xml><?xml version="1.0" encoding="utf-8"?>
-<w:numbering xmlns:m="http://schemas.openxmlformats.org/officeDocument/2006/math" xmlns:mc="http://schemas.openxmlformats.org/markup-compatibility/2006" xmlns:o="urn:schemas-microsoft-com:office:office" xmlns:r="http://schemas.openxmlformats.org/officeDocument/2006/relationships" xmlns:v="urn:schemas-microsoft-com:vml" xmlns:w="http://schemas.openxmlformats.org/wordprocessingml/2006/main" xmlns:w10="urn:schemas-microsoft-com:office:word" xmlns:w14="http://schemas.microsoft.com/office/word/2010/wordml" xmlns:w15="http://schemas.microsoft.com/office/word/2012/wordml" xmlns:wne="http://schemas.microsoft.com/office/word/2006/wordml" xmlns:wp="http://schemas.openxmlformats.org/drawingml/2006/wordprocessingDrawing" xmlns:wp14="http://schemas.microsoft.com/office/word/2010/wordprocessingDrawing" xmlns:wpc="http://schemas.microsoft.com/office/word/2010/wordprocessingCanvas" xmlns:wpg="http://schemas.microsoft.com/office/word/2010/wordprocessingGroup" xmlns:wpi="http://schemas.microsoft.com/office/word/2010/wordprocessingInk" xmlns:wps="http://schemas.microsoft.com/office/word/2010/wordprocessingShape" mc:Ignorable="w14 w15 wp14">
-  <w:abstractNum w15:restartNumberingAfterBreak="0" w:abstractNumId="1">
-    <w:multiLevelType w:val="hybridMultilevel"/>
-    <w:lvl w15:tentative="1" w:ilvl="0">
-      <w:start w:val="1"/>
-      <w:numFmt w:val="bullet"/>
-      <w:lvlText w:val="●"/>
-      <w:lvlJc w:val="left"/>
-      <w:pPr>
-        <w:ind w:hanging="360" w:left="720"/>
-      </w:pPr>
-    </w:lvl>
-    <w:lvl w15:tentative="1" w:ilvl="1">
-      <w:start w:val="1"/>
-      <w:numFmt w:val="bullet"/>
-      <w:lvlText w:val="○"/>
-      <w:lvlJc w:val="left"/>
-      <w:pPr>
-        <w:ind w:hanging="360" w:left="1440"/>
-      </w:pPr>
-    </w:lvl>
-    <w:lvl w15:tentative="1" w:ilvl="2">
-      <w:start w:val="1"/>
-      <w:numFmt w:val="bullet"/>
-      <w:lvlText w:val="■"/>
-      <w:lvlJc w:val="left"/>
-      <w:pPr>
-        <w:ind w:hanging="360" w:left="2160"/>
-      </w:pPr>
-    </w:lvl>
-    <w:lvl w15:tentative="1" w:ilvl="3">
-      <w:start w:val="1"/>
-      <w:numFmt w:val="bullet"/>
-      <w:lvlText w:val="●"/>
-      <w:lvlJc w:val="left"/>
-      <w:pPr>
-        <w:ind w:hanging="360" w:left="2880"/>
-      </w:pPr>
-    </w:lvl>
-    <w:lvl w15:tentative="1" w:ilvl="4">
-      <w:start w:val="1"/>
-      <w:numFmt w:val="bullet"/>
-      <w:lvlText w:val="○"/>
-      <w:lvlJc w:val="left"/>
-      <w:pPr>
-        <w:ind w:hanging="360" w:left="3600"/>
-      </w:pPr>
-    </w:lvl>
-    <w:lvl w15:tentative="1" w:ilvl="5">
-      <w:start w:val="1"/>
-      <w:numFmt w:val="bullet"/>
-      <w:lvlText w:val="■"/>
-      <w:lvlJc w:val="left"/>
-      <w:pPr>
-        <w:ind w:hanging="360" w:left="4320"/>
-      </w:pPr>
-    </w:lvl>
-    <w:lvl w15:tentative="1" w:ilvl="6">
-      <w:start w:val="1"/>
-      <w:numFmt w:val="bullet"/>
-      <w:lvlText w:val="●"/>
-      <w:lvlJc w:val="left"/>
-      <w:pPr>
-        <w:ind w:hanging="360" w:left="5040"/>
-      </w:pPr>
-    </w:lvl>
-    <w:lvl w15:tentative="1" w:ilvl="7">
-      <w:start w:val="1"/>
-      <w:numFmt w:val="bullet"/>
-      <w:lvlText w:val="●"/>
-      <w:lvlJc w:val="left"/>
-      <w:pPr>
-        <w:ind w:hanging="360" w:left="5760"/>
-      </w:pPr>
-    </w:lvl>
-    <w:lvl w15:tentative="1" w:ilvl="8">
-      <w:start w:val="1"/>
-      <w:numFmt w:val="bullet"/>
-      <w:lvlText w:val="●"/>
-      <w:lvlJc w:val="left"/>
-      <w:pPr>
-        <w:ind w:hanging="360" w:left="6480"/>
-      </w:pPr>
-    </w:lvl>
-  </w:abstractNum>
+<w:numbering xmlns:w="http://schemas.openxmlformats.org/wordprocessingml/2006/main">
   <w:abstractNum w:abstractNumId="990">
     <w:nsid w:val="0000A990"/>
     <w:multiLevelType w:val="multilevel"/>
@@ -16639,12 +16623,6 @@
       </w:pPr>
     </w:lvl>
   </w:abstractNum>
-  <w:num w:numId="1">
-    <w:abstractNumId w:val="1"/>
-    <w:lvlOverride w:ilvl="0">
-      <w:startOverride w:val="1"/>
-    </w:lvlOverride>
-  </w:num>
   <w:num w:numId="1000">
     <w:abstractNumId w:val="990"/>
   </w:num>
@@ -16757,903 +16735,668 @@
 </file>
 
 <file path=word/styles.xml><?xml version="1.0" encoding="utf-8"?>
-<w:styles xmlns:mc="http://schemas.openxmlformats.org/markup-compatibility/2006" xmlns:r="http://schemas.openxmlformats.org/officeDocument/2006/relationships" xmlns:w="http://schemas.openxmlformats.org/wordprocessingml/2006/main" xmlns:w14="http://schemas.microsoft.com/office/word/2010/wordml" xmlns:w15="http://schemas.microsoft.com/office/word/2012/wordml" mc:Ignorable="w14 w15">
+<w:styles xmlns:r="http://schemas.openxmlformats.org/officeDocument/2006/relationships" xmlns:w="http://schemas.openxmlformats.org/wordprocessingml/2006/main">
   <w:docDefaults>
     <w:rPrDefault>
       <w:rPr>
-        <w:rFonts w:ascii="Montserrat" w:cs="Montserrat" w:eastAsia="Montserrat" w:hAnsi="Montserrat"/>
-        <w:color w:val="1A1A1A"/>
-        <w:sz w:val="21"/>
-        <w:szCs w:val="21"/>
+        <w:rFonts w:asciiTheme="minorHAnsi" w:cstheme="minorBidi" w:eastAsiaTheme="minorEastAsia" w:hAnsiTheme="minorHAnsi"/>
+        <w:sz w:val="24"/>
+        <w:szCs w:val="24"/>
+        <w:lang w:bidi="ar-SA" w:eastAsia="zh-CN" w:val="en-US"/>
       </w:rPr>
     </w:rPrDefault>
-    <w:pPrDefault/>
+    <w:pPrDefault>
+      <w:pPr>
+        <w:spacing w:after="200"/>
+      </w:pPr>
+    </w:pPrDefault>
   </w:docDefaults>
+  <w:latentStyles w:count="276" w:defLockedState="0" w:defQFormat="0" w:defSemiHidden="0" w:defUIPriority="0" w:defUnhideWhenUsed="0"/>
+  <w:style w:default="1" w:styleId="Normal" w:type="paragraph">
+    <w:name w:val="Normal"/>
+    <w:qFormat/>
+  </w:style>
+  <w:style w:styleId="BodyText" w:type="paragraph">
+    <w:name w:val="Body Text"/>
+    <w:basedOn w:val="Normal"/>
+    <w:link w:val="BodyTextChar"/>
+    <w:qFormat/>
+    <w:pPr>
+      <w:spacing w:after="180" w:before="180"/>
+    </w:pPr>
+  </w:style>
+  <w:style w:customStyle="1" w:styleId="FirstParagraph" w:type="paragraph">
+    <w:name w:val="First Paragraph"/>
+    <w:basedOn w:val="BodyText"/>
+    <w:next w:val="BodyText"/>
+    <w:qFormat/>
+  </w:style>
+  <w:style w:customStyle="1" w:styleId="Compact" w:type="paragraph">
+    <w:name w:val="Compact"/>
+    <w:basedOn w:val="BodyText"/>
+    <w:qFormat/>
+    <w:pPr>
+      <w:spacing w:after="36" w:before="36"/>
+    </w:pPr>
+  </w:style>
   <w:style w:styleId="Title" w:type="paragraph">
     <w:name w:val="Title"/>
     <w:basedOn w:val="Normal"/>
-    <w:next w:val="Normal"/>
+    <w:next w:val="BodyText"/>
+    <w:link w:val="TitleChar"/>
+    <w:uiPriority w:val="10"/>
     <w:qFormat/>
+    <w:rsid w:val="00A10FD9"/>
+    <w:pPr>
+      <w:spacing w:after="80" w:line="240" w:lineRule="auto"/>
+      <w:contextualSpacing/>
+      <w:jc w:val="center"/>
+    </w:pPr>
     <w:rPr>
+      <w:rFonts w:asciiTheme="majorHAnsi" w:cstheme="majorBidi" w:eastAsiaTheme="majorEastAsia" w:hAnsiTheme="majorHAnsi"/>
       <w:sz w:val="56"/>
       <w:szCs w:val="56"/>
     </w:rPr>
   </w:style>
-  <w:style w:styleId="Heading1" w:type="paragraph">
-    <w:name w:val="Heading 1"/>
-    <w:basedOn w:val="Normal"/>
-    <w:next w:val="Normal"/>
-    <w:qFormat/>
+  <w:style w:customStyle="1" w:styleId="TitleChar" w:type="character">
+    <w:name w:val="Title Char"/>
+    <w:basedOn w:val="DefaultParagraphFont"/>
+    <w:link w:val="Title"/>
+    <w:uiPriority w:val="10"/>
+    <w:rsid w:val="00A10FD9"/>
     <w:rPr>
-      <w:color w:val="2E74B5"/>
-      <w:sz w:val="32"/>
-      <w:szCs w:val="32"/>
+      <w:rFonts w:asciiTheme="majorHAnsi" w:cstheme="majorBidi" w:eastAsiaTheme="majorEastAsia" w:hAnsiTheme="majorHAnsi"/>
+      <w:sz w:val="56"/>
+      <w:szCs w:val="56"/>
     </w:rPr>
   </w:style>
-  <w:style w:styleId="Heading2" w:type="paragraph">
-    <w:name w:val="Heading 2"/>
-    <w:basedOn w:val="Normal"/>
-    <w:next w:val="Normal"/>
+  <w:style w:styleId="Subtitle" w:type="paragraph">
+    <w:name w:val="Subtitle"/>
+    <w:basedOn w:val="Title"/>
+    <w:next w:val="BodyText"/>
+    <w:link w:val="SubtitleChar"/>
+    <w:uiPriority w:val="11"/>
     <w:qFormat/>
+    <w:rsid w:val="00A10FD9"/>
+    <w:pPr>
+      <w:numPr>
+        <w:ilvl w:val="1"/>
+      </w:numPr>
+    </w:pPr>
     <w:rPr>
-      <w:color w:val="2E74B5"/>
-      <w:sz w:val="26"/>
-      <w:szCs w:val="26"/>
+      <w:rFonts w:cstheme="majorBidi" w:eastAsiaTheme="majorEastAsia"/>
+      <w:spacing w:val="15"/>
+      <w:sz w:val="28"/>
+      <w:szCs w:val="28"/>
     </w:rPr>
   </w:style>
-  <w:style w:styleId="Heading3" w:type="paragraph">
-    <w:name w:val="Heading 3"/>
-    <w:basedOn w:val="Normal"/>
-    <w:next w:val="Normal"/>
+  <w:style w:customStyle="1" w:styleId="SubtitleChar" w:type="character">
+    <w:name w:val="Subtitle Char"/>
+    <w:basedOn w:val="DefaultParagraphFont"/>
+    <w:link w:val="Subtitle"/>
+    <w:uiPriority w:val="11"/>
+    <w:rsid w:val="00A10FD9"/>
+    <w:rPr>
+      <w:rFonts w:cstheme="majorBidi" w:eastAsiaTheme="majorEastAsia"/>
+      <w:color w:themeColor="text1" w:themeTint="A6" w:val="595959"/>
+      <w:spacing w:val="15"/>
+      <w:sz w:val="28"/>
+      <w:szCs w:val="28"/>
+    </w:rPr>
+  </w:style>
+  <w:style w:customStyle="1" w:styleId="Author" w:type="paragraph">
+    <w:name w:val="Author"/>
+    <w:basedOn w:val="Title"/>
+    <w:next w:val="BodyText"/>
     <w:qFormat/>
+    <w:pPr>
+      <w:keepNext/>
+      <w:keepLines/>
+    </w:pPr>
     <w:rPr>
-      <w:color w:val="1F4D78"/>
       <w:sz w:val="24"/>
       <w:szCs w:val="24"/>
     </w:rPr>
   </w:style>
-  <w:style w:styleId="Heading4" w:type="paragraph">
-    <w:name w:val="Heading 4"/>
-    <w:basedOn w:val="Normal"/>
-    <w:next w:val="Normal"/>
+  <w:style w:styleId="Date" w:type="paragraph">
+    <w:name w:val="Date"/>
+    <w:basedOn w:val="Title"/>
+    <w:next w:val="BodyText"/>
     <w:qFormat/>
+    <w:pPr>
+      <w:keepNext/>
+      <w:keepLines/>
+    </w:pPr>
     <w:rPr>
-      <w:i/>
-      <w:iCs/>
-      <w:color w:val="2E74B5"/>
+      <w:sz w:val="24"/>
+      <w:szCs w:val="24"/>
     </w:rPr>
   </w:style>
-  <w:style w:styleId="Heading5" w:type="paragraph">
-    <w:name w:val="Heading 5"/>
+  <w:style w:customStyle="1" w:styleId="AbstractTitle" w:type="paragraph">
+    <w:name w:val="Abstract Title"/>
     <w:basedOn w:val="Normal"/>
-    <w:next w:val="Normal"/>
+    <w:next w:val="Abstract"/>
     <w:qFormat/>
+    <w:pPr>
+      <w:keepNext/>
+      <w:keepLines/>
+      <w:spacing w:after="0" w:before="300"/>
+      <w:jc w:val="center"/>
+    </w:pPr>
     <w:rPr>
-      <w:color w:val="2E74B5"/>
+      <w:b/>
+      <w:sz w:val="20"/>
+      <w:szCs w:val="20"/>
     </w:rPr>
   </w:style>
-  <w:style w:styleId="Heading6" w:type="paragraph">
-    <w:name w:val="Heading 6"/>
+  <w:style w:customStyle="1" w:styleId="Abstract" w:type="paragraph">
+    <w:name w:val="Abstract"/>
     <w:basedOn w:val="Normal"/>
-    <w:next w:val="Normal"/>
+    <w:next w:val="BodyText"/>
     <w:qFormat/>
-    <w:rPr>
-      <w:color w:val="1F4D78"/>
-    </w:rPr>
-  </w:style>
-  <w:style w:styleId="Strong" w:type="paragraph">
-    <w:name w:val="Strong"/>
-    <w:basedOn w:val="Normal"/>
-    <w:next w:val="Normal"/>
-    <w:qFormat/>
-    <w:rPr>
-      <w:b/>
-      <w:bCs/>
-    </w:rPr>
-  </w:style>
-  <w:style w:styleId="ListParagraph" w:type="paragraph">
-    <w:name w:val="List Paragraph"/>
-    <w:basedOn w:val="Normal"/>
-    <w:qFormat/>
-  </w:style>
-  <w:style w:styleId="Hyperlink" w:type="character">
-    <w:name w:val="Hyperlink"/>
-    <w:basedOn w:val="DefaultParagraphFont"/>
-    <w:uiPriority w:val="99"/>
-    <w:unhideWhenUsed/>
-    <w:rPr>
-      <w:color w:val="0563C1"/>
-      <w:u w:val="single"/>
-    </w:rPr>
-  </w:style>
-  <w:style w:styleId="FootnoteReference" w:type="character">
-    <w:name w:val="footnote reference"/>
-    <w:basedOn w:val="DefaultParagraphFont"/>
-    <w:uiPriority w:val="99"/>
-    <w:semiHidden/>
-    <w:unhideWhenUsed/>
-    <w:rPr>
-      <w:vertAlign w:val="superscript"/>
-    </w:rPr>
-  </w:style>
-  <w:style w:styleId="FootnoteText" w:type="paragraph">
-    <w:name w:val="footnote text"/>
-    <w:basedOn w:val="Normal"/>
-    <w:link w:val="FootnoteTextChar"/>
-    <w:uiPriority w:val="99"/>
-    <w:semiHidden/>
-    <w:unhideWhenUsed/>
     <w:pPr>
-      <w:spacing w:after="0" w:line="240" w:lineRule="auto"/>
+      <w:keepNext/>
+      <w:keepLines/>
+      <w:spacing w:after="300" w:before="100"/>
     </w:pPr>
     <w:rPr>
       <w:sz w:val="20"/>
       <w:szCs w:val="20"/>
     </w:rPr>
   </w:style>
-  <w:style w:styleId="FootnoteTextChar" w:type="character">
-    <w:name w:val="Footnote Text Char"/>
-    <w:basedOn w:val="DefaultParagraphFont"/>
-    <w:link w:val="FootnoteText"/>
-    <w:uiPriority w:val="99"/>
+  <w:style w:styleId="Bibliography" w:type="paragraph">
+    <w:name w:val="Bibliography"/>
+    <w:basedOn w:val="Normal"/>
+    <w:next w:val="Bibliography"/>
+    <w:qFormat/>
+    <w:pPr/>
+    <w:rPr/>
+  </w:style>
+  <w:style w:styleId="Heading1" w:type="paragraph">
+    <w:name w:val="heading 1"/>
+    <w:basedOn w:val="Normal"/>
+    <w:next w:val="BodyText"/>
+    <w:link w:val="Heading1Char"/>
+    <w:uiPriority w:val="9"/>
+    <w:qFormat/>
+    <w:rsid w:val="00A10FD9"/>
+    <w:pPr>
+      <w:keepNext/>
+      <w:keepLines/>
+      <w:spacing w:after="80" w:before="360"/>
+      <w:outlineLvl w:val="0"/>
+    </w:pPr>
+    <w:rPr>
+      <w:rFonts w:asciiTheme="majorHAnsi" w:cstheme="majorBidi" w:eastAsiaTheme="majorEastAsia" w:hAnsiTheme="majorHAnsi"/>
+      <w:color w:themeColor="accent1" w:themeShade="BF" w:val="0F4761"/>
+      <w:sz w:val="40"/>
+      <w:szCs w:val="40"/>
+    </w:rPr>
+  </w:style>
+  <w:style w:styleId="Heading2" w:type="paragraph">
+    <w:name w:val="heading 2"/>
+    <w:basedOn w:val="Normal"/>
+    <w:next w:val="BodyText"/>
+    <w:link w:val="Heading2Char"/>
+    <w:uiPriority w:val="9"/>
     <w:semiHidden/>
     <w:unhideWhenUsed/>
+    <w:qFormat/>
+    <w:rsid w:val="00A10FD9"/>
+    <w:pPr>
+      <w:keepNext/>
+      <w:keepLines/>
+      <w:spacing w:after="80" w:before="160"/>
+      <w:outlineLvl w:val="1"/>
+    </w:pPr>
     <w:rPr>
-      <w:sz w:val="20"/>
-      <w:szCs w:val="20"/>
+      <w:rFonts w:asciiTheme="majorHAnsi" w:cstheme="majorBidi" w:eastAsiaTheme="majorEastAsia" w:hAnsiTheme="majorHAnsi"/>
+      <w:color w:themeColor="accent1" w:themeShade="BF" w:val="0F4761"/>
+      <w:sz w:val="32"/>
+      <w:szCs w:val="32"/>
     </w:rPr>
   </w:style>
-  <w:style w:styleId="EndnoteReference" w:type="character">
-    <w:name w:val="endnote reference"/>
-    <w:basedOn w:val="DefaultParagraphFont"/>
-    <w:uiPriority w:val="99"/>
+  <w:style w:styleId="Heading3" w:type="paragraph">
+    <w:name w:val="heading 3"/>
+    <w:basedOn w:val="Normal"/>
+    <w:next w:val="BodyText"/>
+    <w:link w:val="Heading3Char"/>
+    <w:uiPriority w:val="9"/>
     <w:semiHidden/>
     <w:unhideWhenUsed/>
+    <w:qFormat/>
+    <w:rsid w:val="00A10FD9"/>
+    <w:pPr>
+      <w:keepNext/>
+      <w:keepLines/>
+      <w:spacing w:after="80" w:before="160"/>
+      <w:outlineLvl w:val="2"/>
+    </w:pPr>
+    <w:rPr>
+      <w:rFonts w:cstheme="majorBidi" w:eastAsiaTheme="majorEastAsia"/>
+      <w:color w:themeColor="accent1" w:themeShade="BF" w:val="0F4761"/>
+      <w:sz w:val="28"/>
+      <w:szCs w:val="28"/>
+    </w:rPr>
+  </w:style>
+  <w:style w:styleId="Heading4" w:type="paragraph">
+    <w:name w:val="heading 4"/>
+    <w:basedOn w:val="Normal"/>
+    <w:next w:val="BodyText"/>
+    <w:link w:val="Heading4Char"/>
+    <w:uiPriority w:val="9"/>
+    <w:semiHidden/>
+    <w:unhideWhenUsed/>
+    <w:qFormat/>
+    <w:rsid w:val="00A10FD9"/>
+    <w:pPr>
+      <w:keepNext/>
+      <w:keepLines/>
+      <w:spacing w:after="40" w:before="80"/>
+      <w:outlineLvl w:val="3"/>
+    </w:pPr>
+    <w:rPr>
+      <w:rFonts w:cstheme="majorBidi" w:eastAsiaTheme="majorEastAsia"/>
+      <w:i/>
+      <w:iCs/>
+      <w:color w:themeColor="accent1" w:themeShade="BF" w:val="0F4761"/>
+    </w:rPr>
+  </w:style>
+  <w:style w:styleId="Heading5" w:type="paragraph">
+    <w:name w:val="heading 5"/>
+    <w:basedOn w:val="Normal"/>
+    <w:next w:val="BodyText"/>
+    <w:link w:val="Heading5Char"/>
+    <w:uiPriority w:val="9"/>
+    <w:semiHidden/>
+    <w:unhideWhenUsed/>
+    <w:qFormat/>
+    <w:rsid w:val="00A10FD9"/>
+    <w:pPr>
+      <w:keepNext/>
+      <w:keepLines/>
+      <w:spacing w:after="40" w:before="80"/>
+      <w:outlineLvl w:val="4"/>
+    </w:pPr>
+    <w:rPr>
+      <w:rFonts w:cstheme="majorBidi" w:eastAsiaTheme="majorEastAsia"/>
+      <w:color w:themeColor="accent1" w:themeShade="BF" w:val="0F4761"/>
+    </w:rPr>
+  </w:style>
+  <w:style w:styleId="Heading6" w:type="paragraph">
+    <w:name w:val="heading 6"/>
+    <w:basedOn w:val="Normal"/>
+    <w:next w:val="BodyText"/>
+    <w:link w:val="Heading6Char"/>
+    <w:uiPriority w:val="9"/>
+    <w:semiHidden/>
+    <w:unhideWhenUsed/>
+    <w:qFormat/>
+    <w:rsid w:val="00A10FD9"/>
+    <w:pPr>
+      <w:keepNext/>
+      <w:keepLines/>
+      <w:spacing w:after="0" w:before="40"/>
+      <w:outlineLvl w:val="5"/>
+    </w:pPr>
+    <w:rPr>
+      <w:rFonts w:cstheme="majorBidi" w:eastAsiaTheme="majorEastAsia"/>
+      <w:i/>
+      <w:iCs/>
+      <w:color w:themeColor="text1" w:themeTint="A6" w:val="595959"/>
+    </w:rPr>
+  </w:style>
+  <w:style w:styleId="Heading7" w:type="paragraph">
+    <w:name w:val="heading 7"/>
+    <w:basedOn w:val="Normal"/>
+    <w:next w:val="BodyText"/>
+    <w:link w:val="Heading7Char"/>
+    <w:uiPriority w:val="9"/>
+    <w:semiHidden/>
+    <w:unhideWhenUsed/>
+    <w:qFormat/>
+    <w:rsid w:val="00A10FD9"/>
+    <w:pPr>
+      <w:keepNext/>
+      <w:keepLines/>
+      <w:spacing w:after="0" w:before="40"/>
+      <w:outlineLvl w:val="6"/>
+    </w:pPr>
+    <w:rPr>
+      <w:rFonts w:cstheme="majorBidi" w:eastAsiaTheme="majorEastAsia"/>
+      <w:color w:themeColor="text1" w:themeTint="A6" w:val="595959"/>
+    </w:rPr>
+  </w:style>
+  <w:style w:styleId="Heading8" w:type="paragraph">
+    <w:name w:val="heading 8"/>
+    <w:basedOn w:val="Normal"/>
+    <w:next w:val="BodyText"/>
+    <w:link w:val="Heading8Char"/>
+    <w:uiPriority w:val="9"/>
+    <w:semiHidden/>
+    <w:unhideWhenUsed/>
+    <w:qFormat/>
+    <w:rsid w:val="00A10FD9"/>
+    <w:pPr>
+      <w:keepNext/>
+      <w:keepLines/>
+      <w:spacing w:after="0"/>
+      <w:outlineLvl w:val="7"/>
+    </w:pPr>
+    <w:rPr>
+      <w:rFonts w:cstheme="majorBidi" w:eastAsiaTheme="majorEastAsia"/>
+      <w:i/>
+      <w:iCs/>
+      <w:color w:themeColor="text1" w:themeTint="D8" w:val="272727"/>
+    </w:rPr>
+  </w:style>
+  <w:style w:styleId="Heading9" w:type="paragraph">
+    <w:name w:val="heading 9"/>
+    <w:basedOn w:val="Normal"/>
+    <w:next w:val="BodyText"/>
+    <w:link w:val="Heading9Char"/>
+    <w:uiPriority w:val="9"/>
+    <w:semiHidden/>
+    <w:unhideWhenUsed/>
+    <w:qFormat/>
+    <w:rsid w:val="00A10FD9"/>
+    <w:pPr>
+      <w:keepNext/>
+      <w:keepLines/>
+      <w:spacing w:after="0"/>
+      <w:outlineLvl w:val="8"/>
+    </w:pPr>
+    <w:rPr>
+      <w:rFonts w:cstheme="majorBidi" w:eastAsiaTheme="majorEastAsia"/>
+      <w:color w:themeColor="text1" w:themeTint="D8" w:val="272727"/>
+    </w:rPr>
+  </w:style>
+  <w:style w:customStyle="1" w:styleId="Heading1Char" w:type="character">
+    <w:name w:val="Heading 1 Char"/>
+    <w:basedOn w:val="DefaultParagraphFont"/>
+    <w:link w:val="Heading1"/>
+    <w:uiPriority w:val="9"/>
+    <w:rsid w:val="00A10FD9"/>
+    <w:rPr>
+      <w:rFonts w:asciiTheme="majorHAnsi" w:cstheme="majorBidi" w:eastAsiaTheme="majorEastAsia" w:hAnsiTheme="majorHAnsi"/>
+      <w:color w:themeColor="accent1" w:themeShade="BF" w:val="0F4761"/>
+      <w:sz w:val="40"/>
+      <w:szCs w:val="40"/>
+    </w:rPr>
+  </w:style>
+  <w:style w:customStyle="1" w:styleId="Heading2Char" w:type="character">
+    <w:name w:val="Heading 2 Char"/>
+    <w:basedOn w:val="DefaultParagraphFont"/>
+    <w:link w:val="Heading2"/>
+    <w:uiPriority w:val="9"/>
+    <w:semiHidden/>
+    <w:rsid w:val="00A10FD9"/>
+    <w:rPr>
+      <w:rFonts w:asciiTheme="majorHAnsi" w:cstheme="majorBidi" w:eastAsiaTheme="majorEastAsia" w:hAnsiTheme="majorHAnsi"/>
+      <w:color w:themeColor="accent1" w:themeShade="BF" w:val="0F4761"/>
+      <w:sz w:val="32"/>
+      <w:szCs w:val="32"/>
+    </w:rPr>
+  </w:style>
+  <w:style w:customStyle="1" w:styleId="Heading3Char" w:type="character">
+    <w:name w:val="Heading 3 Char"/>
+    <w:basedOn w:val="DefaultParagraphFont"/>
+    <w:link w:val="Heading3"/>
+    <w:uiPriority w:val="9"/>
+    <w:semiHidden/>
+    <w:rsid w:val="00A10FD9"/>
+    <w:rPr>
+      <w:rFonts w:cstheme="majorBidi" w:eastAsiaTheme="majorEastAsia"/>
+      <w:color w:themeColor="accent1" w:themeShade="BF" w:val="0F4761"/>
+      <w:sz w:val="28"/>
+      <w:szCs w:val="28"/>
+    </w:rPr>
+  </w:style>
+  <w:style w:customStyle="1" w:styleId="Heading4Char" w:type="character">
+    <w:name w:val="Heading 4 Char"/>
+    <w:basedOn w:val="DefaultParagraphFont"/>
+    <w:link w:val="Heading4"/>
+    <w:uiPriority w:val="9"/>
+    <w:semiHidden/>
+    <w:rsid w:val="00A10FD9"/>
+    <w:rPr>
+      <w:rFonts w:cstheme="majorBidi" w:eastAsiaTheme="majorEastAsia"/>
+      <w:i/>
+      <w:iCs/>
+      <w:color w:themeColor="accent1" w:themeShade="BF" w:val="0F4761"/>
+    </w:rPr>
+  </w:style>
+  <w:style w:customStyle="1" w:styleId="Heading5Char" w:type="character">
+    <w:name w:val="Heading 5 Char"/>
+    <w:basedOn w:val="DefaultParagraphFont"/>
+    <w:link w:val="Heading5"/>
+    <w:uiPriority w:val="9"/>
+    <w:semiHidden/>
+    <w:rsid w:val="00A10FD9"/>
+    <w:rPr>
+      <w:rFonts w:cstheme="majorBidi" w:eastAsiaTheme="majorEastAsia"/>
+      <w:color w:themeColor="accent1" w:themeShade="BF" w:val="0F4761"/>
+    </w:rPr>
+  </w:style>
+  <w:style w:customStyle="1" w:styleId="Heading6Char" w:type="character">
+    <w:name w:val="Heading 6 Char"/>
+    <w:basedOn w:val="DefaultParagraphFont"/>
+    <w:link w:val="Heading6"/>
+    <w:uiPriority w:val="9"/>
+    <w:semiHidden/>
+    <w:rsid w:val="00A10FD9"/>
+    <w:rPr>
+      <w:rFonts w:cstheme="majorBidi" w:eastAsiaTheme="majorEastAsia"/>
+      <w:i/>
+      <w:iCs/>
+      <w:color w:themeColor="text1" w:themeTint="A6" w:val="595959"/>
+    </w:rPr>
+  </w:style>
+  <w:style w:customStyle="1" w:styleId="Heading7Char" w:type="character">
+    <w:name w:val="Heading 7 Char"/>
+    <w:basedOn w:val="DefaultParagraphFont"/>
+    <w:link w:val="Heading7"/>
+    <w:uiPriority w:val="9"/>
+    <w:semiHidden/>
+    <w:rsid w:val="00A10FD9"/>
+    <w:rPr>
+      <w:rFonts w:cstheme="majorBidi" w:eastAsiaTheme="majorEastAsia"/>
+      <w:color w:themeColor="text1" w:themeTint="A6" w:val="595959"/>
+    </w:rPr>
+  </w:style>
+  <w:style w:customStyle="1" w:styleId="Heading8Char" w:type="character">
+    <w:name w:val="Heading 8 Char"/>
+    <w:basedOn w:val="DefaultParagraphFont"/>
+    <w:link w:val="Heading8"/>
+    <w:uiPriority w:val="9"/>
+    <w:semiHidden/>
+    <w:rsid w:val="00A10FD9"/>
+    <w:rPr>
+      <w:rFonts w:cstheme="majorBidi" w:eastAsiaTheme="majorEastAsia"/>
+      <w:i/>
+      <w:iCs/>
+      <w:color w:themeColor="text1" w:themeTint="D8" w:val="272727"/>
+    </w:rPr>
+  </w:style>
+  <w:style w:customStyle="1" w:styleId="Heading9Char" w:type="character">
+    <w:name w:val="Heading 9 Char"/>
+    <w:basedOn w:val="DefaultParagraphFont"/>
+    <w:link w:val="Heading9"/>
+    <w:uiPriority w:val="9"/>
+    <w:semiHidden/>
+    <w:rsid w:val="00A10FD9"/>
+    <w:rPr>
+      <w:rFonts w:cstheme="majorBidi" w:eastAsiaTheme="majorEastAsia"/>
+      <w:color w:themeColor="text1" w:themeTint="D8" w:val="272727"/>
+    </w:rPr>
+  </w:style>
+  <w:style w:styleId="BlockText" w:type="paragraph">
+    <w:name w:val="Block Text"/>
+    <w:basedOn w:val="BodyText"/>
+    <w:next w:val="BodyText"/>
+    <w:uiPriority w:val="9"/>
+    <w:unhideWhenUsed/>
+    <w:qFormat/>
+    <w:pPr>
+      <w:spacing w:after="100" w:before="100"/>
+      <w:ind w:firstLine="0" w:left="480" w:right="480"/>
+    </w:pPr>
+  </w:style>
+  <w:style w:styleId="FootnoteText" w:type="paragraph">
+    <w:name w:val="Footnote Text"/>
+    <w:basedOn w:val="Normal"/>
+    <w:next w:val="FootnoteText"/>
+    <w:uiPriority w:val="9"/>
+    <w:unhideWhenUsed/>
+    <w:qFormat/>
+  </w:style>
+  <w:style w:styleId="FootnoteBlockText" w:type="paragraph">
+    <w:name w:val="Footnote Block Text"/>
+    <w:basedOn w:val="FootnoteText"/>
+    <w:next w:val="FootnoteText"/>
+    <w:uiPriority w:val="9"/>
+    <w:unhideWhenUsed/>
+    <w:qFormat/>
+    <w:pPr>
+      <w:spacing w:after="100" w:before="100"/>
+      <w:ind w:firstLine="0" w:left="480" w:right="480"/>
+    </w:pPr>
+  </w:style>
+  <w:style w:default="1" w:styleId="DefaultParagraphFont" w:type="character">
+    <w:name w:val="Default Paragraph Font"/>
+    <w:semiHidden/>
+    <w:unhideWhenUsed/>
+  </w:style>
+  <w:style w:default="1" w:styleId="Table" w:type="table">
+    <w:name w:val="Table"/>
+    <w:basedOn w:val="TableNormal"/>
+    <w:semiHidden/>
+    <w:unhideWhenUsed/>
+    <w:qFormat/>
+    <w:tblPr>
+      <w:tblBorders>
+        <w:top w:val="single" w:sz="4" w:space="0" w:color="808080"/>
+        <w:left w:val="single" w:sz="4" w:space="0" w:color="808080"/>
+        <w:bottom w:val="single" w:sz="4" w:space="0" w:color="808080"/>
+        <w:right w:val="single" w:sz="4" w:space="0" w:color="808080"/>
+        <w:insideH w:val="single" w:sz="4" w:space="0" w:color="808080"/>
+        <w:insideV w:val="single" w:sz="4" w:space="0" w:color="808080"/>
+      </w:tblBorders>
+      <w:tblInd w:type="dxa" w:w="0"/>
+      <w:tblCellMar>
+        <w:top w:type="dxa" w:w="0"/>
+        <w:left w:type="dxa" w:w="108"/>
+        <w:bottom w:type="dxa" w:w="0"/>
+        <w:right w:type="dxa" w:w="108"/>
+      </w:tblCellMar>
+    </w:tblPr>
+    <w:tblStylePr w:type="firstRow">
+      <w:tcPr>
+        <w:tcBorders>
+          <w:bottom w:val="single"/>
+        </w:tcBorders>
+        <w:vAlign w:val="bottom"/>
+      </w:tcPr>
+    </w:tblStylePr>
+  </w:style>
+  <w:style w:customStyle="1" w:styleId="DefinitionTerm" w:type="paragraph">
+    <w:name w:val="Definition Term"/>
+    <w:basedOn w:val="Normal"/>
+    <w:next w:val="Definition"/>
+    <w:pPr>
+      <w:keepNext/>
+      <w:keepLines/>
+      <w:spacing w:after="0"/>
+    </w:pPr>
+    <w:rPr>
+      <w:b/>
+    </w:rPr>
+  </w:style>
+  <w:style w:customStyle="1" w:styleId="Definition" w:type="paragraph">
+    <w:name w:val="Definition"/>
+    <w:basedOn w:val="Normal"/>
+  </w:style>
+  <w:style w:styleId="Caption" w:type="paragraph">
+    <w:name w:val="Caption"/>
+    <w:basedOn w:val="Normal"/>
+    <w:link w:val="BodyTextChar"/>
+    <w:pPr>
+      <w:spacing w:after="120" w:before="0"/>
+    </w:pPr>
+    <w:rPr>
+      <w:i/>
+    </w:rPr>
+  </w:style>
+  <w:style w:customStyle="1" w:styleId="TableCaption" w:type="paragraph">
+    <w:name w:val="Table Caption"/>
+    <w:basedOn w:val="Caption"/>
+    <w:pPr>
+      <w:keepNext/>
+    </w:pPr>
+  </w:style>
+  <w:style w:customStyle="1" w:styleId="ImageCaption" w:type="paragraph">
+    <w:name w:val="Image Caption"/>
+    <w:basedOn w:val="Caption"/>
+  </w:style>
+  <w:style w:customStyle="1" w:styleId="Figure" w:type="paragraph">
+    <w:name w:val="Figure"/>
+    <w:basedOn w:val="Normal"/>
+  </w:style>
+  <w:style w:customStyle="1" w:styleId="CaptionedFigure" w:type="paragraph">
+    <w:name w:val="Captioned Figure"/>
+    <w:basedOn w:val="Figure"/>
+    <w:pPr>
+      <w:keepNext/>
+    </w:pPr>
+  </w:style>
+  <w:style w:customStyle="1" w:styleId="BodyTextChar" w:type="character">
+    <w:name w:val="Body Text Char"/>
+    <w:basedOn w:val="DefaultParagraphFont"/>
+    <w:link w:val="BodyText"/>
+  </w:style>
+  <w:style w:customStyle="1" w:styleId="VerbatimChar" w:type="character">
+    <w:name w:val="Verbatim Char"/>
+    <w:basedOn w:val="BodyTextChar"/>
+    <w:rPr>
+      <w:rFonts w:ascii="Consolas" w:hAnsi="Consolas"/>
+      <w:sz w:val="22"/>
+    </w:rPr>
+  </w:style>
+  <w:style w:customStyle="1" w:styleId="SectionNumber" w:type="character">
+    <w:name w:val="Section Number"/>
+    <w:basedOn w:val="BodyTextChar"/>
+  </w:style>
+  <w:style w:styleId="FootnoteReference" w:type="character">
+    <w:name w:val="Footnote Reference"/>
+    <w:basedOn w:val="BodyTextChar"/>
     <w:rPr>
       <w:vertAlign w:val="superscript"/>
     </w:rPr>
   </w:style>
-  <w:style w:styleId="EndnoteText" w:type="paragraph">
-    <w:name w:val="endnote text"/>
-    <w:basedOn w:val="Normal"/>
-    <w:link w:val="EndnoteTextChar"/>
-    <w:uiPriority w:val="99"/>
-    <w:semiHidden/>
+  <w:style w:styleId="Hyperlink" w:type="character">
+    <w:name w:val="Hyperlink"/>
+    <w:basedOn w:val="BodyTextChar"/>
+    <w:rPr>
+      <w:color w:themeColor="accent1" w:val="4F81BD"/>
+    </w:rPr>
+  </w:style>
+  <w:style w:styleId="TOCHeading" w:type="paragraph">
+    <w:name w:val="TOC Heading"/>
+    <w:basedOn w:val="Heading1"/>
+    <w:next w:val="BodyText"/>
+    <w:uiPriority w:val="39"/>
     <w:unhideWhenUsed/>
+    <w:qFormat/>
     <w:pPr>
-      <w:spacing w:after="0" w:line="240" w:lineRule="auto"/>
+      <w:spacing w:before="240" w:line="259" w:lineRule="auto"/>
+      <w:outlineLvl w:val="9"/>
     </w:pPr>
     <w:rPr>
-      <w:sz w:val="20"/>
-      <w:szCs w:val="20"/>
+      <w:rFonts w:asciiTheme="majorHAnsi" w:cstheme="majorBidi" w:eastAsiaTheme="majorEastAsia" w:hAnsiTheme="majorHAnsi"/>
+      <w:b w:val="0"/>
+      <w:bCs w:val="0"/>
+      <w:color w:themeColor="accent1" w:themeShade="BF" w:val="365F91"/>
     </w:rPr>
-  </w:style>
-  <w:style w:styleId="EndnoteTextChar" w:type="character">
-    <w:name w:val="Endnote Text Char"/>
-    <w:basedOn w:val="DefaultParagraphFont"/>
-    <w:link w:val="EndnoteText"/>
-    <w:uiPriority w:val="99"/>
-    <w:semiHidden/>
-    <w:unhideWhenUsed/>
-    <w:rPr>
-      <w:sz w:val="20"/>
-      <w:szCs w:val="20"/>
-    </w:rPr>
-  </w:style>
-  <w:style w:customStyle="1" w:styleId="SourceCode" w:type="paragraph">
-    <w:name w:val="Source Code"/>
-    <w:basedOn w:val="Normal"/>
-    <w:link w:val="VerbatimChar"/>
-    <w:pPr>
-      <w:wordWrap w:val="off"/>
-    </w:pPr>
-  </w:style>
-  <w:style w:customStyle="1" w:styleId="KeywordTok" w:type="character">
-    <w:name w:val="KeywordTok"/>
-    <w:basedOn w:val="VerbatimChar"/>
-    <w:rPr>
-      <w:b/>
-      <w:color w:val="007020"/>
-    </w:rPr>
-  </w:style>
-  <w:style w:customStyle="1" w:styleId="DataTypeTok" w:type="character">
-    <w:name w:val="DataTypeTok"/>
-    <w:basedOn w:val="VerbatimChar"/>
-    <w:rPr>
-      <w:color w:val="902000"/>
-    </w:rPr>
-  </w:style>
-  <w:style w:customStyle="1" w:styleId="DecValTok" w:type="character">
-    <w:name w:val="DecValTok"/>
-    <w:basedOn w:val="VerbatimChar"/>
-    <w:rPr>
-      <w:color w:val="40a070"/>
-    </w:rPr>
-  </w:style>
-  <w:style w:customStyle="1" w:styleId="BaseNTok" w:type="character">
-    <w:name w:val="BaseNTok"/>
-    <w:basedOn w:val="VerbatimChar"/>
-    <w:rPr>
-      <w:color w:val="40a070"/>
-    </w:rPr>
-  </w:style>
-  <w:style w:customStyle="1" w:styleId="FloatTok" w:type="character">
-    <w:name w:val="FloatTok"/>
-    <w:basedOn w:val="VerbatimChar"/>
-    <w:rPr>
-      <w:color w:val="40a070"/>
-    </w:rPr>
-  </w:style>
-  <w:style w:customStyle="1" w:styleId="ConstantTok" w:type="character">
-    <w:name w:val="ConstantTok"/>
-    <w:basedOn w:val="VerbatimChar"/>
-    <w:rPr>
-      <w:color w:val="880000"/>
-    </w:rPr>
-  </w:style>
-  <w:style w:customStyle="1" w:styleId="CharTok" w:type="character">
-    <w:name w:val="CharTok"/>
-    <w:basedOn w:val="VerbatimChar"/>
-    <w:rPr>
-      <w:color w:val="4070a0"/>
-    </w:rPr>
-  </w:style>
-  <w:style w:customStyle="1" w:styleId="SpecialCharTok" w:type="character">
-    <w:name w:val="SpecialCharTok"/>
-    <w:basedOn w:val="VerbatimChar"/>
-    <w:rPr>
-      <w:color w:val="4070a0"/>
-    </w:rPr>
-  </w:style>
-  <w:style w:customStyle="1" w:styleId="StringTok" w:type="character">
-    <w:name w:val="StringTok"/>
-    <w:basedOn w:val="VerbatimChar"/>
-    <w:rPr>
-      <w:color w:val="4070a0"/>
-    </w:rPr>
-  </w:style>
-  <w:style w:customStyle="1" w:styleId="VerbatimStringTok" w:type="character">
-    <w:name w:val="VerbatimStringTok"/>
-    <w:basedOn w:val="VerbatimChar"/>
-    <w:rPr>
-      <w:color w:val="4070a0"/>
-    </w:rPr>
-  </w:style>
-  <w:style w:customStyle="1" w:styleId="SpecialStringTok" w:type="character">
-    <w:name w:val="SpecialStringTok"/>
-    <w:basedOn w:val="VerbatimChar"/>
-    <w:rPr>
-      <w:color w:val="bb6688"/>
-    </w:rPr>
-  </w:style>
-  <w:style w:customStyle="1" w:styleId="ImportTok" w:type="character">
-    <w:name w:val="ImportTok"/>
-    <w:basedOn w:val="VerbatimChar"/>
-    <w:rPr>
-      <w:b/>
-      <w:color w:val="008000"/>
-    </w:rPr>
-  </w:style>
-  <w:style w:customStyle="1" w:styleId="CommentTok" w:type="character">
-    <w:name w:val="CommentTok"/>
-    <w:basedOn w:val="VerbatimChar"/>
-    <w:rPr>
-      <w:i/>
-      <w:color w:val="60a0b0"/>
-    </w:rPr>
-  </w:style>
-  <w:style w:customStyle="1" w:styleId="DocumentationTok" w:type="character">
-    <w:name w:val="DocumentationTok"/>
-    <w:basedOn w:val="VerbatimChar"/>
-    <w:rPr>
-      <w:i/>
-      <w:color w:val="ba2121"/>
-    </w:rPr>
-  </w:style>
-  <w:style w:customStyle="1" w:styleId="AnnotationTok" w:type="character">
-    <w:name w:val="AnnotationTok"/>
-    <w:basedOn w:val="VerbatimChar"/>
-    <w:rPr>
-      <w:b/>
-      <w:i/>
-      <w:color w:val="60a0b0"/>
-    </w:rPr>
-  </w:style>
-  <w:style w:customStyle="1" w:styleId="CommentVarTok" w:type="character">
-    <w:name w:val="CommentVarTok"/>
-    <w:basedOn w:val="VerbatimChar"/>
-    <w:rPr>
-      <w:b/>
-      <w:i/>
-      <w:color w:val="60a0b0"/>
-    </w:rPr>
-  </w:style>
-  <w:style w:customStyle="1" w:styleId="OtherTok" w:type="character">
-    <w:name w:val="OtherTok"/>
-    <w:basedOn w:val="VerbatimChar"/>
-    <w:rPr>
-      <w:color w:val="007020"/>
-    </w:rPr>
-  </w:style>
-  <w:style w:customStyle="1" w:styleId="FunctionTok" w:type="character">
-    <w:name w:val="FunctionTok"/>
-    <w:basedOn w:val="VerbatimChar"/>
-    <w:rPr>
-      <w:color w:val="06287e"/>
-    </w:rPr>
-  </w:style>
-  <w:style w:customStyle="1" w:styleId="VariableTok" w:type="character">
-    <w:name w:val="VariableTok"/>
-    <w:basedOn w:val="VerbatimChar"/>
-    <w:rPr>
-      <w:color w:val="19177c"/>
-    </w:rPr>
-  </w:style>
-  <w:style w:customStyle="1" w:styleId="ControlFlowTok" w:type="character">
-    <w:name w:val="ControlFlowTok"/>
-    <w:basedOn w:val="VerbatimChar"/>
-    <w:rPr>
-      <w:b/>
-      <w:color w:val="007020"/>
-    </w:rPr>
-  </w:style>
-  <w:style w:customStyle="1" w:styleId="OperatorTok" w:type="character">
-    <w:name w:val="OperatorTok"/>
-    <w:basedOn w:val="VerbatimChar"/>
-    <w:rPr>
-      <w:color w:val="666666"/>
-    </w:rPr>
-  </w:style>
-  <w:style w:customStyle="1" w:styleId="BuiltInTok" w:type="character">
-    <w:name w:val="BuiltInTok"/>
-    <w:basedOn w:val="VerbatimChar"/>
-    <w:rPr>
-      <w:color w:val="008000"/>
-    </w:rPr>
-  </w:style>
-  <w:style w:customStyle="1" w:styleId="ExtensionTok" w:type="character">
-    <w:name w:val="ExtensionTok"/>
-    <w:basedOn w:val="VerbatimChar"/>
-    <w:rPr/>
-  </w:style>
-  <w:style w:customStyle="1" w:styleId="PreprocessorTok" w:type="character">
-    <w:name w:val="PreprocessorTok"/>
-    <w:basedOn w:val="VerbatimChar"/>
-    <w:rPr>
-      <w:color w:val="bc7a00"/>
-    </w:rPr>
-  </w:style>
-  <w:style w:customStyle="1" w:styleId="AttributeTok" w:type="character">
-    <w:name w:val="AttributeTok"/>
-    <w:basedOn w:val="VerbatimChar"/>
-    <w:rPr>
-      <w:color w:val="7d9029"/>
-    </w:rPr>
-  </w:style>
-  <w:style w:customStyle="1" w:styleId="RegionMarkerTok" w:type="character">
-    <w:name w:val="RegionMarkerTok"/>
-    <w:basedOn w:val="VerbatimChar"/>
-    <w:rPr/>
-  </w:style>
-  <w:style w:customStyle="1" w:styleId="InformationTok" w:type="character">
-    <w:name w:val="InformationTok"/>
-    <w:basedOn w:val="VerbatimChar"/>
-    <w:rPr>
-      <w:b/>
-      <w:i/>
-      <w:color w:val="60a0b0"/>
-    </w:rPr>
-  </w:style>
-  <w:style w:customStyle="1" w:styleId="WarningTok" w:type="character">
-    <w:name w:val="WarningTok"/>
-    <w:basedOn w:val="VerbatimChar"/>
-    <w:rPr>
-      <w:b/>
-      <w:i/>
-      <w:color w:val="60a0b0"/>
-    </w:rPr>
-  </w:style>
-  <w:style w:customStyle="1" w:styleId="AlertTok" w:type="character">
-    <w:name w:val="AlertTok"/>
-    <w:basedOn w:val="VerbatimChar"/>
-    <w:rPr>
-      <w:b/>
-      <w:color w:val="ff0000"/>
-    </w:rPr>
-  </w:style>
-  <w:style w:customStyle="1" w:styleId="ErrorTok" w:type="character">
-    <w:name w:val="ErrorTok"/>
-    <w:basedOn w:val="VerbatimChar"/>
-    <w:rPr>
-      <w:b/>
-      <w:color w:val="ff0000"/>
-    </w:rPr>
-  </w:style>
-  <w:style w:customStyle="1" w:styleId="NormalTok" w:type="character">
-    <w:name w:val="NormalTok"/>
-    <w:basedOn w:val="VerbatimChar"/>
-    <w:rPr/>
-  </w:style>
-  <w:style w:styleId="Table" w:type="table">
-    <w:name w:val="Table"/>
-    <w:tblPr>
-      <w:tblBorders>
-        <w:top w:color="000000" w:space="0" w:sz="4" w:val="single"/>
-        <w:left w:color="000000" w:space="0" w:sz="4" w:val="single"/>
-        <w:bottom w:color="000000" w:space="0" w:sz="4" w:val="single"/>
-        <w:right w:color="000000" w:space="0" w:sz="4" w:val="single"/>
-        <w:insideH w:color="000000" w:space="0" w:sz="4" w:val="single"/>
-        <w:insideV w:color="000000" w:space="0" w:sz="4" w:val="single"/>
-      </w:tblBorders>
-    </w:tblPr>
-  </w:style>
-  <w:style w:customStyle="1" w:styleId="SourceCode" w:type="paragraph">
-    <w:name w:val="Source Code"/>
-    <w:basedOn w:val="Normal"/>
-    <w:link w:val="VerbatimChar"/>
-    <w:pPr>
-      <w:wordWrap w:val="off"/>
-    </w:pPr>
-  </w:style>
-  <w:style w:customStyle="1" w:styleId="KeywordTok" w:type="character">
-    <w:name w:val="KeywordTok"/>
-    <w:basedOn w:val="VerbatimChar"/>
-    <w:rPr>
-      <w:b/>
-      <w:color w:val="007020"/>
-    </w:rPr>
-  </w:style>
-  <w:style w:customStyle="1" w:styleId="DataTypeTok" w:type="character">
-    <w:name w:val="DataTypeTok"/>
-    <w:basedOn w:val="VerbatimChar"/>
-    <w:rPr>
-      <w:color w:val="902000"/>
-    </w:rPr>
-  </w:style>
-  <w:style w:customStyle="1" w:styleId="DecValTok" w:type="character">
-    <w:name w:val="DecValTok"/>
-    <w:basedOn w:val="VerbatimChar"/>
-    <w:rPr>
-      <w:color w:val="40a070"/>
-    </w:rPr>
-  </w:style>
-  <w:style w:customStyle="1" w:styleId="BaseNTok" w:type="character">
-    <w:name w:val="BaseNTok"/>
-    <w:basedOn w:val="VerbatimChar"/>
-    <w:rPr>
-      <w:color w:val="40a070"/>
-    </w:rPr>
-  </w:style>
-  <w:style w:customStyle="1" w:styleId="FloatTok" w:type="character">
-    <w:name w:val="FloatTok"/>
-    <w:basedOn w:val="VerbatimChar"/>
-    <w:rPr>
-      <w:color w:val="40a070"/>
-    </w:rPr>
-  </w:style>
-  <w:style w:customStyle="1" w:styleId="ConstantTok" w:type="character">
-    <w:name w:val="ConstantTok"/>
-    <w:basedOn w:val="VerbatimChar"/>
-    <w:rPr>
-      <w:color w:val="880000"/>
-    </w:rPr>
-  </w:style>
-  <w:style w:customStyle="1" w:styleId="CharTok" w:type="character">
-    <w:name w:val="CharTok"/>
-    <w:basedOn w:val="VerbatimChar"/>
-    <w:rPr>
-      <w:color w:val="4070a0"/>
-    </w:rPr>
-  </w:style>
-  <w:style w:customStyle="1" w:styleId="SpecialCharTok" w:type="character">
-    <w:name w:val="SpecialCharTok"/>
-    <w:basedOn w:val="VerbatimChar"/>
-    <w:rPr>
-      <w:color w:val="4070a0"/>
-    </w:rPr>
-  </w:style>
-  <w:style w:customStyle="1" w:styleId="StringTok" w:type="character">
-    <w:name w:val="StringTok"/>
-    <w:basedOn w:val="VerbatimChar"/>
-    <w:rPr>
-      <w:color w:val="4070a0"/>
-    </w:rPr>
-  </w:style>
-  <w:style w:customStyle="1" w:styleId="VerbatimStringTok" w:type="character">
-    <w:name w:val="VerbatimStringTok"/>
-    <w:basedOn w:val="VerbatimChar"/>
-    <w:rPr>
-      <w:color w:val="4070a0"/>
-    </w:rPr>
-  </w:style>
-  <w:style w:customStyle="1" w:styleId="SpecialStringTok" w:type="character">
-    <w:name w:val="SpecialStringTok"/>
-    <w:basedOn w:val="VerbatimChar"/>
-    <w:rPr>
-      <w:color w:val="bb6688"/>
-    </w:rPr>
-  </w:style>
-  <w:style w:customStyle="1" w:styleId="ImportTok" w:type="character">
-    <w:name w:val="ImportTok"/>
-    <w:basedOn w:val="VerbatimChar"/>
-    <w:rPr>
-      <w:b/>
-      <w:color w:val="008000"/>
-    </w:rPr>
-  </w:style>
-  <w:style w:customStyle="1" w:styleId="CommentTok" w:type="character">
-    <w:name w:val="CommentTok"/>
-    <w:basedOn w:val="VerbatimChar"/>
-    <w:rPr>
-      <w:i/>
-      <w:color w:val="60a0b0"/>
-    </w:rPr>
-  </w:style>
-  <w:style w:customStyle="1" w:styleId="DocumentationTok" w:type="character">
-    <w:name w:val="DocumentationTok"/>
-    <w:basedOn w:val="VerbatimChar"/>
-    <w:rPr>
-      <w:i/>
-      <w:color w:val="ba2121"/>
-    </w:rPr>
-  </w:style>
-  <w:style w:customStyle="1" w:styleId="AnnotationTok" w:type="character">
-    <w:name w:val="AnnotationTok"/>
-    <w:basedOn w:val="VerbatimChar"/>
-    <w:rPr>
-      <w:b/>
-      <w:i/>
-      <w:color w:val="60a0b0"/>
-    </w:rPr>
-  </w:style>
-  <w:style w:customStyle="1" w:styleId="CommentVarTok" w:type="character">
-    <w:name w:val="CommentVarTok"/>
-    <w:basedOn w:val="VerbatimChar"/>
-    <w:rPr>
-      <w:b/>
-      <w:i/>
-      <w:color w:val="60a0b0"/>
-    </w:rPr>
-  </w:style>
-  <w:style w:customStyle="1" w:styleId="OtherTok" w:type="character">
-    <w:name w:val="OtherTok"/>
-    <w:basedOn w:val="VerbatimChar"/>
-    <w:rPr>
-      <w:color w:val="007020"/>
-    </w:rPr>
-  </w:style>
-  <w:style w:customStyle="1" w:styleId="FunctionTok" w:type="character">
-    <w:name w:val="FunctionTok"/>
-    <w:basedOn w:val="VerbatimChar"/>
-    <w:rPr>
-      <w:color w:val="06287e"/>
-    </w:rPr>
-  </w:style>
-  <w:style w:customStyle="1" w:styleId="VariableTok" w:type="character">
-    <w:name w:val="VariableTok"/>
-    <w:basedOn w:val="VerbatimChar"/>
-    <w:rPr>
-      <w:color w:val="19177c"/>
-    </w:rPr>
-  </w:style>
-  <w:style w:customStyle="1" w:styleId="ControlFlowTok" w:type="character">
-    <w:name w:val="ControlFlowTok"/>
-    <w:basedOn w:val="VerbatimChar"/>
-    <w:rPr>
-      <w:b/>
-      <w:color w:val="007020"/>
-    </w:rPr>
-  </w:style>
-  <w:style w:customStyle="1" w:styleId="OperatorTok" w:type="character">
-    <w:name w:val="OperatorTok"/>
-    <w:basedOn w:val="VerbatimChar"/>
-    <w:rPr>
-      <w:color w:val="666666"/>
-    </w:rPr>
-  </w:style>
-  <w:style w:customStyle="1" w:styleId="BuiltInTok" w:type="character">
-    <w:name w:val="BuiltInTok"/>
-    <w:basedOn w:val="VerbatimChar"/>
-    <w:rPr>
-      <w:color w:val="008000"/>
-    </w:rPr>
-  </w:style>
-  <w:style w:customStyle="1" w:styleId="ExtensionTok" w:type="character">
-    <w:name w:val="ExtensionTok"/>
-    <w:basedOn w:val="VerbatimChar"/>
-    <w:rPr/>
-  </w:style>
-  <w:style w:customStyle="1" w:styleId="PreprocessorTok" w:type="character">
-    <w:name w:val="PreprocessorTok"/>
-    <w:basedOn w:val="VerbatimChar"/>
-    <w:rPr>
-      <w:color w:val="bc7a00"/>
-    </w:rPr>
-  </w:style>
-  <w:style w:customStyle="1" w:styleId="AttributeTok" w:type="character">
-    <w:name w:val="AttributeTok"/>
-    <w:basedOn w:val="VerbatimChar"/>
-    <w:rPr>
-      <w:color w:val="7d9029"/>
-    </w:rPr>
-  </w:style>
-  <w:style w:customStyle="1" w:styleId="RegionMarkerTok" w:type="character">
-    <w:name w:val="RegionMarkerTok"/>
-    <w:basedOn w:val="VerbatimChar"/>
-    <w:rPr/>
-  </w:style>
-  <w:style w:customStyle="1" w:styleId="InformationTok" w:type="character">
-    <w:name w:val="InformationTok"/>
-    <w:basedOn w:val="VerbatimChar"/>
-    <w:rPr>
-      <w:b/>
-      <w:i/>
-      <w:color w:val="60a0b0"/>
-    </w:rPr>
-  </w:style>
-  <w:style w:customStyle="1" w:styleId="WarningTok" w:type="character">
-    <w:name w:val="WarningTok"/>
-    <w:basedOn w:val="VerbatimChar"/>
-    <w:rPr>
-      <w:b/>
-      <w:i/>
-      <w:color w:val="60a0b0"/>
-    </w:rPr>
-  </w:style>
-  <w:style w:customStyle="1" w:styleId="AlertTok" w:type="character">
-    <w:name w:val="AlertTok"/>
-    <w:basedOn w:val="VerbatimChar"/>
-    <w:rPr>
-      <w:b/>
-      <w:color w:val="ff0000"/>
-    </w:rPr>
-  </w:style>
-  <w:style w:customStyle="1" w:styleId="ErrorTok" w:type="character">
-    <w:name w:val="ErrorTok"/>
-    <w:basedOn w:val="VerbatimChar"/>
-    <w:rPr>
-      <w:b/>
-      <w:color w:val="ff0000"/>
-    </w:rPr>
-  </w:style>
-  <w:style w:customStyle="1" w:styleId="NormalTok" w:type="character">
-    <w:name w:val="NormalTok"/>
-    <w:basedOn w:val="VerbatimChar"/>
-    <w:rPr/>
-  </w:style>
-  <w:style w:customStyle="1" w:styleId="SourceCode" w:type="paragraph">
-    <w:name w:val="Source Code"/>
-    <w:basedOn w:val="Normal"/>
-    <w:link w:val="VerbatimChar"/>
-    <w:pPr>
-      <w:wordWrap w:val="off"/>
-    </w:pPr>
-  </w:style>
-  <w:style w:customStyle="1" w:styleId="KeywordTok" w:type="character">
-    <w:name w:val="KeywordTok"/>
-    <w:basedOn w:val="VerbatimChar"/>
-    <w:rPr>
-      <w:b/>
-      <w:color w:val="007020"/>
-    </w:rPr>
-  </w:style>
-  <w:style w:customStyle="1" w:styleId="DataTypeTok" w:type="character">
-    <w:name w:val="DataTypeTok"/>
-    <w:basedOn w:val="VerbatimChar"/>
-    <w:rPr>
-      <w:color w:val="902000"/>
-    </w:rPr>
-  </w:style>
-  <w:style w:customStyle="1" w:styleId="DecValTok" w:type="character">
-    <w:name w:val="DecValTok"/>
-    <w:basedOn w:val="VerbatimChar"/>
-    <w:rPr>
-      <w:color w:val="40a070"/>
-    </w:rPr>
-  </w:style>
-  <w:style w:customStyle="1" w:styleId="BaseNTok" w:type="character">
-    <w:name w:val="BaseNTok"/>
-    <w:basedOn w:val="VerbatimChar"/>
-    <w:rPr>
-      <w:color w:val="40a070"/>
-    </w:rPr>
-  </w:style>
-  <w:style w:customStyle="1" w:styleId="FloatTok" w:type="character">
-    <w:name w:val="FloatTok"/>
-    <w:basedOn w:val="VerbatimChar"/>
-    <w:rPr>
-      <w:color w:val="40a070"/>
-    </w:rPr>
-  </w:style>
-  <w:style w:customStyle="1" w:styleId="ConstantTok" w:type="character">
-    <w:name w:val="ConstantTok"/>
-    <w:basedOn w:val="VerbatimChar"/>
-    <w:rPr>
-      <w:color w:val="880000"/>
-    </w:rPr>
-  </w:style>
-  <w:style w:customStyle="1" w:styleId="CharTok" w:type="character">
-    <w:name w:val="CharTok"/>
-    <w:basedOn w:val="VerbatimChar"/>
-    <w:rPr>
-      <w:color w:val="4070a0"/>
-    </w:rPr>
-  </w:style>
-  <w:style w:customStyle="1" w:styleId="SpecialCharTok" w:type="character">
-    <w:name w:val="SpecialCharTok"/>
-    <w:basedOn w:val="VerbatimChar"/>
-    <w:rPr>
-      <w:color w:val="4070a0"/>
-    </w:rPr>
-  </w:style>
-  <w:style w:customStyle="1" w:styleId="StringTok" w:type="character">
-    <w:name w:val="StringTok"/>
-    <w:basedOn w:val="VerbatimChar"/>
-    <w:rPr>
-      <w:color w:val="4070a0"/>
-    </w:rPr>
-  </w:style>
-  <w:style w:customStyle="1" w:styleId="VerbatimStringTok" w:type="character">
-    <w:name w:val="VerbatimStringTok"/>
-    <w:basedOn w:val="VerbatimChar"/>
-    <w:rPr>
-      <w:color w:val="4070a0"/>
-    </w:rPr>
-  </w:style>
-  <w:style w:customStyle="1" w:styleId="SpecialStringTok" w:type="character">
-    <w:name w:val="SpecialStringTok"/>
-    <w:basedOn w:val="VerbatimChar"/>
-    <w:rPr>
-      <w:color w:val="bb6688"/>
-    </w:rPr>
-  </w:style>
-  <w:style w:customStyle="1" w:styleId="ImportTok" w:type="character">
-    <w:name w:val="ImportTok"/>
-    <w:basedOn w:val="VerbatimChar"/>
-    <w:rPr>
-      <w:b/>
-      <w:color w:val="008000"/>
-    </w:rPr>
-  </w:style>
-  <w:style w:customStyle="1" w:styleId="CommentTok" w:type="character">
-    <w:name w:val="CommentTok"/>
-    <w:basedOn w:val="VerbatimChar"/>
-    <w:rPr>
-      <w:i/>
-      <w:color w:val="60a0b0"/>
-    </w:rPr>
-  </w:style>
-  <w:style w:customStyle="1" w:styleId="DocumentationTok" w:type="character">
-    <w:name w:val="DocumentationTok"/>
-    <w:basedOn w:val="VerbatimChar"/>
-    <w:rPr>
-      <w:i/>
-      <w:color w:val="ba2121"/>
-    </w:rPr>
-  </w:style>
-  <w:style w:customStyle="1" w:styleId="AnnotationTok" w:type="character">
-    <w:name w:val="AnnotationTok"/>
-    <w:basedOn w:val="VerbatimChar"/>
-    <w:rPr>
-      <w:b/>
-      <w:i/>
-      <w:color w:val="60a0b0"/>
-    </w:rPr>
-  </w:style>
-  <w:style w:customStyle="1" w:styleId="CommentVarTok" w:type="character">
-    <w:name w:val="CommentVarTok"/>
-    <w:basedOn w:val="VerbatimChar"/>
-    <w:rPr>
-      <w:b/>
-      <w:i/>
-      <w:color w:val="60a0b0"/>
-    </w:rPr>
-  </w:style>
-  <w:style w:customStyle="1" w:styleId="OtherTok" w:type="character">
-    <w:name w:val="OtherTok"/>
-    <w:basedOn w:val="VerbatimChar"/>
-    <w:rPr>
-      <w:color w:val="007020"/>
-    </w:rPr>
-  </w:style>
-  <w:style w:customStyle="1" w:styleId="FunctionTok" w:type="character">
-    <w:name w:val="FunctionTok"/>
-    <w:basedOn w:val="VerbatimChar"/>
-    <w:rPr>
-      <w:color w:val="06287e"/>
-    </w:rPr>
-  </w:style>
-  <w:style w:customStyle="1" w:styleId="VariableTok" w:type="character">
-    <w:name w:val="VariableTok"/>
-    <w:basedOn w:val="VerbatimChar"/>
-    <w:rPr>
-      <w:color w:val="19177c"/>
-    </w:rPr>
-  </w:style>
-  <w:style w:customStyle="1" w:styleId="ControlFlowTok" w:type="character">
-    <w:name w:val="ControlFlowTok"/>
-    <w:basedOn w:val="VerbatimChar"/>
-    <w:rPr>
-      <w:b/>
-      <w:color w:val="007020"/>
-    </w:rPr>
-  </w:style>
-  <w:style w:customStyle="1" w:styleId="OperatorTok" w:type="character">
-    <w:name w:val="OperatorTok"/>
-    <w:basedOn w:val="VerbatimChar"/>
-    <w:rPr>
-      <w:color w:val="666666"/>
-    </w:rPr>
-  </w:style>
-  <w:style w:customStyle="1" w:styleId="BuiltInTok" w:type="character">
-    <w:name w:val="BuiltInTok"/>
-    <w:basedOn w:val="VerbatimChar"/>
-    <w:rPr>
-      <w:color w:val="008000"/>
-    </w:rPr>
-  </w:style>
-  <w:style w:customStyle="1" w:styleId="ExtensionTok" w:type="character">
-    <w:name w:val="ExtensionTok"/>
-    <w:basedOn w:val="VerbatimChar"/>
-    <w:rPr/>
-  </w:style>
-  <w:style w:customStyle="1" w:styleId="PreprocessorTok" w:type="character">
-    <w:name w:val="PreprocessorTok"/>
-    <w:basedOn w:val="VerbatimChar"/>
-    <w:rPr>
-      <w:color w:val="bc7a00"/>
-    </w:rPr>
-  </w:style>
-  <w:style w:customStyle="1" w:styleId="AttributeTok" w:type="character">
-    <w:name w:val="AttributeTok"/>
-    <w:basedOn w:val="VerbatimChar"/>
-    <w:rPr>
-      <w:color w:val="7d9029"/>
-    </w:rPr>
-  </w:style>
-  <w:style w:customStyle="1" w:styleId="RegionMarkerTok" w:type="character">
-    <w:name w:val="RegionMarkerTok"/>
-    <w:basedOn w:val="VerbatimChar"/>
-    <w:rPr/>
-  </w:style>
-  <w:style w:customStyle="1" w:styleId="InformationTok" w:type="character">
-    <w:name w:val="InformationTok"/>
-    <w:basedOn w:val="VerbatimChar"/>
-    <w:rPr>
-      <w:b/>
-      <w:i/>
-      <w:color w:val="60a0b0"/>
-    </w:rPr>
-  </w:style>
-  <w:style w:customStyle="1" w:styleId="WarningTok" w:type="character">
-    <w:name w:val="WarningTok"/>
-    <w:basedOn w:val="VerbatimChar"/>
-    <w:rPr>
-      <w:b/>
-      <w:i/>
-      <w:color w:val="60a0b0"/>
-    </w:rPr>
-  </w:style>
-  <w:style w:customStyle="1" w:styleId="AlertTok" w:type="character">
-    <w:name w:val="AlertTok"/>
-    <w:basedOn w:val="VerbatimChar"/>
-    <w:rPr>
-      <w:b/>
-      <w:color w:val="ff0000"/>
-    </w:rPr>
-  </w:style>
-  <w:style w:customStyle="1" w:styleId="ErrorTok" w:type="character">
-    <w:name w:val="ErrorTok"/>
-    <w:basedOn w:val="VerbatimChar"/>
-    <w:rPr>
-      <w:b/>
-      <w:color w:val="ff0000"/>
-    </w:rPr>
-  </w:style>
-  <w:style w:customStyle="1" w:styleId="NormalTok" w:type="character">
-    <w:name w:val="NormalTok"/>
-    <w:basedOn w:val="VerbatimChar"/>
-    <w:rPr/>
   </w:style>
   <w:style w:type="paragraph" w:customStyle="1" w:styleId="SourceCode">
     <w:name w:val="Source Code"/>

--- a/Enyrgy_GHL_Implementation_Guide_v3_9.docx
+++ b/Enyrgy_GHL_Implementation_Guide_v3_9.docx
@@ -10275,6 +10275,17 @@
       </w:pPr>
       <w:r>
         <w:t xml:space="preserve">WF-19 (Winter Protocol): https://services.leadconnectorhq.com/hooks/GtXjla7Ld1dordsTWrVy/webhook-trigger/ad11ef02-14c8-4dbc-b1dd-bb5c9f3203bd</w:t>
+      </w:r>
+    </w:p>
+    <w:p>
+      <w:pPr>
+        <w:numPr>
+          <w:ilvl w:val="0"/>
+          <w:numId w:val="1007"/>
+        </w:numPr>
+      </w:pPr>
+      <w:r>
+        <w:t xml:space="preserve">WF-21 (Vitamin D Assessment): https://services.leadconnectorhq.com/hooks/GtXjla7Ld1dordsTWrVy/webhook-trigger/d2692dc6-1e9f-466c-8525-58c466c426bd</w:t>
       </w:r>
     </w:p>
     <w:p>

--- a/Enyrgy_GHL_Implementation_Guide_v3_9.docx
+++ b/Enyrgy_GHL_Implementation_Guide_v3_9.docx
@@ -51,7 +51,7 @@
         <w:pStyle w:val="BodyText"/>
       </w:pPr>
       <w:r>
-        <w:t xml:space="preserve">Powered by Paperclip Autonomous Agents · Version 3.9.3</w:t>
+        <w:t xml:space="preserve">Powered by Paperclip Autonomous Agents · Version 3.9.4</w:t>
       </w:r>
     </w:p>
     <w:p>
@@ -63,7 +63,86 @@
           <w:b/>
           <w:bCs/>
         </w:rPr>
-        <w:t xml:space="preserve">Consumer Unit $2,995 · Commercial Unit $8,950 · 600+ Customers · 25,000+ Treatments</w:t>
+        <w:t xml:space="preserve">Consumer Unit $2,995 · Commercial Unit $8,950 · 600+ Users · 25,000+ Treatments</w:t>
+      </w:r>
+    </w:p>
+    <w:p>
+      <w:pPr>
+        <w:pStyle w:val="BodyText"/>
+      </w:pPr>
+      <w:r>
+        <w:rPr>
+          <w:b/>
+          <w:bCs/>
+        </w:rPr>
+        <w:t xml:space="preserve">v3.9.4 (August 4, 2026) changes:</w:t>
+      </w:r>
+      <w:r>
+        <w:t xml:space="preserve"> </w:t>
+      </w:r>
+      <w:r>
+        <w:rPr>
+          <w:rStyle w:val="VerbatimChar"/>
+        </w:rPr>
+        <w:t xml:space="preserve">no_route</w:t>
+      </w:r>
+      <w:r>
+        <w:t xml:space="preserve"> </w:t>
+      </w:r>
+      <w:r>
+        <w:t xml:space="preserve">added to the tag taxonomy (Section 9); WF-01’s guard documented (Section 12); WF-30 to WF-35 added to the workflow register;</w:t>
+      </w:r>
+      <w:r>
+        <w:t xml:space="preserve"> </w:t>
+      </w:r>
+      <w:r>
+        <w:t xml:space="preserve">“600+ Customers”</w:t>
+      </w:r>
+      <w:r>
+        <w:t xml:space="preserve"> </w:t>
+      </w:r>
+      <w:r>
+        <w:t xml:space="preserve">corrected to</w:t>
+      </w:r>
+      <w:r>
+        <w:t xml:space="preserve"> </w:t>
+      </w:r>
+      <w:r>
+        <w:t xml:space="preserve">“600+ Users”</w:t>
+      </w:r>
+      <w:r>
+        <w:t xml:space="preserve"> </w:t>
+      </w:r>
+      <w:r>
+        <w:t xml:space="preserve">here and in Section 1, since a home unit supports up to six users and the two are not interchangeable.</w:t>
+      </w:r>
+      <w:r>
+        <w:t xml:space="preserve"> </w:t>
+      </w:r>
+      <w:r>
+        <w:rPr>
+          <w:b/>
+          <w:bCs/>
+        </w:rPr>
+        <w:t xml:space="preserve">Live campaign copy is no longer documented here.</w:t>
+      </w:r>
+      <w:r>
+        <w:t xml:space="preserve"> </w:t>
+      </w:r>
+      <w:r>
+        <w:t xml:space="preserve">It lives in</w:t>
+      </w:r>
+      <w:r>
+        <w:t xml:space="preserve"> </w:t>
+      </w:r>
+      <w:r>
+        <w:rPr>
+          <w:rStyle w:val="VerbatimChar"/>
+        </w:rPr>
+        <w:t xml:space="preserve">campaigns/</w:t>
+      </w:r>
+      <w:r>
+        <w:t xml:space="preserve">, one file per workflow, captured from GHL and version-controlled.</w:t>
       </w:r>
     </w:p>
     <w:p>
@@ -123,13 +202,13 @@
           <w:b/>
           <w:bCs/>
         </w:rPr>
-        <w:t xml:space="preserve">Agents confabulate under credit starvation</w:t>
+        <w:t xml:space="preserve">Agents confabulate under credit starvation:</w:t>
       </w:r>
       <w:r>
         <w:t xml:space="preserve"> </w:t>
       </w:r>
       <w:r>
-        <w:t xml:space="preserve">— when credit-starved or budget-hard-stopped, the org produces confident, specific, FALSE claims (a QC audit and a COO</w:t>
+        <w:t xml:space="preserve">when credit-starved or budget-hard-stopped, the org produces confident, specific, FALSE claims (a QC audit and a COO</w:t>
       </w:r>
       <w:r>
         <w:t xml:space="preserve"> </w:t>
@@ -151,13 +230,13 @@
           <w:b/>
           <w:bCs/>
         </w:rPr>
-        <w:t xml:space="preserve">Keep Anthropic credit buffered and Paperclip budgets with headroom</w:t>
+        <w:t xml:space="preserve">Keep Anthropic credit buffered and Paperclip budgets with headroom:</w:t>
       </w:r>
       <w:r>
         <w:t xml:space="preserve"> </w:t>
       </w:r>
       <w:r>
-        <w:t xml:space="preserve">— starvation multiplies cost (dying runs re-wake and replay a growing thread) and is the trigger for confabulation. Open platform bug: a run that dies on a credit/budget error must go to</w:t>
+        <w:t xml:space="preserve">starvation multiplies cost (dying runs re-wake and replay a growing thread) and is the trigger for confabulation. Open platform bug: a run that dies on a credit/budget error must go to</w:t>
       </w:r>
       <w:r>
         <w:t xml:space="preserve"> </w:t>
@@ -1316,6 +1395,14 @@
     </w:p>
     <w:tbl>
       <w:tblPr>
+        <w:tblBorders>
+          <w:top w:val="single" w:sz="6" w:space="0" w:color="AAAAAA"/>
+          <w:left w:val="single" w:sz="6" w:space="0" w:color="AAAAAA"/>
+          <w:bottom w:val="single" w:sz="6" w:space="0" w:color="AAAAAA"/>
+          <w:right w:val="single" w:sz="6" w:space="0" w:color="AAAAAA"/>
+          <w:insideH w:val="single" w:sz="6" w:space="0" w:color="AAAAAA"/>
+          <w:insideV w:val="single" w:sz="6" w:space="0" w:color="AAAAAA"/>
+        </w:tblBorders>
         <w:tblStyle w:val="Table"/>
         <w:tblW w:type="pct" w:w="4929"/>
         <w:tblLayout w:type="fixed"/>
@@ -1846,6 +1933,14 @@
     </w:p>
     <w:tbl>
       <w:tblPr>
+        <w:tblBorders>
+          <w:top w:val="single" w:sz="6" w:space="0" w:color="AAAAAA"/>
+          <w:left w:val="single" w:sz="6" w:space="0" w:color="AAAAAA"/>
+          <w:bottom w:val="single" w:sz="6" w:space="0" w:color="AAAAAA"/>
+          <w:right w:val="single" w:sz="6" w:space="0" w:color="AAAAAA"/>
+          <w:insideH w:val="single" w:sz="6" w:space="0" w:color="AAAAAA"/>
+          <w:insideV w:val="single" w:sz="6" w:space="0" w:color="AAAAAA"/>
+        </w:tblBorders>
         <w:tblStyle w:val="Table"/>
         <w:tblW w:type="pct" w:w="4914"/>
         <w:tblLayout w:type="fixed"/>
@@ -2569,6 +2664,14 @@
     </w:p>
     <w:tbl>
       <w:tblPr>
+        <w:tblBorders>
+          <w:top w:val="single" w:sz="6" w:space="0" w:color="AAAAAA"/>
+          <w:left w:val="single" w:sz="6" w:space="0" w:color="AAAAAA"/>
+          <w:bottom w:val="single" w:sz="6" w:space="0" w:color="AAAAAA"/>
+          <w:right w:val="single" w:sz="6" w:space="0" w:color="AAAAAA"/>
+          <w:insideH w:val="single" w:sz="6" w:space="0" w:color="AAAAAA"/>
+          <w:insideV w:val="single" w:sz="6" w:space="0" w:color="AAAAAA"/>
+        </w:tblBorders>
         <w:tblStyle w:val="Table"/>
         <w:tblW w:type="pct" w:w="4921"/>
         <w:tblLayout w:type="fixed"/>
@@ -2812,6 +2915,14 @@
     </w:p>
     <w:tbl>
       <w:tblPr>
+        <w:tblBorders>
+          <w:top w:val="single" w:sz="6" w:space="0" w:color="AAAAAA"/>
+          <w:left w:val="single" w:sz="6" w:space="0" w:color="AAAAAA"/>
+          <w:bottom w:val="single" w:sz="6" w:space="0" w:color="AAAAAA"/>
+          <w:right w:val="single" w:sz="6" w:space="0" w:color="AAAAAA"/>
+          <w:insideH w:val="single" w:sz="6" w:space="0" w:color="AAAAAA"/>
+          <w:insideV w:val="single" w:sz="6" w:space="0" w:color="AAAAAA"/>
+        </w:tblBorders>
         <w:tblStyle w:val="Table"/>
         <w:tblW w:type="pct" w:w="4908"/>
         <w:tblLayout w:type="fixed"/>
@@ -3154,6 +3265,14 @@
     </w:p>
     <w:tbl>
       <w:tblPr>
+        <w:tblBorders>
+          <w:top w:val="single" w:sz="6" w:space="0" w:color="AAAAAA"/>
+          <w:left w:val="single" w:sz="6" w:space="0" w:color="AAAAAA"/>
+          <w:bottom w:val="single" w:sz="6" w:space="0" w:color="AAAAAA"/>
+          <w:right w:val="single" w:sz="6" w:space="0" w:color="AAAAAA"/>
+          <w:insideH w:val="single" w:sz="6" w:space="0" w:color="AAAAAA"/>
+          <w:insideV w:val="single" w:sz="6" w:space="0" w:color="AAAAAA"/>
+        </w:tblBorders>
         <w:tblStyle w:val="Table"/>
         <w:tblW w:type="pct" w:w="4906"/>
         <w:tblLayout w:type="fixed"/>
@@ -3458,6 +3577,14 @@
     </w:p>
     <w:tbl>
       <w:tblPr>
+        <w:tblBorders>
+          <w:top w:val="single" w:sz="6" w:space="0" w:color="AAAAAA"/>
+          <w:left w:val="single" w:sz="6" w:space="0" w:color="AAAAAA"/>
+          <w:bottom w:val="single" w:sz="6" w:space="0" w:color="AAAAAA"/>
+          <w:right w:val="single" w:sz="6" w:space="0" w:color="AAAAAA"/>
+          <w:insideH w:val="single" w:sz="6" w:space="0" w:color="AAAAAA"/>
+          <w:insideV w:val="single" w:sz="6" w:space="0" w:color="AAAAAA"/>
+        </w:tblBorders>
         <w:tblStyle w:val="Table"/>
         <w:tblW w:type="pct" w:w="4890"/>
         <w:tblLayout w:type="fixed"/>
@@ -4063,6 +4190,14 @@
     </w:p>
     <w:tbl>
       <w:tblPr>
+        <w:tblBorders>
+          <w:top w:val="single" w:sz="6" w:space="0" w:color="AAAAAA"/>
+          <w:left w:val="single" w:sz="6" w:space="0" w:color="AAAAAA"/>
+          <w:bottom w:val="single" w:sz="6" w:space="0" w:color="AAAAAA"/>
+          <w:right w:val="single" w:sz="6" w:space="0" w:color="AAAAAA"/>
+          <w:insideH w:val="single" w:sz="6" w:space="0" w:color="AAAAAA"/>
+          <w:insideV w:val="single" w:sz="6" w:space="0" w:color="AAAAAA"/>
+        </w:tblBorders>
         <w:tblStyle w:val="Table"/>
         <w:tblW w:type="pct" w:w="4932"/>
         <w:tblLayout w:type="fixed"/>
@@ -4415,6 +4550,14 @@
     </w:p>
     <w:tbl>
       <w:tblPr>
+        <w:tblBorders>
+          <w:top w:val="single" w:sz="6" w:space="0" w:color="AAAAAA"/>
+          <w:left w:val="single" w:sz="6" w:space="0" w:color="AAAAAA"/>
+          <w:bottom w:val="single" w:sz="6" w:space="0" w:color="AAAAAA"/>
+          <w:right w:val="single" w:sz="6" w:space="0" w:color="AAAAAA"/>
+          <w:insideH w:val="single" w:sz="6" w:space="0" w:color="AAAAAA"/>
+          <w:insideV w:val="single" w:sz="6" w:space="0" w:color="AAAAAA"/>
+        </w:tblBorders>
         <w:tblStyle w:val="Table"/>
         <w:tblW w:type="pct" w:w="4899"/>
         <w:tblLayout w:type="fixed"/>
@@ -4722,6 +4865,14 @@
     </w:p>
     <w:tbl>
       <w:tblPr>
+        <w:tblBorders>
+          <w:top w:val="single" w:sz="6" w:space="0" w:color="AAAAAA"/>
+          <w:left w:val="single" w:sz="6" w:space="0" w:color="AAAAAA"/>
+          <w:bottom w:val="single" w:sz="6" w:space="0" w:color="AAAAAA"/>
+          <w:right w:val="single" w:sz="6" w:space="0" w:color="AAAAAA"/>
+          <w:insideH w:val="single" w:sz="6" w:space="0" w:color="AAAAAA"/>
+          <w:insideV w:val="single" w:sz="6" w:space="0" w:color="AAAAAA"/>
+        </w:tblBorders>
         <w:tblStyle w:val="Table"/>
         <w:tblW w:type="pct" w:w="4888"/>
         <w:tblLayout w:type="fixed"/>
@@ -5107,6 +5258,14 @@
     </w:p>
     <w:tbl>
       <w:tblPr>
+        <w:tblBorders>
+          <w:top w:val="single" w:sz="6" w:space="0" w:color="AAAAAA"/>
+          <w:left w:val="single" w:sz="6" w:space="0" w:color="AAAAAA"/>
+          <w:bottom w:val="single" w:sz="6" w:space="0" w:color="AAAAAA"/>
+          <w:right w:val="single" w:sz="6" w:space="0" w:color="AAAAAA"/>
+          <w:insideH w:val="single" w:sz="6" w:space="0" w:color="AAAAAA"/>
+          <w:insideV w:val="single" w:sz="6" w:space="0" w:color="AAAAAA"/>
+        </w:tblBorders>
         <w:tblStyle w:val="Table"/>
         <w:tblW w:type="pct" w:w="4892"/>
         <w:tblLayout w:type="fixed"/>
@@ -5533,6 +5692,14 @@
     </w:p>
     <w:tbl>
       <w:tblPr>
+        <w:tblBorders>
+          <w:top w:val="single" w:sz="6" w:space="0" w:color="AAAAAA"/>
+          <w:left w:val="single" w:sz="6" w:space="0" w:color="AAAAAA"/>
+          <w:bottom w:val="single" w:sz="6" w:space="0" w:color="AAAAAA"/>
+          <w:right w:val="single" w:sz="6" w:space="0" w:color="AAAAAA"/>
+          <w:insideH w:val="single" w:sz="6" w:space="0" w:color="AAAAAA"/>
+          <w:insideV w:val="single" w:sz="6" w:space="0" w:color="AAAAAA"/>
+        </w:tblBorders>
         <w:tblStyle w:val="Table"/>
         <w:tblW w:type="pct" w:w="4878"/>
         <w:tblLayout w:type="fixed"/>
@@ -5885,6 +6052,14 @@
     </w:p>
     <w:tbl>
       <w:tblPr>
+        <w:tblBorders>
+          <w:top w:val="single" w:sz="6" w:space="0" w:color="AAAAAA"/>
+          <w:left w:val="single" w:sz="6" w:space="0" w:color="AAAAAA"/>
+          <w:bottom w:val="single" w:sz="6" w:space="0" w:color="AAAAAA"/>
+          <w:right w:val="single" w:sz="6" w:space="0" w:color="AAAAAA"/>
+          <w:insideH w:val="single" w:sz="6" w:space="0" w:color="AAAAAA"/>
+          <w:insideV w:val="single" w:sz="6" w:space="0" w:color="AAAAAA"/>
+        </w:tblBorders>
         <w:tblStyle w:val="Table"/>
         <w:tblW w:type="pct" w:w="4870"/>
         <w:tblLayout w:type="fixed"/>
@@ -6413,6 +6588,38 @@
         </w:rPr>
         <w:t xml:space="preserve">drip_bypass</w:t>
       </w:r>
+      <w:r>
+        <w:t xml:space="preserve"> </w:t>
+      </w:r>
+      <w:r>
+        <w:t xml:space="preserve">·</w:t>
+      </w:r>
+      <w:r>
+        <w:t xml:space="preserve"> </w:t>
+      </w:r>
+      <w:r>
+        <w:rPr>
+          <w:b/>
+          <w:bCs/>
+        </w:rPr>
+        <w:t xml:space="preserve">no_route</w:t>
+      </w:r>
+      <w:r>
+        <w:t xml:space="preserve"> </w:t>
+      </w:r>
+      <w:r>
+        <w:t xml:space="preserve">·</w:t>
+      </w:r>
+      <w:r>
+        <w:t xml:space="preserve"> </w:t>
+      </w:r>
+      <w:r>
+        <w:rPr>
+          <w:b/>
+          <w:bCs/>
+        </w:rPr>
+        <w:t xml:space="preserve">source_device_app</w:t>
+      </w:r>
     </w:p>
     <w:bookmarkEnd w:id="43"/>
     <w:bookmarkStart w:id="44" w:name="section-10-pipelines"/>
@@ -6426,6 +6633,14 @@
     </w:p>
     <w:tbl>
       <w:tblPr>
+        <w:tblBorders>
+          <w:top w:val="single" w:sz="6" w:space="0" w:color="AAAAAA"/>
+          <w:left w:val="single" w:sz="6" w:space="0" w:color="AAAAAA"/>
+          <w:bottom w:val="single" w:sz="6" w:space="0" w:color="AAAAAA"/>
+          <w:right w:val="single" w:sz="6" w:space="0" w:color="AAAAAA"/>
+          <w:insideH w:val="single" w:sz="6" w:space="0" w:color="AAAAAA"/>
+          <w:insideV w:val="single" w:sz="6" w:space="0" w:color="AAAAAA"/>
+        </w:tblBorders>
         <w:tblStyle w:val="Table"/>
         <w:tblW w:type="pct" w:w="4957"/>
         <w:tblLayout w:type="fixed"/>
@@ -6624,6 +6839,14 @@
     </w:p>
     <w:tbl>
       <w:tblPr>
+        <w:tblBorders>
+          <w:top w:val="single" w:sz="6" w:space="0" w:color="AAAAAA"/>
+          <w:left w:val="single" w:sz="6" w:space="0" w:color="AAAAAA"/>
+          <w:bottom w:val="single" w:sz="6" w:space="0" w:color="AAAAAA"/>
+          <w:right w:val="single" w:sz="6" w:space="0" w:color="AAAAAA"/>
+          <w:insideH w:val="single" w:sz="6" w:space="0" w:color="AAAAAA"/>
+          <w:insideV w:val="single" w:sz="6" w:space="0" w:color="AAAAAA"/>
+        </w:tblBorders>
         <w:tblStyle w:val="Table"/>
         <w:tblW w:type="pct" w:w="4908"/>
         <w:tblLayout w:type="fixed"/>
@@ -6742,7 +6965,7 @@
               <w:jc w:val="left"/>
             </w:pPr>
             <w:r>
-              <w:t xml:space="preserve">8</w:t>
+              <w:t xml:space="preserve">7</w:t>
             </w:r>
           </w:p>
         </w:tc>
@@ -7040,6 +7263,117 @@
       </w:pPr>
       <w:r>
         <w:t xml:space="preserve">Bypass Logic</w:t>
+      </w:r>
+    </w:p>
+    <w:p>
+      <w:pPr>
+        <w:pStyle w:val="FirstParagraph"/>
+      </w:pPr>
+      <w:r>
+        <w:rPr>
+          <w:b/>
+          <w:bCs/>
+        </w:rPr>
+        <w:t xml:space="preserve">Two different switches. Do not confuse them, this has caused confusion once already.</w:t>
+      </w:r>
+    </w:p>
+    <w:p>
+      <w:pPr>
+        <w:numPr>
+          <w:ilvl w:val="0"/>
+          <w:numId w:val="1006"/>
+        </w:numPr>
+      </w:pPr>
+      <w:r>
+        <w:rPr>
+          <w:rStyle w:val="VerbatimChar"/>
+          <w:b/>
+          <w:bCs/>
+        </w:rPr>
+        <w:t xml:space="preserve">drip_bypass</w:t>
+      </w:r>
+      <w:r>
+        <w:rPr>
+          <w:b/>
+          <w:bCs/>
+        </w:rPr>
+        <w:t xml:space="preserve"> </w:t>
+      </w:r>
+      <w:r>
+        <w:rPr>
+          <w:b/>
+          <w:bCs/>
+        </w:rPr>
+        <w:t xml:space="preserve">stops DRIPS, not routing.</w:t>
+      </w:r>
+      <w:r>
+        <w:t xml:space="preserve"> </w:t>
+      </w:r>
+      <w:r>
+        <w:t xml:space="preserve">It is read at the Bypass Check that opens each of the five drips. WF-01 New Lead Router does not check it, so a contact carrying</w:t>
+      </w:r>
+      <w:r>
+        <w:t xml:space="preserve"> </w:t>
+      </w:r>
+      <w:r>
+        <w:rPr>
+          <w:rStyle w:val="VerbatimChar"/>
+        </w:rPr>
+        <w:t xml:space="preserve">drip_bypass</w:t>
+      </w:r>
+      <w:r>
+        <w:t xml:space="preserve"> </w:t>
+      </w:r>
+      <w:r>
+        <w:t xml:space="preserve">is still routed and still receives</w:t>
+      </w:r>
+      <w:r>
+        <w:t xml:space="preserve"> </w:t>
+      </w:r>
+      <w:r>
+        <w:rPr>
+          <w:rStyle w:val="VerbatimChar"/>
+        </w:rPr>
+        <w:t xml:space="preserve">type_consumer</w:t>
+      </w:r>
+      <w:r>
+        <w:t xml:space="preserve">.</w:t>
+      </w:r>
+    </w:p>
+    <w:p>
+      <w:pPr>
+        <w:numPr>
+          <w:ilvl w:val="0"/>
+          <w:numId w:val="1006"/>
+        </w:numPr>
+      </w:pPr>
+      <w:r>
+        <w:rPr>
+          <w:rStyle w:val="VerbatimChar"/>
+          <w:b/>
+          <w:bCs/>
+        </w:rPr>
+        <w:t xml:space="preserve">no_route</w:t>
+      </w:r>
+      <w:r>
+        <w:rPr>
+          <w:b/>
+          <w:bCs/>
+        </w:rPr>
+        <w:t xml:space="preserve"> </w:t>
+      </w:r>
+      <w:r>
+        <w:rPr>
+          <w:b/>
+          <w:bCs/>
+        </w:rPr>
+        <w:t xml:space="preserve">stops WF-01 (added August 4, 2026).</w:t>
+      </w:r>
+      <w:r>
+        <w:t xml:space="preserve"> </w:t>
+      </w:r>
+      <w:r>
+        <w:t xml:space="preserve">It is the permanent off-switch for imports, tests, staff on other domains, and partners. It replaces the old practice of unpublishing WF-01 during an import and remembering to republish it, which was itself a hazard: a silently unpublished router stops routing everything with nothing erroring.</w:t>
       </w:r>
     </w:p>
     <w:p>
@@ -7124,6 +7458,14 @@
     </w:p>
     <w:tbl>
       <w:tblPr>
+        <w:tblBorders>
+          <w:top w:val="single" w:sz="6" w:space="0" w:color="AAAAAA"/>
+          <w:left w:val="single" w:sz="6" w:space="0" w:color="AAAAAA"/>
+          <w:bottom w:val="single" w:sz="6" w:space="0" w:color="AAAAAA"/>
+          <w:right w:val="single" w:sz="6" w:space="0" w:color="AAAAAA"/>
+          <w:insideH w:val="single" w:sz="6" w:space="0" w:color="AAAAAA"/>
+          <w:insideV w:val="single" w:sz="6" w:space="0" w:color="AAAAAA"/>
+        </w:tblBorders>
         <w:tblStyle w:val="Table"/>
         <w:tblW w:type="pct" w:w="4922"/>
         <w:tblLayout w:type="fixed"/>
@@ -7817,6 +8159,14 @@
     </w:p>
     <w:tbl>
       <w:tblPr>
+        <w:tblBorders>
+          <w:top w:val="single" w:sz="6" w:space="0" w:color="AAAAAA"/>
+          <w:left w:val="single" w:sz="6" w:space="0" w:color="AAAAAA"/>
+          <w:bottom w:val="single" w:sz="6" w:space="0" w:color="AAAAAA"/>
+          <w:right w:val="single" w:sz="6" w:space="0" w:color="AAAAAA"/>
+          <w:insideH w:val="single" w:sz="6" w:space="0" w:color="AAAAAA"/>
+          <w:insideV w:val="single" w:sz="6" w:space="0" w:color="AAAAAA"/>
+        </w:tblBorders>
         <w:tblStyle w:val="Table"/>
         <w:tblW w:type="pct" w:w="4908"/>
         <w:tblLayout w:type="fixed"/>
@@ -8308,7 +8658,7 @@
     </w:p>
     <w:bookmarkEnd w:id="49"/>
     <w:bookmarkEnd w:id="50"/>
-    <w:bookmarkStart w:id="56" w:name="section-12-core-workflows"/>
+    <w:bookmarkStart w:id="57" w:name="section-12-core-workflows"/>
     <w:p>
       <w:pPr>
         <w:pStyle w:val="Heading1"/>
@@ -8328,6 +8678,14 @@
     </w:p>
     <w:tbl>
       <w:tblPr>
+        <w:tblBorders>
+          <w:top w:val="single" w:sz="6" w:space="0" w:color="AAAAAA"/>
+          <w:left w:val="single" w:sz="6" w:space="0" w:color="AAAAAA"/>
+          <w:bottom w:val="single" w:sz="6" w:space="0" w:color="AAAAAA"/>
+          <w:right w:val="single" w:sz="6" w:space="0" w:color="AAAAAA"/>
+          <w:insideH w:val="single" w:sz="6" w:space="0" w:color="AAAAAA"/>
+          <w:insideV w:val="single" w:sz="6" w:space="0" w:color="AAAAAA"/>
+        </w:tblBorders>
         <w:tblStyle w:val="Table"/>
         <w:tblW w:type="pct" w:w="4939"/>
         <w:tblLayout w:type="fixed"/>
@@ -8453,7 +8811,44 @@
               <w:jc w:val="left"/>
             </w:pPr>
             <w:r>
-              <w:t xml:space="preserve">—</w:t>
+              <w:rPr>
+                <w:b/>
+                <w:bCs/>
+              </w:rPr>
+              <w:t xml:space="preserve">GUARDED (Aug 1 and Aug 4).</w:t>
+            </w:r>
+            <w:r>
+              <w:t xml:space="preserve"> </w:t>
+            </w:r>
+            <w:r>
+              <w:t xml:space="preserve">After Wait 1 Minute, a Device User Check continues only when</w:t>
+            </w:r>
+            <w:r>
+              <w:t xml:space="preserve"> </w:t>
+            </w:r>
+            <w:r>
+              <w:rPr>
+                <w:rStyle w:val="VerbatimChar"/>
+              </w:rPr>
+              <w:t xml:space="preserve">Tags does NOT include source_device_app AND Email does not contain @enyrgy.com AND Tags does NOT include no_route</w:t>
+            </w:r>
+            <w:r>
+              <w:t xml:space="preserve">; otherwise END. The device clause keeps Outcode-created users out of lead nurture. The domain and no_route clauses close the leak where inbound mail to mg.enyrgy.com created contacts that fell through to</w:t>
+            </w:r>
+            <w:r>
+              <w:t xml:space="preserve"> </w:t>
+            </w:r>
+            <w:r>
+              <w:rPr>
+                <w:rStyle w:val="VerbatimChar"/>
+              </w:rPr>
+              <w:t xml:space="preserve">Default Consumer</w:t>
+            </w:r>
+            <w:r>
+              <w:t xml:space="preserve"> </w:t>
+            </w:r>
+            <w:r>
+              <w:t xml:space="preserve">and entered the Consumer Drip.</w:t>
             </w:r>
           </w:p>
         </w:tc>
@@ -8943,6 +9338,14 @@
     </w:p>
     <w:tbl>
       <w:tblPr>
+        <w:tblBorders>
+          <w:top w:val="single" w:sz="6" w:space="0" w:color="AAAAAA"/>
+          <w:left w:val="single" w:sz="6" w:space="0" w:color="AAAAAA"/>
+          <w:bottom w:val="single" w:sz="6" w:space="0" w:color="AAAAAA"/>
+          <w:right w:val="single" w:sz="6" w:space="0" w:color="AAAAAA"/>
+          <w:insideH w:val="single" w:sz="6" w:space="0" w:color="AAAAAA"/>
+          <w:insideV w:val="single" w:sz="6" w:space="0" w:color="AAAAAA"/>
+        </w:tblBorders>
         <w:tblStyle w:val="Table"/>
         <w:tblW w:type="pct" w:w="4937"/>
         <w:tblLayout w:type="fixed"/>
@@ -9548,6 +9951,14 @@
     </w:p>
     <w:tbl>
       <w:tblPr>
+        <w:tblBorders>
+          <w:top w:val="single" w:sz="6" w:space="0" w:color="AAAAAA"/>
+          <w:left w:val="single" w:sz="6" w:space="0" w:color="AAAAAA"/>
+          <w:bottom w:val="single" w:sz="6" w:space="0" w:color="AAAAAA"/>
+          <w:right w:val="single" w:sz="6" w:space="0" w:color="AAAAAA"/>
+          <w:insideH w:val="single" w:sz="6" w:space="0" w:color="AAAAAA"/>
+          <w:insideV w:val="single" w:sz="6" w:space="0" w:color="AAAAAA"/>
+        </w:tblBorders>
         <w:tblStyle w:val="Table"/>
         <w:tblW w:type="pct" w:w="5000"/>
         <w:tblLayout w:type="fixed"/>
@@ -9931,6 +10342,479 @@
         </w:tc>
       </w:tr>
     </w:tbl>
+    <w:bookmarkEnd w:id="53"/>
+    <w:bookmarkStart w:id="54" w:name="X9810ec7f62b2338d56466c983e3d36a26fc107d"/>
+    <w:p>
+      <w:pPr>
+        <w:pStyle w:val="Heading2"/>
+      </w:pPr>
+      <w:r>
+        <w:t xml:space="preserve">WF-30 through WF-35 (added Sessions 15 and 16)</w:t>
+      </w:r>
+    </w:p>
+    <w:tbl>
+      <w:tblPr>
+        <w:tblBorders>
+          <w:top w:val="single" w:sz="6" w:space="0" w:color="AAAAAA"/>
+          <w:left w:val="single" w:sz="6" w:space="0" w:color="AAAAAA"/>
+          <w:bottom w:val="single" w:sz="6" w:space="0" w:color="AAAAAA"/>
+          <w:right w:val="single" w:sz="6" w:space="0" w:color="AAAAAA"/>
+          <w:insideH w:val="single" w:sz="6" w:space="0" w:color="AAAAAA"/>
+          <w:insideV w:val="single" w:sz="6" w:space="0" w:color="AAAAAA"/>
+        </w:tblBorders>
+        <w:tblStyle w:val="Table"/>
+        <w:tblW w:type="pct" w:w="5000"/>
+        <w:tblLayout w:type="fixed"/>
+        <w:tblLook w:firstRow="1" w:lastRow="0" w:firstColumn="0" w:lastColumn="0" w:noHBand="0" w:noVBand="0" w:val="0020"/>
+      </w:tblPr>
+      <w:tblGrid>
+        <w:gridCol w:w="2262"/>
+        <w:gridCol w:w="2036"/>
+        <w:gridCol w:w="2036"/>
+        <w:gridCol w:w="1584"/>
+      </w:tblGrid>
+      <w:tr>
+        <w:trPr>
+          <w:tblHeader w:val="on"/>
+        </w:trPr>
+        <w:tc>
+          <w:tcPr/>
+          <w:p>
+            <w:pPr>
+              <w:pStyle w:val="Compact"/>
+            </w:pPr>
+            <w:r>
+              <w:t xml:space="preserve">Workflow</w:t>
+            </w:r>
+          </w:p>
+        </w:tc>
+        <w:tc>
+          <w:tcPr/>
+          <w:p>
+            <w:pPr>
+              <w:pStyle w:val="Compact"/>
+            </w:pPr>
+            <w:r>
+              <w:t xml:space="preserve">Trigger</w:t>
+            </w:r>
+          </w:p>
+        </w:tc>
+        <w:tc>
+          <w:tcPr/>
+          <w:p>
+            <w:pPr>
+              <w:pStyle w:val="Compact"/>
+            </w:pPr>
+            <w:r>
+              <w:t xml:space="preserve">Purpose</w:t>
+            </w:r>
+          </w:p>
+        </w:tc>
+        <w:tc>
+          <w:tcPr/>
+          <w:p>
+            <w:pPr>
+              <w:pStyle w:val="Compact"/>
+            </w:pPr>
+            <w:r>
+              <w:t xml:space="preserve">Notes</w:t>
+            </w:r>
+          </w:p>
+        </w:tc>
+      </w:tr>
+      <w:tr>
+        <w:tc>
+          <w:tcPr/>
+          <w:p>
+            <w:pPr>
+              <w:pStyle w:val="Compact"/>
+            </w:pPr>
+            <w:r>
+              <w:t xml:space="preserve">WF-30 FlexOffers Sale Postback</w:t>
+            </w:r>
+          </w:p>
+        </w:tc>
+        <w:tc>
+          <w:tcPr/>
+          <w:p>
+            <w:pPr>
+              <w:pStyle w:val="Compact"/>
+            </w:pPr>
+            <w:r>
+              <w:t xml:space="preserve">Shopify Order fulfilled (Home System filter)</w:t>
+            </w:r>
+          </w:p>
+        </w:tc>
+        <w:tc>
+          <w:tcPr/>
+          <w:p>
+            <w:pPr>
+              <w:pStyle w:val="Compact"/>
+            </w:pPr>
+            <w:r>
+              <w:t xml:space="preserve">Fire the S2S postback that pays the affiliate $600</w:t>
+            </w:r>
+          </w:p>
+        </w:tc>
+        <w:tc>
+          <w:tcPr/>
+          <w:p>
+            <w:pPr>
+              <w:pStyle w:val="Compact"/>
+            </w:pPr>
+            <w:r>
+              <w:rPr>
+                <w:rStyle w:val="VerbatimChar"/>
+              </w:rPr>
+              <w:t xml:space="preserve">{{order.number}}</w:t>
+            </w:r>
+            <w:r>
+              <w:t xml:space="preserve"> </w:t>
+            </w:r>
+            <w:r>
+              <w:t xml:space="preserve">and</w:t>
+            </w:r>
+            <w:r>
+              <w:t xml:space="preserve"> </w:t>
+            </w:r>
+            <w:r>
+              <w:rPr>
+                <w:rStyle w:val="VerbatimChar"/>
+              </w:rPr>
+              <w:t xml:space="preserve">{{order.subtotal_price}}</w:t>
+            </w:r>
+            <w:r>
+              <w:t xml:space="preserve"> </w:t>
+            </w:r>
+            <w:r>
+              <w:t xml:space="preserve">remain UNVERIFIED. Check Execution Logs on the first real affiliate sale.</w:t>
+            </w:r>
+          </w:p>
+        </w:tc>
+      </w:tr>
+      <w:tr>
+        <w:tc>
+          <w:tcPr/>
+          <w:p>
+            <w:pPr>
+              <w:pStyle w:val="Compact"/>
+            </w:pPr>
+            <w:r>
+              <w:t xml:space="preserve">WF-31 FlexOffers First Touch</w:t>
+            </w:r>
+          </w:p>
+        </w:tc>
+        <w:tc>
+          <w:tcPr/>
+          <w:p>
+            <w:pPr>
+              <w:pStyle w:val="Compact"/>
+            </w:pPr>
+            <w:r>
+              <w:rPr>
+                <w:b/>
+                <w:bCs/>
+              </w:rPr>
+              <w:t xml:space="preserve">Contact Created</w:t>
+            </w:r>
+            <w:r>
+              <w:t xml:space="preserve"> </w:t>
+            </w:r>
+            <w:r>
+              <w:t xml:space="preserve">(unfiltered)</w:t>
+            </w:r>
+          </w:p>
+        </w:tc>
+        <w:tc>
+          <w:tcPr/>
+          <w:p>
+            <w:pPr>
+              <w:pStyle w:val="Compact"/>
+            </w:pPr>
+            <w:r>
+              <w:t xml:space="preserve">Enforce first-in + new-contacts-only attribution</w:t>
+            </w:r>
+          </w:p>
+        </w:tc>
+        <w:tc>
+          <w:tcPr/>
+          <w:p>
+            <w:pPr>
+              <w:pStyle w:val="Compact"/>
+            </w:pPr>
+            <w:r>
+              <w:t xml:space="preserve">Wait 2 minutes so custom fields finish writing, then copy</w:t>
+            </w:r>
+            <w:r>
+              <w:t xml:space="preserve"> </w:t>
+            </w:r>
+            <w:r>
+              <w:rPr>
+                <w:rStyle w:val="VerbatimChar"/>
+              </w:rPr>
+              <w:t xml:space="preserve">flexoffers_refid_incoming</w:t>
+            </w:r>
+            <w:r>
+              <w:t xml:space="preserve"> </w:t>
+            </w:r>
+            <w:r>
+              <w:t xml:space="preserve">to</w:t>
+            </w:r>
+            <w:r>
+              <w:t xml:space="preserve"> </w:t>
+            </w:r>
+            <w:r>
+              <w:rPr>
+                <w:rStyle w:val="VerbatimChar"/>
+              </w:rPr>
+              <w:t xml:space="preserve">flexoffers_refid</w:t>
+            </w:r>
+            <w:r>
+              <w:t xml:space="preserve"> </w:t>
+            </w:r>
+            <w:r>
+              <w:t xml:space="preserve">only when the latter is empty.</w:t>
+            </w:r>
+            <w:r>
+              <w:t xml:space="preserve"> </w:t>
+            </w:r>
+            <w:r>
+              <w:rPr>
+                <w:b/>
+                <w:bCs/>
+              </w:rPr>
+              <w:t xml:space="preserve">A second Contact Created trigger, which the Session 10 audit predates. Any import must re-check for Contact Created triggers rather than trusting that audit.</w:t>
+            </w:r>
+          </w:p>
+        </w:tc>
+      </w:tr>
+      <w:tr>
+        <w:tc>
+          <w:tcPr/>
+          <w:p>
+            <w:pPr>
+              <w:pStyle w:val="Compact"/>
+            </w:pPr>
+            <w:r>
+              <w:t xml:space="preserve">WF-32 / 33 / 34 Device App Integration</w:t>
+            </w:r>
+          </w:p>
+        </w:tc>
+        <w:tc>
+          <w:tcPr/>
+          <w:p>
+            <w:pPr>
+              <w:pStyle w:val="Compact"/>
+            </w:pPr>
+            <w:r>
+              <w:t xml:space="preserve">Inbound Webhook (Outcode)</w:t>
+            </w:r>
+          </w:p>
+        </w:tc>
+        <w:tc>
+          <w:tcPr/>
+          <w:p>
+            <w:pPr>
+              <w:pStyle w:val="Compact"/>
+            </w:pPr>
+            <w:r>
+              <w:t xml:space="preserve">New users on existing devices</w:t>
+            </w:r>
+          </w:p>
+        </w:tc>
+        <w:tc>
+          <w:tcPr/>
+          <w:p>
+            <w:pPr>
+              <w:pStyle w:val="Compact"/>
+            </w:pPr>
+            <w:r>
+              <w:rPr>
+                <w:b/>
+                <w:bCs/>
+              </w:rPr>
+              <w:t xml:space="preserve">NOT BUILT.</w:t>
+            </w:r>
+            <w:r>
+              <w:t xml:space="preserve"> </w:t>
+            </w:r>
+            <w:r>
+              <w:t xml:space="preserve">Awaiting Outcode. Spec sent, four webhook URLs delivered. WF-01’s</w:t>
+            </w:r>
+            <w:r>
+              <w:t xml:space="preserve"> </w:t>
+            </w:r>
+            <w:r>
+              <w:rPr>
+                <w:rStyle w:val="VerbatimChar"/>
+              </w:rPr>
+              <w:t xml:space="preserve">source_device_app</w:t>
+            </w:r>
+            <w:r>
+              <w:t xml:space="preserve"> </w:t>
+            </w:r>
+            <w:r>
+              <w:t xml:space="preserve">guard is already in place ahead of it.</w:t>
+            </w:r>
+          </w:p>
+        </w:tc>
+      </w:tr>
+      <w:tr>
+        <w:tc>
+          <w:tcPr/>
+          <w:p>
+            <w:pPr>
+              <w:pStyle w:val="Compact"/>
+            </w:pPr>
+            <w:r>
+              <w:t xml:space="preserve">WF-35 Customer Replied Notification</w:t>
+            </w:r>
+          </w:p>
+        </w:tc>
+        <w:tc>
+          <w:tcPr/>
+          <w:p>
+            <w:pPr>
+              <w:pStyle w:val="Compact"/>
+            </w:pPr>
+            <w:r>
+              <w:rPr>
+                <w:b/>
+                <w:bCs/>
+              </w:rPr>
+              <w:t xml:space="preserve">Customer Replied</w:t>
+            </w:r>
+            <w:r>
+              <w:t xml:space="preserve"> </w:t>
+            </w:r>
+            <w:r>
+              <w:t xml:space="preserve">(no filters)</w:t>
+            </w:r>
+          </w:p>
+        </w:tc>
+        <w:tc>
+          <w:tcPr/>
+          <w:p>
+            <w:pPr>
+              <w:pStyle w:val="Compact"/>
+            </w:pPr>
+            <w:r>
+              <w:t xml:space="preserve">Put the actual reply text in an email to whoever owns the contact</w:t>
+            </w:r>
+          </w:p>
+        </w:tc>
+        <w:tc>
+          <w:tcPr/>
+          <w:p>
+            <w:pPr>
+              <w:pStyle w:val="Compact"/>
+            </w:pPr>
+            <w:r>
+              <w:t xml:space="preserve">LIVE and fully verified Aug 4. If/Else on</w:t>
+            </w:r>
+            <w:r>
+              <w:t xml:space="preserve"> </w:t>
+            </w:r>
+            <w:r>
+              <w:rPr>
+                <w:rStyle w:val="VerbatimChar"/>
+              </w:rPr>
+              <w:t xml:space="preserve">Assigned user Is not empty</w:t>
+            </w:r>
+            <w:r>
+              <w:t xml:space="preserve">; the None branch notifies Scott with a</w:t>
+            </w:r>
+            <w:r>
+              <w:t xml:space="preserve"> </w:t>
+            </w:r>
+            <w:r>
+              <w:rPr>
+                <w:rStyle w:val="VerbatimChar"/>
+              </w:rPr>
+              <w:t xml:space="preserve">NO OWNER:</w:t>
+            </w:r>
+            <w:r>
+              <w:t xml:space="preserve"> </w:t>
+            </w:r>
+            <w:r>
+              <w:t xml:space="preserve">subject prefix. Allow Re-Entry ON, verified. Full capture in</w:t>
+            </w:r>
+            <w:r>
+              <w:t xml:space="preserve"> </w:t>
+            </w:r>
+            <w:r>
+              <w:rPr>
+                <w:rStyle w:val="VerbatimChar"/>
+              </w:rPr>
+              <w:t xml:space="preserve">campaigns/WF-35-customer-replied.md</w:t>
+            </w:r>
+            <w:r>
+              <w:t xml:space="preserve">.</w:t>
+            </w:r>
+          </w:p>
+        </w:tc>
+      </w:tr>
+    </w:tbl>
+    <w:p>
+      <w:pPr>
+        <w:pStyle w:val="BodyText"/>
+      </w:pPr>
+      <w:r>
+        <w:rPr>
+          <w:b/>
+          <w:bCs/>
+        </w:rPr>
+        <w:t xml:space="preserve">Why WF-35 exists.</w:t>
+      </w:r>
+      <w:r>
+        <w:t xml:space="preserve"> </w:t>
+      </w:r>
+      <w:r>
+        <w:t xml:space="preserve">GHL’s built-in Conversation Notification carries no message text, proven with a marker string, and its reply path addresses</w:t>
+      </w:r>
+      <w:r>
+        <w:t xml:space="preserve"> </w:t>
+      </w:r>
+      <w:r>
+        <w:rPr>
+          <w:rStyle w:val="VerbatimChar"/>
+        </w:rPr>
+        <w:t xml:space="preserve">scott@mg.enyrgy.com</w:t>
+      </w:r>
+      <w:r>
+        <w:t xml:space="preserve">, Scott’s own sending-subdomain address, so replying to it reaches nobody without erroring.</w:t>
+      </w:r>
+    </w:p>
+    <w:p>
+      <w:pPr>
+        <w:pStyle w:val="BodyText"/>
+      </w:pPr>
+      <w:r>
+        <w:rPr>
+          <w:b/>
+          <w:bCs/>
+        </w:rPr>
+        <w:t xml:space="preserve">Live campaign copy is not in this guide.</w:t>
+      </w:r>
+      <w:r>
+        <w:t xml:space="preserve"> </w:t>
+      </w:r>
+      <w:r>
+        <w:t xml:space="preserve">Every email and SMS across all 19 workflows lives in</w:t>
+      </w:r>
+      <w:r>
+        <w:t xml:space="preserve"> </w:t>
+      </w:r>
+      <w:r>
+        <w:rPr>
+          <w:rStyle w:val="VerbatimChar"/>
+        </w:rPr>
+        <w:t xml:space="preserve">campaigns/</w:t>
+      </w:r>
+      <w:r>
+        <w:t xml:space="preserve">, one file per workflow, captured from GHL with a per-workflow change log. GHL remains the source of truth: change GHL first, then update the file.</w:t>
+      </w:r>
+    </w:p>
     <w:p>
       <w:pPr>
         <w:pStyle w:val="BodyText"/>
@@ -10084,8 +10968,8 @@
         <w:t xml:space="preserve">(feeds WF-06 onboarding), and the abandoned-checkout webhook (developer).</w:t>
       </w:r>
     </w:p>
-    <w:bookmarkEnd w:id="53"/>
-    <w:bookmarkStart w:id="54" w:name="X2641a18717343a2a2c6fd2506cd768d5e543fc6"/>
+    <w:bookmarkEnd w:id="54"/>
+    <w:bookmarkStart w:id="55" w:name="X2641a18717343a2a2c6fd2506cd768d5e543fc6"/>
     <w:p>
       <w:pPr>
         <w:pStyle w:val="Heading2"/>
@@ -10318,8 +11202,8 @@
         <w:t xml:space="preserve">condition, the bypass gate is a first-step If/Else inside the Consumer Drip, WF-02, and WF-04. Full detail in Section 24.</w:t>
       </w:r>
     </w:p>
-    <w:bookmarkEnd w:id="54"/>
-    <w:bookmarkStart w:id="55" w:name="lead-scoring-model"/>
+    <w:bookmarkEnd w:id="55"/>
+    <w:bookmarkStart w:id="56" w:name="lead-scoring-model"/>
     <w:p>
       <w:pPr>
         <w:pStyle w:val="Heading2"/>
@@ -10336,9 +11220,9 @@
         <w:t xml:space="preserve">Email Opened +6 · Appointment Confirmed +21 · Contact Reply +11 · Appointment Booked +21.</w:t>
       </w:r>
     </w:p>
-    <w:bookmarkEnd w:id="55"/>
     <w:bookmarkEnd w:id="56"/>
-    <w:bookmarkStart w:id="57" w:name="X0c20422ed8ac108c0bc9dd737a232b220bacd70"/>
+    <w:bookmarkEnd w:id="57"/>
+    <w:bookmarkStart w:id="58" w:name="X0c20422ed8ac108c0bc9dd737a232b220bacd70"/>
     <w:p>
       <w:pPr>
         <w:pStyle w:val="Heading1"/>
@@ -10357,6 +11241,14 @@
     </w:p>
     <w:tbl>
       <w:tblPr>
+        <w:tblBorders>
+          <w:top w:val="single" w:sz="6" w:space="0" w:color="AAAAAA"/>
+          <w:left w:val="single" w:sz="6" w:space="0" w:color="AAAAAA"/>
+          <w:bottom w:val="single" w:sz="6" w:space="0" w:color="AAAAAA"/>
+          <w:right w:val="single" w:sz="6" w:space="0" w:color="AAAAAA"/>
+          <w:insideH w:val="single" w:sz="6" w:space="0" w:color="AAAAAA"/>
+          <w:insideV w:val="single" w:sz="6" w:space="0" w:color="AAAAAA"/>
+        </w:tblBorders>
         <w:tblStyle w:val="Table"/>
         <w:tblW w:type="pct" w:w="4913"/>
         <w:tblLayout w:type="fixed"/>
@@ -10596,8 +11488,8 @@
         <w:t xml:space="preserve">the domain is in reputation warmup. Consumer opt-ins one at a time are a healthy warmup pattern. Do NOT bulk-send to the 600+ existing customer list from this domain on day one, ramp gradually.</w:t>
       </w:r>
     </w:p>
-    <w:bookmarkEnd w:id="57"/>
-    <w:bookmarkStart w:id="63" w:name="section-14-content-rules-updated-in-v3.7"/>
+    <w:bookmarkEnd w:id="58"/>
+    <w:bookmarkStart w:id="64" w:name="section-14-content-rules-updated-in-v3.7"/>
     <w:p>
       <w:pPr>
         <w:pStyle w:val="Heading1"/>
@@ -10606,7 +11498,7 @@
         <w:t xml:space="preserve">SECTION 14: CONTENT RULES (UPDATED in v3.7)</w:t>
       </w:r>
     </w:p>
-    <w:bookmarkStart w:id="58" w:name="X5efa0766421bd09f1227051e34376c42a99a8cb"/>
+    <w:bookmarkStart w:id="59" w:name="X5efa0766421bd09f1227051e34376c42a99a8cb"/>
     <w:p>
       <w:pPr>
         <w:pStyle w:val="Heading2"/>
@@ -10729,8 +11621,8 @@
         <w:t xml:space="preserve">match the skill to the asset’s JOB, not its topic. Landing pages and guides require a full skills pass even when derived from already-refined material. Evidence-forward credibility (not narrative) is required on research guides and conversion pages for skeptical buyers.</w:t>
       </w:r>
     </w:p>
-    <w:bookmarkEnd w:id="58"/>
-    <w:bookmarkStart w:id="59" w:name="writing-rules"/>
+    <w:bookmarkEnd w:id="59"/>
+    <w:bookmarkStart w:id="60" w:name="writing-rules"/>
     <w:p>
       <w:pPr>
         <w:pStyle w:val="Heading2"/>
@@ -10852,8 +11744,8 @@
         <w:t xml:space="preserve">Order URL: https://shop.enyrgy.com/products/uvb-light-therapy · Device Registration: https://api.enyrgy.com/</w:t>
       </w:r>
     </w:p>
-    <w:bookmarkEnd w:id="59"/>
-    <w:bookmarkStart w:id="60" w:name="brand-standards-new-in-v3.7-locked"/>
+    <w:bookmarkEnd w:id="60"/>
+    <w:bookmarkStart w:id="61" w:name="brand-standards-new-in-v3.7-locked"/>
     <w:p>
       <w:pPr>
         <w:pStyle w:val="Heading2"/>
@@ -10906,8 +11798,8 @@
         <w:t xml:space="preserve">Approved terms: BioCalibrated Sunshine™ (personalized-dosing/skin-type angle), Triple-Pathway Advantage™.</w:t>
       </w:r>
     </w:p>
-    <w:bookmarkEnd w:id="60"/>
-    <w:bookmarkStart w:id="61" w:name="Xfe01eca712cc1036100477333073c92282aeab4"/>
+    <w:bookmarkEnd w:id="61"/>
+    <w:bookmarkStart w:id="62" w:name="Xfe01eca712cc1036100477333073c92282aeab4"/>
     <w:p>
       <w:pPr>
         <w:pStyle w:val="Heading2"/>
@@ -10936,8 +11828,8 @@
         <w:t xml:space="preserve">is false framing and must not be used.</w:t>
       </w:r>
     </w:p>
-    <w:bookmarkEnd w:id="61"/>
-    <w:bookmarkStart w:id="62" w:name="prohibited-words-compliance"/>
+    <w:bookmarkEnd w:id="62"/>
+    <w:bookmarkStart w:id="63" w:name="prohibited-words-compliance"/>
     <w:p>
       <w:pPr>
         <w:pStyle w:val="Heading2"/>
@@ -10954,9 +11846,9 @@
         <w:t xml:space="preserve">treat, cure, diagnose, disease, prescription, FDA-approved, medical treatment, heal, fix, medication, illness, clinical diagnosis, therapeutic treatment. Review all client-facing content against the 2026 January FDA Guidelines for Wellness Products before use.</w:t>
       </w:r>
     </w:p>
-    <w:bookmarkEnd w:id="62"/>
     <w:bookmarkEnd w:id="63"/>
-    <w:bookmarkStart w:id="64" w:name="section-15-approved-talking-points"/>
+    <w:bookmarkEnd w:id="64"/>
+    <w:bookmarkStart w:id="65" w:name="section-15-approved-talking-points"/>
     <w:p>
       <w:pPr>
         <w:pStyle w:val="Heading1"/>
@@ -11130,8 +12022,8 @@
         <w:t xml:space="preserve">Sunlight. Evolved.</w:t>
       </w:r>
     </w:p>
-    <w:bookmarkEnd w:id="64"/>
-    <w:bookmarkStart w:id="67" w:name="section-16-commercial-roi-model"/>
+    <w:bookmarkEnd w:id="65"/>
+    <w:bookmarkStart w:id="68" w:name="section-16-commercial-roi-model"/>
     <w:p>
       <w:pPr>
         <w:pStyle w:val="Heading1"/>
@@ -11140,7 +12032,7 @@
         <w:t xml:space="preserve">SECTION 16: COMMERCIAL ROI MODEL</w:t>
       </w:r>
     </w:p>
-    <w:bookmarkStart w:id="65" w:name="model-a-pay-per-modality"/>
+    <w:bookmarkStart w:id="66" w:name="model-a-pay-per-modality"/>
     <w:p>
       <w:pPr>
         <w:pStyle w:val="Heading2"/>
@@ -11159,6 +12051,14 @@
     </w:p>
     <w:tbl>
       <w:tblPr>
+        <w:tblBorders>
+          <w:top w:val="single" w:sz="6" w:space="0" w:color="AAAAAA"/>
+          <w:left w:val="single" w:sz="6" w:space="0" w:color="AAAAAA"/>
+          <w:bottom w:val="single" w:sz="6" w:space="0" w:color="AAAAAA"/>
+          <w:right w:val="single" w:sz="6" w:space="0" w:color="AAAAAA"/>
+          <w:insideH w:val="single" w:sz="6" w:space="0" w:color="AAAAAA"/>
+          <w:insideV w:val="single" w:sz="6" w:space="0" w:color="AAAAAA"/>
+        </w:tblBorders>
         <w:tblStyle w:val="Table"/>
         <w:tblW w:type="pct" w:w="4865"/>
         <w:tblLayout w:type="fixed"/>
@@ -11345,8 +12245,8 @@
         <w:t xml:space="preserve">Device cost: $8,950. Payback at 50 clients: under 4 months.</w:t>
       </w:r>
     </w:p>
-    <w:bookmarkEnd w:id="65"/>
-    <w:bookmarkStart w:id="66" w:name="model-b-membership-tier-upgrade"/>
+    <w:bookmarkEnd w:id="66"/>
+    <w:bookmarkStart w:id="67" w:name="model-b-membership-tier-upgrade"/>
     <w:p>
       <w:pPr>
         <w:pStyle w:val="Heading2"/>
@@ -11381,9 +12281,9 @@
         <w:t xml:space="preserve">at 5 sessions/day at $50/session at 250 operating days = $62,500 gross Year 1; after device cost, $53,550 net = 6.0x ROI on a single unit.</w:t>
       </w:r>
     </w:p>
-    <w:bookmarkEnd w:id="66"/>
     <w:bookmarkEnd w:id="67"/>
-    <w:bookmarkStart w:id="68" w:name="section-17-investor-offering-details"/>
+    <w:bookmarkEnd w:id="68"/>
+    <w:bookmarkStart w:id="69" w:name="section-17-investor-offering-details"/>
     <w:p>
       <w:pPr>
         <w:pStyle w:val="Heading1"/>
@@ -11402,6 +12302,14 @@
     </w:p>
     <w:tbl>
       <w:tblPr>
+        <w:tblBorders>
+          <w:top w:val="single" w:sz="6" w:space="0" w:color="AAAAAA"/>
+          <w:left w:val="single" w:sz="6" w:space="0" w:color="AAAAAA"/>
+          <w:bottom w:val="single" w:sz="6" w:space="0" w:color="AAAAAA"/>
+          <w:right w:val="single" w:sz="6" w:space="0" w:color="AAAAAA"/>
+          <w:insideH w:val="single" w:sz="6" w:space="0" w:color="AAAAAA"/>
+          <w:insideV w:val="single" w:sz="6" w:space="0" w:color="AAAAAA"/>
+        </w:tblBorders>
         <w:tblStyle w:val="Table"/>
         <w:tblW w:type="pct" w:w="4907"/>
         <w:tblLayout w:type="fixed"/>
@@ -11657,8 +12565,8 @@
         </w:tc>
       </w:tr>
     </w:tbl>
-    <w:bookmarkEnd w:id="68"/>
-    <w:bookmarkStart w:id="69" w:name="section-18-key-reference-data"/>
+    <w:bookmarkEnd w:id="69"/>
+    <w:bookmarkStart w:id="70" w:name="section-18-key-reference-data"/>
     <w:p>
       <w:pPr>
         <w:pStyle w:val="Heading1"/>
@@ -11669,6 +12577,14 @@
     </w:p>
     <w:tbl>
       <w:tblPr>
+        <w:tblBorders>
+          <w:top w:val="single" w:sz="6" w:space="0" w:color="AAAAAA"/>
+          <w:left w:val="single" w:sz="6" w:space="0" w:color="AAAAAA"/>
+          <w:bottom w:val="single" w:sz="6" w:space="0" w:color="AAAAAA"/>
+          <w:right w:val="single" w:sz="6" w:space="0" w:color="AAAAAA"/>
+          <w:insideH w:val="single" w:sz="6" w:space="0" w:color="AAAAAA"/>
+          <w:insideV w:val="single" w:sz="6" w:space="0" w:color="AAAAAA"/>
+        </w:tblBorders>
         <w:tblStyle w:val="Table"/>
         <w:tblW w:type="pct" w:w="4920"/>
         <w:tblLayout w:type="fixed"/>
@@ -12303,8 +13219,8 @@
         </w:tc>
       </w:tr>
     </w:tbl>
-    <w:bookmarkEnd w:id="69"/>
-    <w:bookmarkStart w:id="72" w:name="X17ff4415c04741fc8a2aa7a70f1e07a23764a6c"/>
+    <w:bookmarkEnd w:id="70"/>
+    <w:bookmarkStart w:id="73" w:name="X17ff4415c04741fc8a2aa7a70f1e07a23764a6c"/>
     <w:p>
       <w:pPr>
         <w:pStyle w:val="Heading1"/>
@@ -12313,7 +13229,7 @@
         <w:t xml:space="preserve">SECTION 19: OEM / WHITE-LABEL PARTNER PROGRAM</w:t>
       </w:r>
     </w:p>
-    <w:bookmarkStart w:id="70" w:name="current-partner-lumanova-luma-d-light"/>
+    <w:bookmarkStart w:id="71" w:name="current-partner-lumanova-luma-d-light"/>
     <w:p>
       <w:pPr>
         <w:pStyle w:val="Heading2"/>
@@ -12324,6 +13240,14 @@
     </w:p>
     <w:tbl>
       <w:tblPr>
+        <w:tblBorders>
+          <w:top w:val="single" w:sz="6" w:space="0" w:color="AAAAAA"/>
+          <w:left w:val="single" w:sz="6" w:space="0" w:color="AAAAAA"/>
+          <w:bottom w:val="single" w:sz="6" w:space="0" w:color="AAAAAA"/>
+          <w:right w:val="single" w:sz="6" w:space="0" w:color="AAAAAA"/>
+          <w:insideH w:val="single" w:sz="6" w:space="0" w:color="AAAAAA"/>
+          <w:insideV w:val="single" w:sz="6" w:space="0" w:color="AAAAAA"/>
+        </w:tblBorders>
         <w:tblStyle w:val="Table"/>
         <w:tblW w:type="pct" w:w="4910"/>
         <w:tblLayout w:type="fixed"/>
@@ -12553,8 +13477,8 @@
         </w:tc>
       </w:tr>
     </w:tbl>
-    <w:bookmarkEnd w:id="70"/>
-    <w:bookmarkStart w:id="71" w:name="X1515f5e0007ad2b6c27b7502d1a1f844382ed83"/>
+    <w:bookmarkEnd w:id="71"/>
+    <w:bookmarkStart w:id="72" w:name="X1515f5e0007ad2b6c27b7502d1a1f844382ed83"/>
     <w:p>
       <w:pPr>
         <w:pStyle w:val="Heading2"/>
@@ -12571,9 +13495,9 @@
         <w:t xml:space="preserve">Distribution reach 25,000+ active customers; wellness franchise group, major distributor, or DTC health brand; US + at least 1 of UK/Canada/France/New Zealand; 50+ units/month within 12 months; premium science-backed brand fit.</w:t>
       </w:r>
     </w:p>
-    <w:bookmarkEnd w:id="71"/>
     <w:bookmarkEnd w:id="72"/>
-    <w:bookmarkStart w:id="76" w:name="X687f7c3bf0944ae043cba8026f5843164b87cda"/>
+    <w:bookmarkEnd w:id="73"/>
+    <w:bookmarkStart w:id="77" w:name="X687f7c3bf0944ae043cba8026f5843164b87cda"/>
     <w:p>
       <w:pPr>
         <w:pStyle w:val="Heading1"/>
@@ -12600,7 +13524,7 @@
         <w:t xml:space="preserve">Every lead, regardless of source, must be in GHL within 24 hours. For human-sourced leads, enter the contact in the GHL mobile app before leaving the conversation. Leads not in GHL do not exist.</w:t>
       </w:r>
     </w:p>
-    <w:bookmarkStart w:id="73" w:name="X4acb111ecfd5dd1f7062b33943386e83dc7f6dc"/>
+    <w:bookmarkStart w:id="74" w:name="X4acb111ecfd5dd1f7062b33943386e83dc7f6dc"/>
     <w:p>
       <w:pPr>
         <w:pStyle w:val="Heading2"/>
@@ -12619,6 +13543,14 @@
     </w:p>
     <w:tbl>
       <w:tblPr>
+        <w:tblBorders>
+          <w:top w:val="single" w:sz="6" w:space="0" w:color="AAAAAA"/>
+          <w:left w:val="single" w:sz="6" w:space="0" w:color="AAAAAA"/>
+          <w:bottom w:val="single" w:sz="6" w:space="0" w:color="AAAAAA"/>
+          <w:right w:val="single" w:sz="6" w:space="0" w:color="AAAAAA"/>
+          <w:insideH w:val="single" w:sz="6" w:space="0" w:color="AAAAAA"/>
+          <w:insideV w:val="single" w:sz="6" w:space="0" w:color="AAAAAA"/>
+        </w:tblBorders>
         <w:tblStyle w:val="Table"/>
         <w:tblW w:type="pct" w:w="4911"/>
         <w:tblLayout w:type="fixed"/>
@@ -13027,8 +13959,8 @@
         </w:tc>
       </w:tr>
     </w:tbl>
-    <w:bookmarkEnd w:id="73"/>
-    <w:bookmarkStart w:id="74" w:name="Xe3d2dae8991f0892c8c2daa36799b8b89543412"/>
+    <w:bookmarkEnd w:id="74"/>
+    <w:bookmarkStart w:id="75" w:name="Xe3d2dae8991f0892c8c2daa36799b8b89543412"/>
     <w:p>
       <w:pPr>
         <w:pStyle w:val="Heading2"/>
@@ -13045,8 +13977,8 @@
         <w:t xml:space="preserve">Podcast appearances (proven #1 channel), organic social (Vitamin D deficiency, seasonal mood, athletic recovery content), paid Meta/Google ads (Phase 2), referral program (WF-07), word-of-mouth/community, Lumanova/OEM channel.</w:t>
       </w:r>
     </w:p>
-    <w:bookmarkEnd w:id="74"/>
-    <w:bookmarkStart w:id="75" w:name="X381182024df858e43a1c7682279a9e1b008a029"/>
+    <w:bookmarkEnd w:id="75"/>
+    <w:bookmarkStart w:id="76" w:name="X381182024df858e43a1c7682279a9e1b008a029"/>
     <w:p>
       <w:pPr>
         <w:pStyle w:val="Heading2"/>
@@ -13118,9 +14050,9 @@
         <w:t xml:space="preserve">OEM/white-label targets (CRITICAL), large distributors, podcast/influencer affiliates, wellness franchises, clinical advisors, tech/app integration partners.</w:t>
       </w:r>
     </w:p>
-    <w:bookmarkEnd w:id="75"/>
     <w:bookmarkEnd w:id="76"/>
-    <w:bookmarkStart w:id="77" w:name="Xe534da5b7f79c50a2ecfe134b884e34329c6953"/>
+    <w:bookmarkEnd w:id="77"/>
+    <w:bookmarkStart w:id="78" w:name="Xe534da5b7f79c50a2ecfe134b884e34329c6953"/>
     <w:p>
       <w:pPr>
         <w:pStyle w:val="Heading1"/>
@@ -13249,8 +14181,8 @@
         <w:t xml:space="preserve">NEW (v3.7): dedicated sending domain live; sender identity solved.</w:t>
       </w:r>
     </w:p>
-    <w:bookmarkEnd w:id="77"/>
-    <w:bookmarkStart w:id="82" w:name="section-22-client-type-playbooks"/>
+    <w:bookmarkEnd w:id="78"/>
+    <w:bookmarkStart w:id="83" w:name="section-22-client-type-playbooks"/>
     <w:p>
       <w:pPr>
         <w:pStyle w:val="Heading1"/>
@@ -13259,7 +14191,7 @@
         <w:t xml:space="preserve">SECTION 22: CLIENT TYPE PLAYBOOKS</w:t>
       </w:r>
     </w:p>
-    <w:bookmarkStart w:id="78" w:name="consumer-playbook-discovery-questions"/>
+    <w:bookmarkStart w:id="79" w:name="consumer-playbook-discovery-questions"/>
     <w:p>
       <w:pPr>
         <w:pStyle w:val="Heading2"/>
@@ -13270,6 +14202,14 @@
     </w:p>
     <w:tbl>
       <w:tblPr>
+        <w:tblBorders>
+          <w:top w:val="single" w:sz="6" w:space="0" w:color="AAAAAA"/>
+          <w:left w:val="single" w:sz="6" w:space="0" w:color="AAAAAA"/>
+          <w:bottom w:val="single" w:sz="6" w:space="0" w:color="AAAAAA"/>
+          <w:right w:val="single" w:sz="6" w:space="0" w:color="AAAAAA"/>
+          <w:insideH w:val="single" w:sz="6" w:space="0" w:color="AAAAAA"/>
+          <w:insideV w:val="single" w:sz="6" w:space="0" w:color="AAAAAA"/>
+        </w:tblBorders>
         <w:tblStyle w:val="Table"/>
         <w:tblW w:type="pct" w:w="4933"/>
         <w:tblLayout w:type="fixed"/>
@@ -13562,8 +14502,8 @@
         </w:tc>
       </w:tr>
     </w:tbl>
-    <w:bookmarkEnd w:id="78"/>
-    <w:bookmarkStart w:id="79" w:name="top-consumer-objections"/>
+    <w:bookmarkEnd w:id="79"/>
+    <w:bookmarkStart w:id="80" w:name="top-consumer-objections"/>
     <w:p>
       <w:pPr>
         <w:pStyle w:val="Heading2"/>
@@ -13677,8 +14617,8 @@
         <w:t xml:space="preserve">Wellness device, not medical; makes no medical claims. Results backed by peer-reviewed science; advisory board includes Dr. Bruce Hollis.</w:t>
       </w:r>
     </w:p>
-    <w:bookmarkEnd w:id="79"/>
-    <w:bookmarkStart w:id="80" w:name="commercial-playbook"/>
+    <w:bookmarkEnd w:id="80"/>
+    <w:bookmarkStart w:id="81" w:name="commercial-playbook"/>
     <w:p>
       <w:pPr>
         <w:pStyle w:val="Heading2"/>
@@ -13768,8 +14708,8 @@
         <w:t xml:space="preserve">Included; the app calculates each client’s MED and controls the session.</w:t>
       </w:r>
     </w:p>
-    <w:bookmarkEnd w:id="80"/>
-    <w:bookmarkStart w:id="81" w:name="investor-playbook-pitch-flow"/>
+    <w:bookmarkEnd w:id="81"/>
+    <w:bookmarkStart w:id="82" w:name="investor-playbook-pitch-flow"/>
     <w:p>
       <w:pPr>
         <w:pStyle w:val="Heading2"/>
@@ -13862,9 +14802,9 @@
         <w:t xml:space="preserve">equity upside -&gt; conversion option at 20% discount to SEC valuation; crowded market -&gt; category of one (all three pathways); exit -&gt; strategic acquisition $100-150M, buyer profiles Philips/Apple Health/Peloton/AG1/LVMH.</w:t>
       </w:r>
     </w:p>
-    <w:bookmarkEnd w:id="81"/>
     <w:bookmarkEnd w:id="82"/>
-    <w:bookmarkStart w:id="83" w:name="section-23-contact"/>
+    <w:bookmarkEnd w:id="83"/>
+    <w:bookmarkStart w:id="84" w:name="section-23-contact"/>
     <w:p>
       <w:pPr>
         <w:pStyle w:val="Heading1"/>
@@ -13875,6 +14815,14 @@
     </w:p>
     <w:tbl>
       <w:tblPr>
+        <w:tblBorders>
+          <w:top w:val="single" w:sz="6" w:space="0" w:color="AAAAAA"/>
+          <w:left w:val="single" w:sz="6" w:space="0" w:color="AAAAAA"/>
+          <w:bottom w:val="single" w:sz="6" w:space="0" w:color="AAAAAA"/>
+          <w:right w:val="single" w:sz="6" w:space="0" w:color="AAAAAA"/>
+          <w:insideH w:val="single" w:sz="6" w:space="0" w:color="AAAAAA"/>
+          <w:insideV w:val="single" w:sz="6" w:space="0" w:color="AAAAAA"/>
+        </w:tblBorders>
         <w:tblStyle w:val="Table"/>
         <w:tblW w:type="pct" w:w="4892"/>
         <w:tblLayout w:type="fixed"/>
@@ -14298,8 +15246,8 @@
         <w:t xml:space="preserve">www.enyrgy.com · Facility: 5115 N 27th Ave, Bld 66, Phoenix, AZ 85017</w:t>
       </w:r>
     </w:p>
-    <w:bookmarkEnd w:id="83"/>
-    <w:bookmarkStart w:id="90" w:name="X2eb0bc4ebcb5446a412218d313bed2b732c6680"/>
+    <w:bookmarkEnd w:id="84"/>
+    <w:bookmarkStart w:id="91" w:name="X2eb0bc4ebcb5446a412218d313bed2b732c6680"/>
     <w:p>
       <w:pPr>
         <w:pStyle w:val="Heading1"/>
@@ -14308,7 +15256,7 @@
         <w:t xml:space="preserve">SECTION 24: CONSUMER FUNNEL: ICP-DARTBOARD SYSTEM (NEW in v3.7)</w:t>
       </w:r>
     </w:p>
-    <w:bookmarkStart w:id="84" w:name="the-model"/>
+    <w:bookmarkStart w:id="85" w:name="the-model"/>
     <w:p>
       <w:pPr>
         <w:pStyle w:val="Heading2"/>
@@ -14327,6 +15275,14 @@
     </w:p>
     <w:tbl>
       <w:tblPr>
+        <w:tblBorders>
+          <w:top w:val="single" w:sz="6" w:space="0" w:color="AAAAAA"/>
+          <w:left w:val="single" w:sz="6" w:space="0" w:color="AAAAAA"/>
+          <w:bottom w:val="single" w:sz="6" w:space="0" w:color="AAAAAA"/>
+          <w:right w:val="single" w:sz="6" w:space="0" w:color="AAAAAA"/>
+          <w:insideH w:val="single" w:sz="6" w:space="0" w:color="AAAAAA"/>
+          <w:insideV w:val="single" w:sz="6" w:space="0" w:color="AAAAAA"/>
+        </w:tblBorders>
         <w:tblStyle w:val="Table"/>
         <w:tblW w:type="pct" w:w="4929"/>
         <w:tblLayout w:type="fixed"/>
@@ -14743,8 +15699,8 @@
         <w:t xml:space="preserve">Bullseye and Athlete get full A/B testing. Energy/Sleep gets one strong version. Winter is seasonal. The Tired Test is deliberately a quiz, not a guide, the Problem-Aware tired buyer will not open another PDF.</w:t>
       </w:r>
     </w:p>
-    <w:bookmarkEnd w:id="84"/>
-    <w:bookmarkStart w:id="85" w:name="end-to-end-routing"/>
+    <w:bookmarkEnd w:id="85"/>
+    <w:bookmarkStart w:id="86" w:name="end-to-end-routing"/>
     <w:p>
       <w:pPr>
         <w:pStyle w:val="Heading2"/>
@@ -14755,6 +15711,14 @@
     </w:p>
     <w:tbl>
       <w:tblPr>
+        <w:tblBorders>
+          <w:top w:val="single" w:sz="6" w:space="0" w:color="AAAAAA"/>
+          <w:left w:val="single" w:sz="6" w:space="0" w:color="AAAAAA"/>
+          <w:bottom w:val="single" w:sz="6" w:space="0" w:color="AAAAAA"/>
+          <w:right w:val="single" w:sz="6" w:space="0" w:color="AAAAAA"/>
+          <w:insideH w:val="single" w:sz="6" w:space="0" w:color="AAAAAA"/>
+          <w:insideV w:val="single" w:sz="6" w:space="0" w:color="AAAAAA"/>
+        </w:tblBorders>
         <w:tblStyle w:val="Table"/>
         <w:tblW w:type="pct" w:w="4912"/>
         <w:tblLayout w:type="fixed"/>
@@ -15171,8 +16135,8 @@
         <w:t xml:space="preserve">All magnet leads converge into WF-17 Long-Term Nurture after their magnet series.</w:t>
       </w:r>
     </w:p>
-    <w:bookmarkEnd w:id="85"/>
-    <w:bookmarkStart w:id="86" w:name="the-suppression-system-drip_bypass"/>
+    <w:bookmarkEnd w:id="86"/>
+    <w:bookmarkStart w:id="87" w:name="the-suppression-system-drip_bypass"/>
     <w:p>
       <w:pPr>
         <w:pStyle w:val="Heading2"/>
@@ -15265,6 +16229,14 @@
     </w:p>
     <w:tbl>
       <w:tblPr>
+        <w:tblBorders>
+          <w:top w:val="single" w:sz="6" w:space="0" w:color="AAAAAA"/>
+          <w:left w:val="single" w:sz="6" w:space="0" w:color="AAAAAA"/>
+          <w:bottom w:val="single" w:sz="6" w:space="0" w:color="AAAAAA"/>
+          <w:right w:val="single" w:sz="6" w:space="0" w:color="AAAAAA"/>
+          <w:insideH w:val="single" w:sz="6" w:space="0" w:color="AAAAAA"/>
+          <w:insideV w:val="single" w:sz="6" w:space="0" w:color="AAAAAA"/>
+        </w:tblBorders>
         <w:tblStyle w:val="Table"/>
         <w:tblW w:type="pct" w:w="4913"/>
         <w:tblLayout w:type="fixed"/>
@@ -15442,8 +16414,8 @@
         <w:t xml:space="preserve">Capture workflows must apply drip_bypass in the same action as type_consumer so the tags land together.</w:t>
       </w:r>
     </w:p>
-    <w:bookmarkEnd w:id="86"/>
-    <w:bookmarkStart w:id="87" w:name="the-magnets"/>
+    <w:bookmarkEnd w:id="87"/>
+    <w:bookmarkStart w:id="88" w:name="the-magnets"/>
     <w:p>
       <w:pPr>
         <w:pStyle w:val="Heading2"/>
@@ -15454,6 +16426,14 @@
     </w:p>
     <w:tbl>
       <w:tblPr>
+        <w:tblBorders>
+          <w:top w:val="single" w:sz="6" w:space="0" w:color="AAAAAA"/>
+          <w:left w:val="single" w:sz="6" w:space="0" w:color="AAAAAA"/>
+          <w:bottom w:val="single" w:sz="6" w:space="0" w:color="AAAAAA"/>
+          <w:right w:val="single" w:sz="6" w:space="0" w:color="AAAAAA"/>
+          <w:insideH w:val="single" w:sz="6" w:space="0" w:color="AAAAAA"/>
+          <w:insideV w:val="single" w:sz="6" w:space="0" w:color="AAAAAA"/>
+        </w:tblBorders>
         <w:tblStyle w:val="Table"/>
         <w:tblW w:type="pct" w:w="4954"/>
         <w:tblLayout w:type="fixed"/>
@@ -15755,8 +16735,8 @@
         <w:t xml:space="preserve">Hosted PDFs (assets.cdn.filesafe.space/GtXjla7Ld1dordsTWrVy/media/): Synthesis Gap 6a3eb5fae2763b2eec13afcc.pdf · Recovery 6a3fd90fc408020f97c82b7f.pdf · Winter 6a3f1a46163e40d8627248b1.pdf.</w:t>
       </w:r>
     </w:p>
-    <w:bookmarkEnd w:id="87"/>
-    <w:bookmarkStart w:id="88" w:name="email-series"/>
+    <w:bookmarkEnd w:id="88"/>
+    <w:bookmarkStart w:id="89" w:name="email-series"/>
     <w:p>
       <w:pPr>
         <w:pStyle w:val="Heading2"/>
@@ -15767,6 +16747,14 @@
     </w:p>
     <w:tbl>
       <w:tblPr>
+        <w:tblBorders>
+          <w:top w:val="single" w:sz="6" w:space="0" w:color="AAAAAA"/>
+          <w:left w:val="single" w:sz="6" w:space="0" w:color="AAAAAA"/>
+          <w:bottom w:val="single" w:sz="6" w:space="0" w:color="AAAAAA"/>
+          <w:right w:val="single" w:sz="6" w:space="0" w:color="AAAAAA"/>
+          <w:insideH w:val="single" w:sz="6" w:space="0" w:color="AAAAAA"/>
+          <w:insideV w:val="single" w:sz="6" w:space="0" w:color="AAAAAA"/>
+        </w:tblBorders>
         <w:tblStyle w:val="Table"/>
         <w:tblW w:type="pct" w:w="4885"/>
         <w:tblLayout w:type="fixed"/>
@@ -16121,8 +17109,8 @@
         <w:t xml:space="preserve">, sent from scott@enyrgy.com to match.</w:t>
       </w:r>
     </w:p>
-    <w:bookmarkEnd w:id="88"/>
-    <w:bookmarkStart w:id="89" w:name="landing-page-deploy-recipe-proven"/>
+    <w:bookmarkEnd w:id="89"/>
+    <w:bookmarkStart w:id="90" w:name="landing-page-deploy-recipe-proven"/>
     <w:p>
       <w:pPr>
         <w:pStyle w:val="Heading2"/>
@@ -16249,8 +17237,8 @@
         <w:t xml:space="preserve">CONFIDENTIAL, Enyrgy Inc, 5115 N 27th Ave, Bld 66, Phoenix, AZ 85017, enyrgy.com, Sunlight. Evolved., Implementation Guide v3.9.3</w:t>
       </w:r>
     </w:p>
-    <w:bookmarkEnd w:id="89"/>
     <w:bookmarkEnd w:id="90"/>
+    <w:bookmarkEnd w:id="91"/>
     <w:sectPr>
       <w:footnotePr>
         <w:numRestart w:val="eachSect"/>
@@ -17285,14 +18273,6 @@
     <w:unhideWhenUsed/>
     <w:qFormat/>
     <w:tblPr>
-      <w:tblBorders>
-        <w:top w:val="single" w:sz="4" w:space="0" w:color="808080"/>
-        <w:left w:val="single" w:sz="4" w:space="0" w:color="808080"/>
-        <w:bottom w:val="single" w:sz="4" w:space="0" w:color="808080"/>
-        <w:right w:val="single" w:sz="4" w:space="0" w:color="808080"/>
-        <w:insideH w:val="single" w:sz="4" w:space="0" w:color="808080"/>
-        <w:insideV w:val="single" w:sz="4" w:space="0" w:color="808080"/>
-      </w:tblBorders>
       <w:tblInd w:type="dxa" w:w="0"/>
       <w:tblCellMar>
         <w:top w:type="dxa" w:w="0"/>

--- a/Enyrgy_GHL_Implementation_Guide_v3_9.docx
+++ b/Enyrgy_GHL_Implementation_Guide_v3_9.docx
@@ -51,7 +51,7 @@
         <w:pStyle w:val="BodyText"/>
       </w:pPr>
       <w:r>
-        <w:t xml:space="preserve">Powered by Paperclip Autonomous Agents · Version 3.9.4</w:t>
+        <w:t xml:space="preserve">Powered by Paperclip Autonomous Agents · Version 3.9.6</w:t>
       </w:r>
     </w:p>
     <w:p>
@@ -71,11 +71,43 @@
         <w:pStyle w:val="BodyText"/>
       </w:pPr>
       <w:r>
+        <w:t xml:space="preserve">Product Sales · Investor Capital · OEM/White-Label Partners · Vendor Network</w:t>
+      </w:r>
+    </w:p>
+    <w:p>
+      <w:pPr>
+        <w:pStyle w:val="BodyText"/>
+      </w:pPr>
+      <w:r>
+        <w:t xml:space="preserve">scott@enyrgy.com · 602-321-0322 · enyrgy.com</w:t>
+      </w:r>
+    </w:p>
+    <w:p>
+      <w:pPr>
+        <w:pStyle w:val="BodyText"/>
+      </w:pPr>
+      <w:r>
+        <w:t xml:space="preserve">Author: Scott Hansbury, Co-founder &amp; CEO, Enyrgy Inc</w:t>
+      </w:r>
+    </w:p>
+    <w:p>
+      <w:pPr>
+        <w:pStyle w:val="BodyText"/>
+      </w:pPr>
+      <w:r>
+        <w:t xml:space="preserve">Last Updated: August 4, 2026 · Version 3.9.6</w:t>
+      </w:r>
+    </w:p>
+    <w:p>
+      <w:pPr>
+        <w:pStyle w:val="BodyText"/>
+      </w:pPr>
+      <w:r>
         <w:rPr>
           <w:b/>
           <w:bCs/>
         </w:rPr>
-        <w:t xml:space="preserve">v3.9.4 (August 4, 2026) changes:</w:t>
+        <w:t xml:space="preserve">v3.9.6 Changes (Session 16, August 4, 2026):</w:t>
       </w:r>
       <w:r>
         <w:t xml:space="preserve"> </w:t>
@@ -90,7 +122,52 @@
         <w:t xml:space="preserve"> </w:t>
       </w:r>
       <w:r>
-        <w:t xml:space="preserve">added to the tag taxonomy (Section 9); WF-01’s guard documented (Section 12); WF-30 to WF-35 added to the workflow register;</w:t>
+        <w:t xml:space="preserve">and</w:t>
+      </w:r>
+      <w:r>
+        <w:t xml:space="preserve"> </w:t>
+      </w:r>
+      <w:r>
+        <w:rPr>
+          <w:rStyle w:val="VerbatimChar"/>
+        </w:rPr>
+        <w:t xml:space="preserve">source_device_app</w:t>
+      </w:r>
+      <w:r>
+        <w:t xml:space="preserve"> </w:t>
+      </w:r>
+      <w:r>
+        <w:t xml:space="preserve">added to the tag taxonomy (Section 9); the two bypass switches distinguished in Section 11, since</w:t>
+      </w:r>
+      <w:r>
+        <w:t xml:space="preserve"> </w:t>
+      </w:r>
+      <w:r>
+        <w:rPr>
+          <w:rStyle w:val="VerbatimChar"/>
+        </w:rPr>
+        <w:t xml:space="preserve">drip_bypass</w:t>
+      </w:r>
+      <w:r>
+        <w:t xml:space="preserve"> </w:t>
+      </w:r>
+      <w:r>
+        <w:t xml:space="preserve">stops drips while</w:t>
+      </w:r>
+      <w:r>
+        <w:t xml:space="preserve"> </w:t>
+      </w:r>
+      <w:r>
+        <w:rPr>
+          <w:rStyle w:val="VerbatimChar"/>
+        </w:rPr>
+        <w:t xml:space="preserve">no_route</w:t>
+      </w:r>
+      <w:r>
+        <w:t xml:space="preserve"> </w:t>
+      </w:r>
+      <w:r>
+        <w:t xml:space="preserve">stops WF-01 routing and confusing them has already cost time; WF-01’s full guard documented (Section 12); a WF-30 to WF-35 register added.</w:t>
       </w:r>
       <w:r>
         <w:t xml:space="preserve"> </w:t>
@@ -114,7 +191,7 @@
         <w:t xml:space="preserve"> </w:t>
       </w:r>
       <w:r>
-        <w:t xml:space="preserve">here and in Section 1, since a home unit supports up to six users and the two are not interchangeable.</w:t>
+        <w:t xml:space="preserve">on the cover and in Section 1, since a home unit supports up to six users and the two are not interchangeable.</w:t>
       </w:r>
       <w:r>
         <w:t xml:space="preserve"> </w:t>
@@ -124,7 +201,7 @@
           <w:b/>
           <w:bCs/>
         </w:rPr>
-        <w:t xml:space="preserve">Live campaign copy is no longer documented here.</w:t>
+        <w:t xml:space="preserve">Live campaign copy is no longer documented in this guide.</w:t>
       </w:r>
       <w:r>
         <w:t xml:space="preserve"> </w:t>
@@ -142,39 +219,7 @@
         <w:t xml:space="preserve">campaigns/</w:t>
       </w:r>
       <w:r>
-        <w:t xml:space="preserve">, one file per workflow, captured from GHL and version-controlled.</w:t>
-      </w:r>
-    </w:p>
-    <w:p>
-      <w:pPr>
-        <w:pStyle w:val="BodyText"/>
-      </w:pPr>
-      <w:r>
-        <w:t xml:space="preserve">Product Sales · Investor Capital · OEM/White-Label Partners · Vendor Network</w:t>
-      </w:r>
-    </w:p>
-    <w:p>
-      <w:pPr>
-        <w:pStyle w:val="BodyText"/>
-      </w:pPr>
-      <w:r>
-        <w:t xml:space="preserve">scott@enyrgy.com · 602-321-0322 · enyrgy.com</w:t>
-      </w:r>
-    </w:p>
-    <w:p>
-      <w:pPr>
-        <w:pStyle w:val="BodyText"/>
-      </w:pPr>
-      <w:r>
-        <w:t xml:space="preserve">Author: Scott Hansbury, Co-founder &amp; CEO, Enyrgy Inc</w:t>
-      </w:r>
-    </w:p>
-    <w:p>
-      <w:pPr>
-        <w:pStyle w:val="BodyText"/>
-      </w:pPr>
-      <w:r>
-        <w:t xml:space="preserve">Last Updated: July 28, 2026 · Version 3.9.5</w:t>
+        <w:t xml:space="preserve">, one file per workflow, captured from GHL and version-controlled, so nobody maintains two copies. Also corrected the v3.9.5 phantom-completion claim below.</w:t>
       </w:r>
     </w:p>
     <w:p>
@@ -236,7 +281,70 @@
         <w:t xml:space="preserve"> </w:t>
       </w:r>
       <w:r>
-        <w:t xml:space="preserve">starvation multiplies cost (dying runs re-wake and replay a growing thread) and is the trigger for confabulation. Open platform bug: a run that dies on a credit/budget error must go to</w:t>
+        <w:t xml:space="preserve">starvation multiplies cost (dying runs re-wake and replay a growing thread) and is the trigger for confabulation.</w:t>
+      </w:r>
+      <w:r>
+        <w:t xml:space="preserve"> </w:t>
+      </w:r>
+      <w:r>
+        <w:rPr>
+          <w:strike/>
+        </w:rPr>
+        <w:t xml:space="preserve">Open platform bug: a run that dies on a credit/budget error must go to</w:t>
+      </w:r>
+      <w:r>
+        <w:rPr>
+          <w:strike/>
+        </w:rPr>
+        <w:t xml:space="preserve"> </w:t>
+      </w:r>
+      <w:r>
+        <w:rPr>
+          <w:rStyle w:val="VerbatimChar"/>
+          <w:strike/>
+        </w:rPr>
+        <w:t xml:space="preserve">blocked</w:t>
+      </w:r>
+      <w:r>
+        <w:rPr>
+          <w:strike/>
+        </w:rPr>
+        <w:t xml:space="preserve">, never</w:t>
+      </w:r>
+      <w:r>
+        <w:rPr>
+          <w:strike/>
+        </w:rPr>
+        <w:t xml:space="preserve"> </w:t>
+      </w:r>
+      <w:r>
+        <w:rPr>
+          <w:rStyle w:val="VerbatimChar"/>
+          <w:strike/>
+        </w:rPr>
+        <w:t xml:space="preserve">done</w:t>
+      </w:r>
+      <w:r>
+        <w:rPr>
+          <w:strike/>
+        </w:rPr>
+        <w:t xml:space="preserve">.</w:t>
+      </w:r>
+      <w:r>
+        <w:t xml:space="preserve"> </w:t>
+      </w:r>
+      <w:r>
+        <w:rPr>
+          <w:b/>
+          <w:bCs/>
+        </w:rPr>
+        <w:t xml:space="preserve">RETRACTED in v3.9.6.</w:t>
+      </w:r>
+      <w:r>
+        <w:t xml:space="preserve"> </w:t>
+      </w:r>
+      <w:r>
+        <w:t xml:space="preserve">The recovery code was read directly: credit and budget failures route to</w:t>
       </w:r>
       <w:r>
         <w:t xml:space="preserve"> </w:t>
@@ -248,7 +356,10 @@
         <w:t xml:space="preserve">blocked</w:t>
       </w:r>
       <w:r>
-        <w:t xml:space="preserve">, never</w:t>
+        <w:t xml:space="preserve"> </w:t>
+      </w:r>
+      <w:r>
+        <w:t xml:space="preserve">and never to</w:t>
       </w:r>
       <w:r>
         <w:t xml:space="preserve"> </w:t>
@@ -260,10 +371,7 @@
         <w:t xml:space="preserve">done</w:t>
       </w:r>
       <w:r>
-        <w:t xml:space="preserve"> </w:t>
-      </w:r>
-      <w:r>
-        <w:t xml:space="preserve">(it was auto-flipping to</w:t>
+        <w:t xml:space="preserve">, and the only path to</w:t>
       </w:r>
       <w:r>
         <w:t xml:space="preserve"> </w:t>
@@ -278,7 +386,19 @@
         <w:t xml:space="preserve"> </w:t>
       </w:r>
       <w:r>
-        <w:t xml:space="preserve">with no work, masking the item). Consolidated open items now live in</w:t>
+        <w:t xml:space="preserve">is a legitimate watchdog fold requiring a succeeded run. The</w:t>
+      </w:r>
+      <w:r>
+        <w:t xml:space="preserve"> </w:t>
+      </w:r>
+      <w:r>
+        <w:t xml:space="preserve">“ENY-24 flipped to done”</w:t>
+      </w:r>
+      <w:r>
+        <w:t xml:space="preserve"> </w:t>
+      </w:r>
+      <w:r>
+        <w:t xml:space="preserve">report was itself a COO confabulation, which is to say an instance of rule (1) above rather than evidence for a separate defect. No platform fix is needed or pending. Consolidated open items now live in</w:t>
       </w:r>
       <w:r>
         <w:t xml:space="preserve"> </w:t>
@@ -4806,6 +4926,71 @@
       </w:pPr>
       <w:r>
         <w:t xml:space="preserve">Number: +1 888-316-1695 (Toll-Free)</w:t>
+      </w:r>
+    </w:p>
+    <w:p>
+      <w:pPr>
+        <w:numPr>
+          <w:ilvl w:val="0"/>
+          <w:numId w:val="1004"/>
+        </w:numPr>
+      </w:pPr>
+      <w:r>
+        <w:rPr>
+          <w:b/>
+          <w:bCs/>
+        </w:rPr>
+        <w:t xml:space="preserve">Two numbers exist on purpose, do not</w:t>
+      </w:r>
+      <w:r>
+        <w:rPr>
+          <w:b/>
+          <w:bCs/>
+        </w:rPr>
+        <w:t xml:space="preserve"> </w:t>
+      </w:r>
+      <w:r>
+        <w:rPr>
+          <w:b/>
+          <w:bCs/>
+        </w:rPr>
+        <w:t xml:space="preserve">“correct”</w:t>
+      </w:r>
+      <w:r>
+        <w:rPr>
+          <w:b/>
+          <w:bCs/>
+        </w:rPr>
+        <w:t xml:space="preserve"> </w:t>
+      </w:r>
+      <w:r>
+        <w:rPr>
+          <w:b/>
+          <w:bCs/>
+        </w:rPr>
+        <w:t xml:space="preserve">one to the other.</w:t>
+      </w:r>
+      <w:r>
+        <w:t xml:space="preserve"> </w:t>
+      </w:r>
+      <w:r>
+        <w:t xml:space="preserve">888-316-1695 is the GHL toll-free line, A2P-verified, and is what sends SMS and places outbound calls.</w:t>
+      </w:r>
+      <w:r>
+        <w:t xml:space="preserve"> </w:t>
+      </w:r>
+      <w:r>
+        <w:rPr>
+          <w:b/>
+          <w:bCs/>
+        </w:rPr>
+        <w:t xml:space="preserve">602-321-0322 is Scott’s direct number</w:t>
+      </w:r>
+      <w:r>
+        <w:t xml:space="preserve"> </w:t>
+      </w:r>
+      <w:r>
+        <w:t xml:space="preserve">and belongs in email signatures and the team reference, where a human contact is what the reader wants. The cover, Section 7 and the signature block all use 602 deliberately.</w:t>
       </w:r>
     </w:p>
     <w:p>

--- a/Enyrgy_GHL_Implementation_Guide_v3_9.docx
+++ b/Enyrgy_GHL_Implementation_Guide_v3_9.docx
@@ -9000,7 +9000,7 @@
                 <w:b/>
                 <w:bCs/>
               </w:rPr>
-              <w:t xml:space="preserve">GUARDED (Aug 1 and Aug 4).</w:t>
+              <w:t xml:space="preserve">GUARDED (Aug 1, 4 and 7).</w:t>
             </w:r>
             <w:r>
               <w:t xml:space="preserve"> </w:t>
@@ -9015,7 +9015,7 @@
               <w:rPr>
                 <w:rStyle w:val="VerbatimChar"/>
               </w:rPr>
-              <w:t xml:space="preserve">Tags does NOT include source_device_app AND Email does not contain @enyrgy.com AND Tags does NOT include no_route</w:t>
+              <w:t xml:space="preserve">Tags does NOT include source_device_app AND Email does not contain @enyrgy.com AND Tags does NOT include no_route AND Email is not empty</w:t>
             </w:r>
             <w:r>
               <w:t xml:space="preserve">; otherwise END. The device clause keeps Outcode-created users out of lead nurture. The domain and no_route clauses close the leak where inbound mail to mg.enyrgy.com created contacts that fell through to</w:t>
@@ -9034,6 +9034,51 @@
             </w:r>
             <w:r>
               <w:t xml:space="preserve">and entered the Consumer Drip.</w:t>
+            </w:r>
+            <w:r>
+              <w:t xml:space="preserve"> </w:t>
+            </w:r>
+            <w:r>
+              <w:rPr>
+                <w:b/>
+                <w:bCs/>
+              </w:rPr>
+              <w:t xml:space="preserve">The</w:t>
+            </w:r>
+            <w:r>
+              <w:rPr>
+                <w:b/>
+                <w:bCs/>
+              </w:rPr>
+              <w:t xml:space="preserve"> </w:t>
+            </w:r>
+            <w:r>
+              <w:rPr>
+                <w:rStyle w:val="VerbatimChar"/>
+                <w:b/>
+                <w:bCs/>
+              </w:rPr>
+              <w:t xml:space="preserve">Email is not empty</w:t>
+            </w:r>
+            <w:r>
+              <w:rPr>
+                <w:b/>
+                <w:bCs/>
+              </w:rPr>
+              <w:t xml:space="preserve"> </w:t>
+            </w:r>
+            <w:r>
+              <w:rPr>
+                <w:b/>
+                <w:bCs/>
+              </w:rPr>
+              <w:t xml:space="preserve">clause (Aug 7) stops inbound phone calls becoming consumer leads.</w:t>
+            </w:r>
+            <w:r>
+              <w:t xml:space="preserve"> </w:t>
+            </w:r>
+            <w:r>
+              <w:t xml:space="preserve">GHL creates a contact for every inbound call, and routing one accomplishes nothing: with no email the Consumer Drip cannot send, and with no SMS Consent WF-02’s gate blocks the text. The only effects were tags and a spurious Opportunity in the Consumer Product Pipeline. Every genuine lead source captures an email, so email-less contacts are effectively only ever call-created.</w:t>
             </w:r>
           </w:p>
         </w:tc>

--- a/Enyrgy_GHL_Implementation_Guide_v3_9.docx
+++ b/Enyrgy_GHL_Implementation_Guide_v3_9.docx
@@ -1515,14 +1515,6 @@
     </w:p>
     <w:tbl>
       <w:tblPr>
-        <w:tblBorders>
-          <w:top w:val="single" w:sz="6" w:space="0" w:color="AAAAAA"/>
-          <w:left w:val="single" w:sz="6" w:space="0" w:color="AAAAAA"/>
-          <w:bottom w:val="single" w:sz="6" w:space="0" w:color="AAAAAA"/>
-          <w:right w:val="single" w:sz="6" w:space="0" w:color="AAAAAA"/>
-          <w:insideH w:val="single" w:sz="6" w:space="0" w:color="AAAAAA"/>
-          <w:insideV w:val="single" w:sz="6" w:space="0" w:color="AAAAAA"/>
-        </w:tblBorders>
         <w:tblStyle w:val="Table"/>
         <w:tblW w:type="pct" w:w="4929"/>
         <w:tblLayout w:type="fixed"/>
@@ -2053,14 +2045,6 @@
     </w:p>
     <w:tbl>
       <w:tblPr>
-        <w:tblBorders>
-          <w:top w:val="single" w:sz="6" w:space="0" w:color="AAAAAA"/>
-          <w:left w:val="single" w:sz="6" w:space="0" w:color="AAAAAA"/>
-          <w:bottom w:val="single" w:sz="6" w:space="0" w:color="AAAAAA"/>
-          <w:right w:val="single" w:sz="6" w:space="0" w:color="AAAAAA"/>
-          <w:insideH w:val="single" w:sz="6" w:space="0" w:color="AAAAAA"/>
-          <w:insideV w:val="single" w:sz="6" w:space="0" w:color="AAAAAA"/>
-        </w:tblBorders>
         <w:tblStyle w:val="Table"/>
         <w:tblW w:type="pct" w:w="4914"/>
         <w:tblLayout w:type="fixed"/>
@@ -2784,14 +2768,6 @@
     </w:p>
     <w:tbl>
       <w:tblPr>
-        <w:tblBorders>
-          <w:top w:val="single" w:sz="6" w:space="0" w:color="AAAAAA"/>
-          <w:left w:val="single" w:sz="6" w:space="0" w:color="AAAAAA"/>
-          <w:bottom w:val="single" w:sz="6" w:space="0" w:color="AAAAAA"/>
-          <w:right w:val="single" w:sz="6" w:space="0" w:color="AAAAAA"/>
-          <w:insideH w:val="single" w:sz="6" w:space="0" w:color="AAAAAA"/>
-          <w:insideV w:val="single" w:sz="6" w:space="0" w:color="AAAAAA"/>
-        </w:tblBorders>
         <w:tblStyle w:val="Table"/>
         <w:tblW w:type="pct" w:w="4921"/>
         <w:tblLayout w:type="fixed"/>
@@ -3035,14 +3011,6 @@
     </w:p>
     <w:tbl>
       <w:tblPr>
-        <w:tblBorders>
-          <w:top w:val="single" w:sz="6" w:space="0" w:color="AAAAAA"/>
-          <w:left w:val="single" w:sz="6" w:space="0" w:color="AAAAAA"/>
-          <w:bottom w:val="single" w:sz="6" w:space="0" w:color="AAAAAA"/>
-          <w:right w:val="single" w:sz="6" w:space="0" w:color="AAAAAA"/>
-          <w:insideH w:val="single" w:sz="6" w:space="0" w:color="AAAAAA"/>
-          <w:insideV w:val="single" w:sz="6" w:space="0" w:color="AAAAAA"/>
-        </w:tblBorders>
         <w:tblStyle w:val="Table"/>
         <w:tblW w:type="pct" w:w="4908"/>
         <w:tblLayout w:type="fixed"/>
@@ -3385,14 +3353,6 @@
     </w:p>
     <w:tbl>
       <w:tblPr>
-        <w:tblBorders>
-          <w:top w:val="single" w:sz="6" w:space="0" w:color="AAAAAA"/>
-          <w:left w:val="single" w:sz="6" w:space="0" w:color="AAAAAA"/>
-          <w:bottom w:val="single" w:sz="6" w:space="0" w:color="AAAAAA"/>
-          <w:right w:val="single" w:sz="6" w:space="0" w:color="AAAAAA"/>
-          <w:insideH w:val="single" w:sz="6" w:space="0" w:color="AAAAAA"/>
-          <w:insideV w:val="single" w:sz="6" w:space="0" w:color="AAAAAA"/>
-        </w:tblBorders>
         <w:tblStyle w:val="Table"/>
         <w:tblW w:type="pct" w:w="4906"/>
         <w:tblLayout w:type="fixed"/>
@@ -3697,14 +3657,6 @@
     </w:p>
     <w:tbl>
       <w:tblPr>
-        <w:tblBorders>
-          <w:top w:val="single" w:sz="6" w:space="0" w:color="AAAAAA"/>
-          <w:left w:val="single" w:sz="6" w:space="0" w:color="AAAAAA"/>
-          <w:bottom w:val="single" w:sz="6" w:space="0" w:color="AAAAAA"/>
-          <w:right w:val="single" w:sz="6" w:space="0" w:color="AAAAAA"/>
-          <w:insideH w:val="single" w:sz="6" w:space="0" w:color="AAAAAA"/>
-          <w:insideV w:val="single" w:sz="6" w:space="0" w:color="AAAAAA"/>
-        </w:tblBorders>
         <w:tblStyle w:val="Table"/>
         <w:tblW w:type="pct" w:w="4890"/>
         <w:tblLayout w:type="fixed"/>
@@ -4310,14 +4262,6 @@
     </w:p>
     <w:tbl>
       <w:tblPr>
-        <w:tblBorders>
-          <w:top w:val="single" w:sz="6" w:space="0" w:color="AAAAAA"/>
-          <w:left w:val="single" w:sz="6" w:space="0" w:color="AAAAAA"/>
-          <w:bottom w:val="single" w:sz="6" w:space="0" w:color="AAAAAA"/>
-          <w:right w:val="single" w:sz="6" w:space="0" w:color="AAAAAA"/>
-          <w:insideH w:val="single" w:sz="6" w:space="0" w:color="AAAAAA"/>
-          <w:insideV w:val="single" w:sz="6" w:space="0" w:color="AAAAAA"/>
-        </w:tblBorders>
         <w:tblStyle w:val="Table"/>
         <w:tblW w:type="pct" w:w="4932"/>
         <w:tblLayout w:type="fixed"/>
@@ -4670,14 +4614,6 @@
     </w:p>
     <w:tbl>
       <w:tblPr>
-        <w:tblBorders>
-          <w:top w:val="single" w:sz="6" w:space="0" w:color="AAAAAA"/>
-          <w:left w:val="single" w:sz="6" w:space="0" w:color="AAAAAA"/>
-          <w:bottom w:val="single" w:sz="6" w:space="0" w:color="AAAAAA"/>
-          <w:right w:val="single" w:sz="6" w:space="0" w:color="AAAAAA"/>
-          <w:insideH w:val="single" w:sz="6" w:space="0" w:color="AAAAAA"/>
-          <w:insideV w:val="single" w:sz="6" w:space="0" w:color="AAAAAA"/>
-        </w:tblBorders>
         <w:tblStyle w:val="Table"/>
         <w:tblW w:type="pct" w:w="4899"/>
         <w:tblLayout w:type="fixed"/>
@@ -5050,14 +4986,6 @@
     </w:p>
     <w:tbl>
       <w:tblPr>
-        <w:tblBorders>
-          <w:top w:val="single" w:sz="6" w:space="0" w:color="AAAAAA"/>
-          <w:left w:val="single" w:sz="6" w:space="0" w:color="AAAAAA"/>
-          <w:bottom w:val="single" w:sz="6" w:space="0" w:color="AAAAAA"/>
-          <w:right w:val="single" w:sz="6" w:space="0" w:color="AAAAAA"/>
-          <w:insideH w:val="single" w:sz="6" w:space="0" w:color="AAAAAA"/>
-          <w:insideV w:val="single" w:sz="6" w:space="0" w:color="AAAAAA"/>
-        </w:tblBorders>
         <w:tblStyle w:val="Table"/>
         <w:tblW w:type="pct" w:w="4888"/>
         <w:tblLayout w:type="fixed"/>
@@ -5443,14 +5371,6 @@
     </w:p>
     <w:tbl>
       <w:tblPr>
-        <w:tblBorders>
-          <w:top w:val="single" w:sz="6" w:space="0" w:color="AAAAAA"/>
-          <w:left w:val="single" w:sz="6" w:space="0" w:color="AAAAAA"/>
-          <w:bottom w:val="single" w:sz="6" w:space="0" w:color="AAAAAA"/>
-          <w:right w:val="single" w:sz="6" w:space="0" w:color="AAAAAA"/>
-          <w:insideH w:val="single" w:sz="6" w:space="0" w:color="AAAAAA"/>
-          <w:insideV w:val="single" w:sz="6" w:space="0" w:color="AAAAAA"/>
-        </w:tblBorders>
         <w:tblStyle w:val="Table"/>
         <w:tblW w:type="pct" w:w="4892"/>
         <w:tblLayout w:type="fixed"/>
@@ -5877,14 +5797,6 @@
     </w:p>
     <w:tbl>
       <w:tblPr>
-        <w:tblBorders>
-          <w:top w:val="single" w:sz="6" w:space="0" w:color="AAAAAA"/>
-          <w:left w:val="single" w:sz="6" w:space="0" w:color="AAAAAA"/>
-          <w:bottom w:val="single" w:sz="6" w:space="0" w:color="AAAAAA"/>
-          <w:right w:val="single" w:sz="6" w:space="0" w:color="AAAAAA"/>
-          <w:insideH w:val="single" w:sz="6" w:space="0" w:color="AAAAAA"/>
-          <w:insideV w:val="single" w:sz="6" w:space="0" w:color="AAAAAA"/>
-        </w:tblBorders>
         <w:tblStyle w:val="Table"/>
         <w:tblW w:type="pct" w:w="4878"/>
         <w:tblLayout w:type="fixed"/>
@@ -6237,14 +6149,6 @@
     </w:p>
     <w:tbl>
       <w:tblPr>
-        <w:tblBorders>
-          <w:top w:val="single" w:sz="6" w:space="0" w:color="AAAAAA"/>
-          <w:left w:val="single" w:sz="6" w:space="0" w:color="AAAAAA"/>
-          <w:bottom w:val="single" w:sz="6" w:space="0" w:color="AAAAAA"/>
-          <w:right w:val="single" w:sz="6" w:space="0" w:color="AAAAAA"/>
-          <w:insideH w:val="single" w:sz="6" w:space="0" w:color="AAAAAA"/>
-          <w:insideV w:val="single" w:sz="6" w:space="0" w:color="AAAAAA"/>
-        </w:tblBorders>
         <w:tblStyle w:val="Table"/>
         <w:tblW w:type="pct" w:w="4870"/>
         <w:tblLayout w:type="fixed"/>
@@ -6818,14 +6722,6 @@
     </w:p>
     <w:tbl>
       <w:tblPr>
-        <w:tblBorders>
-          <w:top w:val="single" w:sz="6" w:space="0" w:color="AAAAAA"/>
-          <w:left w:val="single" w:sz="6" w:space="0" w:color="AAAAAA"/>
-          <w:bottom w:val="single" w:sz="6" w:space="0" w:color="AAAAAA"/>
-          <w:right w:val="single" w:sz="6" w:space="0" w:color="AAAAAA"/>
-          <w:insideH w:val="single" w:sz="6" w:space="0" w:color="AAAAAA"/>
-          <w:insideV w:val="single" w:sz="6" w:space="0" w:color="AAAAAA"/>
-        </w:tblBorders>
         <w:tblStyle w:val="Table"/>
         <w:tblW w:type="pct" w:w="4957"/>
         <w:tblLayout w:type="fixed"/>
@@ -7024,14 +6920,6 @@
     </w:p>
     <w:tbl>
       <w:tblPr>
-        <w:tblBorders>
-          <w:top w:val="single" w:sz="6" w:space="0" w:color="AAAAAA"/>
-          <w:left w:val="single" w:sz="6" w:space="0" w:color="AAAAAA"/>
-          <w:bottom w:val="single" w:sz="6" w:space="0" w:color="AAAAAA"/>
-          <w:right w:val="single" w:sz="6" w:space="0" w:color="AAAAAA"/>
-          <w:insideH w:val="single" w:sz="6" w:space="0" w:color="AAAAAA"/>
-          <w:insideV w:val="single" w:sz="6" w:space="0" w:color="AAAAAA"/>
-        </w:tblBorders>
         <w:tblStyle w:val="Table"/>
         <w:tblW w:type="pct" w:w="4908"/>
         <w:tblLayout w:type="fixed"/>
@@ -7643,14 +7531,6 @@
     </w:p>
     <w:tbl>
       <w:tblPr>
-        <w:tblBorders>
-          <w:top w:val="single" w:sz="6" w:space="0" w:color="AAAAAA"/>
-          <w:left w:val="single" w:sz="6" w:space="0" w:color="AAAAAA"/>
-          <w:bottom w:val="single" w:sz="6" w:space="0" w:color="AAAAAA"/>
-          <w:right w:val="single" w:sz="6" w:space="0" w:color="AAAAAA"/>
-          <w:insideH w:val="single" w:sz="6" w:space="0" w:color="AAAAAA"/>
-          <w:insideV w:val="single" w:sz="6" w:space="0" w:color="AAAAAA"/>
-        </w:tblBorders>
         <w:tblStyle w:val="Table"/>
         <w:tblW w:type="pct" w:w="4922"/>
         <w:tblLayout w:type="fixed"/>
@@ -8344,14 +8224,6 @@
     </w:p>
     <w:tbl>
       <w:tblPr>
-        <w:tblBorders>
-          <w:top w:val="single" w:sz="6" w:space="0" w:color="AAAAAA"/>
-          <w:left w:val="single" w:sz="6" w:space="0" w:color="AAAAAA"/>
-          <w:bottom w:val="single" w:sz="6" w:space="0" w:color="AAAAAA"/>
-          <w:right w:val="single" w:sz="6" w:space="0" w:color="AAAAAA"/>
-          <w:insideH w:val="single" w:sz="6" w:space="0" w:color="AAAAAA"/>
-          <w:insideV w:val="single" w:sz="6" w:space="0" w:color="AAAAAA"/>
-        </w:tblBorders>
         <w:tblStyle w:val="Table"/>
         <w:tblW w:type="pct" w:w="4908"/>
         <w:tblLayout w:type="fixed"/>
@@ -8863,14 +8735,6 @@
     </w:p>
     <w:tbl>
       <w:tblPr>
-        <w:tblBorders>
-          <w:top w:val="single" w:sz="6" w:space="0" w:color="AAAAAA"/>
-          <w:left w:val="single" w:sz="6" w:space="0" w:color="AAAAAA"/>
-          <w:bottom w:val="single" w:sz="6" w:space="0" w:color="AAAAAA"/>
-          <w:right w:val="single" w:sz="6" w:space="0" w:color="AAAAAA"/>
-          <w:insideH w:val="single" w:sz="6" w:space="0" w:color="AAAAAA"/>
-          <w:insideV w:val="single" w:sz="6" w:space="0" w:color="AAAAAA"/>
-        </w:tblBorders>
         <w:tblStyle w:val="Table"/>
         <w:tblW w:type="pct" w:w="4939"/>
         <w:tblLayout w:type="fixed"/>
@@ -9568,14 +9432,6 @@
     </w:p>
     <w:tbl>
       <w:tblPr>
-        <w:tblBorders>
-          <w:top w:val="single" w:sz="6" w:space="0" w:color="AAAAAA"/>
-          <w:left w:val="single" w:sz="6" w:space="0" w:color="AAAAAA"/>
-          <w:bottom w:val="single" w:sz="6" w:space="0" w:color="AAAAAA"/>
-          <w:right w:val="single" w:sz="6" w:space="0" w:color="AAAAAA"/>
-          <w:insideH w:val="single" w:sz="6" w:space="0" w:color="AAAAAA"/>
-          <w:insideV w:val="single" w:sz="6" w:space="0" w:color="AAAAAA"/>
-        </w:tblBorders>
         <w:tblStyle w:val="Table"/>
         <w:tblW w:type="pct" w:w="4937"/>
         <w:tblLayout w:type="fixed"/>
@@ -10181,14 +10037,6 @@
     </w:p>
     <w:tbl>
       <w:tblPr>
-        <w:tblBorders>
-          <w:top w:val="single" w:sz="6" w:space="0" w:color="AAAAAA"/>
-          <w:left w:val="single" w:sz="6" w:space="0" w:color="AAAAAA"/>
-          <w:bottom w:val="single" w:sz="6" w:space="0" w:color="AAAAAA"/>
-          <w:right w:val="single" w:sz="6" w:space="0" w:color="AAAAAA"/>
-          <w:insideH w:val="single" w:sz="6" w:space="0" w:color="AAAAAA"/>
-          <w:insideV w:val="single" w:sz="6" w:space="0" w:color="AAAAAA"/>
-        </w:tblBorders>
         <w:tblStyle w:val="Table"/>
         <w:tblW w:type="pct" w:w="5000"/>
         <w:tblLayout w:type="fixed"/>
@@ -10584,14 +10432,6 @@
     </w:p>
     <w:tbl>
       <w:tblPr>
-        <w:tblBorders>
-          <w:top w:val="single" w:sz="6" w:space="0" w:color="AAAAAA"/>
-          <w:left w:val="single" w:sz="6" w:space="0" w:color="AAAAAA"/>
-          <w:bottom w:val="single" w:sz="6" w:space="0" w:color="AAAAAA"/>
-          <w:right w:val="single" w:sz="6" w:space="0" w:color="AAAAAA"/>
-          <w:insideH w:val="single" w:sz="6" w:space="0" w:color="AAAAAA"/>
-          <w:insideV w:val="single" w:sz="6" w:space="0" w:color="AAAAAA"/>
-        </w:tblBorders>
         <w:tblStyle w:val="Table"/>
         <w:tblW w:type="pct" w:w="5000"/>
         <w:tblLayout w:type="fixed"/>
@@ -11471,14 +11311,6 @@
     </w:p>
     <w:tbl>
       <w:tblPr>
-        <w:tblBorders>
-          <w:top w:val="single" w:sz="6" w:space="0" w:color="AAAAAA"/>
-          <w:left w:val="single" w:sz="6" w:space="0" w:color="AAAAAA"/>
-          <w:bottom w:val="single" w:sz="6" w:space="0" w:color="AAAAAA"/>
-          <w:right w:val="single" w:sz="6" w:space="0" w:color="AAAAAA"/>
-          <w:insideH w:val="single" w:sz="6" w:space="0" w:color="AAAAAA"/>
-          <w:insideV w:val="single" w:sz="6" w:space="0" w:color="AAAAAA"/>
-        </w:tblBorders>
         <w:tblStyle w:val="Table"/>
         <w:tblW w:type="pct" w:w="4913"/>
         <w:tblLayout w:type="fixed"/>
@@ -12281,14 +12113,6 @@
     </w:p>
     <w:tbl>
       <w:tblPr>
-        <w:tblBorders>
-          <w:top w:val="single" w:sz="6" w:space="0" w:color="AAAAAA"/>
-          <w:left w:val="single" w:sz="6" w:space="0" w:color="AAAAAA"/>
-          <w:bottom w:val="single" w:sz="6" w:space="0" w:color="AAAAAA"/>
-          <w:right w:val="single" w:sz="6" w:space="0" w:color="AAAAAA"/>
-          <w:insideH w:val="single" w:sz="6" w:space="0" w:color="AAAAAA"/>
-          <w:insideV w:val="single" w:sz="6" w:space="0" w:color="AAAAAA"/>
-        </w:tblBorders>
         <w:tblStyle w:val="Table"/>
         <w:tblW w:type="pct" w:w="4865"/>
         <w:tblLayout w:type="fixed"/>
@@ -12532,14 +12356,6 @@
     </w:p>
     <w:tbl>
       <w:tblPr>
-        <w:tblBorders>
-          <w:top w:val="single" w:sz="6" w:space="0" w:color="AAAAAA"/>
-          <w:left w:val="single" w:sz="6" w:space="0" w:color="AAAAAA"/>
-          <w:bottom w:val="single" w:sz="6" w:space="0" w:color="AAAAAA"/>
-          <w:right w:val="single" w:sz="6" w:space="0" w:color="AAAAAA"/>
-          <w:insideH w:val="single" w:sz="6" w:space="0" w:color="AAAAAA"/>
-          <w:insideV w:val="single" w:sz="6" w:space="0" w:color="AAAAAA"/>
-        </w:tblBorders>
         <w:tblStyle w:val="Table"/>
         <w:tblW w:type="pct" w:w="4907"/>
         <w:tblLayout w:type="fixed"/>
@@ -12807,14 +12623,6 @@
     </w:p>
     <w:tbl>
       <w:tblPr>
-        <w:tblBorders>
-          <w:top w:val="single" w:sz="6" w:space="0" w:color="AAAAAA"/>
-          <w:left w:val="single" w:sz="6" w:space="0" w:color="AAAAAA"/>
-          <w:bottom w:val="single" w:sz="6" w:space="0" w:color="AAAAAA"/>
-          <w:right w:val="single" w:sz="6" w:space="0" w:color="AAAAAA"/>
-          <w:insideH w:val="single" w:sz="6" w:space="0" w:color="AAAAAA"/>
-          <w:insideV w:val="single" w:sz="6" w:space="0" w:color="AAAAAA"/>
-        </w:tblBorders>
         <w:tblStyle w:val="Table"/>
         <w:tblW w:type="pct" w:w="4920"/>
         <w:tblLayout w:type="fixed"/>
@@ -13470,14 +13278,6 @@
     </w:p>
     <w:tbl>
       <w:tblPr>
-        <w:tblBorders>
-          <w:top w:val="single" w:sz="6" w:space="0" w:color="AAAAAA"/>
-          <w:left w:val="single" w:sz="6" w:space="0" w:color="AAAAAA"/>
-          <w:bottom w:val="single" w:sz="6" w:space="0" w:color="AAAAAA"/>
-          <w:right w:val="single" w:sz="6" w:space="0" w:color="AAAAAA"/>
-          <w:insideH w:val="single" w:sz="6" w:space="0" w:color="AAAAAA"/>
-          <w:insideV w:val="single" w:sz="6" w:space="0" w:color="AAAAAA"/>
-        </w:tblBorders>
         <w:tblStyle w:val="Table"/>
         <w:tblW w:type="pct" w:w="4910"/>
         <w:tblLayout w:type="fixed"/>
@@ -13773,14 +13573,6 @@
     </w:p>
     <w:tbl>
       <w:tblPr>
-        <w:tblBorders>
-          <w:top w:val="single" w:sz="6" w:space="0" w:color="AAAAAA"/>
-          <w:left w:val="single" w:sz="6" w:space="0" w:color="AAAAAA"/>
-          <w:bottom w:val="single" w:sz="6" w:space="0" w:color="AAAAAA"/>
-          <w:right w:val="single" w:sz="6" w:space="0" w:color="AAAAAA"/>
-          <w:insideH w:val="single" w:sz="6" w:space="0" w:color="AAAAAA"/>
-          <w:insideV w:val="single" w:sz="6" w:space="0" w:color="AAAAAA"/>
-        </w:tblBorders>
         <w:tblStyle w:val="Table"/>
         <w:tblW w:type="pct" w:w="4911"/>
         <w:tblLayout w:type="fixed"/>
@@ -14432,14 +14224,6 @@
     </w:p>
     <w:tbl>
       <w:tblPr>
-        <w:tblBorders>
-          <w:top w:val="single" w:sz="6" w:space="0" w:color="AAAAAA"/>
-          <w:left w:val="single" w:sz="6" w:space="0" w:color="AAAAAA"/>
-          <w:bottom w:val="single" w:sz="6" w:space="0" w:color="AAAAAA"/>
-          <w:right w:val="single" w:sz="6" w:space="0" w:color="AAAAAA"/>
-          <w:insideH w:val="single" w:sz="6" w:space="0" w:color="AAAAAA"/>
-          <w:insideV w:val="single" w:sz="6" w:space="0" w:color="AAAAAA"/>
-        </w:tblBorders>
         <w:tblStyle w:val="Table"/>
         <w:tblW w:type="pct" w:w="4933"/>
         <w:tblLayout w:type="fixed"/>
@@ -14956,7 +14740,7 @@
         </w:numPr>
       </w:pPr>
       <w:r>
-        <w:t xml:space="preserve">Company &amp; Problem (5 min): 3.8B deficient worldwide, supplements fail 1 in 4, no scalable UVB solution.</w:t>
+        <w:t xml:space="preserve">Company &amp; Problem (5 min): vitamin D runs low in 77 percent of indoor adults, about one in four trial participants were low responders to supplementation, no scalable UVB solution.</w:t>
       </w:r>
     </w:p>
     <w:p>
@@ -15045,14 +14829,6 @@
     </w:p>
     <w:tbl>
       <w:tblPr>
-        <w:tblBorders>
-          <w:top w:val="single" w:sz="6" w:space="0" w:color="AAAAAA"/>
-          <w:left w:val="single" w:sz="6" w:space="0" w:color="AAAAAA"/>
-          <w:bottom w:val="single" w:sz="6" w:space="0" w:color="AAAAAA"/>
-          <w:right w:val="single" w:sz="6" w:space="0" w:color="AAAAAA"/>
-          <w:insideH w:val="single" w:sz="6" w:space="0" w:color="AAAAAA"/>
-          <w:insideV w:val="single" w:sz="6" w:space="0" w:color="AAAAAA"/>
-        </w:tblBorders>
         <w:tblStyle w:val="Table"/>
         <w:tblW w:type="pct" w:w="4892"/>
         <w:tblLayout w:type="fixed"/>
@@ -15505,14 +15281,6 @@
     </w:p>
     <w:tbl>
       <w:tblPr>
-        <w:tblBorders>
-          <w:top w:val="single" w:sz="6" w:space="0" w:color="AAAAAA"/>
-          <w:left w:val="single" w:sz="6" w:space="0" w:color="AAAAAA"/>
-          <w:bottom w:val="single" w:sz="6" w:space="0" w:color="AAAAAA"/>
-          <w:right w:val="single" w:sz="6" w:space="0" w:color="AAAAAA"/>
-          <w:insideH w:val="single" w:sz="6" w:space="0" w:color="AAAAAA"/>
-          <w:insideV w:val="single" w:sz="6" w:space="0" w:color="AAAAAA"/>
-        </w:tblBorders>
         <w:tblStyle w:val="Table"/>
         <w:tblW w:type="pct" w:w="4929"/>
         <w:tblLayout w:type="fixed"/>
@@ -15941,14 +15709,6 @@
     </w:p>
     <w:tbl>
       <w:tblPr>
-        <w:tblBorders>
-          <w:top w:val="single" w:sz="6" w:space="0" w:color="AAAAAA"/>
-          <w:left w:val="single" w:sz="6" w:space="0" w:color="AAAAAA"/>
-          <w:bottom w:val="single" w:sz="6" w:space="0" w:color="AAAAAA"/>
-          <w:right w:val="single" w:sz="6" w:space="0" w:color="AAAAAA"/>
-          <w:insideH w:val="single" w:sz="6" w:space="0" w:color="AAAAAA"/>
-          <w:insideV w:val="single" w:sz="6" w:space="0" w:color="AAAAAA"/>
-        </w:tblBorders>
         <w:tblStyle w:val="Table"/>
         <w:tblW w:type="pct" w:w="4912"/>
         <w:tblLayout w:type="fixed"/>
@@ -16459,14 +16219,6 @@
     </w:p>
     <w:tbl>
       <w:tblPr>
-        <w:tblBorders>
-          <w:top w:val="single" w:sz="6" w:space="0" w:color="AAAAAA"/>
-          <w:left w:val="single" w:sz="6" w:space="0" w:color="AAAAAA"/>
-          <w:bottom w:val="single" w:sz="6" w:space="0" w:color="AAAAAA"/>
-          <w:right w:val="single" w:sz="6" w:space="0" w:color="AAAAAA"/>
-          <w:insideH w:val="single" w:sz="6" w:space="0" w:color="AAAAAA"/>
-          <w:insideV w:val="single" w:sz="6" w:space="0" w:color="AAAAAA"/>
-        </w:tblBorders>
         <w:tblStyle w:val="Table"/>
         <w:tblW w:type="pct" w:w="4913"/>
         <w:tblLayout w:type="fixed"/>
@@ -16656,14 +16408,6 @@
     </w:p>
     <w:tbl>
       <w:tblPr>
-        <w:tblBorders>
-          <w:top w:val="single" w:sz="6" w:space="0" w:color="AAAAAA"/>
-          <w:left w:val="single" w:sz="6" w:space="0" w:color="AAAAAA"/>
-          <w:bottom w:val="single" w:sz="6" w:space="0" w:color="AAAAAA"/>
-          <w:right w:val="single" w:sz="6" w:space="0" w:color="AAAAAA"/>
-          <w:insideH w:val="single" w:sz="6" w:space="0" w:color="AAAAAA"/>
-          <w:insideV w:val="single" w:sz="6" w:space="0" w:color="AAAAAA"/>
-        </w:tblBorders>
         <w:tblStyle w:val="Table"/>
         <w:tblW w:type="pct" w:w="4954"/>
         <w:tblLayout w:type="fixed"/>
@@ -16977,14 +16721,6 @@
     </w:p>
     <w:tbl>
       <w:tblPr>
-        <w:tblBorders>
-          <w:top w:val="single" w:sz="6" w:space="0" w:color="AAAAAA"/>
-          <w:left w:val="single" w:sz="6" w:space="0" w:color="AAAAAA"/>
-          <w:bottom w:val="single" w:sz="6" w:space="0" w:color="AAAAAA"/>
-          <w:right w:val="single" w:sz="6" w:space="0" w:color="AAAAAA"/>
-          <w:insideH w:val="single" w:sz="6" w:space="0" w:color="AAAAAA"/>
-          <w:insideV w:val="single" w:sz="6" w:space="0" w:color="AAAAAA"/>
-        </w:tblBorders>
         <w:tblStyle w:val="Table"/>
         <w:tblW w:type="pct" w:w="4885"/>
         <w:tblLayout w:type="fixed"/>

--- a/Enyrgy_GHL_Implementation_Guide_v3_9.docx
+++ b/Enyrgy_GHL_Implementation_Guide_v3_9.docx
@@ -14698,7 +14698,7 @@
         <w:t xml:space="preserve"> </w:t>
       </w:r>
       <w:r>
-        <w:t xml:space="preserve">Vitamin D deficiency affects 77% of indoor adults. Operators charge $40-$75/session.</w:t>
+        <w:t xml:space="preserve">Vitamin D deficiency affects 77% of adults. Operators charge $40-$75/session.</w:t>
       </w:r>
     </w:p>
     <w:p>
@@ -14740,7 +14740,7 @@
         </w:numPr>
       </w:pPr>
       <w:r>
-        <w:t xml:space="preserve">Company &amp; Problem (5 min): vitamin D runs low in 77 percent of indoor adults, about one in four trial participants were low responders to supplementation, no scalable UVB solution.</w:t>
+        <w:t xml:space="preserve">Company &amp; Problem (5 min): vitamin D runs low in 77 percent of adults, about one in four trial participants were low responders to supplementation, no scalable UVB solution.</w:t>
       </w:r>
     </w:p>
     <w:p>

--- a/Enyrgy_GHL_Implementation_Guide_v3_9.docx
+++ b/Enyrgy_GHL_Implementation_Guide_v3_9.docx
@@ -14698,7 +14698,7 @@
         <w:t xml:space="preserve"> </w:t>
       </w:r>
       <w:r>
-        <w:t xml:space="preserve">Vitamin D deficiency affects 77% of adults. Operators charge $40-$75/session.</w:t>
+        <w:t xml:space="preserve">About three-quarters of people have vitamin D below 30 ng/mL. Operators charge $40-$75/session.</w:t>
       </w:r>
     </w:p>
     <w:p>
@@ -14740,7 +14740,7 @@
         </w:numPr>
       </w:pPr>
       <w:r>
-        <w:t xml:space="preserve">Company &amp; Problem (5 min): vitamin D runs low in 77 percent of adults, about one in four trial participants were low responders to supplementation, no scalable UVB solution.</w:t>
+        <w:t xml:space="preserve">Company &amp; Problem (5 min): about three-quarters of people have vitamin D below 30 ng/mL, about one in four trial participants were low responders to supplementation, no scalable UVB solution.</w:t>
       </w:r>
     </w:p>
     <w:p>

--- a/Enyrgy_GHL_Implementation_Guide_v3_9.docx
+++ b/Enyrgy_GHL_Implementation_Guide_v3_9.docx
@@ -1517,6 +1517,14 @@
       <w:tblPr>
         <w:tblStyle w:val="Table"/>
         <w:tblW w:type="pct" w:w="4929"/>
+        <w:tblBorders>
+          <w:top w:val="single" w:sz="4" w:space="0" w:color="auto"/>
+          <w:left w:val="single" w:sz="4" w:space="0" w:color="auto"/>
+          <w:bottom w:val="single" w:sz="4" w:space="0" w:color="auto"/>
+          <w:right w:val="single" w:sz="4" w:space="0" w:color="auto"/>
+          <w:insideH w:val="single" w:sz="4" w:space="0" w:color="auto"/>
+          <w:insideV w:val="single" w:sz="4" w:space="0" w:color="auto"/>
+        </w:tblBorders>
         <w:tblLayout w:type="fixed"/>
         <w:tblLook w:firstRow="1" w:lastRow="0" w:firstColumn="0" w:lastColumn="0" w:noHBand="0" w:noVBand="0" w:val="0020"/>
       </w:tblPr>
@@ -2047,6 +2055,14 @@
       <w:tblPr>
         <w:tblStyle w:val="Table"/>
         <w:tblW w:type="pct" w:w="4914"/>
+        <w:tblBorders>
+          <w:top w:val="single" w:sz="4" w:space="0" w:color="auto"/>
+          <w:left w:val="single" w:sz="4" w:space="0" w:color="auto"/>
+          <w:bottom w:val="single" w:sz="4" w:space="0" w:color="auto"/>
+          <w:right w:val="single" w:sz="4" w:space="0" w:color="auto"/>
+          <w:insideH w:val="single" w:sz="4" w:space="0" w:color="auto"/>
+          <w:insideV w:val="single" w:sz="4" w:space="0" w:color="auto"/>
+        </w:tblBorders>
         <w:tblLayout w:type="fixed"/>
         <w:tblLook w:firstRow="1" w:lastRow="0" w:firstColumn="0" w:lastColumn="0" w:noHBand="0" w:noVBand="0" w:val="0020"/>
       </w:tblPr>
@@ -2770,6 +2786,14 @@
       <w:tblPr>
         <w:tblStyle w:val="Table"/>
         <w:tblW w:type="pct" w:w="4921"/>
+        <w:tblBorders>
+          <w:top w:val="single" w:sz="4" w:space="0" w:color="auto"/>
+          <w:left w:val="single" w:sz="4" w:space="0" w:color="auto"/>
+          <w:bottom w:val="single" w:sz="4" w:space="0" w:color="auto"/>
+          <w:right w:val="single" w:sz="4" w:space="0" w:color="auto"/>
+          <w:insideH w:val="single" w:sz="4" w:space="0" w:color="auto"/>
+          <w:insideV w:val="single" w:sz="4" w:space="0" w:color="auto"/>
+        </w:tblBorders>
         <w:tblLayout w:type="fixed"/>
         <w:tblLook w:firstRow="1" w:lastRow="0" w:firstColumn="0" w:lastColumn="0" w:noHBand="0" w:noVBand="0" w:val="0020"/>
       </w:tblPr>
@@ -3013,6 +3037,14 @@
       <w:tblPr>
         <w:tblStyle w:val="Table"/>
         <w:tblW w:type="pct" w:w="4908"/>
+        <w:tblBorders>
+          <w:top w:val="single" w:sz="4" w:space="0" w:color="auto"/>
+          <w:left w:val="single" w:sz="4" w:space="0" w:color="auto"/>
+          <w:bottom w:val="single" w:sz="4" w:space="0" w:color="auto"/>
+          <w:right w:val="single" w:sz="4" w:space="0" w:color="auto"/>
+          <w:insideH w:val="single" w:sz="4" w:space="0" w:color="auto"/>
+          <w:insideV w:val="single" w:sz="4" w:space="0" w:color="auto"/>
+        </w:tblBorders>
         <w:tblLayout w:type="fixed"/>
         <w:tblLook w:firstRow="1" w:lastRow="0" w:firstColumn="0" w:lastColumn="0" w:noHBand="0" w:noVBand="0" w:val="0020"/>
       </w:tblPr>
@@ -3355,6 +3387,14 @@
       <w:tblPr>
         <w:tblStyle w:val="Table"/>
         <w:tblW w:type="pct" w:w="4906"/>
+        <w:tblBorders>
+          <w:top w:val="single" w:sz="4" w:space="0" w:color="auto"/>
+          <w:left w:val="single" w:sz="4" w:space="0" w:color="auto"/>
+          <w:bottom w:val="single" w:sz="4" w:space="0" w:color="auto"/>
+          <w:right w:val="single" w:sz="4" w:space="0" w:color="auto"/>
+          <w:insideH w:val="single" w:sz="4" w:space="0" w:color="auto"/>
+          <w:insideV w:val="single" w:sz="4" w:space="0" w:color="auto"/>
+        </w:tblBorders>
         <w:tblLayout w:type="fixed"/>
         <w:tblLook w:firstRow="1" w:lastRow="0" w:firstColumn="0" w:lastColumn="0" w:noHBand="0" w:noVBand="0" w:val="0020"/>
       </w:tblPr>
@@ -3659,6 +3699,14 @@
       <w:tblPr>
         <w:tblStyle w:val="Table"/>
         <w:tblW w:type="pct" w:w="4890"/>
+        <w:tblBorders>
+          <w:top w:val="single" w:sz="4" w:space="0" w:color="auto"/>
+          <w:left w:val="single" w:sz="4" w:space="0" w:color="auto"/>
+          <w:bottom w:val="single" w:sz="4" w:space="0" w:color="auto"/>
+          <w:right w:val="single" w:sz="4" w:space="0" w:color="auto"/>
+          <w:insideH w:val="single" w:sz="4" w:space="0" w:color="auto"/>
+          <w:insideV w:val="single" w:sz="4" w:space="0" w:color="auto"/>
+        </w:tblBorders>
         <w:tblLayout w:type="fixed"/>
         <w:tblLook w:firstRow="1" w:lastRow="0" w:firstColumn="0" w:lastColumn="0" w:noHBand="0" w:noVBand="0" w:val="0020"/>
       </w:tblPr>
@@ -4264,6 +4312,14 @@
       <w:tblPr>
         <w:tblStyle w:val="Table"/>
         <w:tblW w:type="pct" w:w="4932"/>
+        <w:tblBorders>
+          <w:top w:val="single" w:sz="4" w:space="0" w:color="auto"/>
+          <w:left w:val="single" w:sz="4" w:space="0" w:color="auto"/>
+          <w:bottom w:val="single" w:sz="4" w:space="0" w:color="auto"/>
+          <w:right w:val="single" w:sz="4" w:space="0" w:color="auto"/>
+          <w:insideH w:val="single" w:sz="4" w:space="0" w:color="auto"/>
+          <w:insideV w:val="single" w:sz="4" w:space="0" w:color="auto"/>
+        </w:tblBorders>
         <w:tblLayout w:type="fixed"/>
         <w:tblLook w:firstRow="1" w:lastRow="0" w:firstColumn="0" w:lastColumn="0" w:noHBand="0" w:noVBand="0" w:val="0020"/>
       </w:tblPr>
@@ -4616,6 +4672,14 @@
       <w:tblPr>
         <w:tblStyle w:val="Table"/>
         <w:tblW w:type="pct" w:w="4899"/>
+        <w:tblBorders>
+          <w:top w:val="single" w:sz="4" w:space="0" w:color="auto"/>
+          <w:left w:val="single" w:sz="4" w:space="0" w:color="auto"/>
+          <w:bottom w:val="single" w:sz="4" w:space="0" w:color="auto"/>
+          <w:right w:val="single" w:sz="4" w:space="0" w:color="auto"/>
+          <w:insideH w:val="single" w:sz="4" w:space="0" w:color="auto"/>
+          <w:insideV w:val="single" w:sz="4" w:space="0" w:color="auto"/>
+        </w:tblBorders>
         <w:tblLayout w:type="fixed"/>
         <w:tblLook w:firstRow="1" w:lastRow="0" w:firstColumn="0" w:lastColumn="0" w:noHBand="0" w:noVBand="0" w:val="0020"/>
       </w:tblPr>
@@ -4988,6 +5052,14 @@
       <w:tblPr>
         <w:tblStyle w:val="Table"/>
         <w:tblW w:type="pct" w:w="4888"/>
+        <w:tblBorders>
+          <w:top w:val="single" w:sz="4" w:space="0" w:color="auto"/>
+          <w:left w:val="single" w:sz="4" w:space="0" w:color="auto"/>
+          <w:bottom w:val="single" w:sz="4" w:space="0" w:color="auto"/>
+          <w:right w:val="single" w:sz="4" w:space="0" w:color="auto"/>
+          <w:insideH w:val="single" w:sz="4" w:space="0" w:color="auto"/>
+          <w:insideV w:val="single" w:sz="4" w:space="0" w:color="auto"/>
+        </w:tblBorders>
         <w:tblLayout w:type="fixed"/>
         <w:tblLook w:firstRow="1" w:lastRow="0" w:firstColumn="0" w:lastColumn="0" w:noHBand="0" w:noVBand="0" w:val="0020"/>
       </w:tblPr>
@@ -5373,6 +5445,14 @@
       <w:tblPr>
         <w:tblStyle w:val="Table"/>
         <w:tblW w:type="pct" w:w="4892"/>
+        <w:tblBorders>
+          <w:top w:val="single" w:sz="4" w:space="0" w:color="auto"/>
+          <w:left w:val="single" w:sz="4" w:space="0" w:color="auto"/>
+          <w:bottom w:val="single" w:sz="4" w:space="0" w:color="auto"/>
+          <w:right w:val="single" w:sz="4" w:space="0" w:color="auto"/>
+          <w:insideH w:val="single" w:sz="4" w:space="0" w:color="auto"/>
+          <w:insideV w:val="single" w:sz="4" w:space="0" w:color="auto"/>
+        </w:tblBorders>
         <w:tblLayout w:type="fixed"/>
         <w:tblLook w:firstRow="1" w:lastRow="0" w:firstColumn="0" w:lastColumn="0" w:noHBand="0" w:noVBand="0" w:val="0020"/>
       </w:tblPr>
@@ -5799,6 +5879,14 @@
       <w:tblPr>
         <w:tblStyle w:val="Table"/>
         <w:tblW w:type="pct" w:w="4878"/>
+        <w:tblBorders>
+          <w:top w:val="single" w:sz="4" w:space="0" w:color="auto"/>
+          <w:left w:val="single" w:sz="4" w:space="0" w:color="auto"/>
+          <w:bottom w:val="single" w:sz="4" w:space="0" w:color="auto"/>
+          <w:right w:val="single" w:sz="4" w:space="0" w:color="auto"/>
+          <w:insideH w:val="single" w:sz="4" w:space="0" w:color="auto"/>
+          <w:insideV w:val="single" w:sz="4" w:space="0" w:color="auto"/>
+        </w:tblBorders>
         <w:tblLayout w:type="fixed"/>
         <w:tblLook w:firstRow="1" w:lastRow="0" w:firstColumn="0" w:lastColumn="0" w:noHBand="0" w:noVBand="0" w:val="0020"/>
       </w:tblPr>
@@ -6151,6 +6239,14 @@
       <w:tblPr>
         <w:tblStyle w:val="Table"/>
         <w:tblW w:type="pct" w:w="4870"/>
+        <w:tblBorders>
+          <w:top w:val="single" w:sz="4" w:space="0" w:color="auto"/>
+          <w:left w:val="single" w:sz="4" w:space="0" w:color="auto"/>
+          <w:bottom w:val="single" w:sz="4" w:space="0" w:color="auto"/>
+          <w:right w:val="single" w:sz="4" w:space="0" w:color="auto"/>
+          <w:insideH w:val="single" w:sz="4" w:space="0" w:color="auto"/>
+          <w:insideV w:val="single" w:sz="4" w:space="0" w:color="auto"/>
+        </w:tblBorders>
         <w:tblLayout w:type="fixed"/>
         <w:tblLook w:firstRow="1" w:lastRow="0" w:firstColumn="0" w:lastColumn="0" w:noHBand="0" w:noVBand="0" w:val="0020"/>
       </w:tblPr>
@@ -6724,6 +6820,14 @@
       <w:tblPr>
         <w:tblStyle w:val="Table"/>
         <w:tblW w:type="pct" w:w="4957"/>
+        <w:tblBorders>
+          <w:top w:val="single" w:sz="4" w:space="0" w:color="auto"/>
+          <w:left w:val="single" w:sz="4" w:space="0" w:color="auto"/>
+          <w:bottom w:val="single" w:sz="4" w:space="0" w:color="auto"/>
+          <w:right w:val="single" w:sz="4" w:space="0" w:color="auto"/>
+          <w:insideH w:val="single" w:sz="4" w:space="0" w:color="auto"/>
+          <w:insideV w:val="single" w:sz="4" w:space="0" w:color="auto"/>
+        </w:tblBorders>
         <w:tblLayout w:type="fixed"/>
         <w:tblLook w:firstRow="1" w:lastRow="0" w:firstColumn="0" w:lastColumn="0" w:noHBand="0" w:noVBand="0" w:val="0020"/>
       </w:tblPr>
@@ -6777,71 +6881,77 @@
               <w:jc w:val="left"/>
             </w:pPr>
             <w:r>
-              <w:t xml:space="preserve">1 Consumer ($2,995) N</w:t>
-            </w:r>
-          </w:p>
-        </w:tc>
-        <w:tc>
-          <w:tcPr/>
-          <w:p>
-            <w:pPr>
-              <w:pStyle w:val="Compact"/>
-              <w:jc w:val="left"/>
-            </w:pPr>
-            <w:r>
-              <w:t xml:space="preserve">ew Lead -&gt; Website Visit -&gt; Drip Active -&gt; Discovery Call -&gt; Demo Education -&gt; Order Financing -&gt; Ordered -&gt; Unit Shipped -&gt; User Activated -&gt; Active Customer</w:t>
-            </w:r>
-          </w:p>
-        </w:tc>
-      </w:tr>
-      <w:tr>
-        <w:tc>
-          <w:tcPr/>
-          <w:p>
-            <w:pPr>
-              <w:pStyle w:val="Compact"/>
-              <w:jc w:val="left"/>
-            </w:pPr>
-            <w:r>
-              <w:t xml:space="preserve">2 Commercial ($8,950/unit) P</w:t>
-            </w:r>
-          </w:p>
-        </w:tc>
-        <w:tc>
-          <w:tcPr/>
-          <w:p>
-            <w:pPr>
-              <w:pStyle w:val="Compact"/>
-              <w:jc w:val="left"/>
-            </w:pPr>
-            <w:r>
-              <w:t xml:space="preserve">rospect -&gt; Drip Active -&gt; Discovery -&gt; Demo -&gt; Proposal -&gt; Negotiation -&gt; Contract Signed -&gt; Unit Shipped -&gt; User Activated -&gt; Installation -&gt; Training Scheduled -&gt; Training Complete -&gt; Active Customer</w:t>
-            </w:r>
-          </w:p>
-        </w:tc>
-      </w:tr>
-      <w:tr>
-        <w:tc>
-          <w:tcPr/>
-          <w:p>
-            <w:pPr>
-              <w:pStyle w:val="Compact"/>
-              <w:jc w:val="left"/>
-            </w:pPr>
-            <w:r>
-              <w:t xml:space="preserve">3 Investor ($3.5M Raise) I</w:t>
-            </w:r>
-          </w:p>
-        </w:tc>
-        <w:tc>
-          <w:tcPr/>
-          <w:p>
-            <w:pPr>
-              <w:pStyle w:val="Compact"/>
-              <w:jc w:val="left"/>
-            </w:pPr>
-            <w:r>
-              <w:t xml:space="preserve">dentified -&gt; Drip Active -&gt; Intro Meeting -&gt; Accreditation -&gt; Due Diligence -&gt; Commitment -&gt; Legal and Close -&gt; Active Investor</w:t>
+              <w:t xml:space="preserve">1 Consumer ($2,995)</w:t>
+            </w:r>
+          </w:p>
+        </w:tc>
+        <w:tc>
+          <w:tcPr/>
+          <w:p>
+            <w:pPr>
+              <w:pStyle w:val="Compact"/>
+              <w:jc w:val="left"/>
+            </w:pPr>
+            <w:r>
+              <w:t xml:space="preserve">New Lead -&gt; Website Visit -&gt; Drip Active -&gt; Discovery Call -&gt; Demo Education -&gt; Order Financing -&gt; Ordered -&gt; Unit Shipped -&gt; User Activated -&gt; Active Customer</w:t>
+            </w:r>
+          </w:p>
+        </w:tc>
+      </w:tr>
+      <w:tr>
+        <w:tc>
+          <w:tcPr/>
+          <w:p>
+            <w:pPr>
+              <w:pStyle w:val="Compact"/>
+              <w:jc w:val="left"/>
+            </w:pPr>
+            <w:r>
+              <w:t xml:space="preserve">2 Commercial B2B Pipeline</w:t>
+            </w:r>
+          </w:p>
+        </w:tc>
+        <w:tc>
+          <w:tcPr/>
+          <w:p>
+            <w:pPr>
+              <w:pStyle w:val="Compact"/>
+              <w:jc w:val="left"/>
+            </w:pPr>
+            <w:r>
+              <w:t xml:space="preserve">Registration Submitted -&gt; Conflict Check -&gt; Prospect -&gt; Drip Active -&gt; Discovery -&gt; Proposal -&gt; Negotiation -&gt; Contract Signed -&gt; Unit Shipped -&gt; User Activated -&gt; Installation -&gt; Training</w:t>
+            </w:r>
+            <w:r>
+              <w:t xml:space="preserve"> </w:t>
+            </w:r>
+            <w:r>
+              <w:t xml:space="preserve">Scheduled -&gt; Training Complete -&gt; Active Customer</w:t>
+            </w:r>
+          </w:p>
+        </w:tc>
+      </w:tr>
+      <w:tr>
+        <w:tc>
+          <w:tcPr/>
+          <w:p>
+            <w:pPr>
+              <w:pStyle w:val="Compact"/>
+              <w:jc w:val="left"/>
+            </w:pPr>
+            <w:r>
+              <w:t xml:space="preserve">3 Investor ($3.5M Raise)</w:t>
+            </w:r>
+          </w:p>
+        </w:tc>
+        <w:tc>
+          <w:tcPr/>
+          <w:p>
+            <w:pPr>
+              <w:pStyle w:val="Compact"/>
+              <w:jc w:val="left"/>
+            </w:pPr>
+            <w:r>
+              <w:t xml:space="preserve">Identified -&gt; Drip Active -&gt; Intro Meeting -&gt; Accreditation -&gt; Due Diligence -&gt; Commitment -&gt; Legal and Close -&gt; Active Investor</w:t>
             </w:r>
           </w:p>
         </w:tc>
@@ -6899,6 +7009,153 @@
         </w:tc>
       </w:tr>
     </w:tbl>
+    <w:p>
+      <w:pPr>
+        <w:pStyle w:val="BodyText"/>
+      </w:pPr>
+      <w:r>
+        <w:rPr>
+          <w:b/>
+          <w:bCs/>
+        </w:rPr>
+        <w:t xml:space="preserve">Stage probability is set deliberately, not by the default ladder.</w:t>
+      </w:r>
+      <w:r>
+        <w:t xml:space="preserve"> </w:t>
+      </w:r>
+      <w:r>
+        <w:t xml:space="preserve">GoHighLevel assigns probability by stage position when a pipeline is built, which spreads stages evenly from 0 to 100 and produces nonsense at both ends. Both revenue pipelines were corrected on 2026-08-18.</w:t>
+      </w:r>
+    </w:p>
+    <w:p>
+      <w:pPr>
+        <w:pStyle w:val="BodyText"/>
+      </w:pPr>
+      <w:r>
+        <w:t xml:space="preserve">The rule: probability is the chance of</w:t>
+      </w:r>
+      <w:r>
+        <w:t xml:space="preserve"> </w:t>
+      </w:r>
+      <w:r>
+        <w:rPr>
+          <w:i/>
+          <w:iCs/>
+        </w:rPr>
+        <w:t xml:space="preserve">winning</w:t>
+      </w:r>
+      <w:r>
+        <w:t xml:space="preserve">, so it climbs through the sales stages and hits 100 at the point money is committed. Everything after that point is fulfillment, not forecast, and stays at 100.</w:t>
+      </w:r>
+    </w:p>
+    <w:p>
+      <w:pPr>
+        <w:pStyle w:val="Compact"/>
+        <w:numPr>
+          <w:ilvl w:val="0"/>
+          <w:numId w:val="1006"/>
+        </w:numPr>
+      </w:pPr>
+      <w:r>
+        <w:rPr>
+          <w:b/>
+          <w:bCs/>
+        </w:rPr>
+        <w:t xml:space="preserve">Commercial B2B:</w:t>
+      </w:r>
+      <w:r>
+        <w:t xml:space="preserve"> </w:t>
+      </w:r>
+      <w:r>
+        <w:t xml:space="preserve">Registration Submitted 0, Conflict Check 0, Prospect 5, Drip Active 10, Discovery 25, Proposal 50, Negotiation 75, then</w:t>
+      </w:r>
+      <w:r>
+        <w:t xml:space="preserve"> </w:t>
+      </w:r>
+      <w:r>
+        <w:rPr>
+          <w:b/>
+          <w:bCs/>
+        </w:rPr>
+        <w:t xml:space="preserve">Contract Signed 100</w:t>
+      </w:r>
+      <w:r>
+        <w:t xml:space="preserve"> </w:t>
+      </w:r>
+      <w:r>
+        <w:t xml:space="preserve">and every stage after it 100.</w:t>
+      </w:r>
+    </w:p>
+    <w:p>
+      <w:pPr>
+        <w:pStyle w:val="Compact"/>
+        <w:numPr>
+          <w:ilvl w:val="0"/>
+          <w:numId w:val="1006"/>
+        </w:numPr>
+      </w:pPr>
+      <w:r>
+        <w:rPr>
+          <w:b/>
+          <w:bCs/>
+        </w:rPr>
+        <w:t xml:space="preserve">Consumer:</w:t>
+      </w:r>
+      <w:r>
+        <w:t xml:space="preserve"> </w:t>
+      </w:r>
+      <w:r>
+        <w:t xml:space="preserve">New Lead 5, Website Visit 10, Drip Active 15, Discovery Call 30, Demo Education 45, Order Financing 70, then</w:t>
+      </w:r>
+      <w:r>
+        <w:t xml:space="preserve"> </w:t>
+      </w:r>
+      <w:r>
+        <w:rPr>
+          <w:b/>
+          <w:bCs/>
+        </w:rPr>
+        <w:t xml:space="preserve">Ordered 100</w:t>
+      </w:r>
+      <w:r>
+        <w:t xml:space="preserve"> </w:t>
+      </w:r>
+      <w:r>
+        <w:t xml:space="preserve">and every stage after it 100.</w:t>
+      </w:r>
+    </w:p>
+    <w:p>
+      <w:pPr>
+        <w:pStyle w:val="FirstParagraph"/>
+      </w:pPr>
+      <w:r>
+        <w:t xml:space="preserve">Registration Submitted and Conflict Check are also excluded from the funnel and pie charts. A dealer submission that has not cleared the conflict check is not a deal, and counting it distorts every conversion rate downstream.</w:t>
+      </w:r>
+    </w:p>
+    <w:p>
+      <w:pPr>
+        <w:pStyle w:val="BodyText"/>
+      </w:pPr>
+      <w:r>
+        <w:t xml:space="preserve">Stage and status are separate fields. A deal at Contract Signed still sits in the forecast until its</w:t>
+      </w:r>
+      <w:r>
+        <w:t xml:space="preserve"> </w:t>
+      </w:r>
+      <w:r>
+        <w:rPr>
+          <w:b/>
+          <w:bCs/>
+        </w:rPr>
+        <w:t xml:space="preserve">Status</w:t>
+      </w:r>
+      <w:r>
+        <w:t xml:space="preserve"> </w:t>
+      </w:r>
+      <w:r>
+        <w:t xml:space="preserve">flips to Won, so the close workflow sets both.</w:t>
+      </w:r>
+    </w:p>
     <w:bookmarkEnd w:id="44"/>
     <w:bookmarkStart w:id="50" w:name="section-11-drip-campaigns"/>
     <w:p>
@@ -6922,6 +7179,14 @@
       <w:tblPr>
         <w:tblStyle w:val="Table"/>
         <w:tblW w:type="pct" w:w="4908"/>
+        <w:tblBorders>
+          <w:top w:val="single" w:sz="4" w:space="0" w:color="auto"/>
+          <w:left w:val="single" w:sz="4" w:space="0" w:color="auto"/>
+          <w:bottom w:val="single" w:sz="4" w:space="0" w:color="auto"/>
+          <w:right w:val="single" w:sz="4" w:space="0" w:color="auto"/>
+          <w:insideH w:val="single" w:sz="4" w:space="0" w:color="auto"/>
+          <w:insideV w:val="single" w:sz="4" w:space="0" w:color="auto"/>
+        </w:tblBorders>
         <w:tblLayout w:type="fixed"/>
         <w:tblLook w:firstRow="1" w:lastRow="0" w:firstColumn="0" w:lastColumn="0" w:noHBand="0" w:noVBand="0" w:val="0020"/>
       </w:tblPr>
@@ -7354,7 +7619,7 @@
       <w:pPr>
         <w:numPr>
           <w:ilvl w:val="0"/>
-          <w:numId w:val="1006"/>
+          <w:numId w:val="1007"/>
         </w:numPr>
       </w:pPr>
       <w:r>
@@ -7417,7 +7682,7 @@
       <w:pPr>
         <w:numPr>
           <w:ilvl w:val="0"/>
-          <w:numId w:val="1006"/>
+          <w:numId w:val="1007"/>
         </w:numPr>
       </w:pPr>
       <w:r>
@@ -7453,7 +7718,7 @@
       <w:pPr>
         <w:numPr>
           <w:ilvl w:val="0"/>
-          <w:numId w:val="1006"/>
+          <w:numId w:val="1007"/>
         </w:numPr>
       </w:pPr>
       <w:r>
@@ -7464,7 +7729,7 @@
       <w:pPr>
         <w:numPr>
           <w:ilvl w:val="0"/>
-          <w:numId w:val="1006"/>
+          <w:numId w:val="1007"/>
         </w:numPr>
       </w:pPr>
       <w:r>
@@ -7475,7 +7740,7 @@
       <w:pPr>
         <w:numPr>
           <w:ilvl w:val="0"/>
-          <w:numId w:val="1006"/>
+          <w:numId w:val="1007"/>
         </w:numPr>
       </w:pPr>
       <w:r>
@@ -7533,6 +7798,14 @@
       <w:tblPr>
         <w:tblStyle w:val="Table"/>
         <w:tblW w:type="pct" w:w="4922"/>
+        <w:tblBorders>
+          <w:top w:val="single" w:sz="4" w:space="0" w:color="auto"/>
+          <w:left w:val="single" w:sz="4" w:space="0" w:color="auto"/>
+          <w:bottom w:val="single" w:sz="4" w:space="0" w:color="auto"/>
+          <w:right w:val="single" w:sz="4" w:space="0" w:color="auto"/>
+          <w:insideH w:val="single" w:sz="4" w:space="0" w:color="auto"/>
+          <w:insideV w:val="single" w:sz="4" w:space="0" w:color="auto"/>
+        </w:tblBorders>
         <w:tblLayout w:type="fixed"/>
         <w:tblLook w:firstRow="1" w:lastRow="0" w:firstColumn="0" w:lastColumn="0" w:noHBand="0" w:noVBand="0" w:val="0020"/>
       </w:tblPr>
@@ -8226,6 +8499,14 @@
       <w:tblPr>
         <w:tblStyle w:val="Table"/>
         <w:tblW w:type="pct" w:w="4908"/>
+        <w:tblBorders>
+          <w:top w:val="single" w:sz="4" w:space="0" w:color="auto"/>
+          <w:left w:val="single" w:sz="4" w:space="0" w:color="auto"/>
+          <w:bottom w:val="single" w:sz="4" w:space="0" w:color="auto"/>
+          <w:right w:val="single" w:sz="4" w:space="0" w:color="auto"/>
+          <w:insideH w:val="single" w:sz="4" w:space="0" w:color="auto"/>
+          <w:insideV w:val="single" w:sz="4" w:space="0" w:color="auto"/>
+        </w:tblBorders>
         <w:tblLayout w:type="fixed"/>
         <w:tblLook w:firstRow="1" w:lastRow="0" w:firstColumn="0" w:lastColumn="0" w:noHBand="0" w:noVBand="0" w:val="0020"/>
       </w:tblPr>
@@ -8737,6 +9018,14 @@
       <w:tblPr>
         <w:tblStyle w:val="Table"/>
         <w:tblW w:type="pct" w:w="4939"/>
+        <w:tblBorders>
+          <w:top w:val="single" w:sz="4" w:space="0" w:color="auto"/>
+          <w:left w:val="single" w:sz="4" w:space="0" w:color="auto"/>
+          <w:bottom w:val="single" w:sz="4" w:space="0" w:color="auto"/>
+          <w:right w:val="single" w:sz="4" w:space="0" w:color="auto"/>
+          <w:insideH w:val="single" w:sz="4" w:space="0" w:color="auto"/>
+          <w:insideV w:val="single" w:sz="4" w:space="0" w:color="auto"/>
+        </w:tblBorders>
         <w:tblLayout w:type="fixed"/>
         <w:tblLook w:firstRow="1" w:lastRow="0" w:firstColumn="0" w:lastColumn="0" w:noHBand="0" w:noVBand="0" w:val="0020"/>
       </w:tblPr>
@@ -9434,6 +9723,14 @@
       <w:tblPr>
         <w:tblStyle w:val="Table"/>
         <w:tblW w:type="pct" w:w="4937"/>
+        <w:tblBorders>
+          <w:top w:val="single" w:sz="4" w:space="0" w:color="auto"/>
+          <w:left w:val="single" w:sz="4" w:space="0" w:color="auto"/>
+          <w:bottom w:val="single" w:sz="4" w:space="0" w:color="auto"/>
+          <w:right w:val="single" w:sz="4" w:space="0" w:color="auto"/>
+          <w:insideH w:val="single" w:sz="4" w:space="0" w:color="auto"/>
+          <w:insideV w:val="single" w:sz="4" w:space="0" w:color="auto"/>
+        </w:tblBorders>
         <w:tblLayout w:type="fixed"/>
         <w:tblLook w:firstRow="1" w:lastRow="0" w:firstColumn="0" w:lastColumn="0" w:noHBand="0" w:noVBand="0" w:val="0020"/>
       </w:tblPr>
@@ -10039,6 +10336,14 @@
       <w:tblPr>
         <w:tblStyle w:val="Table"/>
         <w:tblW w:type="pct" w:w="5000"/>
+        <w:tblBorders>
+          <w:top w:val="single" w:sz="4" w:space="0" w:color="auto"/>
+          <w:left w:val="single" w:sz="4" w:space="0" w:color="auto"/>
+          <w:bottom w:val="single" w:sz="4" w:space="0" w:color="auto"/>
+          <w:right w:val="single" w:sz="4" w:space="0" w:color="auto"/>
+          <w:insideH w:val="single" w:sz="4" w:space="0" w:color="auto"/>
+          <w:insideV w:val="single" w:sz="4" w:space="0" w:color="auto"/>
+        </w:tblBorders>
         <w:tblLayout w:type="fixed"/>
         <w:tblLook w:firstRow="1" w:lastRow="0" w:firstColumn="0" w:lastColumn="0" w:noHBand="0" w:noVBand="0" w:val="0020"/>
       </w:tblPr>
@@ -10434,6 +10739,14 @@
       <w:tblPr>
         <w:tblStyle w:val="Table"/>
         <w:tblW w:type="pct" w:w="5000"/>
+        <w:tblBorders>
+          <w:top w:val="single" w:sz="4" w:space="0" w:color="auto"/>
+          <w:left w:val="single" w:sz="4" w:space="0" w:color="auto"/>
+          <w:bottom w:val="single" w:sz="4" w:space="0" w:color="auto"/>
+          <w:right w:val="single" w:sz="4" w:space="0" w:color="auto"/>
+          <w:insideH w:val="single" w:sz="4" w:space="0" w:color="auto"/>
+          <w:insideV w:val="single" w:sz="4" w:space="0" w:color="auto"/>
+        </w:tblBorders>
         <w:tblLayout w:type="fixed"/>
         <w:tblLook w:firstRow="1" w:lastRow="0" w:firstColumn="0" w:lastColumn="0" w:noHBand="0" w:noVBand="0" w:val="0020"/>
       </w:tblPr>
@@ -11191,7 +11504,7 @@
       <w:pPr>
         <w:numPr>
           <w:ilvl w:val="0"/>
-          <w:numId w:val="1007"/>
+          <w:numId w:val="1008"/>
         </w:numPr>
       </w:pPr>
       <w:r>
@@ -11202,7 +11515,7 @@
       <w:pPr>
         <w:numPr>
           <w:ilvl w:val="0"/>
-          <w:numId w:val="1007"/>
+          <w:numId w:val="1008"/>
         </w:numPr>
       </w:pPr>
       <w:r>
@@ -11213,7 +11526,7 @@
       <w:pPr>
         <w:numPr>
           <w:ilvl w:val="0"/>
-          <w:numId w:val="1007"/>
+          <w:numId w:val="1008"/>
         </w:numPr>
       </w:pPr>
       <w:r>
@@ -11224,7 +11537,7 @@
       <w:pPr>
         <w:numPr>
           <w:ilvl w:val="0"/>
-          <w:numId w:val="1007"/>
+          <w:numId w:val="1008"/>
         </w:numPr>
       </w:pPr>
       <w:r>
@@ -11235,7 +11548,7 @@
       <w:pPr>
         <w:numPr>
           <w:ilvl w:val="0"/>
-          <w:numId w:val="1007"/>
+          <w:numId w:val="1008"/>
         </w:numPr>
       </w:pPr>
       <w:r>
@@ -11313,6 +11626,14 @@
       <w:tblPr>
         <w:tblStyle w:val="Table"/>
         <w:tblW w:type="pct" w:w="4913"/>
+        <w:tblBorders>
+          <w:top w:val="single" w:sz="4" w:space="0" w:color="auto"/>
+          <w:left w:val="single" w:sz="4" w:space="0" w:color="auto"/>
+          <w:bottom w:val="single" w:sz="4" w:space="0" w:color="auto"/>
+          <w:right w:val="single" w:sz="4" w:space="0" w:color="auto"/>
+          <w:insideH w:val="single" w:sz="4" w:space="0" w:color="auto"/>
+          <w:insideV w:val="single" w:sz="4" w:space="0" w:color="auto"/>
+        </w:tblBorders>
         <w:tblLayout w:type="fixed"/>
         <w:tblLook w:firstRow="1" w:lastRow="0" w:firstColumn="0" w:lastColumn="0" w:noHBand="0" w:noVBand="0" w:val="0020"/>
       </w:tblPr>
@@ -11582,7 +11903,7 @@
       <w:pPr>
         <w:numPr>
           <w:ilvl w:val="0"/>
-          <w:numId w:val="1008"/>
+          <w:numId w:val="1009"/>
         </w:numPr>
       </w:pPr>
       <w:r>
@@ -11603,7 +11924,7 @@
       <w:pPr>
         <w:numPr>
           <w:ilvl w:val="0"/>
-          <w:numId w:val="1008"/>
+          <w:numId w:val="1009"/>
         </w:numPr>
       </w:pPr>
       <w:r>
@@ -11624,7 +11945,7 @@
       <w:pPr>
         <w:numPr>
           <w:ilvl w:val="0"/>
-          <w:numId w:val="1008"/>
+          <w:numId w:val="1009"/>
         </w:numPr>
       </w:pPr>
       <w:r>
@@ -11645,7 +11966,7 @@
       <w:pPr>
         <w:numPr>
           <w:ilvl w:val="0"/>
-          <w:numId w:val="1008"/>
+          <w:numId w:val="1009"/>
         </w:numPr>
       </w:pPr>
       <w:r>
@@ -11666,7 +11987,7 @@
       <w:pPr>
         <w:numPr>
           <w:ilvl w:val="0"/>
-          <w:numId w:val="1008"/>
+          <w:numId w:val="1009"/>
         </w:numPr>
       </w:pPr>
       <w:r>
@@ -11697,123 +12018,11 @@
       <w:pPr>
         <w:numPr>
           <w:ilvl w:val="0"/>
-          <w:numId w:val="1009"/>
+          <w:numId w:val="1010"/>
         </w:numPr>
       </w:pPr>
       <w:r>
         <w:t xml:space="preserve">No m-dashes ever; use commas, periods, or rewrite.</w:t>
-      </w:r>
-    </w:p>
-    <w:p>
-      <w:pPr>
-        <w:numPr>
-          <w:ilvl w:val="0"/>
-          <w:numId w:val="1009"/>
-        </w:numPr>
-      </w:pPr>
-      <w:r>
-        <w:t xml:space="preserve">Always</w:t>
-      </w:r>
-      <w:r>
-        <w:t xml:space="preserve"> </w:t>
-      </w:r>
-      <w:r>
-        <w:t xml:space="preserve">“Enyrgy Vitamin D Primal Light Platform”</w:t>
-      </w:r>
-      <w:r>
-        <w:t xml:space="preserve"> </w:t>
-      </w:r>
-      <w:r>
-        <w:t xml:space="preserve">on first reference. Deprecated:</w:t>
-      </w:r>
-      <w:r>
-        <w:t xml:space="preserve"> </w:t>
-      </w:r>
-      <w:r>
-        <w:t xml:space="preserve">“Precision Vitamin D Wellness Platform”</w:t>
-      </w:r>
-      <w:r>
-        <w:t xml:space="preserve"> </w:t>
-      </w:r>
-      <w:r>
-        <w:t xml:space="preserve">and</w:t>
-      </w:r>
-      <w:r>
-        <w:t xml:space="preserve"> </w:t>
-      </w:r>
-      <w:r>
-        <w:t xml:space="preserve">“Primal Light Platform”</w:t>
-      </w:r>
-      <w:r>
-        <w:t xml:space="preserve"> </w:t>
-      </w:r>
-      <w:r>
-        <w:t xml:space="preserve">alone.</w:t>
-      </w:r>
-    </w:p>
-    <w:p>
-      <w:pPr>
-        <w:numPr>
-          <w:ilvl w:val="0"/>
-          <w:numId w:val="1009"/>
-        </w:numPr>
-      </w:pPr>
-      <w:r>
-        <w:t xml:space="preserve">Treatments completed: 25,000+. Customers: 600+. Red light co-use: 90%.</w:t>
-      </w:r>
-    </w:p>
-    <w:p>
-      <w:pPr>
-        <w:numPr>
-          <w:ilvl w:val="0"/>
-          <w:numId w:val="1009"/>
-        </w:numPr>
-      </w:pPr>
-      <w:r>
-        <w:t xml:space="preserve">Manufacturing / Facility: 5115 N 27th Ave, Bld 66, Phoenix, AZ 85017, Made in USA (relocated from Scottsdale; all labels, listings, and materials should reflect the new address).</w:t>
-      </w:r>
-    </w:p>
-    <w:p>
-      <w:pPr>
-        <w:numPr>
-          <w:ilvl w:val="0"/>
-          <w:numId w:val="1009"/>
-        </w:numPr>
-      </w:pPr>
-      <w:r>
-        <w:t xml:space="preserve">Referral: $150 off referee, $100 credit referrer.</w:t>
-      </w:r>
-    </w:p>
-    <w:p>
-      <w:pPr>
-        <w:numPr>
-          <w:ilvl w:val="0"/>
-          <w:numId w:val="1009"/>
-        </w:numPr>
-      </w:pPr>
-      <w:r>
-        <w:t xml:space="preserve">Per-session cost: $2.30 (1,300 sessions over 5 years).</w:t>
-      </w:r>
-    </w:p>
-    <w:p>
-      <w:pPr>
-        <w:numPr>
-          <w:ilvl w:val="0"/>
-          <w:numId w:val="1009"/>
-        </w:numPr>
-      </w:pPr>
-      <w:r>
-        <w:t xml:space="preserve">Order URL: https://shop.enyrgy.com/products/uvb-light-therapy · Device Registration: https://api.enyrgy.com/</w:t>
-      </w:r>
-    </w:p>
-    <w:bookmarkEnd w:id="60"/>
-    <w:bookmarkStart w:id="61" w:name="brand-standards-new-in-v3.7-locked"/>
-    <w:p>
-      <w:pPr>
-        <w:pStyle w:val="Heading2"/>
-      </w:pPr>
-      <w:r>
-        <w:t xml:space="preserve">Brand Standards (NEW in v3.7, locked)</w:t>
       </w:r>
     </w:p>
     <w:p>
@@ -11824,7 +12033,43 @@
         </w:numPr>
       </w:pPr>
       <w:r>
-        <w:t xml:space="preserve">Accent: Sunrise Orange #E64C38 only (NO violet/purple/amber).</w:t>
+        <w:t xml:space="preserve">Always</w:t>
+      </w:r>
+      <w:r>
+        <w:t xml:space="preserve"> </w:t>
+      </w:r>
+      <w:r>
+        <w:t xml:space="preserve">“Enyrgy Vitamin D Primal Light Platform”</w:t>
+      </w:r>
+      <w:r>
+        <w:t xml:space="preserve"> </w:t>
+      </w:r>
+      <w:r>
+        <w:t xml:space="preserve">on first reference. Deprecated:</w:t>
+      </w:r>
+      <w:r>
+        <w:t xml:space="preserve"> </w:t>
+      </w:r>
+      <w:r>
+        <w:t xml:space="preserve">“Precision Vitamin D Wellness Platform”</w:t>
+      </w:r>
+      <w:r>
+        <w:t xml:space="preserve"> </w:t>
+      </w:r>
+      <w:r>
+        <w:t xml:space="preserve">and</w:t>
+      </w:r>
+      <w:r>
+        <w:t xml:space="preserve"> </w:t>
+      </w:r>
+      <w:r>
+        <w:t xml:space="preserve">“Primal Light Platform”</w:t>
+      </w:r>
+      <w:r>
+        <w:t xml:space="preserve"> </w:t>
+      </w:r>
+      <w:r>
+        <w:t xml:space="preserve">alone.</w:t>
       </w:r>
     </w:p>
     <w:p>
@@ -11835,7 +12080,7 @@
         </w:numPr>
       </w:pPr>
       <w:r>
-        <w:t xml:space="preserve">Typography: Montserrat, all weights (Bely Bold Italic unavailable -&gt; all-Montserrat).</w:t>
+        <w:t xml:space="preserve">Treatments completed: 25,000+. Customers: 600+. Red light co-use: 90%.</w:t>
       </w:r>
     </w:p>
     <w:p>
@@ -11846,7 +12091,7 @@
         </w:numPr>
       </w:pPr>
       <w:r>
-        <w:t xml:space="preserve">Text: Deep Charcoal #1A1A1A. Panels: Warm Off-White #F7F4EE, Calm Beige #ECE4CF. Line #E2DBC9. Muted #6B6B66.</w:t>
+        <w:t xml:space="preserve">Manufacturing / Facility: 5115 N 27th Ave, Bld 66, Phoenix, AZ 85017, Made in USA (relocated from Scottsdale; all labels, listings, and materials should reflect the new address).</w:t>
       </w:r>
     </w:p>
     <w:p>
@@ -11857,66 +12102,39 @@
         </w:numPr>
       </w:pPr>
       <w:r>
-        <w:t xml:space="preserve">Approved terms: BioCalibrated Sunshine™ (personalized-dosing/skin-type angle), Triple-Pathway Advantage™.</w:t>
-      </w:r>
-    </w:p>
-    <w:bookmarkEnd w:id="61"/>
-    <w:bookmarkStart w:id="62" w:name="Xfe01eca712cc1036100477333073c92282aeab4"/>
+        <w:t xml:space="preserve">Referral: $150 off referee, $100 credit referrer.</w:t>
+      </w:r>
+    </w:p>
+    <w:p>
+      <w:pPr>
+        <w:numPr>
+          <w:ilvl w:val="0"/>
+          <w:numId w:val="1010"/>
+        </w:numPr>
+      </w:pPr>
+      <w:r>
+        <w:t xml:space="preserve">Per-session cost: $2.30 (1,300 sessions over 5 years).</w:t>
+      </w:r>
+    </w:p>
+    <w:p>
+      <w:pPr>
+        <w:numPr>
+          <w:ilvl w:val="0"/>
+          <w:numId w:val="1010"/>
+        </w:numPr>
+      </w:pPr>
+      <w:r>
+        <w:t xml:space="preserve">Order URL: https://shop.enyrgy.com/products/uvb-light-therapy · Device Registration: https://api.enyrgy.com/</w:t>
+      </w:r>
+    </w:p>
+    <w:bookmarkEnd w:id="60"/>
+    <w:bookmarkStart w:id="61" w:name="brand-standards-new-in-v3.7-locked"/>
     <w:p>
       <w:pPr>
         <w:pStyle w:val="Heading2"/>
       </w:pPr>
       <w:r>
-        <w:t xml:space="preserve">Nitric Oxide Framing (NEW in v3.7, applied across all assets)</w:t>
-      </w:r>
-    </w:p>
-    <w:p>
-      <w:pPr>
-        <w:pStyle w:val="FirstParagraph"/>
-      </w:pPr>
-      <w:r>
-        <w:t xml:space="preserve">Supplements feed the ENZYMATIC route (substrate -&gt; eNOS -&gt; NO). UVA triggers enzyme-independent PHOTORELEASE of NO from preformed skin stores (nitrite/nitrosothiols). The light pathway is additive, one a capsule cannot open. The claim</w:t>
-      </w:r>
-      <w:r>
-        <w:t xml:space="preserve"> </w:t>
-      </w:r>
-      <w:r>
-        <w:t xml:space="preserve">“no supplement produces nitric oxide”</w:t>
-      </w:r>
-      <w:r>
-        <w:t xml:space="preserve"> </w:t>
-      </w:r>
-      <w:r>
-        <w:t xml:space="preserve">is false framing and must not be used.</w:t>
-      </w:r>
-    </w:p>
-    <w:bookmarkEnd w:id="62"/>
-    <w:bookmarkStart w:id="63" w:name="prohibited-words-compliance"/>
-    <w:p>
-      <w:pPr>
-        <w:pStyle w:val="Heading2"/>
-      </w:pPr>
-      <w:r>
-        <w:t xml:space="preserve">Prohibited Words (Compliance)</w:t>
-      </w:r>
-    </w:p>
-    <w:p>
-      <w:pPr>
-        <w:pStyle w:val="FirstParagraph"/>
-      </w:pPr>
-      <w:r>
-        <w:t xml:space="preserve">treat, cure, diagnose, disease, prescription, FDA-approved, medical treatment, heal, fix, medication, illness, clinical diagnosis, therapeutic treatment. Review all client-facing content against the 2026 January FDA Guidelines for Wellness Products before use.</w:t>
-      </w:r>
-    </w:p>
-    <w:bookmarkEnd w:id="63"/>
-    <w:bookmarkEnd w:id="64"/>
-    <w:bookmarkStart w:id="65" w:name="section-15-approved-talking-points"/>
-    <w:p>
-      <w:pPr>
-        <w:pStyle w:val="Heading1"/>
-      </w:pPr>
-      <w:r>
-        <w:t xml:space="preserve">SECTION 15: APPROVED TALKING POINTS</w:t>
+        <w:t xml:space="preserve">Brand Standards (NEW in v3.7, locked)</w:t>
       </w:r>
     </w:p>
     <w:p>
@@ -11927,7 +12145,7 @@
         </w:numPr>
       </w:pPr>
       <w:r>
-        <w:t xml:space="preserve">Every human body was meant to thrive on sunlight. We just made it safe, personalized and controllable.</w:t>
+        <w:t xml:space="preserve">Accent: Sunrise Orange #E64C38 only (NO violet/purple/amber).</w:t>
       </w:r>
     </w:p>
     <w:p>
@@ -11938,7 +12156,7 @@
         </w:numPr>
       </w:pPr>
       <w:r>
-        <w:t xml:space="preserve">Restore your body’s natural response to sunlight.</w:t>
+        <w:t xml:space="preserve">Typography: Montserrat, all weights (Bely Bold Italic unavailable -&gt; all-Montserrat).</w:t>
       </w:r>
     </w:p>
     <w:p>
@@ -11949,7 +12167,7 @@
         </w:numPr>
       </w:pPr>
       <w:r>
-        <w:t xml:space="preserve">Activate three biological pathways in 2-4 minutes.</w:t>
+        <w:t xml:space="preserve">Text: Deep Charcoal #1A1A1A. Panels: Warm Off-White #F7F4EE, Calm Beige #ECE4CF. Line #E2DBC9. Muted #6B6B66.</w:t>
       </w:r>
     </w:p>
     <w:p>
@@ -11960,124 +12178,227 @@
         </w:numPr>
       </w:pPr>
       <w:r>
-        <w:t xml:space="preserve">25,000+ sessions with zero adverse events.</w:t>
+        <w:t xml:space="preserve">Approved terms: BioCalibrated Sunshine™ (personalized-dosing/skin-type angle), Triple-Pathway Advantage™.</w:t>
+      </w:r>
+    </w:p>
+    <w:bookmarkEnd w:id="61"/>
+    <w:bookmarkStart w:id="62" w:name="Xfe01eca712cc1036100477333073c92282aeab4"/>
+    <w:p>
+      <w:pPr>
+        <w:pStyle w:val="Heading2"/>
+      </w:pPr>
+      <w:r>
+        <w:t xml:space="preserve">Nitric Oxide Framing (NEW in v3.7, applied across all assets)</w:t>
+      </w:r>
+    </w:p>
+    <w:p>
+      <w:pPr>
+        <w:pStyle w:val="FirstParagraph"/>
+      </w:pPr>
+      <w:r>
+        <w:t xml:space="preserve">Supplements feed the ENZYMATIC route (substrate -&gt; eNOS -&gt; NO). UVA triggers enzyme-independent PHOTORELEASE of NO from preformed skin stores (nitrite/nitrosothiols). The light pathway is additive, one a capsule cannot open. The claim</w:t>
+      </w:r>
+      <w:r>
+        <w:t xml:space="preserve"> </w:t>
+      </w:r>
+      <w:r>
+        <w:t xml:space="preserve">“no supplement produces nitric oxide”</w:t>
+      </w:r>
+      <w:r>
+        <w:t xml:space="preserve"> </w:t>
+      </w:r>
+      <w:r>
+        <w:t xml:space="preserve">is false framing and must not be used.</w:t>
+      </w:r>
+    </w:p>
+    <w:bookmarkEnd w:id="62"/>
+    <w:bookmarkStart w:id="63" w:name="prohibited-words-compliance"/>
+    <w:p>
+      <w:pPr>
+        <w:pStyle w:val="Heading2"/>
+      </w:pPr>
+      <w:r>
+        <w:t xml:space="preserve">Prohibited Words (Compliance)</w:t>
+      </w:r>
+    </w:p>
+    <w:p>
+      <w:pPr>
+        <w:pStyle w:val="FirstParagraph"/>
+      </w:pPr>
+      <w:r>
+        <w:t xml:space="preserve">treat, cure, diagnose, disease, prescription, FDA-approved, medical treatment, heal, fix, medication, illness, clinical diagnosis, therapeutic treatment. Review all client-facing content against the 2026 January FDA Guidelines for Wellness Products before use.</w:t>
+      </w:r>
+    </w:p>
+    <w:bookmarkEnd w:id="63"/>
+    <w:bookmarkEnd w:id="64"/>
+    <w:bookmarkStart w:id="65" w:name="section-15-approved-talking-points"/>
+    <w:p>
+      <w:pPr>
+        <w:pStyle w:val="Heading1"/>
+      </w:pPr>
+      <w:r>
+        <w:t xml:space="preserve">SECTION 15: APPROVED TALKING POINTS</w:t>
       </w:r>
     </w:p>
     <w:p>
       <w:pPr>
         <w:numPr>
           <w:ilvl w:val="0"/>
-          <w:numId w:val="1011"/>
+          <w:numId w:val="1012"/>
         </w:numPr>
       </w:pPr>
       <w:r>
-        <w:t xml:space="preserve">100% of clinical study participants reached optimal Vitamin D levels.</w:t>
+        <w:t xml:space="preserve">Every human body was meant to thrive on sunlight. We just made it safe, personalized and controllable.</w:t>
       </w:r>
     </w:p>
     <w:p>
       <w:pPr>
         <w:numPr>
           <w:ilvl w:val="0"/>
-          <w:numId w:val="1011"/>
+          <w:numId w:val="1012"/>
         </w:numPr>
       </w:pPr>
       <w:r>
-        <w:t xml:space="preserve">2.4x more efficient than sunlight for Vitamin D synthesis.</w:t>
+        <w:t xml:space="preserve">Restore your body’s natural response to sunlight.</w:t>
       </w:r>
     </w:p>
     <w:p>
       <w:pPr>
         <w:numPr>
           <w:ilvl w:val="0"/>
-          <w:numId w:val="1011"/>
+          <w:numId w:val="1012"/>
         </w:numPr>
       </w:pPr>
       <w:r>
-        <w:t xml:space="preserve">App-controlled, personalized MED protocol, system shuts off automatically.</w:t>
+        <w:t xml:space="preserve">Activate three biological pathways in 2-4 minutes.</w:t>
       </w:r>
     </w:p>
     <w:p>
       <w:pPr>
         <w:numPr>
           <w:ilvl w:val="0"/>
-          <w:numId w:val="1011"/>
+          <w:numId w:val="1012"/>
         </w:numPr>
       </w:pPr>
       <w:r>
-        <w:t xml:space="preserve">Less than 1% return rate, 5-10x better than industry average.</w:t>
+        <w:t xml:space="preserve">25,000+ sessions with zero adverse events.</w:t>
       </w:r>
     </w:p>
     <w:p>
       <w:pPr>
         <w:numPr>
           <w:ilvl w:val="0"/>
-          <w:numId w:val="1011"/>
+          <w:numId w:val="1012"/>
         </w:numPr>
       </w:pPr>
       <w:r>
-        <w:t xml:space="preserve">Manufactured in Phoenix, AZ, Made in USA.</w:t>
+        <w:t xml:space="preserve">100% of clinical study participants reached optimal Vitamin D levels.</w:t>
       </w:r>
     </w:p>
     <w:p>
       <w:pPr>
         <w:numPr>
           <w:ilvl w:val="0"/>
-          <w:numId w:val="1011"/>
+          <w:numId w:val="1012"/>
         </w:numPr>
       </w:pPr>
       <w:r>
-        <w:t xml:space="preserve">600+ customers across 5 countries.</w:t>
+        <w:t xml:space="preserve">2.4x more efficient than sunlight for Vitamin D synthesis.</w:t>
       </w:r>
     </w:p>
     <w:p>
       <w:pPr>
         <w:numPr>
           <w:ilvl w:val="0"/>
-          <w:numId w:val="1011"/>
+          <w:numId w:val="1012"/>
         </w:numPr>
       </w:pPr>
       <w:r>
-        <w:t xml:space="preserve">Lumanova selected our technology to launch Luma D Light.</w:t>
+        <w:t xml:space="preserve">App-controlled, personalized MED protocol, system shuts off automatically.</w:t>
       </w:r>
     </w:p>
     <w:p>
       <w:pPr>
         <w:numPr>
           <w:ilvl w:val="0"/>
-          <w:numId w:val="1011"/>
+          <w:numId w:val="1012"/>
         </w:numPr>
       </w:pPr>
       <w:r>
-        <w:t xml:space="preserve">$2,995 consumer / $8,950 commercial.</w:t>
+        <w:t xml:space="preserve">Less than 1% return rate, 5-10x better than industry average.</w:t>
       </w:r>
     </w:p>
     <w:p>
       <w:pPr>
         <w:numPr>
           <w:ilvl w:val="0"/>
-          <w:numId w:val="1011"/>
+          <w:numId w:val="1012"/>
         </w:numPr>
       </w:pPr>
       <w:r>
-        <w:t xml:space="preserve">$2.30 per session at 5 sessions/week over 5 years.</w:t>
+        <w:t xml:space="preserve">Manufactured in Phoenix, AZ, Made in USA.</w:t>
       </w:r>
     </w:p>
     <w:p>
       <w:pPr>
         <w:numPr>
           <w:ilvl w:val="0"/>
-          <w:numId w:val="1011"/>
+          <w:numId w:val="1012"/>
         </w:numPr>
       </w:pPr>
       <w:r>
-        <w:t xml:space="preserve">90% of our customers also use red light therapy.</w:t>
+        <w:t xml:space="preserve">600+ customers across 5 countries.</w:t>
       </w:r>
     </w:p>
     <w:p>
       <w:pPr>
         <w:numPr>
           <w:ilvl w:val="0"/>
-          <w:numId w:val="1011"/>
+          <w:numId w:val="1012"/>
+        </w:numPr>
+      </w:pPr>
+      <w:r>
+        <w:t xml:space="preserve">Lumanova selected our technology to launch Luma D Light.</w:t>
+      </w:r>
+    </w:p>
+    <w:p>
+      <w:pPr>
+        <w:numPr>
+          <w:ilvl w:val="0"/>
+          <w:numId w:val="1012"/>
+        </w:numPr>
+      </w:pPr>
+      <w:r>
+        <w:t xml:space="preserve">$2,995 consumer / $8,950 commercial.</w:t>
+      </w:r>
+    </w:p>
+    <w:p>
+      <w:pPr>
+        <w:numPr>
+          <w:ilvl w:val="0"/>
+          <w:numId w:val="1012"/>
+        </w:numPr>
+      </w:pPr>
+      <w:r>
+        <w:t xml:space="preserve">$2.30 per session at 5 sessions/week over 5 years.</w:t>
+      </w:r>
+    </w:p>
+    <w:p>
+      <w:pPr>
+        <w:numPr>
+          <w:ilvl w:val="0"/>
+          <w:numId w:val="1012"/>
+        </w:numPr>
+      </w:pPr>
+      <w:r>
+        <w:t xml:space="preserve">90% of our customers also use red light therapy.</w:t>
+      </w:r>
+    </w:p>
+    <w:p>
+      <w:pPr>
+        <w:numPr>
+          <w:ilvl w:val="0"/>
+          <w:numId w:val="1012"/>
         </w:numPr>
       </w:pPr>
       <w:r>
@@ -12115,6 +12436,14 @@
       <w:tblPr>
         <w:tblStyle w:val="Table"/>
         <w:tblW w:type="pct" w:w="4865"/>
+        <w:tblBorders>
+          <w:top w:val="single" w:sz="4" w:space="0" w:color="auto"/>
+          <w:left w:val="single" w:sz="4" w:space="0" w:color="auto"/>
+          <w:bottom w:val="single" w:sz="4" w:space="0" w:color="auto"/>
+          <w:right w:val="single" w:sz="4" w:space="0" w:color="auto"/>
+          <w:insideH w:val="single" w:sz="4" w:space="0" w:color="auto"/>
+          <w:insideV w:val="single" w:sz="4" w:space="0" w:color="auto"/>
+        </w:tblBorders>
         <w:tblLayout w:type="fixed"/>
         <w:tblLook w:firstRow="1" w:lastRow="0" w:firstColumn="0" w:lastColumn="0" w:noHBand="0" w:noVBand="0" w:val="0020"/>
       </w:tblPr>
@@ -12358,6 +12687,14 @@
       <w:tblPr>
         <w:tblStyle w:val="Table"/>
         <w:tblW w:type="pct" w:w="4907"/>
+        <w:tblBorders>
+          <w:top w:val="single" w:sz="4" w:space="0" w:color="auto"/>
+          <w:left w:val="single" w:sz="4" w:space="0" w:color="auto"/>
+          <w:bottom w:val="single" w:sz="4" w:space="0" w:color="auto"/>
+          <w:right w:val="single" w:sz="4" w:space="0" w:color="auto"/>
+          <w:insideH w:val="single" w:sz="4" w:space="0" w:color="auto"/>
+          <w:insideV w:val="single" w:sz="4" w:space="0" w:color="auto"/>
+        </w:tblBorders>
         <w:tblLayout w:type="fixed"/>
         <w:tblLook w:firstRow="1" w:lastRow="0" w:firstColumn="0" w:lastColumn="0" w:noHBand="0" w:noVBand="0" w:val="0020"/>
       </w:tblPr>
@@ -12625,6 +12962,14 @@
       <w:tblPr>
         <w:tblStyle w:val="Table"/>
         <w:tblW w:type="pct" w:w="4920"/>
+        <w:tblBorders>
+          <w:top w:val="single" w:sz="4" w:space="0" w:color="auto"/>
+          <w:left w:val="single" w:sz="4" w:space="0" w:color="auto"/>
+          <w:bottom w:val="single" w:sz="4" w:space="0" w:color="auto"/>
+          <w:right w:val="single" w:sz="4" w:space="0" w:color="auto"/>
+          <w:insideH w:val="single" w:sz="4" w:space="0" w:color="auto"/>
+          <w:insideV w:val="single" w:sz="4" w:space="0" w:color="auto"/>
+        </w:tblBorders>
         <w:tblLayout w:type="fixed"/>
         <w:tblLook w:firstRow="1" w:lastRow="0" w:firstColumn="0" w:lastColumn="0" w:noHBand="0" w:noVBand="0" w:val="0020"/>
       </w:tblPr>
@@ -13280,6 +13625,14 @@
       <w:tblPr>
         <w:tblStyle w:val="Table"/>
         <w:tblW w:type="pct" w:w="4910"/>
+        <w:tblBorders>
+          <w:top w:val="single" w:sz="4" w:space="0" w:color="auto"/>
+          <w:left w:val="single" w:sz="4" w:space="0" w:color="auto"/>
+          <w:bottom w:val="single" w:sz="4" w:space="0" w:color="auto"/>
+          <w:right w:val="single" w:sz="4" w:space="0" w:color="auto"/>
+          <w:insideH w:val="single" w:sz="4" w:space="0" w:color="auto"/>
+          <w:insideV w:val="single" w:sz="4" w:space="0" w:color="auto"/>
+        </w:tblBorders>
         <w:tblLayout w:type="fixed"/>
         <w:tblLook w:firstRow="1" w:lastRow="0" w:firstColumn="0" w:lastColumn="0" w:noHBand="0" w:noVBand="0" w:val="0020"/>
       </w:tblPr>
@@ -13575,6 +13928,14 @@
       <w:tblPr>
         <w:tblStyle w:val="Table"/>
         <w:tblW w:type="pct" w:w="4911"/>
+        <w:tblBorders>
+          <w:top w:val="single" w:sz="4" w:space="0" w:color="auto"/>
+          <w:left w:val="single" w:sz="4" w:space="0" w:color="auto"/>
+          <w:bottom w:val="single" w:sz="4" w:space="0" w:color="auto"/>
+          <w:right w:val="single" w:sz="4" w:space="0" w:color="auto"/>
+          <w:insideH w:val="single" w:sz="4" w:space="0" w:color="auto"/>
+          <w:insideV w:val="single" w:sz="4" w:space="0" w:color="auto"/>
+        </w:tblBorders>
         <w:tblLayout w:type="fixed"/>
         <w:tblLook w:firstRow="1" w:lastRow="0" w:firstColumn="0" w:lastColumn="0" w:noHBand="0" w:noVBand="0" w:val="0020"/>
       </w:tblPr>
@@ -14013,7 +14374,7 @@
       <w:pPr>
         <w:numPr>
           <w:ilvl w:val="0"/>
-          <w:numId w:val="1012"/>
+          <w:numId w:val="1013"/>
         </w:numPr>
       </w:pPr>
       <w:r>
@@ -14034,7 +14395,7 @@
       <w:pPr>
         <w:numPr>
           <w:ilvl w:val="0"/>
-          <w:numId w:val="1012"/>
+          <w:numId w:val="1013"/>
         </w:numPr>
       </w:pPr>
       <w:r>
@@ -14055,7 +14416,7 @@
       <w:pPr>
         <w:numPr>
           <w:ilvl w:val="0"/>
-          <w:numId w:val="1012"/>
+          <w:numId w:val="1013"/>
         </w:numPr>
       </w:pPr>
       <w:r>
@@ -14226,6 +14587,14 @@
       <w:tblPr>
         <w:tblStyle w:val="Table"/>
         <w:tblW w:type="pct" w:w="4933"/>
+        <w:tblBorders>
+          <w:top w:val="single" w:sz="4" w:space="0" w:color="auto"/>
+          <w:left w:val="single" w:sz="4" w:space="0" w:color="auto"/>
+          <w:bottom w:val="single" w:sz="4" w:space="0" w:color="auto"/>
+          <w:right w:val="single" w:sz="4" w:space="0" w:color="auto"/>
+          <w:insideH w:val="single" w:sz="4" w:space="0" w:color="auto"/>
+          <w:insideV w:val="single" w:sz="4" w:space="0" w:color="auto"/>
+        </w:tblBorders>
         <w:tblLayout w:type="fixed"/>
         <w:tblLook w:firstRow="1" w:lastRow="0" w:firstColumn="0" w:lastColumn="0" w:noHBand="0" w:noVBand="0" w:val="0020"/>
       </w:tblPr>
@@ -14530,7 +14899,7 @@
       <w:pPr>
         <w:numPr>
           <w:ilvl w:val="0"/>
-          <w:numId w:val="1013"/>
+          <w:numId w:val="1014"/>
         </w:numPr>
       </w:pPr>
       <w:r>
@@ -14551,7 +14920,7 @@
       <w:pPr>
         <w:numPr>
           <w:ilvl w:val="0"/>
-          <w:numId w:val="1013"/>
+          <w:numId w:val="1014"/>
         </w:numPr>
       </w:pPr>
       <w:r>
@@ -14572,7 +14941,7 @@
       <w:pPr>
         <w:numPr>
           <w:ilvl w:val="0"/>
-          <w:numId w:val="1013"/>
+          <w:numId w:val="1014"/>
         </w:numPr>
       </w:pPr>
       <w:r>
@@ -14593,7 +14962,7 @@
       <w:pPr>
         <w:numPr>
           <w:ilvl w:val="0"/>
-          <w:numId w:val="1013"/>
+          <w:numId w:val="1014"/>
         </w:numPr>
       </w:pPr>
       <w:r>
@@ -14614,7 +14983,7 @@
       <w:pPr>
         <w:numPr>
           <w:ilvl w:val="0"/>
-          <w:numId w:val="1013"/>
+          <w:numId w:val="1014"/>
         </w:numPr>
       </w:pPr>
       <w:r>
@@ -14663,7 +15032,7 @@
       <w:pPr>
         <w:numPr>
           <w:ilvl w:val="0"/>
-          <w:numId w:val="1014"/>
+          <w:numId w:val="1015"/>
         </w:numPr>
       </w:pPr>
       <w:r>
@@ -14684,7 +15053,7 @@
       <w:pPr>
         <w:numPr>
           <w:ilvl w:val="0"/>
-          <w:numId w:val="1014"/>
+          <w:numId w:val="1015"/>
         </w:numPr>
       </w:pPr>
       <w:r>
@@ -14705,7 +15074,7 @@
       <w:pPr>
         <w:numPr>
           <w:ilvl w:val="0"/>
-          <w:numId w:val="1014"/>
+          <w:numId w:val="1015"/>
         </w:numPr>
       </w:pPr>
       <w:r>
@@ -14736,7 +15105,7 @@
       <w:pPr>
         <w:numPr>
           <w:ilvl w:val="0"/>
-          <w:numId w:val="1015"/>
+          <w:numId w:val="1016"/>
         </w:numPr>
       </w:pPr>
       <w:r>
@@ -14747,7 +15116,7 @@
       <w:pPr>
         <w:numPr>
           <w:ilvl w:val="0"/>
-          <w:numId w:val="1015"/>
+          <w:numId w:val="1016"/>
         </w:numPr>
       </w:pPr>
       <w:r>
@@ -14758,7 +15127,7 @@
       <w:pPr>
         <w:numPr>
           <w:ilvl w:val="0"/>
-          <w:numId w:val="1015"/>
+          <w:numId w:val="1016"/>
         </w:numPr>
       </w:pPr>
       <w:r>
@@ -14769,7 +15138,7 @@
       <w:pPr>
         <w:numPr>
           <w:ilvl w:val="0"/>
-          <w:numId w:val="1015"/>
+          <w:numId w:val="1016"/>
         </w:numPr>
       </w:pPr>
       <w:r>
@@ -14780,7 +15149,7 @@
       <w:pPr>
         <w:numPr>
           <w:ilvl w:val="0"/>
-          <w:numId w:val="1015"/>
+          <w:numId w:val="1016"/>
         </w:numPr>
       </w:pPr>
       <w:r>
@@ -14791,7 +15160,7 @@
       <w:pPr>
         <w:numPr>
           <w:ilvl w:val="0"/>
-          <w:numId w:val="1015"/>
+          <w:numId w:val="1016"/>
         </w:numPr>
       </w:pPr>
       <w:r>
@@ -14831,6 +15200,14 @@
       <w:tblPr>
         <w:tblStyle w:val="Table"/>
         <w:tblW w:type="pct" w:w="4892"/>
+        <w:tblBorders>
+          <w:top w:val="single" w:sz="4" w:space="0" w:color="auto"/>
+          <w:left w:val="single" w:sz="4" w:space="0" w:color="auto"/>
+          <w:bottom w:val="single" w:sz="4" w:space="0" w:color="auto"/>
+          <w:right w:val="single" w:sz="4" w:space="0" w:color="auto"/>
+          <w:insideH w:val="single" w:sz="4" w:space="0" w:color="auto"/>
+          <w:insideV w:val="single" w:sz="4" w:space="0" w:color="auto"/>
+        </w:tblBorders>
         <w:tblLayout w:type="fixed"/>
         <w:tblLook w:firstRow="1" w:lastRow="0" w:firstColumn="0" w:lastColumn="0" w:noHBand="0" w:noVBand="0" w:val="0020"/>
       </w:tblPr>
@@ -15283,6 +15660,14 @@
       <w:tblPr>
         <w:tblStyle w:val="Table"/>
         <w:tblW w:type="pct" w:w="4929"/>
+        <w:tblBorders>
+          <w:top w:val="single" w:sz="4" w:space="0" w:color="auto"/>
+          <w:left w:val="single" w:sz="4" w:space="0" w:color="auto"/>
+          <w:bottom w:val="single" w:sz="4" w:space="0" w:color="auto"/>
+          <w:right w:val="single" w:sz="4" w:space="0" w:color="auto"/>
+          <w:insideH w:val="single" w:sz="4" w:space="0" w:color="auto"/>
+          <w:insideV w:val="single" w:sz="4" w:space="0" w:color="auto"/>
+        </w:tblBorders>
         <w:tblLayout w:type="fixed"/>
         <w:tblLook w:firstRow="1" w:lastRow="0" w:firstColumn="0" w:lastColumn="0" w:noHBand="0" w:noVBand="0" w:val="0020"/>
       </w:tblPr>
@@ -15711,6 +16096,14 @@
       <w:tblPr>
         <w:tblStyle w:val="Table"/>
         <w:tblW w:type="pct" w:w="4912"/>
+        <w:tblBorders>
+          <w:top w:val="single" w:sz="4" w:space="0" w:color="auto"/>
+          <w:left w:val="single" w:sz="4" w:space="0" w:color="auto"/>
+          <w:bottom w:val="single" w:sz="4" w:space="0" w:color="auto"/>
+          <w:right w:val="single" w:sz="4" w:space="0" w:color="auto"/>
+          <w:insideH w:val="single" w:sz="4" w:space="0" w:color="auto"/>
+          <w:insideV w:val="single" w:sz="4" w:space="0" w:color="auto"/>
+        </w:tblBorders>
         <w:tblLayout w:type="fixed"/>
         <w:tblLook w:firstRow="1" w:lastRow="0" w:firstColumn="0" w:lastColumn="0" w:noHBand="0" w:noVBand="0" w:val="0020"/>
       </w:tblPr>
@@ -16175,7 +16568,7 @@
       <w:pPr>
         <w:numPr>
           <w:ilvl w:val="0"/>
-          <w:numId w:val="1016"/>
+          <w:numId w:val="1017"/>
         </w:numPr>
       </w:pPr>
       <w:r>
@@ -16186,7 +16579,7 @@
       <w:pPr>
         <w:numPr>
           <w:ilvl w:val="0"/>
-          <w:numId w:val="1016"/>
+          <w:numId w:val="1017"/>
         </w:numPr>
       </w:pPr>
       <w:r>
@@ -16221,6 +16614,14 @@
       <w:tblPr>
         <w:tblStyle w:val="Table"/>
         <w:tblW w:type="pct" w:w="4913"/>
+        <w:tblBorders>
+          <w:top w:val="single" w:sz="4" w:space="0" w:color="auto"/>
+          <w:left w:val="single" w:sz="4" w:space="0" w:color="auto"/>
+          <w:bottom w:val="single" w:sz="4" w:space="0" w:color="auto"/>
+          <w:right w:val="single" w:sz="4" w:space="0" w:color="auto"/>
+          <w:insideH w:val="single" w:sz="4" w:space="0" w:color="auto"/>
+          <w:insideV w:val="single" w:sz="4" w:space="0" w:color="auto"/>
+        </w:tblBorders>
         <w:tblLayout w:type="fixed"/>
         <w:tblLook w:firstRow="1" w:lastRow="0" w:firstColumn="0" w:lastColumn="0" w:noHBand="0" w:noVBand="0" w:val="0020"/>
       </w:tblPr>
@@ -16410,6 +16811,14 @@
       <w:tblPr>
         <w:tblStyle w:val="Table"/>
         <w:tblW w:type="pct" w:w="4954"/>
+        <w:tblBorders>
+          <w:top w:val="single" w:sz="4" w:space="0" w:color="auto"/>
+          <w:left w:val="single" w:sz="4" w:space="0" w:color="auto"/>
+          <w:bottom w:val="single" w:sz="4" w:space="0" w:color="auto"/>
+          <w:right w:val="single" w:sz="4" w:space="0" w:color="auto"/>
+          <w:insideH w:val="single" w:sz="4" w:space="0" w:color="auto"/>
+          <w:insideV w:val="single" w:sz="4" w:space="0" w:color="auto"/>
+        </w:tblBorders>
         <w:tblLayout w:type="fixed"/>
         <w:tblLook w:firstRow="1" w:lastRow="0" w:firstColumn="0" w:lastColumn="0" w:noHBand="0" w:noVBand="0" w:val="0020"/>
       </w:tblPr>
@@ -16723,6 +17132,14 @@
       <w:tblPr>
         <w:tblStyle w:val="Table"/>
         <w:tblW w:type="pct" w:w="4885"/>
+        <w:tblBorders>
+          <w:top w:val="single" w:sz="4" w:space="0" w:color="auto"/>
+          <w:left w:val="single" w:sz="4" w:space="0" w:color="auto"/>
+          <w:bottom w:val="single" w:sz="4" w:space="0" w:color="auto"/>
+          <w:right w:val="single" w:sz="4" w:space="0" w:color="auto"/>
+          <w:insideH w:val="single" w:sz="4" w:space="0" w:color="auto"/>
+          <w:insideV w:val="single" w:sz="4" w:space="0" w:color="auto"/>
+        </w:tblBorders>
         <w:tblLayout w:type="fixed"/>
         <w:tblLook w:firstRow="1" w:lastRow="0" w:firstColumn="0" w:lastColumn="0" w:noHBand="0" w:noVBand="0" w:val="0020"/>
       </w:tblPr>
@@ -17089,7 +17506,7 @@
       <w:pPr>
         <w:numPr>
           <w:ilvl w:val="0"/>
-          <w:numId w:val="1017"/>
+          <w:numId w:val="1018"/>
         </w:numPr>
       </w:pPr>
       <w:r>
@@ -17100,7 +17517,7 @@
       <w:pPr>
         <w:numPr>
           <w:ilvl w:val="0"/>
-          <w:numId w:val="1017"/>
+          <w:numId w:val="1018"/>
         </w:numPr>
       </w:pPr>
       <w:r>
@@ -17111,7 +17528,7 @@
       <w:pPr>
         <w:numPr>
           <w:ilvl w:val="0"/>
-          <w:numId w:val="1017"/>
+          <w:numId w:val="1018"/>
         </w:numPr>
       </w:pPr>
       <w:r>
@@ -17122,7 +17539,7 @@
       <w:pPr>
         <w:numPr>
           <w:ilvl w:val="0"/>
-          <w:numId w:val="1017"/>
+          <w:numId w:val="1018"/>
         </w:numPr>
       </w:pPr>
       <w:r>
@@ -17139,7 +17556,7 @@
       <w:pPr>
         <w:numPr>
           <w:ilvl w:val="0"/>
-          <w:numId w:val="1017"/>
+          <w:numId w:val="1018"/>
         </w:numPr>
       </w:pPr>
       <w:r>
@@ -17162,7 +17579,7 @@
       <w:pPr>
         <w:numPr>
           <w:ilvl w:val="0"/>
-          <w:numId w:val="1017"/>
+          <w:numId w:val="1018"/>
         </w:numPr>
       </w:pPr>
       <w:r>
@@ -17173,7 +17590,7 @@
       <w:pPr>
         <w:numPr>
           <w:ilvl w:val="0"/>
-          <w:numId w:val="1017"/>
+          <w:numId w:val="1018"/>
         </w:numPr>
       </w:pPr>
       <w:r>
@@ -17184,7 +17601,7 @@
       <w:pPr>
         <w:numPr>
           <w:ilvl w:val="0"/>
-          <w:numId w:val="1017"/>
+          <w:numId w:val="1018"/>
         </w:numPr>
       </w:pPr>
       <w:r>
@@ -17634,6 +18051,9 @@
     <w:abstractNumId w:val="991"/>
   </w:num>
   <w:num w:numId="1015">
+    <w:abstractNumId w:val="991"/>
+  </w:num>
+  <w:num w:numId="1016">
     <w:abstractNumId w:val="99411"/>
     <w:lvlOverride w:ilvl="0">
       <w:startOverride w:val="1"/>
@@ -17663,10 +18083,10 @@
       <w:startOverride w:val="1"/>
     </w:lvlOverride>
   </w:num>
-  <w:num w:numId="1016">
+  <w:num w:numId="1017">
     <w:abstractNumId w:val="991"/>
   </w:num>
-  <w:num w:numId="1017">
+  <w:num w:numId="1018">
     <w:abstractNumId w:val="99417"/>
     <w:lvlOverride w:ilvl="0">
       <w:startOverride w:val="7"/>

--- a/Enyrgy_GHL_Implementation_Guide_v3_9.docx
+++ b/Enyrgy_GHL_Implementation_Guide_v3_9.docx
@@ -96,6 +96,47 @@
       </w:pPr>
       <w:r>
         <w:t xml:space="preserve">Last Updated: August 4, 2026 · Version 3.9.6</w:t>
+      </w:r>
+    </w:p>
+    <w:p>
+      <w:pPr>
+        <w:pStyle w:val="BodyText"/>
+      </w:pPr>
+      <w:r>
+        <w:rPr>
+          <w:b/>
+          <w:bCs/>
+        </w:rPr>
+        <w:t xml:space="preserve">v3.9.7 Changes (Session 17, August 25, 2026):</w:t>
+      </w:r>
+      <w:r>
+        <w:t xml:space="preserve"> </w:t>
+      </w:r>
+      <w:r>
+        <w:t xml:space="preserve">Three weeks of drift closed.</w:t>
+      </w:r>
+      <w:r>
+        <w:t xml:space="preserve"> </w:t>
+      </w:r>
+      <w:r>
+        <w:rPr>
+          <w:b/>
+          <w:bCs/>
+        </w:rPr>
+        <w:t xml:space="preserve">The dealer deal registration system (WF-40 to WF-43, built August 19) was missing entirely</w:t>
+      </w:r>
+      <w:r>
+        <w:t xml:space="preserve">, along with the Opportunity custom fields it runs on and the per-dealer form model; both are now in Section 12. Content rules in Section 14 gained the US English requirement and its enforcement gate, the tanning-bed rule, the corrected prevalence figure, the HSA/FSA phrasing lock, and a pointer to the new KB Section 16 on contraindications. Section 17 records the $10M current valuation. Section 18 gains an addendum table for everything sourced since v3.9.6. Section 19 documents the facility referral arrangement and its escalation rule. Section 1 finally applies the users-not-customers correction that v3.9.6 claimed.</w:t>
+      </w:r>
+      <w:r>
+        <w:t xml:space="preserve"> </w:t>
+      </w:r>
+      <w:r>
+        <w:rPr>
+          <w:b/>
+          <w:bCs/>
+        </w:rPr>
+        <w:t xml:space="preserve">Where a fact could not be sourced from the repository it is marked CONFIRM rather than guessed.</w:t>
       </w:r>
     </w:p>
     <w:p>
@@ -1595,7 +1636,7 @@
               <w:jc w:val="left"/>
             </w:pPr>
             <w:r>
-              <w:t xml:space="preserve">Customers</w:t>
+              <w:t xml:space="preserve">Users</w:t>
             </w:r>
           </w:p>
         </w:tc>
@@ -1619,7 +1660,32 @@
               <w:jc w:val="left"/>
             </w:pPr>
             <w:r>
-              <w:t xml:space="preserve">Organic growth, zero paid advertising to date</w:t>
+              <w:t xml:space="preserve">Organic growth, zero paid advertising to date.</w:t>
+            </w:r>
+            <w:r>
+              <w:t xml:space="preserve"> </w:t>
+            </w:r>
+            <w:r>
+              <w:rPr>
+                <w:b/>
+                <w:bCs/>
+              </w:rPr>
+              <w:t xml:space="preserve">Say users, not customers</w:t>
+            </w:r>
+            <w:r>
+              <w:t xml:space="preserve">: a home unit supports up to six users, so the two are not interchangeable and</w:t>
+            </w:r>
+            <w:r>
+              <w:t xml:space="preserve"> </w:t>
+            </w:r>
+            <w:r>
+              <w:t xml:space="preserve">“600+ customers”</w:t>
+            </w:r>
+            <w:r>
+              <w:t xml:space="preserve"> </w:t>
+            </w:r>
+            <w:r>
+              <w:t xml:space="preserve">overstates unit sales.</w:t>
             </w:r>
           </w:p>
         </w:tc>
@@ -8996,7 +9062,7 @@
     </w:p>
     <w:bookmarkEnd w:id="49"/>
     <w:bookmarkEnd w:id="50"/>
-    <w:bookmarkStart w:id="57" w:name="section-12-core-workflows"/>
+    <w:bookmarkStart w:id="59" w:name="section-12-core-workflows"/>
     <w:p>
       <w:pPr>
         <w:pStyle w:val="Heading1"/>
@@ -10323,13 +10389,13 @@
       </w:tr>
     </w:tbl>
     <w:bookmarkEnd w:id="52"/>
-    <w:bookmarkStart w:id="53" w:name="X8b635a9b8e26577bc07542dc589df6fb2ab55bd"/>
+    <w:bookmarkStart w:id="53" w:name="X8d435e32d4d50adbb3dde89b2f7d1b6ee32f88d"/>
     <w:p>
       <w:pPr>
         <w:pStyle w:val="Heading2"/>
       </w:pPr>
       <w:r>
-        <w:t xml:space="preserve">WF-21 through WF-26 (added Sessions 9 and 10, all LIVE)</w:t>
+        <w:t xml:space="preserve">WF-21 through WF-29 (added Sessions 9 to 11, all LIVE)</w:t>
       </w:r>
     </w:p>
     <w:tbl>
@@ -10725,6 +10791,50 @@
         </w:tc>
       </w:tr>
     </w:tbl>
+    <w:p>
+      <w:pPr>
+        <w:pStyle w:val="BodyText"/>
+      </w:pPr>
+      <w:r>
+        <w:rPr>
+          <w:b/>
+          <w:bCs/>
+        </w:rPr>
+        <w:t xml:space="preserve">Numbering gaps.</w:t>
+      </w:r>
+      <w:r>
+        <w:t xml:space="preserve"> </w:t>
+      </w:r>
+      <w:r>
+        <w:rPr>
+          <w:b/>
+          <w:bCs/>
+        </w:rPr>
+        <w:t xml:space="preserve">WF-23 and WF-24 do not appear in this register and are not documented anywhere in the repository.</w:t>
+      </w:r>
+      <w:r>
+        <w:t xml:space="preserve"> </w:t>
+      </w:r>
+      <w:r>
+        <w:t xml:space="preserve">Either the numbers were skipped when the block was allocated, or two workflows exist in GHL that nobody has written down.</w:t>
+      </w:r>
+      <w:r>
+        <w:t xml:space="preserve"> </w:t>
+      </w:r>
+      <w:r>
+        <w:rPr>
+          <w:b/>
+          <w:bCs/>
+        </w:rPr>
+        <w:t xml:space="preserve">CONFIRM against the live account.</w:t>
+      </w:r>
+      <w:r>
+        <w:t xml:space="preserve"> </w:t>
+      </w:r>
+      <w:r>
+        <w:t xml:space="preserve">WF-36 to WF-39 are likewise unallocated; the dealer registration block starts at WF-40.</w:t>
+      </w:r>
+    </w:p>
     <w:bookmarkEnd w:id="53"/>
     <w:bookmarkStart w:id="54" w:name="X9810ec7f62b2338d56466c983e3d36a26fc107d"/>
     <w:p>
@@ -11352,13 +11462,13 @@
       </w:r>
     </w:p>
     <w:bookmarkEnd w:id="54"/>
-    <w:bookmarkStart w:id="55" w:name="X2641a18717343a2a2c6fd2506cd768d5e543fc6"/>
+    <w:bookmarkStart w:id="55" w:name="X3c4738bc9843a482d60919c864badabe81e6734"/>
     <w:p>
       <w:pPr>
         <w:pStyle w:val="Heading2"/>
       </w:pPr>
       <w:r>
-        <w:t xml:space="preserve">Contact custom fields and base (Session 10)</w:t>
+        <w:t xml:space="preserve">WF-40 through WF-43 (Dealer Deal Registration, built August 19, 2026)</w:t>
       </w:r>
     </w:p>
     <w:p>
@@ -11366,189 +11476,1159 @@
         <w:pStyle w:val="FirstParagraph"/>
       </w:pPr>
       <w:r>
-        <w:t xml:space="preserve">Seven health-profile custom fields added to the Contact object (folder</w:t>
-      </w:r>
-      <w:r>
-        <w:t xml:space="preserve"> </w:t>
-      </w:r>
-      <w:r>
-        <w:t xml:space="preserve">“Health Profile”</w:t>
-      </w:r>
-      <w:r>
-        <w:t xml:space="preserve">): Registration Date (Date), Skin Type (Single Options 1-6), Gender (Single Options Male/Female), Height (Text, ft/in), Weight (Number, lbs), Vitamin D Level (Number, ng/mL). Age was intentionally skipped (derivable from birthdate). Birthdate uses GHL’s native Date of Birth field.</w:t>
-      </w:r>
-    </w:p>
-    <w:p>
-      <w:pPr>
-        <w:pStyle w:val="BodyText"/>
-      </w:pPr>
-      <w:r>
-        <w:t xml:space="preserve">Existing customer base imported: 617 contacts, tagged</w:t>
-      </w:r>
-      <w:r>
-        <w:t xml:space="preserve"> </w:t>
-      </w:r>
-      <w:r>
-        <w:rPr>
-          <w:rStyle w:val="VerbatimChar"/>
-        </w:rPr>
-        <w:t xml:space="preserve">drip_bypass</w:t>
-      </w:r>
-      <w:r>
-        <w:t xml:space="preserve"> </w:t>
-      </w:r>
-      <w:r>
-        <w:t xml:space="preserve">and</w:t>
-      </w:r>
-      <w:r>
-        <w:t xml:space="preserve"> </w:t>
-      </w:r>
-      <w:r>
-        <w:rPr>
-          <w:rStyle w:val="VerbatimChar"/>
-        </w:rPr>
-        <w:t xml:space="preserve">legacy_customer</w:t>
-      </w:r>
-      <w:r>
-        <w:t xml:space="preserve">, with 24 facility contacts also carrying</w:t>
-      </w:r>
-      <w:r>
-        <w:t xml:space="preserve"> </w:t>
-      </w:r>
-      <w:r>
-        <w:rPr>
-          <w:rStyle w:val="VerbatimChar"/>
-        </w:rPr>
-        <w:t xml:space="preserve">seg_facility</w:t>
-      </w:r>
-      <w:r>
-        <w:t xml:space="preserve">. Held in the</w:t>
-      </w:r>
-      <w:r>
-        <w:t xml:space="preserve"> </w:t>
-      </w:r>
-      <w:r>
-        <w:t xml:space="preserve">“Initial Customer Load 7-7-26”</w:t>
-      </w:r>
-      <w:r>
-        <w:t xml:space="preserve"> </w:t>
-      </w:r>
-      <w:r>
-        <w:t xml:space="preserve">Smartlist. Safe-import method: WF-01 (the only Contact Created trigger) unpublished during import; zero</w:t>
-      </w:r>
-      <w:r>
-        <w:t xml:space="preserve"> </w:t>
-      </w:r>
-      <w:r>
-        <w:rPr>
-          <w:rStyle w:val="VerbatimChar"/>
-        </w:rPr>
-        <w:t xml:space="preserve">type_</w:t>
-      </w:r>
-      <w:r>
-        <w:t xml:space="preserve">,</w:t>
-      </w:r>
-      <w:r>
-        <w:t xml:space="preserve"> </w:t>
-      </w:r>
-      <w:r>
-        <w:rPr>
-          <w:rStyle w:val="VerbatimChar"/>
-        </w:rPr>
-        <w:t xml:space="preserve">status_</w:t>
-      </w:r>
-      <w:r>
-        <w:t xml:space="preserve">,</w:t>
-      </w:r>
-      <w:r>
-        <w:t xml:space="preserve"> </w:t>
-      </w:r>
-      <w:r>
-        <w:rPr>
-          <w:rStyle w:val="VerbatimChar"/>
-        </w:rPr>
-        <w:t xml:space="preserve">unit_</w:t>
-      </w:r>
-      <w:r>
-        <w:t xml:space="preserve">, or</w:t>
-      </w:r>
-      <w:r>
-        <w:t xml:space="preserve"> </w:t>
-      </w:r>
-      <w:r>
-        <w:rPr>
-          <w:rStyle w:val="VerbatimChar"/>
-        </w:rPr>
-        <w:t xml:space="preserve">investor</w:t>
-      </w:r>
-      <w:r>
-        <w:t xml:space="preserve"> </w:t>
-      </w:r>
-      <w:r>
-        <w:t xml:space="preserve">tags imported so no drip or workflow enrolled them; GHL merges same-email contacts, so shared-email households were split by blanking the child’s email while keeping name and phone.</w:t>
-      </w:r>
-    </w:p>
-    <w:p>
-      <w:pPr>
-        <w:pStyle w:val="BodyText"/>
-      </w:pPr>
+        <w:t xml:space="preserve">The commercial dealer program. Dealers resell the $8,950 commercial unit and earn 25 to 16 percent on the final sale price.</w:t>
+      </w:r>
+      <w:r>
+        <w:t xml:space="preserve"> </w:t>
+      </w:r>
       <w:r>
         <w:rPr>
           <w:b/>
           <w:bCs/>
         </w:rPr>
-        <w:t xml:space="preserve">Webhook URLs:</w:t>
-      </w:r>
-    </w:p>
-    <w:p>
-      <w:pPr>
+        <w:t xml:space="preserve">This is a different program from the facility referral arrangement in Section 19</w:t>
+      </w:r>
+      <w:r>
+        <w:t xml:space="preserve">: different product, different terms, different people.</w:t>
+      </w:r>
+    </w:p>
+    <w:tbl>
+      <w:tblPr>
+        <w:tblStyle w:val="Table"/>
+        <w:tblW w:type="pct" w:w="5000"/>
+        <w:tblBorders>
+          <w:top w:val="single" w:sz="4" w:space="0" w:color="auto"/>
+          <w:left w:val="single" w:sz="4" w:space="0" w:color="auto"/>
+          <w:bottom w:val="single" w:sz="4" w:space="0" w:color="auto"/>
+          <w:right w:val="single" w:sz="4" w:space="0" w:color="auto"/>
+          <w:insideH w:val="single" w:sz="4" w:space="0" w:color="auto"/>
+          <w:insideV w:val="single" w:sz="4" w:space="0" w:color="auto"/>
+        </w:tblBorders>
+        <w:tblLayout w:type="fixed"/>
+        <w:tblLook w:firstRow="1" w:lastRow="0" w:firstColumn="0" w:lastColumn="0" w:noHBand="0" w:noVBand="0" w:val="0020"/>
+      </w:tblPr>
+      <w:tblGrid>
+        <w:gridCol w:w="2262"/>
+        <w:gridCol w:w="2036"/>
+        <w:gridCol w:w="2036"/>
+        <w:gridCol w:w="1584"/>
+      </w:tblGrid>
+      <w:tr>
+        <w:trPr>
+          <w:tblHeader w:val="on"/>
+        </w:trPr>
+        <w:tc>
+          <w:tcPr/>
+          <w:p>
+            <w:pPr>
+              <w:pStyle w:val="Compact"/>
+            </w:pPr>
+            <w:r>
+              <w:t xml:space="preserve">Workflow</w:t>
+            </w:r>
+          </w:p>
+        </w:tc>
+        <w:tc>
+          <w:tcPr/>
+          <w:p>
+            <w:pPr>
+              <w:pStyle w:val="Compact"/>
+            </w:pPr>
+            <w:r>
+              <w:t xml:space="preserve">Trigger</w:t>
+            </w:r>
+          </w:p>
+        </w:tc>
+        <w:tc>
+          <w:tcPr/>
+          <w:p>
+            <w:pPr>
+              <w:pStyle w:val="Compact"/>
+            </w:pPr>
+            <w:r>
+              <w:t xml:space="preserve">Purpose</w:t>
+            </w:r>
+          </w:p>
+        </w:tc>
+        <w:tc>
+          <w:tcPr/>
+          <w:p>
+            <w:pPr>
+              <w:pStyle w:val="Compact"/>
+            </w:pPr>
+            <w:r>
+              <w:t xml:space="preserve">Notes</w:t>
+            </w:r>
+          </w:p>
+        </w:tc>
+      </w:tr>
+      <w:tr>
+        <w:tc>
+          <w:tcPr/>
+          <w:p>
+            <w:pPr>
+              <w:pStyle w:val="Compact"/>
+            </w:pPr>
+            <w:r>
+              <w:t xml:space="preserve">WF-40 Dealer Registration Received</w:t>
+            </w:r>
+          </w:p>
+        </w:tc>
+        <w:tc>
+          <w:tcPr/>
+          <w:p>
+            <w:pPr>
+              <w:pStyle w:val="Compact"/>
+            </w:pPr>
+            <w:r>
+              <w:rPr>
+                <w:b/>
+                <w:bCs/>
+              </w:rPr>
+              <w:t xml:space="preserve">Form is any of</w:t>
+            </w:r>
+            <w:r>
+              <w:t xml:space="preserve"> </w:t>
+            </w:r>
+            <w:r>
+              <w:t xml:space="preserve">(one entry per dealer form)</w:t>
+            </w:r>
+          </w:p>
+        </w:tc>
+        <w:tc>
+          <w:tcPr/>
+          <w:p>
+            <w:pPr>
+              <w:pStyle w:val="Compact"/>
+            </w:pPr>
+            <w:r>
+              <w:t xml:space="preserve">Create the opportunity, tag it, set</w:t>
+            </w:r>
+            <w:r>
+              <w:t xml:space="preserve"> </w:t>
+            </w:r>
+            <w:r>
+              <w:rPr>
+                <w:rStyle w:val="VerbatimChar"/>
+              </w:rPr>
+              <w:t xml:space="preserve">Source Type = Dealer</w:t>
+            </w:r>
+            <w:r>
+              <w:t xml:space="preserve">, apply</w:t>
+            </w:r>
+            <w:r>
+              <w:t xml:space="preserve"> </w:t>
+            </w:r>
+            <w:r>
+              <w:rPr>
+                <w:rStyle w:val="VerbatimChar"/>
+              </w:rPr>
+              <w:t xml:space="preserve">no_route</w:t>
+            </w:r>
+            <w:r>
+              <w:t xml:space="preserve">, alert Scott</w:t>
+            </w:r>
+          </w:p>
+        </w:tc>
+        <w:tc>
+          <w:tcPr/>
+          <w:p>
+            <w:pPr>
+              <w:pStyle w:val="Compact"/>
+            </w:pPr>
+            <w:r>
+              <w:rPr>
+                <w:b/>
+                <w:bCs/>
+              </w:rPr>
+              <w:t xml:space="preserve">The trigger list is the single point of failure in the whole system.</w:t>
+            </w:r>
+            <w:r>
+              <w:t xml:space="preserve"> </w:t>
+            </w:r>
+            <w:r>
+              <w:t xml:space="preserve">A new dealer form that is not added here fails silently: the opportunity lands in</w:t>
+            </w:r>
+            <w:r>
+              <w:t xml:space="preserve"> </w:t>
+            </w:r>
+            <w:r>
+              <w:rPr>
+                <w:rStyle w:val="VerbatimChar"/>
+              </w:rPr>
+              <w:t xml:space="preserve">Registration Submitted</w:t>
+            </w:r>
+            <w:r>
+              <w:t xml:space="preserve"> </w:t>
+            </w:r>
+            <w:r>
+              <w:t xml:space="preserve">with no tag, no Source Type and no alert, and the facility is not protected from consumer drip because</w:t>
+            </w:r>
+            <w:r>
+              <w:t xml:space="preserve"> </w:t>
+            </w:r>
+            <w:r>
+              <w:rPr>
+                <w:rStyle w:val="VerbatimChar"/>
+              </w:rPr>
+              <w:t xml:space="preserve">no_route</w:t>
+            </w:r>
+            <w:r>
+              <w:t xml:space="preserve"> </w:t>
+            </w:r>
+            <w:r>
+              <w:t xml:space="preserve">never lands. See</w:t>
+            </w:r>
+            <w:r>
+              <w:t xml:space="preserve"> </w:t>
+            </w:r>
+            <w:r>
+              <w:rPr>
+                <w:rStyle w:val="VerbatimChar"/>
+              </w:rPr>
+              <w:t xml:space="preserve">campaigns/dealer-onboarding.md</w:t>
+            </w:r>
+            <w:r>
+              <w:t xml:space="preserve">.</w:t>
+            </w:r>
+          </w:p>
+        </w:tc>
+      </w:tr>
+      <w:tr>
+        <w:tc>
+          <w:tcPr/>
+          <w:p>
+            <w:pPr>
+              <w:pStyle w:val="Compact"/>
+            </w:pPr>
+            <w:r>
+              <w:t xml:space="preserve">WF-41</w:t>
+            </w:r>
+          </w:p>
+        </w:tc>
+        <w:tc>
+          <w:tcPr/>
+          <w:p>
+            <w:pPr>
+              <w:pStyle w:val="Compact"/>
+            </w:pPr>
+            <w:r>
+              <w:t xml:space="preserve">CONFIRM</w:t>
+            </w:r>
+          </w:p>
+        </w:tc>
+        <w:tc>
+          <w:tcPr/>
+          <w:p>
+            <w:pPr>
+              <w:pStyle w:val="Compact"/>
+            </w:pPr>
+            <w:r>
+              <w:t xml:space="preserve">CONFIRM</w:t>
+            </w:r>
+          </w:p>
+        </w:tc>
+        <w:tc>
+          <w:tcPr/>
+          <w:p>
+            <w:pPr>
+              <w:pStyle w:val="Compact"/>
+            </w:pPr>
+            <w:r>
+              <w:t xml:space="preserve">Not sourceable from the repository. Scott to supply.</w:t>
+            </w:r>
+          </w:p>
+        </w:tc>
+      </w:tr>
+      <w:tr>
+        <w:tc>
+          <w:tcPr/>
+          <w:p>
+            <w:pPr>
+              <w:pStyle w:val="Compact"/>
+            </w:pPr>
+            <w:r>
+              <w:t xml:space="preserve">WF-42 Registration Expiry</w:t>
+            </w:r>
+          </w:p>
+        </w:tc>
+        <w:tc>
+          <w:tcPr/>
+          <w:p>
+            <w:pPr>
+              <w:pStyle w:val="Compact"/>
+            </w:pPr>
+            <w:r>
+              <w:t xml:space="preserve">Wait 76 days, then Wait 14 days, gated on</w:t>
+            </w:r>
+            <w:r>
+              <w:t xml:space="preserve"> </w:t>
+            </w:r>
+            <w:r>
+              <w:rPr>
+                <w:rStyle w:val="VerbatimChar"/>
+              </w:rPr>
+              <w:t xml:space="preserve">Opportunity status is Open</w:t>
+            </w:r>
+          </w:p>
+        </w:tc>
+        <w:tc>
+          <w:tcPr/>
+          <w:p>
+            <w:pPr>
+              <w:pStyle w:val="Compact"/>
+            </w:pPr>
+            <w:r>
+              <w:t xml:space="preserve">Warn before a 90 day registration lapses, then close it out</w:t>
+            </w:r>
+          </w:p>
+        </w:tc>
+        <w:tc>
+          <w:tcPr/>
+          <w:p>
+            <w:pPr>
+              <w:pStyle w:val="Compact"/>
+            </w:pPr>
+            <w:r>
+              <w:t xml:space="preserve">Built on Wait steps rather than date reminders, because</w:t>
+            </w:r>
+            <w:r>
+              <w:t xml:space="preserve"> </w:t>
+            </w:r>
+            <w:r>
+              <w:rPr>
+                <w:b/>
+                <w:bCs/>
+              </w:rPr>
+              <w:t xml:space="preserve">GHL date reminders are contact-only and a registration lives on the opportunity</w:t>
+            </w:r>
+            <w:r>
+              <w:t xml:space="preserve">.</w:t>
+            </w:r>
+          </w:p>
+        </w:tc>
+      </w:tr>
+      <w:tr>
+        <w:tc>
+          <w:tcPr/>
+          <w:p>
+            <w:pPr>
+              <w:pStyle w:val="Compact"/>
+            </w:pPr>
+            <w:r>
+              <w:t xml:space="preserve">WF-43</w:t>
+            </w:r>
+          </w:p>
+        </w:tc>
+        <w:tc>
+          <w:tcPr/>
+          <w:p>
+            <w:pPr>
+              <w:pStyle w:val="Compact"/>
+            </w:pPr>
+            <w:r>
+              <w:t xml:space="preserve">CONFIRM</w:t>
+            </w:r>
+          </w:p>
+        </w:tc>
+        <w:tc>
+          <w:tcPr/>
+          <w:p>
+            <w:pPr>
+              <w:pStyle w:val="Compact"/>
+            </w:pPr>
+            <w:r>
+              <w:t xml:space="preserve">CONFIRM</w:t>
+            </w:r>
+          </w:p>
+        </w:tc>
+        <w:tc>
+          <w:tcPr/>
+          <w:p>
+            <w:pPr>
+              <w:pStyle w:val="Compact"/>
+            </w:pPr>
+            <w:r>
+              <w:t xml:space="preserve">Not sourceable from the repository. Scott to supply.</w:t>
+            </w:r>
+          </w:p>
+        </w:tc>
+      </w:tr>
+    </w:tbl>
+    <w:p>
+      <w:pPr>
+        <w:pStyle w:val="BodyText"/>
+      </w:pPr>
+      <w:r>
+        <w:rPr>
+          <w:b/>
+          <w:bCs/>
+        </w:rPr>
+        <w:t xml:space="preserve">Registrations run a 90 day clock.</w:t>
+      </w:r>
+      <w:r>
+        <w:t xml:space="preserve"> </w:t>
+      </w:r>
+      <w:r>
+        <w:t xml:space="preserve">A dealer holds attribution on a named facility for 90 days from submission.</w:t>
+      </w:r>
+    </w:p>
+    <w:p>
+      <w:pPr>
+        <w:pStyle w:val="BodyText"/>
+      </w:pPr>
+      <w:r>
+        <w:rPr>
+          <w:b/>
+          <w:bCs/>
+        </w:rPr>
+        <w:t xml:space="preserve">Dealer confirmation email uses Send Internal Notification, not Send Email.</w:t>
+      </w:r>
+      <w:r>
+        <w:t xml:space="preserve"> </w:t>
+      </w:r>
+      <w:r>
+        <w:t xml:space="preserve">GHL’s</w:t>
+      </w:r>
+      <w:r>
+        <w:t xml:space="preserve"> </w:t>
+      </w:r>
+      <w:r>
+        <w:rPr>
+          <w:rStyle w:val="VerbatimChar"/>
+        </w:rPr>
+        <w:t xml:space="preserve">Send Email</w:t>
+      </w:r>
+      <w:r>
+        <w:t xml:space="preserve"> </w:t>
+      </w:r>
+      <w:r>
+        <w:t xml:space="preserve">action can only reach the contact on the record, which on a dealer registration is the</w:t>
+      </w:r>
+      <w:r>
+        <w:t xml:space="preserve"> </w:t>
+      </w:r>
+      <w:r>
+        <w:rPr>
+          <w:i/>
+          <w:iCs/>
+        </w:rPr>
+        <w:t xml:space="preserve">facility</w:t>
+      </w:r>
+      <w:r>
+        <w:t xml:space="preserve">, not the dealer. Sending the dealer’s confirmation with</w:t>
+      </w:r>
+      <w:r>
+        <w:t xml:space="preserve"> </w:t>
+      </w:r>
+      <w:r>
+        <w:rPr>
+          <w:rStyle w:val="VerbatimChar"/>
+        </w:rPr>
+        <w:t xml:space="preserve">Send Email</w:t>
+      </w:r>
+      <w:r>
+        <w:t xml:space="preserve"> </w:t>
+      </w:r>
+      <w:r>
+        <w:t xml:space="preserve">delivers it to the prospect. The working build is</w:t>
+      </w:r>
+      <w:r>
+        <w:t xml:space="preserve"> </w:t>
+      </w:r>
+      <w:r>
+        <w:rPr>
+          <w:rStyle w:val="VerbatimChar"/>
+        </w:rPr>
+        <w:t xml:space="preserve">Send Internal Notification</w:t>
+      </w:r>
+      <w:r>
+        <w:t xml:space="preserve"> </w:t>
+      </w:r>
+      <w:r>
+        <w:t xml:space="preserve">with</w:t>
+      </w:r>
+      <w:r>
+        <w:t xml:space="preserve"> </w:t>
+      </w:r>
+      <w:r>
+        <w:rPr>
+          <w:rStyle w:val="VerbatimChar"/>
+        </w:rPr>
+        <w:t xml:space="preserve">To User Type: Custom email</w:t>
+      </w:r>
+      <w:r>
+        <w:t xml:space="preserve"> </w:t>
+      </w:r>
+      <w:r>
+        <w:t xml:space="preserve">and</w:t>
+      </w:r>
+      <w:r>
+        <w:t xml:space="preserve"> </w:t>
+      </w:r>
+      <w:r>
+        <w:rPr>
+          <w:rStyle w:val="VerbatimChar"/>
+        </w:rPr>
+        <w:t xml:space="preserve">{{opportunity.dealer_email}}</w:t>
+      </w:r>
+      <w:r>
+        <w:t xml:space="preserve"> </w:t>
+      </w:r>
+      <w:r>
+        <w:t xml:space="preserve">inserted through the tag picker.</w:t>
+      </w:r>
+      <w:r>
+        <w:t xml:space="preserve"> </w:t>
+      </w:r>
+      <w:r>
+        <w:rPr>
+          <w:b/>
+          <w:bCs/>
+        </w:rPr>
+        <w:t xml:space="preserve">Typing the merge field by hand is rejected as invalid; it must be inserted from the picker.</w:t>
+      </w:r>
+    </w:p>
+    <w:p>
+      <w:pPr>
+        <w:pStyle w:val="BodyText"/>
+      </w:pPr>
+      <w:r>
+        <w:rPr>
+          <w:b/>
+          <w:bCs/>
+        </w:rPr>
+        <w:t xml:space="preserve">Commission ladder, tied to the final sale price:</w:t>
+      </w:r>
+    </w:p>
+    <w:tbl>
+      <w:tblPr>
+        <w:tblStyle w:val="Table"/>
+        <w:tblW w:type="auto" w:w="0"/>
+        <w:tblLook w:firstRow="1" w:lastRow="0" w:firstColumn="0" w:lastColumn="0" w:noHBand="0" w:noVBand="0" w:val="0020"/>
+      </w:tblPr>
+      <w:tblGrid>
+        <w:gridCol w:w="2640"/>
+        <w:gridCol w:w="2640"/>
+        <w:gridCol w:w="2640"/>
+      </w:tblGrid>
+      <w:tr>
+        <w:trPr>
+          <w:tblHeader w:val="on"/>
+        </w:trPr>
+        <w:tc>
+          <w:tcPr/>
+          <w:p>
+            <w:pPr>
+              <w:pStyle w:val="Compact"/>
+            </w:pPr>
+            <w:r>
+              <w:t xml:space="preserve">Commission</w:t>
+            </w:r>
+          </w:p>
+        </w:tc>
+        <w:tc>
+          <w:tcPr/>
+          <w:p>
+            <w:pPr>
+              <w:pStyle w:val="Compact"/>
+            </w:pPr>
+            <w:r>
+              <w:t xml:space="preserve">Maximum discount off MSRP</w:t>
+            </w:r>
+          </w:p>
+        </w:tc>
+        <w:tc>
+          <w:tcPr/>
+          <w:p>
+            <w:pPr>
+              <w:pStyle w:val="Compact"/>
+            </w:pPr>
+            <w:r>
+              <w:t xml:space="preserve">Resulting price</w:t>
+            </w:r>
+          </w:p>
+        </w:tc>
+      </w:tr>
+      <w:tr>
+        <w:tc>
+          <w:tcPr/>
+          <w:p>
+            <w:pPr>
+              <w:pStyle w:val="Compact"/>
+            </w:pPr>
+            <w:r>
+              <w:t xml:space="preserve">25 percent</w:t>
+            </w:r>
+          </w:p>
+        </w:tc>
+        <w:tc>
+          <w:tcPr/>
+          <w:p>
+            <w:pPr>
+              <w:pStyle w:val="Compact"/>
+            </w:pPr>
+            <w:r>
+              <w:t xml:space="preserve">none, sells at $8,950 MSRP</w:t>
+            </w:r>
+          </w:p>
+        </w:tc>
+        <w:tc>
+          <w:tcPr/>
+          <w:p>
+            <w:pPr>
+              <w:pStyle w:val="Compact"/>
+            </w:pPr>
+            <w:r>
+              <w:t xml:space="preserve">$8,950</w:t>
+            </w:r>
+          </w:p>
+        </w:tc>
+      </w:tr>
+      <w:tr>
+        <w:tc>
+          <w:tcPr/>
+          <w:p>
+            <w:pPr>
+              <w:pStyle w:val="Compact"/>
+            </w:pPr>
+            <w:r>
+              <w:t xml:space="preserve">20 percent</w:t>
+            </w:r>
+          </w:p>
+        </w:tc>
+        <w:tc>
+          <w:tcPr/>
+          <w:p>
+            <w:pPr>
+              <w:pStyle w:val="Compact"/>
+            </w:pPr>
+            <w:r>
+              <w:t xml:space="preserve">$1,342.50</w:t>
+            </w:r>
+          </w:p>
+        </w:tc>
+        <w:tc>
+          <w:tcPr/>
+          <w:p>
+            <w:pPr>
+              <w:pStyle w:val="Compact"/>
+            </w:pPr>
+            <w:r>
+              <w:t xml:space="preserve">$7,607.50</w:t>
+            </w:r>
+          </w:p>
+        </w:tc>
+      </w:tr>
+      <w:tr>
+        <w:tc>
+          <w:tcPr/>
+          <w:p>
+            <w:pPr>
+              <w:pStyle w:val="Compact"/>
+            </w:pPr>
+            <w:r>
+              <w:t xml:space="preserve">16 percent</w:t>
+            </w:r>
+          </w:p>
+        </w:tc>
+        <w:tc>
+          <w:tcPr/>
+          <w:p>
+            <w:pPr>
+              <w:pStyle w:val="Compact"/>
+            </w:pPr>
+            <w:r>
+              <w:t xml:space="preserve">$1,790.00 (MAP floor)</w:t>
+            </w:r>
+          </w:p>
+        </w:tc>
+        <w:tc>
+          <w:tcPr/>
+          <w:p>
+            <w:pPr>
+              <w:pStyle w:val="Compact"/>
+            </w:pPr>
+            <w:r>
+              <w:t xml:space="preserve">$7,160.00</w:t>
+            </w:r>
+          </w:p>
+        </w:tc>
+      </w:tr>
+    </w:tbl>
+    <w:p>
+      <w:pPr>
+        <w:pStyle w:val="BodyText"/>
+      </w:pPr>
+      <w:r>
+        <w:t xml:space="preserve">Commission is calculated on the</w:t>
+      </w:r>
+      <w:r>
+        <w:t xml:space="preserve"> </w:t>
+      </w:r>
+      <w:r>
+        <w:rPr>
+          <w:b/>
+          <w:bCs/>
+        </w:rPr>
+        <w:t xml:space="preserve">actual sale price, expressed in USD</w:t>
+      </w:r>
+      <w:r>
+        <w:t xml:space="preserve">, regardless of the dealer’s local currency. The program is</w:t>
+      </w:r>
+      <w:r>
+        <w:t xml:space="preserve"> </w:t>
+      </w:r>
+      <w:r>
+        <w:rPr>
+          <w:b/>
+          <w:bCs/>
+        </w:rPr>
+        <w:t xml:space="preserve">not US-only</w:t>
+      </w:r>
+      <w:r>
+        <w:t xml:space="preserve">.</w:t>
+      </w:r>
+    </w:p>
+    <w:bookmarkEnd w:id="55"/>
+    <w:bookmarkStart w:id="56" w:name="X2698e74b1af9aaaf59965bb650c04f8b8dcdf99"/>
+    <w:p>
+      <w:pPr>
+        <w:pStyle w:val="Heading2"/>
+      </w:pPr>
+      <w:r>
+        <w:t xml:space="preserve">Opportunity custom fields (Dealer Registration folder, Session 17)</w:t>
+      </w:r>
+    </w:p>
+    <w:p>
+      <w:pPr>
+        <w:pStyle w:val="FirstParagraph"/>
+      </w:pPr>
+      <w:r>
+        <w:t xml:space="preserve">Held in</w:t>
+      </w:r>
+      <w:r>
+        <w:t xml:space="preserve"> </w:t>
+      </w:r>
+      <w:r>
+        <w:rPr>
+          <w:rStyle w:val="VerbatimChar"/>
+        </w:rPr>
+        <w:t xml:space="preserve">Settings &gt; Custom Fields &gt; Opportunity &gt; Dealer Registration</w:t>
+      </w:r>
+      <w:r>
+        <w:t xml:space="preserve">. These sit on the Opportunity object, not the Contact object, which is why the health-profile fields below are a separate list.</w:t>
+      </w:r>
+    </w:p>
+    <w:p>
+      <w:pPr>
+        <w:pStyle w:val="Compact"/>
         <w:numPr>
           <w:ilvl w:val="0"/>
           <w:numId w:val="1008"/>
         </w:numPr>
       </w:pPr>
       <w:r>
-        <w:t xml:space="preserve">WF-12 (Tired Test): https://services.leadconnectorhq.com/hooks/GtXjla7Ld1dordsTWrVy/webhook-trigger/6c3a7c6c-f1fa-4c85-a03a-a1c42fdfb13d</w:t>
-      </w:r>
-    </w:p>
-    <w:p>
-      <w:pPr>
+        <w:rPr>
+          <w:rStyle w:val="VerbatimChar"/>
+          <w:b/>
+          <w:bCs/>
+        </w:rPr>
+        <w:t xml:space="preserve">Dealer Name</w:t>
+      </w:r>
+      <w:r>
+        <w:t xml:space="preserve"> </w:t>
+      </w:r>
+      <w:r>
+        <w:t xml:space="preserve">(dropdown). Attribution that decides a commission cannot be free text with three spellings of the same company.</w:t>
+      </w:r>
+    </w:p>
+    <w:p>
+      <w:pPr>
+        <w:pStyle w:val="Compact"/>
         <w:numPr>
           <w:ilvl w:val="0"/>
           <w:numId w:val="1008"/>
         </w:numPr>
       </w:pPr>
       <w:r>
-        <w:t xml:space="preserve">WF-15 (Synthesis Gap): https://services.leadconnectorhq.com/hooks/GtXjla7Ld1dordsTWrVy/webhook-trigger/fd32493c-6ec1-4e55-9edb-75399aa53a34</w:t>
-      </w:r>
-    </w:p>
-    <w:p>
-      <w:pPr>
+        <w:rPr>
+          <w:rStyle w:val="VerbatimChar"/>
+          <w:b/>
+          <w:bCs/>
+        </w:rPr>
+        <w:t xml:space="preserve">dealer_email</w:t>
+      </w:r>
+      <w:r>
+        <w:t xml:space="preserve">. Feeds the confirmation notification described above.</w:t>
+      </w:r>
+    </w:p>
+    <w:p>
+      <w:pPr>
+        <w:pStyle w:val="Compact"/>
         <w:numPr>
           <w:ilvl w:val="0"/>
           <w:numId w:val="1008"/>
         </w:numPr>
       </w:pPr>
       <w:r>
-        <w:t xml:space="preserve">WF-18 (Recovery): https://services.leadconnectorhq.com/hooks/GtXjla7Ld1dordsTWrVy/webhook-trigger/3ae538d7-81a9-42a7-9e18-5e7c8b19b84a</w:t>
-      </w:r>
-    </w:p>
-    <w:p>
-      <w:pPr>
+        <w:rPr>
+          <w:rStyle w:val="VerbatimChar"/>
+          <w:b/>
+          <w:bCs/>
+        </w:rPr>
+        <w:t xml:space="preserve">Source Type</w:t>
+      </w:r>
+      <w:r>
+        <w:t xml:space="preserve">. Set to</w:t>
+      </w:r>
+      <w:r>
+        <w:t xml:space="preserve"> </w:t>
+      </w:r>
+      <w:r>
+        <w:rPr>
+          <w:rStyle w:val="VerbatimChar"/>
+        </w:rPr>
+        <w:t xml:space="preserve">Dealer</w:t>
+      </w:r>
+      <w:r>
+        <w:t xml:space="preserve"> </w:t>
+      </w:r>
+      <w:r>
+        <w:t xml:space="preserve">by WF-40.</w:t>
+      </w:r>
+    </w:p>
+    <w:p>
+      <w:pPr>
+        <w:pStyle w:val="Compact"/>
         <w:numPr>
           <w:ilvl w:val="0"/>
           <w:numId w:val="1008"/>
         </w:numPr>
       </w:pPr>
       <w:r>
-        <w:t xml:space="preserve">WF-19 (Winter Protocol): https://services.leadconnectorhq.com/hooks/GtXjla7Ld1dordsTWrVy/webhook-trigger/ad11ef02-14c8-4dbc-b1dd-bb5c9f3203bd</w:t>
+        <w:t xml:space="preserve">Remaining fields:</w:t>
+      </w:r>
+      <w:r>
+        <w:t xml:space="preserve"> </w:t>
+      </w:r>
+      <w:r>
+        <w:rPr>
+          <w:b/>
+          <w:bCs/>
+        </w:rPr>
+        <w:t xml:space="preserve">CONFIRM.</w:t>
+      </w:r>
+      <w:r>
+        <w:t xml:space="preserve"> </w:t>
+      </w:r>
+      <w:r>
+        <w:t xml:space="preserve">Scott to supply the full list from the GHL account.</w:t>
+      </w:r>
+    </w:p>
+    <w:p>
+      <w:pPr>
+        <w:pStyle w:val="FirstParagraph"/>
+      </w:pPr>
+      <w:r>
+        <w:rPr>
+          <w:b/>
+          <w:bCs/>
+        </w:rPr>
+        <w:t xml:space="preserve">There is one registration form per dealer, and this is deliberate.</w:t>
+      </w:r>
+      <w:r>
+        <w:t xml:space="preserve"> </w:t>
+      </w:r>
+      <w:r>
+        <w:t xml:space="preserve">A dropdown shows every option to whoever opens it, so a single shared form would let every dealer read the full roster and infer territory coverage and network size. GHL has no hidden-field option on this form type and its forms API is</w:t>
+      </w:r>
+      <w:r>
+        <w:t xml:space="preserve"> </w:t>
+      </w:r>
+      <w:r>
+        <w:rPr>
+          <w:rStyle w:val="VerbatimChar"/>
+        </w:rPr>
+        <w:t xml:space="preserve">forms.readonly</w:t>
+      </w:r>
+      <w:r>
+        <w:t xml:space="preserve">, so this cannot be automated away inside GHL. The master form is a template: never send it to anyone and never add a real dealer name to it. Full onboarding sequence in</w:t>
+      </w:r>
+      <w:r>
+        <w:t xml:space="preserve"> </w:t>
+      </w:r>
+      <w:r>
+        <w:rPr>
+          <w:rStyle w:val="VerbatimChar"/>
+        </w:rPr>
+        <w:t xml:space="preserve">campaigns/dealer-onboarding.md</w:t>
+      </w:r>
+      <w:r>
+        <w:t xml:space="preserve">.</w:t>
+      </w:r>
+    </w:p>
+    <w:p>
+      <w:pPr>
+        <w:pStyle w:val="BodyText"/>
+      </w:pPr>
+      <w:r>
+        <w:rPr>
+          <w:rStyle w:val="VerbatimChar"/>
+          <w:b/>
+          <w:bCs/>
+        </w:rPr>
+        <w:t xml:space="preserve">Unassigned</w:t>
+      </w:r>
+      <w:r>
+        <w:rPr>
+          <w:b/>
+          <w:bCs/>
+        </w:rPr>
+        <w:t xml:space="preserve"> </w:t>
+      </w:r>
+      <w:r>
+        <w:rPr>
+          <w:b/>
+          <w:bCs/>
+        </w:rPr>
+        <w:t xml:space="preserve">is not a dealer.</w:t>
+      </w:r>
+      <w:r>
+        <w:t xml:space="preserve"> </w:t>
+      </w:r>
+      <w:r>
+        <w:t xml:space="preserve">It marks a registration that lost its attribution and must never be selectable on a live dealer form. An opportunity with</w:t>
+      </w:r>
+      <w:r>
+        <w:t xml:space="preserve"> </w:t>
+      </w:r>
+      <w:r>
+        <w:rPr>
+          <w:rStyle w:val="VerbatimChar"/>
+        </w:rPr>
+        <w:t xml:space="preserve">Source Type = Dealer</w:t>
+      </w:r>
+      <w:r>
+        <w:t xml:space="preserve"> </w:t>
+      </w:r>
+      <w:r>
+        <w:t xml:space="preserve">and</w:t>
+      </w:r>
+      <w:r>
+        <w:t xml:space="preserve"> </w:t>
+      </w:r>
+      <w:r>
+        <w:rPr>
+          <w:rStyle w:val="VerbatimChar"/>
+        </w:rPr>
+        <w:t xml:space="preserve">Dealer Name = Unassigned</w:t>
+      </w:r>
+      <w:r>
+        <w:t xml:space="preserve"> </w:t>
+      </w:r>
+      <w:r>
+        <w:t xml:space="preserve">is a deal nobody can be paid for, and is a fault to investigate rather than a record to leave.</w:t>
+      </w:r>
+    </w:p>
+    <w:bookmarkEnd w:id="56"/>
+    <w:bookmarkStart w:id="57" w:name="X2641a18717343a2a2c6fd2506cd768d5e543fc6"/>
+    <w:p>
+      <w:pPr>
+        <w:pStyle w:val="Heading2"/>
+      </w:pPr>
+      <w:r>
+        <w:t xml:space="preserve">Contact custom fields and base (Session 10)</w:t>
+      </w:r>
+    </w:p>
+    <w:p>
+      <w:pPr>
+        <w:pStyle w:val="FirstParagraph"/>
+      </w:pPr>
+      <w:r>
+        <w:t xml:space="preserve">Seven health-profile custom fields added to the Contact object (folder</w:t>
+      </w:r>
+      <w:r>
+        <w:t xml:space="preserve"> </w:t>
+      </w:r>
+      <w:r>
+        <w:t xml:space="preserve">“Health Profile”</w:t>
+      </w:r>
+      <w:r>
+        <w:t xml:space="preserve">): Registration Date (Date), Skin Type (Single Options 1-6), Gender (Single Options Male/Female), Height (Text, ft/in), Weight (Number, lbs), Vitamin D Level (Number, ng/mL). Age was intentionally skipped (derivable from birthdate). Birthdate uses GHL’s native Date of Birth field.</w:t>
+      </w:r>
+    </w:p>
+    <w:p>
+      <w:pPr>
+        <w:pStyle w:val="BodyText"/>
+      </w:pPr>
+      <w:r>
+        <w:t xml:space="preserve">Existing customer base imported: 617 contacts, tagged</w:t>
+      </w:r>
+      <w:r>
+        <w:t xml:space="preserve"> </w:t>
+      </w:r>
+      <w:r>
+        <w:rPr>
+          <w:rStyle w:val="VerbatimChar"/>
+        </w:rPr>
+        <w:t xml:space="preserve">drip_bypass</w:t>
+      </w:r>
+      <w:r>
+        <w:t xml:space="preserve"> </w:t>
+      </w:r>
+      <w:r>
+        <w:t xml:space="preserve">and</w:t>
+      </w:r>
+      <w:r>
+        <w:t xml:space="preserve"> </w:t>
+      </w:r>
+      <w:r>
+        <w:rPr>
+          <w:rStyle w:val="VerbatimChar"/>
+        </w:rPr>
+        <w:t xml:space="preserve">legacy_customer</w:t>
+      </w:r>
+      <w:r>
+        <w:t xml:space="preserve">, with 24 facility contacts also carrying</w:t>
+      </w:r>
+      <w:r>
+        <w:t xml:space="preserve"> </w:t>
+      </w:r>
+      <w:r>
+        <w:rPr>
+          <w:rStyle w:val="VerbatimChar"/>
+        </w:rPr>
+        <w:t xml:space="preserve">seg_facility</w:t>
+      </w:r>
+      <w:r>
+        <w:t xml:space="preserve">. Held in the</w:t>
+      </w:r>
+      <w:r>
+        <w:t xml:space="preserve"> </w:t>
+      </w:r>
+      <w:r>
+        <w:t xml:space="preserve">“Initial Customer Load 7-7-26”</w:t>
+      </w:r>
+      <w:r>
+        <w:t xml:space="preserve"> </w:t>
+      </w:r>
+      <w:r>
+        <w:t xml:space="preserve">Smartlist. Safe-import method: WF-01 (the only Contact Created trigger) unpublished during import; zero</w:t>
+      </w:r>
+      <w:r>
+        <w:t xml:space="preserve"> </w:t>
+      </w:r>
+      <w:r>
+        <w:rPr>
+          <w:rStyle w:val="VerbatimChar"/>
+        </w:rPr>
+        <w:t xml:space="preserve">type_</w:t>
+      </w:r>
+      <w:r>
+        <w:t xml:space="preserve">,</w:t>
+      </w:r>
+      <w:r>
+        <w:t xml:space="preserve"> </w:t>
+      </w:r>
+      <w:r>
+        <w:rPr>
+          <w:rStyle w:val="VerbatimChar"/>
+        </w:rPr>
+        <w:t xml:space="preserve">status_</w:t>
+      </w:r>
+      <w:r>
+        <w:t xml:space="preserve">,</w:t>
+      </w:r>
+      <w:r>
+        <w:t xml:space="preserve"> </w:t>
+      </w:r>
+      <w:r>
+        <w:rPr>
+          <w:rStyle w:val="VerbatimChar"/>
+        </w:rPr>
+        <w:t xml:space="preserve">unit_</w:t>
+      </w:r>
+      <w:r>
+        <w:t xml:space="preserve">, or</w:t>
+      </w:r>
+      <w:r>
+        <w:t xml:space="preserve"> </w:t>
+      </w:r>
+      <w:r>
+        <w:rPr>
+          <w:rStyle w:val="VerbatimChar"/>
+        </w:rPr>
+        <w:t xml:space="preserve">investor</w:t>
+      </w:r>
+      <w:r>
+        <w:t xml:space="preserve"> </w:t>
+      </w:r>
+      <w:r>
+        <w:t xml:space="preserve">tags imported so no drip or workflow enrolled them; GHL merges same-email contacts, so shared-email households were split by blanking the child’s email while keeping name and phone.</w:t>
+      </w:r>
+    </w:p>
+    <w:p>
+      <w:pPr>
+        <w:pStyle w:val="BodyText"/>
+      </w:pPr>
+      <w:r>
+        <w:rPr>
+          <w:b/>
+          <w:bCs/>
+        </w:rPr>
+        <w:t xml:space="preserve">Webhook URLs:</w:t>
       </w:r>
     </w:p>
     <w:p>
       <w:pPr>
         <w:numPr>
           <w:ilvl w:val="0"/>
-          <w:numId w:val="1008"/>
+          <w:numId w:val="1009"/>
+        </w:numPr>
+      </w:pPr>
+      <w:r>
+        <w:t xml:space="preserve">WF-12 (Tired Test): https://services.leadconnectorhq.com/hooks/GtXjla7Ld1dordsTWrVy/webhook-trigger/6c3a7c6c-f1fa-4c85-a03a-a1c42fdfb13d</w:t>
+      </w:r>
+    </w:p>
+    <w:p>
+      <w:pPr>
+        <w:numPr>
+          <w:ilvl w:val="0"/>
+          <w:numId w:val="1009"/>
+        </w:numPr>
+      </w:pPr>
+      <w:r>
+        <w:t xml:space="preserve">WF-15 (Synthesis Gap): https://services.leadconnectorhq.com/hooks/GtXjla7Ld1dordsTWrVy/webhook-trigger/fd32493c-6ec1-4e55-9edb-75399aa53a34</w:t>
+      </w:r>
+    </w:p>
+    <w:p>
+      <w:pPr>
+        <w:numPr>
+          <w:ilvl w:val="0"/>
+          <w:numId w:val="1009"/>
+        </w:numPr>
+      </w:pPr>
+      <w:r>
+        <w:t xml:space="preserve">WF-18 (Recovery): https://services.leadconnectorhq.com/hooks/GtXjla7Ld1dordsTWrVy/webhook-trigger/3ae538d7-81a9-42a7-9e18-5e7c8b19b84a</w:t>
+      </w:r>
+    </w:p>
+    <w:p>
+      <w:pPr>
+        <w:numPr>
+          <w:ilvl w:val="0"/>
+          <w:numId w:val="1009"/>
+        </w:numPr>
+      </w:pPr>
+      <w:r>
+        <w:t xml:space="preserve">WF-19 (Winter Protocol): https://services.leadconnectorhq.com/hooks/GtXjla7Ld1dordsTWrVy/webhook-trigger/ad11ef02-14c8-4dbc-b1dd-bb5c9f3203bd</w:t>
+      </w:r>
+    </w:p>
+    <w:p>
+      <w:pPr>
+        <w:numPr>
+          <w:ilvl w:val="0"/>
+          <w:numId w:val="1009"/>
         </w:numPr>
       </w:pPr>
       <w:r>
@@ -11585,8 +12665,8 @@
         <w:t xml:space="preserve">condition, the bypass gate is a first-step If/Else inside the Consumer Drip, WF-02, and WF-04. Full detail in Section 24.</w:t>
       </w:r>
     </w:p>
-    <w:bookmarkEnd w:id="55"/>
-    <w:bookmarkStart w:id="56" w:name="lead-scoring-model"/>
+    <w:bookmarkEnd w:id="57"/>
+    <w:bookmarkStart w:id="58" w:name="lead-scoring-model"/>
     <w:p>
       <w:pPr>
         <w:pStyle w:val="Heading2"/>
@@ -11603,9 +12683,9 @@
         <w:t xml:space="preserve">Email Opened +6 · Appointment Confirmed +21 · Contact Reply +11 · Appointment Booked +21.</w:t>
       </w:r>
     </w:p>
-    <w:bookmarkEnd w:id="56"/>
-    <w:bookmarkEnd w:id="57"/>
-    <w:bookmarkStart w:id="58" w:name="X0c20422ed8ac108c0bc9dd737a232b220bacd70"/>
+    <w:bookmarkEnd w:id="58"/>
+    <w:bookmarkEnd w:id="59"/>
+    <w:bookmarkStart w:id="60" w:name="X0c20422ed8ac108c0bc9dd737a232b220bacd70"/>
     <w:p>
       <w:pPr>
         <w:pStyle w:val="Heading1"/>
@@ -11871,8 +12951,8 @@
         <w:t xml:space="preserve">the domain is in reputation warmup. Consumer opt-ins one at a time are a healthy warmup pattern. Do NOT bulk-send to the 600+ existing customer list from this domain on day one, ramp gradually.</w:t>
       </w:r>
     </w:p>
-    <w:bookmarkEnd w:id="58"/>
-    <w:bookmarkStart w:id="64" w:name="section-14-content-rules-updated-in-v3.7"/>
+    <w:bookmarkEnd w:id="60"/>
+    <w:bookmarkStart w:id="69" w:name="section-14-content-rules-updated-in-v3.7"/>
     <w:p>
       <w:pPr>
         <w:pStyle w:val="Heading1"/>
@@ -11881,7 +12961,7 @@
         <w:t xml:space="preserve">SECTION 14: CONTENT RULES (UPDATED in v3.7)</w:t>
       </w:r>
     </w:p>
-    <w:bookmarkStart w:id="59" w:name="X5efa0766421bd09f1227051e34376c42a99a8cb"/>
+    <w:bookmarkStart w:id="61" w:name="X5efa0766421bd09f1227051e34376c42a99a8cb"/>
     <w:p>
       <w:pPr>
         <w:pStyle w:val="Heading2"/>
@@ -11897,121 +12977,6 @@
       </w:r>
       <w:r>
         <w:t xml:space="preserve">)</w:t>
-      </w:r>
-    </w:p>
-    <w:p>
-      <w:pPr>
-        <w:numPr>
-          <w:ilvl w:val="0"/>
-          <w:numId w:val="1009"/>
-        </w:numPr>
-      </w:pPr>
-      <w:r>
-        <w:rPr>
-          <w:b/>
-          <w:bCs/>
-        </w:rPr>
-        <w:t xml:space="preserve">StorySelling OS</w:t>
-      </w:r>
-      <w:r>
-        <w:t xml:space="preserve"> </w:t>
-      </w:r>
-      <w:r>
-        <w:t xml:space="preserve">-&gt; NARRATIVE/story content ONLY (origin stories, testimonials, social content pulling traffic to guides).</w:t>
-      </w:r>
-    </w:p>
-    <w:p>
-      <w:pPr>
-        <w:numPr>
-          <w:ilvl w:val="0"/>
-          <w:numId w:val="1009"/>
-        </w:numPr>
-      </w:pPr>
-      <w:r>
-        <w:rPr>
-          <w:b/>
-          <w:bCs/>
-        </w:rPr>
-        <w:t xml:space="preserve">eugene-skill / cub / copy-chief / humanize-pro</w:t>
-      </w:r>
-      <w:r>
-        <w:t xml:space="preserve"> </w:t>
-      </w:r>
-      <w:r>
-        <w:t xml:space="preserve">-&gt; conversion and research copy (landing pages, guides, conversion emails).</w:t>
-      </w:r>
-    </w:p>
-    <w:p>
-      <w:pPr>
-        <w:numPr>
-          <w:ilvl w:val="0"/>
-          <w:numId w:val="1009"/>
-        </w:numPr>
-      </w:pPr>
-      <w:r>
-        <w:rPr>
-          <w:b/>
-          <w:bCs/>
-        </w:rPr>
-        <w:t xml:space="preserve">presell-sandwich</w:t>
-      </w:r>
-      <w:r>
-        <w:t xml:space="preserve"> </w:t>
-      </w:r>
-      <w:r>
-        <w:t xml:space="preserve">-&gt; Problem-Aware buyer copy.</w:t>
-      </w:r>
-    </w:p>
-    <w:p>
-      <w:pPr>
-        <w:numPr>
-          <w:ilvl w:val="0"/>
-          <w:numId w:val="1009"/>
-        </w:numPr>
-      </w:pPr>
-      <w:r>
-        <w:rPr>
-          <w:b/>
-          <w:bCs/>
-        </w:rPr>
-        <w:t xml:space="preserve">offer-brief / offer-gravity</w:t>
-      </w:r>
-      <w:r>
-        <w:t xml:space="preserve"> </w:t>
-      </w:r>
-      <w:r>
-        <w:t xml:space="preserve">-&gt; offer framing.</w:t>
-      </w:r>
-    </w:p>
-    <w:p>
-      <w:pPr>
-        <w:numPr>
-          <w:ilvl w:val="0"/>
-          <w:numId w:val="1009"/>
-        </w:numPr>
-      </w:pPr>
-      <w:r>
-        <w:rPr>
-          <w:b/>
-          <w:bCs/>
-        </w:rPr>
-        <w:t xml:space="preserve">Rule:</w:t>
-      </w:r>
-      <w:r>
-        <w:t xml:space="preserve"> </w:t>
-      </w:r>
-      <w:r>
-        <w:t xml:space="preserve">match the skill to the asset’s JOB, not its topic. Landing pages and guides require a full skills pass even when derived from already-refined material. Evidence-forward credibility (not narrative) is required on research guides and conversion pages for skeptical buyers.</w:t>
-      </w:r>
-    </w:p>
-    <w:bookmarkEnd w:id="59"/>
-    <w:bookmarkStart w:id="60" w:name="writing-rules"/>
-    <w:p>
-      <w:pPr>
-        <w:pStyle w:val="Heading2"/>
-      </w:pPr>
-      <w:r>
-        <w:t xml:space="preserve">Writing Rules</w:t>
       </w:r>
     </w:p>
     <w:p>
@@ -12022,7 +12987,17 @@
         </w:numPr>
       </w:pPr>
       <w:r>
-        <w:t xml:space="preserve">No m-dashes ever; use commas, periods, or rewrite.</w:t>
+        <w:rPr>
+          <w:b/>
+          <w:bCs/>
+        </w:rPr>
+        <w:t xml:space="preserve">StorySelling OS</w:t>
+      </w:r>
+      <w:r>
+        <w:t xml:space="preserve"> </w:t>
+      </w:r>
+      <w:r>
+        <w:t xml:space="preserve">-&gt; NARRATIVE/story content ONLY (origin stories, testimonials, social content pulling traffic to guides).</w:t>
       </w:r>
     </w:p>
     <w:p>
@@ -12033,43 +13008,17 @@
         </w:numPr>
       </w:pPr>
       <w:r>
-        <w:t xml:space="preserve">Always</w:t>
-      </w:r>
-      <w:r>
-        <w:t xml:space="preserve"> </w:t>
-      </w:r>
-      <w:r>
-        <w:t xml:space="preserve">“Enyrgy Vitamin D Primal Light Platform”</w:t>
-      </w:r>
-      <w:r>
-        <w:t xml:space="preserve"> </w:t>
-      </w:r>
-      <w:r>
-        <w:t xml:space="preserve">on first reference. Deprecated:</w:t>
-      </w:r>
-      <w:r>
-        <w:t xml:space="preserve"> </w:t>
-      </w:r>
-      <w:r>
-        <w:t xml:space="preserve">“Precision Vitamin D Wellness Platform”</w:t>
-      </w:r>
-      <w:r>
-        <w:t xml:space="preserve"> </w:t>
-      </w:r>
-      <w:r>
-        <w:t xml:space="preserve">and</w:t>
-      </w:r>
-      <w:r>
-        <w:t xml:space="preserve"> </w:t>
-      </w:r>
-      <w:r>
-        <w:t xml:space="preserve">“Primal Light Platform”</w:t>
-      </w:r>
-      <w:r>
-        <w:t xml:space="preserve"> </w:t>
-      </w:r>
-      <w:r>
-        <w:t xml:space="preserve">alone.</w:t>
+        <w:rPr>
+          <w:b/>
+          <w:bCs/>
+        </w:rPr>
+        <w:t xml:space="preserve">eugene-skill / cub / copy-chief / humanize-pro</w:t>
+      </w:r>
+      <w:r>
+        <w:t xml:space="preserve"> </w:t>
+      </w:r>
+      <w:r>
+        <w:t xml:space="preserve">-&gt; conversion and research copy (landing pages, guides, conversion emails).</w:t>
       </w:r>
     </w:p>
     <w:p>
@@ -12080,7 +13029,17 @@
         </w:numPr>
       </w:pPr>
       <w:r>
-        <w:t xml:space="preserve">Treatments completed: 25,000+. Customers: 600+. Red light co-use: 90%.</w:t>
+        <w:rPr>
+          <w:b/>
+          <w:bCs/>
+        </w:rPr>
+        <w:t xml:space="preserve">presell-sandwich</w:t>
+      </w:r>
+      <w:r>
+        <w:t xml:space="preserve"> </w:t>
+      </w:r>
+      <w:r>
+        <w:t xml:space="preserve">-&gt; Problem-Aware buyer copy.</w:t>
       </w:r>
     </w:p>
     <w:p>
@@ -12091,7 +13050,17 @@
         </w:numPr>
       </w:pPr>
       <w:r>
-        <w:t xml:space="preserve">Manufacturing / Facility: 5115 N 27th Ave, Bld 66, Phoenix, AZ 85017, Made in USA (relocated from Scottsdale; all labels, listings, and materials should reflect the new address).</w:t>
+        <w:rPr>
+          <w:b/>
+          <w:bCs/>
+        </w:rPr>
+        <w:t xml:space="preserve">offer-brief / offer-gravity</w:t>
+      </w:r>
+      <w:r>
+        <w:t xml:space="preserve"> </w:t>
+      </w:r>
+      <w:r>
+        <w:t xml:space="preserve">-&gt; offer framing.</w:t>
       </w:r>
     </w:p>
     <w:p>
@@ -12102,39 +13071,27 @@
         </w:numPr>
       </w:pPr>
       <w:r>
-        <w:t xml:space="preserve">Referral: $150 off referee, $100 credit referrer.</w:t>
-      </w:r>
-    </w:p>
-    <w:p>
-      <w:pPr>
-        <w:numPr>
-          <w:ilvl w:val="0"/>
-          <w:numId w:val="1010"/>
-        </w:numPr>
-      </w:pPr>
-      <w:r>
-        <w:t xml:space="preserve">Per-session cost: $2.30 (1,300 sessions over 5 years).</w:t>
-      </w:r>
-    </w:p>
-    <w:p>
-      <w:pPr>
-        <w:numPr>
-          <w:ilvl w:val="0"/>
-          <w:numId w:val="1010"/>
-        </w:numPr>
-      </w:pPr>
-      <w:r>
-        <w:t xml:space="preserve">Order URL: https://shop.enyrgy.com/products/uvb-light-therapy · Device Registration: https://api.enyrgy.com/</w:t>
-      </w:r>
-    </w:p>
-    <w:bookmarkEnd w:id="60"/>
-    <w:bookmarkStart w:id="61" w:name="brand-standards-new-in-v3.7-locked"/>
+        <w:rPr>
+          <w:b/>
+          <w:bCs/>
+        </w:rPr>
+        <w:t xml:space="preserve">Rule:</w:t>
+      </w:r>
+      <w:r>
+        <w:t xml:space="preserve"> </w:t>
+      </w:r>
+      <w:r>
+        <w:t xml:space="preserve">match the skill to the asset’s JOB, not its topic. Landing pages and guides require a full skills pass even when derived from already-refined material. Evidence-forward credibility (not narrative) is required on research guides and conversion pages for skeptical buyers.</w:t>
+      </w:r>
+    </w:p>
+    <w:bookmarkEnd w:id="61"/>
+    <w:bookmarkStart w:id="62" w:name="writing-rules"/>
     <w:p>
       <w:pPr>
         <w:pStyle w:val="Heading2"/>
       </w:pPr>
       <w:r>
-        <w:t xml:space="preserve">Brand Standards (NEW in v3.7, locked)</w:t>
+        <w:t xml:space="preserve">Writing Rules</w:t>
       </w:r>
     </w:p>
     <w:p>
@@ -12145,7 +13102,7 @@
         </w:numPr>
       </w:pPr>
       <w:r>
-        <w:t xml:space="preserve">Accent: Sunrise Orange #E64C38 only (NO violet/purple/amber).</w:t>
+        <w:t xml:space="preserve">No m-dashes ever; use commas, periods, or rewrite.</w:t>
       </w:r>
     </w:p>
     <w:p>
@@ -12156,7 +13113,43 @@
         </w:numPr>
       </w:pPr>
       <w:r>
-        <w:t xml:space="preserve">Typography: Montserrat, all weights (Bely Bold Italic unavailable -&gt; all-Montserrat).</w:t>
+        <w:t xml:space="preserve">Always</w:t>
+      </w:r>
+      <w:r>
+        <w:t xml:space="preserve"> </w:t>
+      </w:r>
+      <w:r>
+        <w:t xml:space="preserve">“Enyrgy Vitamin D Primal Light Platform”</w:t>
+      </w:r>
+      <w:r>
+        <w:t xml:space="preserve"> </w:t>
+      </w:r>
+      <w:r>
+        <w:t xml:space="preserve">on first reference. Deprecated:</w:t>
+      </w:r>
+      <w:r>
+        <w:t xml:space="preserve"> </w:t>
+      </w:r>
+      <w:r>
+        <w:t xml:space="preserve">“Precision Vitamin D Wellness Platform”</w:t>
+      </w:r>
+      <w:r>
+        <w:t xml:space="preserve"> </w:t>
+      </w:r>
+      <w:r>
+        <w:t xml:space="preserve">and</w:t>
+      </w:r>
+      <w:r>
+        <w:t xml:space="preserve"> </w:t>
+      </w:r>
+      <w:r>
+        <w:t xml:space="preserve">“Primal Light Platform”</w:t>
+      </w:r>
+      <w:r>
+        <w:t xml:space="preserve"> </w:t>
+      </w:r>
+      <w:r>
+        <w:t xml:space="preserve">alone.</w:t>
       </w:r>
     </w:p>
     <w:p>
@@ -12167,7 +13160,7 @@
         </w:numPr>
       </w:pPr>
       <w:r>
-        <w:t xml:space="preserve">Text: Deep Charcoal #1A1A1A. Panels: Warm Off-White #F7F4EE, Calm Beige #ECE4CF. Line #E2DBC9. Muted #6B6B66.</w:t>
+        <w:t xml:space="preserve">Treatments completed: 25,000+. Customers: 600+. Red light co-use: 90%.</w:t>
       </w:r>
     </w:p>
     <w:p>
@@ -12178,66 +13171,50 @@
         </w:numPr>
       </w:pPr>
       <w:r>
-        <w:t xml:space="preserve">Approved terms: BioCalibrated Sunshine™ (personalized-dosing/skin-type angle), Triple-Pathway Advantage™.</w:t>
-      </w:r>
-    </w:p>
-    <w:bookmarkEnd w:id="61"/>
-    <w:bookmarkStart w:id="62" w:name="Xfe01eca712cc1036100477333073c92282aeab4"/>
+        <w:t xml:space="preserve">Manufacturing / Facility: 5115 N 27th Ave, Bld 66, Phoenix, AZ 85017, Made in USA (relocated from Scottsdale; all labels, listings, and materials should reflect the new address).</w:t>
+      </w:r>
+    </w:p>
+    <w:p>
+      <w:pPr>
+        <w:numPr>
+          <w:ilvl w:val="0"/>
+          <w:numId w:val="1011"/>
+        </w:numPr>
+      </w:pPr>
+      <w:r>
+        <w:t xml:space="preserve">Referral: $150 off referee, $100 credit referrer.</w:t>
+      </w:r>
+    </w:p>
+    <w:p>
+      <w:pPr>
+        <w:numPr>
+          <w:ilvl w:val="0"/>
+          <w:numId w:val="1011"/>
+        </w:numPr>
+      </w:pPr>
+      <w:r>
+        <w:t xml:space="preserve">Per-session cost: $2.30 (1,300 sessions over 5 years).</w:t>
+      </w:r>
+    </w:p>
+    <w:p>
+      <w:pPr>
+        <w:numPr>
+          <w:ilvl w:val="0"/>
+          <w:numId w:val="1011"/>
+        </w:numPr>
+      </w:pPr>
+      <w:r>
+        <w:t xml:space="preserve">Order URL: https://shop.enyrgy.com/products/uvb-light-therapy · Device Registration: https://api.enyrgy.com/</w:t>
+      </w:r>
+    </w:p>
+    <w:bookmarkEnd w:id="62"/>
+    <w:bookmarkStart w:id="63" w:name="X797d2c75cb682f40ae0a7775fed78efc1f71c46"/>
     <w:p>
       <w:pPr>
         <w:pStyle w:val="Heading2"/>
       </w:pPr>
       <w:r>
-        <w:t xml:space="preserve">Nitric Oxide Framing (NEW in v3.7, applied across all assets)</w:t>
-      </w:r>
-    </w:p>
-    <w:p>
-      <w:pPr>
-        <w:pStyle w:val="FirstParagraph"/>
-      </w:pPr>
-      <w:r>
-        <w:t xml:space="preserve">Supplements feed the ENZYMATIC route (substrate -&gt; eNOS -&gt; NO). UVA triggers enzyme-independent PHOTORELEASE of NO from preformed skin stores (nitrite/nitrosothiols). The light pathway is additive, one a capsule cannot open. The claim</w:t>
-      </w:r>
-      <w:r>
-        <w:t xml:space="preserve"> </w:t>
-      </w:r>
-      <w:r>
-        <w:t xml:space="preserve">“no supplement produces nitric oxide”</w:t>
-      </w:r>
-      <w:r>
-        <w:t xml:space="preserve"> </w:t>
-      </w:r>
-      <w:r>
-        <w:t xml:space="preserve">is false framing and must not be used.</w:t>
-      </w:r>
-    </w:p>
-    <w:bookmarkEnd w:id="62"/>
-    <w:bookmarkStart w:id="63" w:name="prohibited-words-compliance"/>
-    <w:p>
-      <w:pPr>
-        <w:pStyle w:val="Heading2"/>
-      </w:pPr>
-      <w:r>
-        <w:t xml:space="preserve">Prohibited Words (Compliance)</w:t>
-      </w:r>
-    </w:p>
-    <w:p>
-      <w:pPr>
-        <w:pStyle w:val="FirstParagraph"/>
-      </w:pPr>
-      <w:r>
-        <w:t xml:space="preserve">treat, cure, diagnose, disease, prescription, FDA-approved, medical treatment, heal, fix, medication, illness, clinical diagnosis, therapeutic treatment. Review all client-facing content against the 2026 January FDA Guidelines for Wellness Products before use.</w:t>
-      </w:r>
-    </w:p>
-    <w:bookmarkEnd w:id="63"/>
-    <w:bookmarkEnd w:id="64"/>
-    <w:bookmarkStart w:id="65" w:name="section-15-approved-talking-points"/>
-    <w:p>
-      <w:pPr>
-        <w:pStyle w:val="Heading1"/>
-      </w:pPr>
-      <w:r>
-        <w:t xml:space="preserve">SECTION 15: APPROVED TALKING POINTS</w:t>
+        <w:t xml:space="preserve">Mechanics (NEW in v3.9.7, enforced by a gate)</w:t>
       </w:r>
     </w:p>
     <w:p>
@@ -12248,7 +13225,32 @@
         </w:numPr>
       </w:pPr>
       <w:r>
-        <w:t xml:space="preserve">Every human body was meant to thrive on sunlight. We just made it safe, personalized and controllable.</w:t>
+        <w:rPr>
+          <w:b/>
+          <w:bCs/>
+        </w:rPr>
+        <w:t xml:space="preserve">US English throughout.</w:t>
+      </w:r>
+      <w:r>
+        <w:t xml:space="preserve"> </w:t>
+      </w:r>
+      <w:r>
+        <w:t xml:space="preserve">No British spellings. Added to</w:t>
+      </w:r>
+      <w:r>
+        <w:t xml:space="preserve"> </w:t>
+      </w:r>
+      <w:r>
+        <w:rPr>
+          <w:rStyle w:val="VerbatimChar"/>
+        </w:rPr>
+        <w:t xml:space="preserve">Enyrgy_Brand_Style_Guide_v2.md</w:t>
+      </w:r>
+      <w:r>
+        <w:t xml:space="preserve"> </w:t>
+      </w:r>
+      <w:r>
+        <w:t xml:space="preserve">section 05 after they appeared twice in client-facing drafts.</w:t>
       </w:r>
     </w:p>
     <w:p>
@@ -12259,154 +13261,900 @@
         </w:numPr>
       </w:pPr>
       <w:r>
-        <w:t xml:space="preserve">Restore your body’s natural response to sunlight.</w:t>
+        <w:rPr>
+          <w:b/>
+          <w:bCs/>
+        </w:rPr>
+        <w:t xml:space="preserve">Enforcement is automatic.</w:t>
+      </w:r>
+      <w:r>
+        <w:t xml:space="preserve"> </w:t>
+      </w:r>
+      <w:r>
+        <w:rPr>
+          <w:rStyle w:val="VerbatimChar"/>
+        </w:rPr>
+        <w:t xml:space="preserve">scripts/md2docx.py</w:t>
+      </w:r>
+      <w:r>
+        <w:t xml:space="preserve"> </w:t>
+      </w:r>
+      <w:r>
+        <w:t xml:space="preserve">checks every brand document for British spellings and em-dashes.</w:t>
+      </w:r>
+      <w:r>
+        <w:t xml:space="preserve"> </w:t>
+      </w:r>
+      <w:r>
+        <w:rPr>
+          <w:rStyle w:val="VerbatimChar"/>
+        </w:rPr>
+        <w:t xml:space="preserve">.githooks/pre-commit</w:t>
+      </w:r>
+      <w:r>
+        <w:t xml:space="preserve"> </w:t>
+      </w:r>
+      <w:r>
+        <w:t xml:space="preserve">blocks any commit introducing either into root-level</w:t>
+      </w:r>
+      <w:r>
+        <w:t xml:space="preserve"> </w:t>
+      </w:r>
+      <w:r>
+        <w:rPr>
+          <w:rStyle w:val="VerbatimChar"/>
+        </w:rPr>
+        <w:t xml:space="preserve">Enyrgy_*.md</w:t>
+      </w:r>
+      <w:r>
+        <w:t xml:space="preserve"> </w:t>
+      </w:r>
+      <w:r>
+        <w:t xml:space="preserve">or</w:t>
+      </w:r>
+      <w:r>
+        <w:t xml:space="preserve"> </w:t>
+      </w:r>
+      <w:r>
+        <w:rPr>
+          <w:rStyle w:val="VerbatimChar"/>
+        </w:rPr>
+        <w:t xml:space="preserve">campaigns/*.md</w:t>
+      </w:r>
+      <w:r>
+        <w:t xml:space="preserve">. Install once per clone with</w:t>
+      </w:r>
+      <w:r>
+        <w:t xml:space="preserve"> </w:t>
+      </w:r>
+      <w:r>
+        <w:rPr>
+          <w:rStyle w:val="VerbatimChar"/>
+        </w:rPr>
+        <w:t xml:space="preserve">git config core.hooksPath .githooks</w:t>
+      </w:r>
+      <w:r>
+        <w:t xml:space="preserve">. Escapes: wrap a legitimate quotation in</w:t>
+      </w:r>
+      <w:r>
+        <w:t xml:space="preserve"> </w:t>
+      </w:r>
+      <w:r>
+        <w:rPr>
+          <w:rStyle w:val="VerbatimChar"/>
+        </w:rPr>
+        <w:t xml:space="preserve">&lt;!-- style-check: ignore --&gt;</w:t>
+      </w:r>
+      <w:r>
+        <w:t xml:space="preserve"> </w:t>
+      </w:r>
+      <w:r>
+        <w:t xml:space="preserve">and</w:t>
+      </w:r>
+      <w:r>
+        <w:t xml:space="preserve"> </w:t>
+      </w:r>
+      <w:r>
+        <w:rPr>
+          <w:rStyle w:val="VerbatimChar"/>
+        </w:rPr>
+        <w:t xml:space="preserve">&lt;!-- style-check: resume --&gt;</w:t>
+      </w:r>
+      <w:r>
+        <w:t xml:space="preserve">, or</w:t>
+      </w:r>
+      <w:r>
+        <w:t xml:space="preserve"> </w:t>
+      </w:r>
+      <w:r>
+        <w:rPr>
+          <w:rStyle w:val="VerbatimChar"/>
+        </w:rPr>
+        <w:t xml:space="preserve">git commit --no-verify</w:t>
+      </w:r>
+      <w:r>
+        <w:t xml:space="preserve">.</w:t>
+      </w:r>
+    </w:p>
+    <w:bookmarkEnd w:id="63"/>
+    <w:bookmarkStart w:id="64" w:name="positioning-rules-new-in-v3.9.7"/>
+    <w:p>
+      <w:pPr>
+        <w:pStyle w:val="Heading2"/>
+      </w:pPr>
+      <w:r>
+        <w:t xml:space="preserve">Positioning Rules (NEW in v3.9.7)</w:t>
       </w:r>
     </w:p>
     <w:p>
       <w:pPr>
         <w:numPr>
           <w:ilvl w:val="0"/>
-          <w:numId w:val="1012"/>
+          <w:numId w:val="1013"/>
         </w:numPr>
       </w:pPr>
       <w:r>
-        <w:t xml:space="preserve">Activate three biological pathways in 2-4 minutes.</w:t>
+        <w:rPr>
+          <w:b/>
+          <w:bCs/>
+        </w:rPr>
+        <w:t xml:space="preserve">Never raise the tanning-bed comparison in outbound copy, even to deny it.</w:t>
+      </w:r>
+      <w:r>
+        <w:t xml:space="preserve"> </w:t>
+      </w:r>
+      <w:r>
+        <w:t xml:space="preserve">Naming it plants it. Applied August 18 to WF-22 Touch 2 and WF-13. Answering the comparison when a prospect raises it first is permitted; introducing it is not.</w:t>
       </w:r>
     </w:p>
     <w:p>
       <w:pPr>
         <w:numPr>
           <w:ilvl w:val="0"/>
-          <w:numId w:val="1012"/>
+          <w:numId w:val="1013"/>
         </w:numPr>
       </w:pPr>
       <w:r>
-        <w:t xml:space="preserve">25,000+ sessions with zero adverse events.</w:t>
+        <w:rPr>
+          <w:b/>
+          <w:bCs/>
+        </w:rPr>
+        <w:t xml:space="preserve">The app determines your skin type, it does not read it.</w:t>
+      </w:r>
+      <w:r>
+        <w:t xml:space="preserve"> </w:t>
+      </w:r>
+      <w:r>
+        <w:t xml:space="preserve">Corrected August 13 across the Consumer Drip and the KB.</w:t>
       </w:r>
     </w:p>
     <w:p>
       <w:pPr>
         <w:numPr>
           <w:ilvl w:val="0"/>
-          <w:numId w:val="1012"/>
+          <w:numId w:val="1013"/>
         </w:numPr>
       </w:pPr>
       <w:r>
-        <w:t xml:space="preserve">100% of clinical study participants reached optimal Vitamin D levels.</w:t>
+        <w:rPr>
+          <w:b/>
+          <w:bCs/>
+        </w:rPr>
+        <w:t xml:space="preserve">Prevalence, the citable figure.</w:t>
+      </w:r>
+      <w:r>
+        <w:t xml:space="preserve"> </w:t>
+      </w:r>
+      <w:r>
+        <w:t xml:space="preserve">In a 2023 pooled analysis of 308 population-based studies across 81 countries and 7.9 million participants aged 1 and over,</w:t>
+      </w:r>
+      <w:r>
+        <w:t xml:space="preserve"> </w:t>
+      </w:r>
+      <w:r>
+        <w:rPr>
+          <w:b/>
+          <w:bCs/>
+        </w:rPr>
+        <w:t xml:space="preserve">76.6 percent had serum 25(OH)D below 30 ng/mL</w:t>
+      </w:r>
+      <w:r>
+        <w:t xml:space="preserve"> </w:t>
+      </w:r>
+      <w:r>
+        <w:t xml:space="preserve">(Cui et al.,</w:t>
+      </w:r>
+      <w:r>
+        <w:t xml:space="preserve"> </w:t>
+      </w:r>
+      <w:r>
+        <w:rPr>
+          <w:i/>
+          <w:iCs/>
+        </w:rPr>
+        <w:t xml:space="preserve">Frontiers in Nutrition</w:t>
+      </w:r>
+      <w:r>
+        <w:t xml:space="preserve"> </w:t>
+      </w:r>
+      <w:r>
+        <w:t xml:space="preserve">2023, PMC10064807).</w:t>
+      </w:r>
+      <w:r>
+        <w:t xml:space="preserve"> </w:t>
+      </w:r>
+      <w:r>
+        <w:rPr>
+          <w:b/>
+          <w:bCs/>
+        </w:rPr>
+        <w:t xml:space="preserve">This supersedes the previously unsourced 77 percent figure.</w:t>
+      </w:r>
+      <w:r>
+        <w:t xml:space="preserve"> </w:t>
+      </w:r>
+      <w:r>
+        <w:t xml:space="preserve">Three rules: below 30 is insufficiency or low status, never</w:t>
+      </w:r>
+      <w:r>
+        <w:t xml:space="preserve"> </w:t>
+      </w:r>
+      <w:r>
+        <w:t xml:space="preserve">“deficiency”</w:t>
+      </w:r>
+      <w:r>
+        <w:t xml:space="preserve">; the population is global and aged 1 and over, so say</w:t>
+      </w:r>
+      <w:r>
+        <w:t xml:space="preserve"> </w:t>
+      </w:r>
+      <w:r>
+        <w:t xml:space="preserve">“people”</w:t>
+      </w:r>
+      <w:r>
+        <w:t xml:space="preserve"> </w:t>
+      </w:r>
+      <w:r>
+        <w:t xml:space="preserve">and never</w:t>
+      </w:r>
+      <w:r>
+        <w:t xml:space="preserve"> </w:t>
+      </w:r>
+      <w:r>
+        <w:t xml:space="preserve">“adults”</w:t>
+      </w:r>
+      <w:r>
+        <w:t xml:space="preserve">,</w:t>
+      </w:r>
+      <w:r>
+        <w:t xml:space="preserve"> </w:t>
+      </w:r>
+      <w:r>
+        <w:t xml:space="preserve">“Americans”</w:t>
+      </w:r>
+      <w:r>
+        <w:t xml:space="preserve"> </w:t>
+      </w:r>
+      <w:r>
+        <w:t xml:space="preserve">or</w:t>
+      </w:r>
+      <w:r>
+        <w:t xml:space="preserve"> </w:t>
+      </w:r>
+      <w:r>
+        <w:t xml:space="preserve">“indoor”</w:t>
+      </w:r>
+      <w:r>
+        <w:t xml:space="preserve">; and do not present it as a precise national rate. Approved short forms:</w:t>
+      </w:r>
+      <w:r>
+        <w:t xml:space="preserve"> </w:t>
+      </w:r>
+      <w:r>
+        <w:t xml:space="preserve">“about three-quarters of people have vitamin D below 30 ng/mL”</w:t>
+      </w:r>
+      <w:r>
+        <w:t xml:space="preserve"> </w:t>
+      </w:r>
+      <w:r>
+        <w:t xml:space="preserve">or</w:t>
+      </w:r>
+      <w:r>
+        <w:t xml:space="preserve"> </w:t>
+      </w:r>
+      <w:r>
+        <w:t xml:space="preserve">“76.6 percent of people worldwide are below 30 ng/mL”</w:t>
+      </w:r>
+      <w:r>
+        <w:t xml:space="preserve">.</w:t>
       </w:r>
     </w:p>
     <w:p>
       <w:pPr>
         <w:numPr>
           <w:ilvl w:val="0"/>
-          <w:numId w:val="1012"/>
+          <w:numId w:val="1013"/>
         </w:numPr>
       </w:pPr>
       <w:r>
-        <w:t xml:space="preserve">2.4x more efficient than sunlight for Vitamin D synthesis.</w:t>
+        <w:rPr>
+          <w:b/>
+          <w:bCs/>
+        </w:rPr>
+        <w:t xml:space="preserve">The sunny-climate objection has its own source.</w:t>
+      </w:r>
+      <w:r>
+        <w:t xml:space="preserve"> </w:t>
+      </w:r>
+      <w:r>
+        <w:t xml:space="preserve">Palacios and Gonzalez,</w:t>
+      </w:r>
+      <w:r>
+        <w:t xml:space="preserve"> </w:t>
+      </w:r>
+      <w:r>
+        <w:rPr>
+          <w:i/>
+          <w:iCs/>
+        </w:rPr>
+        <w:t xml:space="preserve">J Steroid Biochem Mol Biol</w:t>
+      </w:r>
+      <w:r>
+        <w:t xml:space="preserve"> </w:t>
+      </w:r>
+      <w:r>
+        <w:t xml:space="preserve">2014 (PMC4018438), whose Highlights state verbatim:</w:t>
+      </w:r>
+      <w:r>
+        <w:t xml:space="preserve"> </w:t>
+      </w:r>
+      <w:r>
+        <w:t xml:space="preserve">“Low vitamin D status is a problem even in countries with sun exposure all year round.”</w:t>
+      </w:r>
+      <w:r>
+        <w:t xml:space="preserve"> </w:t>
+      </w:r>
+      <w:r>
+        <w:t xml:space="preserve">It reports no single headline figure, so it cannot source the prevalence number, and it says nothing about devices, so never present it as support for the platform itself.</w:t>
       </w:r>
     </w:p>
     <w:p>
       <w:pPr>
         <w:numPr>
           <w:ilvl w:val="0"/>
-          <w:numId w:val="1012"/>
+          <w:numId w:val="1013"/>
         </w:numPr>
       </w:pPr>
       <w:r>
-        <w:t xml:space="preserve">App-controlled, personalized MED protocol, system shuts off automatically.</w:t>
-      </w:r>
-    </w:p>
-    <w:p>
-      <w:pPr>
+        <w:rPr>
+          <w:b/>
+          <w:bCs/>
+        </w:rPr>
+        <w:t xml:space="preserve">HSA/FSA: the only authorized phrasing is</w:t>
+      </w:r>
+      <w:r>
+        <w:rPr>
+          <w:b/>
+          <w:bCs/>
+        </w:rPr>
+        <w:t xml:space="preserve"> </w:t>
+      </w:r>
+      <w:r>
+        <w:rPr>
+          <w:b/>
+          <w:bCs/>
+        </w:rPr>
+        <w:t xml:space="preserve">“HSA/FSA eligible through Truemed”</w:t>
+      </w:r>
+      <w:r>
+        <w:rPr>
+          <w:b/>
+          <w:bCs/>
+        </w:rPr>
+        <w:t xml:space="preserve">.</w:t>
+      </w:r>
+      <w:r>
+        <w:t xml:space="preserve"> </w:t>
+      </w:r>
+      <w:r>
+        <w:t xml:space="preserve">Never explain eligibility in condition-or-treatment terms and never describe the Letter of Medical Necessity, regardless of what Truemed’s own copy blocks say.</w:t>
+      </w:r>
+      <w:r>
+        <w:t xml:space="preserve"> </w:t>
+      </w:r>
+      <w:r>
+        <w:rPr>
+          <w:b/>
+          <w:bCs/>
+        </w:rPr>
+        <w:t xml:space="preserve">Eligibility covers the Consumer Unit only; the wall mount is excluded.</w:t>
+      </w:r>
+      <w:r>
+        <w:t xml:space="preserve"> </w:t>
+      </w:r>
+      <w:r>
+        <w:t xml:space="preserve">The test is who the buyer of record is: an individual buying their own Consumer Unit at</w:t>
+      </w:r>
+      <w:r>
+        <w:t xml:space="preserve"> </w:t>
+      </w:r>
+      <w:r>
+        <w:rPr>
+          <w:rStyle w:val="VerbatimChar"/>
+        </w:rPr>
+        <w:t xml:space="preserve">shop.enyrgy.com</w:t>
+      </w:r>
+      <w:r>
+        <w:t xml:space="preserve"> </w:t>
+      </w:r>
+      <w:r>
+        <w:t xml:space="preserve">is eligible</w:t>
+      </w:r>
+      <w:r>
+        <w:t xml:space="preserve"> </w:t>
+      </w:r>
+      <w:r>
+        <w:rPr>
+          <w:b/>
+          <w:bCs/>
+        </w:rPr>
+        <w:t xml:space="preserve">even when they arrive through a facility’s referral link</w:t>
+      </w:r>
+      <w:r>
+        <w:t xml:space="preserve">, because the transaction is still consumer to Enyrgy. A facility buying units for its business is not, and neither is any membership or session fee that includes Enyrgy access. Never suggest routing a facility purchase through an individual to obtain eligibility.</w:t>
+      </w:r>
+    </w:p>
+    <w:bookmarkEnd w:id="64"/>
+    <w:bookmarkStart w:id="65" w:name="X853e0a91a1e222f2ef618e244a96dd8e18997f9"/>
+    <w:p>
+      <w:pPr>
+        <w:pStyle w:val="Heading2"/>
+      </w:pPr>
+      <w:r>
+        <w:t xml:space="preserve">Health Questions and Contraindications (NEW in v3.9.7)</w:t>
+      </w:r>
+    </w:p>
+    <w:p>
+      <w:pPr>
+        <w:pStyle w:val="FirstParagraph"/>
+      </w:pPr>
+      <w:r>
+        <w:rPr>
+          <w:b/>
+          <w:bCs/>
+        </w:rPr>
+        <w:t xml:space="preserve">KB Section 16 governs any conversation where a person names a health condition, an injury or a medication.</w:t>
+      </w:r>
+      <w:r>
+        <w:t xml:space="preserve"> </w:t>
+      </w:r>
+      <w:r>
+        <w:t xml:space="preserve">It carries the contraindication list from the shipping User Manual plus the handling rules, and it is binding on every agent and every human writing outbound copy.</w:t>
+      </w:r>
+    </w:p>
+    <w:p>
+      <w:pPr>
+        <w:pStyle w:val="BodyText"/>
+      </w:pPr>
+      <w:r>
+        <w:t xml:space="preserve">The rules that matter operationally:</w:t>
+      </w:r>
+    </w:p>
+    <w:p>
+      <w:pPr>
+        <w:pStyle w:val="Compact"/>
         <w:numPr>
           <w:ilvl w:val="0"/>
-          <w:numId w:val="1012"/>
+          <w:numId w:val="1014"/>
         </w:numPr>
       </w:pPr>
       <w:r>
-        <w:t xml:space="preserve">Less than 1% return rate, 5-10x better than industry average.</w:t>
-      </w:r>
-    </w:p>
-    <w:p>
-      <w:pPr>
+        <w:rPr>
+          <w:b/>
+          <w:bCs/>
+        </w:rPr>
+        <w:t xml:space="preserve">Never clear anyone for use</w:t>
+      </w:r>
+      <w:r>
+        <w:t xml:space="preserve">, and never treat absence from the contraindication list as clearance.</w:t>
+      </w:r>
+    </w:p>
+    <w:p>
+      <w:pPr>
+        <w:pStyle w:val="Compact"/>
         <w:numPr>
           <w:ilvl w:val="0"/>
-          <w:numId w:val="1012"/>
+          <w:numId w:val="1014"/>
         </w:numPr>
       </w:pPr>
       <w:r>
-        <w:t xml:space="preserve">Manufactured in Phoenix, AZ, Made in USA.</w:t>
-      </w:r>
-    </w:p>
-    <w:p>
-      <w:pPr>
+        <w:rPr>
+          <w:b/>
+          <w:bCs/>
+        </w:rPr>
+        <w:t xml:space="preserve">Never send the platform’s benefit story as the answer to a health question.</w:t>
+      </w:r>
+    </w:p>
+    <w:p>
+      <w:pPr>
+        <w:pStyle w:val="Compact"/>
         <w:numPr>
           <w:ilvl w:val="0"/>
-          <w:numId w:val="1012"/>
+          <w:numId w:val="1014"/>
         </w:numPr>
       </w:pPr>
       <w:r>
-        <w:t xml:space="preserve">600+ customers across 5 countries.</w:t>
-      </w:r>
-    </w:p>
-    <w:p>
-      <w:pPr>
+        <w:rPr>
+          <w:b/>
+          <w:bCs/>
+        </w:rPr>
+        <w:t xml:space="preserve">Do not solicit or record health details</w:t>
+      </w:r>
+      <w:r>
+        <w:t xml:space="preserve"> </w:t>
+      </w:r>
+      <w:r>
+        <w:t xml:space="preserve">in GHL custom fields, tags or notes. Escalate instead.</w:t>
+      </w:r>
+    </w:p>
+    <w:p>
+      <w:pPr>
+        <w:pStyle w:val="Compact"/>
         <w:numPr>
           <w:ilvl w:val="0"/>
-          <w:numId w:val="1012"/>
+          <w:numId w:val="1014"/>
         </w:numPr>
       </w:pPr>
       <w:r>
-        <w:t xml:space="preserve">Lumanova selected our technology to launch Luma D Light.</w:t>
-      </w:r>
-    </w:p>
-    <w:p>
-      <w:pPr>
+        <w:rPr>
+          <w:b/>
+          <w:bCs/>
+        </w:rPr>
+        <w:t xml:space="preserve">Escalate to Scott</w:t>
+      </w:r>
+      <w:r>
+        <w:t xml:space="preserve"> </w:t>
+      </w:r>
+      <w:r>
+        <w:t xml:space="preserve">whenever a person names a specific condition, a medication, ongoing care, or asks for an arrangement outside a standard purchase.</w:t>
+      </w:r>
+    </w:p>
+    <w:p>
+      <w:pPr>
+        <w:pStyle w:val="Compact"/>
         <w:numPr>
           <w:ilvl w:val="0"/>
-          <w:numId w:val="1012"/>
+          <w:numId w:val="1014"/>
         </w:numPr>
       </w:pPr>
       <w:r>
-        <w:t xml:space="preserve">$2,995 consumer / $8,950 commercial.</w:t>
-      </w:r>
-    </w:p>
-    <w:p>
-      <w:pPr>
+        <w:rPr>
+          <w:b/>
+          <w:bCs/>
+        </w:rPr>
+        <w:t xml:space="preserve">The contraindication list is the only standing exemption to the prohibited-words scan.</w:t>
+      </w:r>
+      <w:r>
+        <w:t xml:space="preserve"> </w:t>
+      </w:r>
+      <w:r>
+        <w:t xml:space="preserve">It needs the word</w:t>
+      </w:r>
+      <w:r>
+        <w:t xml:space="preserve"> </w:t>
+      </w:r>
+      <w:r>
+        <w:t xml:space="preserve">“diagnosed”</w:t>
+      </w:r>
+      <w:r>
+        <w:t xml:space="preserve"> </w:t>
+      </w:r>
+      <w:r>
+        <w:t xml:space="preserve">five times, and an agent scrubbing it to pass the scan breaks the disclosure.</w:t>
+      </w:r>
+    </w:p>
+    <w:p>
+      <w:pPr>
+        <w:pStyle w:val="Compact"/>
         <w:numPr>
           <w:ilvl w:val="0"/>
-          <w:numId w:val="1012"/>
+          <w:numId w:val="1014"/>
         </w:numPr>
       </w:pPr>
       <w:r>
-        <w:t xml:space="preserve">$2.30 per session at 5 sessions/week over 5 years.</w:t>
+        <w:rPr>
+          <w:b/>
+          <w:bCs/>
+        </w:rPr>
+        <w:t xml:space="preserve">Use on intact skin only.</w:t>
+      </w:r>
+      <w:r>
+        <w:t xml:space="preserve"> </w:t>
+      </w:r>
+      <w:r>
+        <w:t xml:space="preserve">Sessions are taken on the torso, on unbroken healthy skin. Never pair the wound-repair research with usage instructions in the same passage.</w:t>
+      </w:r>
+    </w:p>
+    <w:bookmarkEnd w:id="65"/>
+    <w:bookmarkStart w:id="66" w:name="brand-standards-new-in-v3.7-locked"/>
+    <w:p>
+      <w:pPr>
+        <w:pStyle w:val="Heading2"/>
+      </w:pPr>
+      <w:r>
+        <w:t xml:space="preserve">Brand Standards (NEW in v3.7, locked)</w:t>
       </w:r>
     </w:p>
     <w:p>
       <w:pPr>
         <w:numPr>
           <w:ilvl w:val="0"/>
-          <w:numId w:val="1012"/>
+          <w:numId w:val="1015"/>
         </w:numPr>
       </w:pPr>
       <w:r>
-        <w:t xml:space="preserve">90% of our customers also use red light therapy.</w:t>
+        <w:t xml:space="preserve">Accent: Sunrise Orange #E64C38 only (NO violet/purple/amber).</w:t>
       </w:r>
     </w:p>
     <w:p>
       <w:pPr>
         <w:numPr>
           <w:ilvl w:val="0"/>
-          <w:numId w:val="1012"/>
+          <w:numId w:val="1015"/>
         </w:numPr>
       </w:pPr>
       <w:r>
+        <w:t xml:space="preserve">Typography: Montserrat, all weights (Bely Bold Italic unavailable -&gt; all-Montserrat).</w:t>
+      </w:r>
+    </w:p>
+    <w:p>
+      <w:pPr>
+        <w:numPr>
+          <w:ilvl w:val="0"/>
+          <w:numId w:val="1015"/>
+        </w:numPr>
+      </w:pPr>
+      <w:r>
+        <w:t xml:space="preserve">Text: Deep Charcoal #1A1A1A. Panels: Warm Off-White #F7F4EE, Calm Beige #ECE4CF. Line #E2DBC9. Muted #6B6B66.</w:t>
+      </w:r>
+    </w:p>
+    <w:p>
+      <w:pPr>
+        <w:numPr>
+          <w:ilvl w:val="0"/>
+          <w:numId w:val="1015"/>
+        </w:numPr>
+      </w:pPr>
+      <w:r>
+        <w:t xml:space="preserve">Approved terms: BioCalibrated Sunshine™ (personalized-dosing/skin-type angle), Triple-Pathway Advantage™.</w:t>
+      </w:r>
+    </w:p>
+    <w:bookmarkEnd w:id="66"/>
+    <w:bookmarkStart w:id="67" w:name="Xfe01eca712cc1036100477333073c92282aeab4"/>
+    <w:p>
+      <w:pPr>
+        <w:pStyle w:val="Heading2"/>
+      </w:pPr>
+      <w:r>
+        <w:t xml:space="preserve">Nitric Oxide Framing (NEW in v3.7, applied across all assets)</w:t>
+      </w:r>
+    </w:p>
+    <w:p>
+      <w:pPr>
+        <w:pStyle w:val="FirstParagraph"/>
+      </w:pPr>
+      <w:r>
+        <w:t xml:space="preserve">Supplements feed the ENZYMATIC route (substrate -&gt; eNOS -&gt; NO). UVA triggers enzyme-independent PHOTORELEASE of NO from preformed skin stores (nitrite/nitrosothiols). The light pathway is additive, one a capsule cannot open. The claim</w:t>
+      </w:r>
+      <w:r>
+        <w:t xml:space="preserve"> </w:t>
+      </w:r>
+      <w:r>
+        <w:t xml:space="preserve">“no supplement produces nitric oxide”</w:t>
+      </w:r>
+      <w:r>
+        <w:t xml:space="preserve"> </w:t>
+      </w:r>
+      <w:r>
+        <w:t xml:space="preserve">is false framing and must not be used.</w:t>
+      </w:r>
+    </w:p>
+    <w:bookmarkEnd w:id="67"/>
+    <w:bookmarkStart w:id="68" w:name="prohibited-words-compliance"/>
+    <w:p>
+      <w:pPr>
+        <w:pStyle w:val="Heading2"/>
+      </w:pPr>
+      <w:r>
+        <w:t xml:space="preserve">Prohibited Words (Compliance)</w:t>
+      </w:r>
+    </w:p>
+    <w:p>
+      <w:pPr>
+        <w:pStyle w:val="FirstParagraph"/>
+      </w:pPr>
+      <w:r>
+        <w:t xml:space="preserve">treat, cure, diagnose, disease, prescription, FDA-approved, medical treatment, heal, fix, medication, illness, clinical diagnosis, therapeutic treatment. Review all client-facing content against the 2026 January FDA Guidelines for Wellness Products before use.</w:t>
+      </w:r>
+    </w:p>
+    <w:bookmarkEnd w:id="68"/>
+    <w:bookmarkEnd w:id="69"/>
+    <w:bookmarkStart w:id="70" w:name="section-15-approved-talking-points"/>
+    <w:p>
+      <w:pPr>
+        <w:pStyle w:val="Heading1"/>
+      </w:pPr>
+      <w:r>
+        <w:t xml:space="preserve">SECTION 15: APPROVED TALKING POINTS</w:t>
+      </w:r>
+    </w:p>
+    <w:p>
+      <w:pPr>
+        <w:numPr>
+          <w:ilvl w:val="0"/>
+          <w:numId w:val="1016"/>
+        </w:numPr>
+      </w:pPr>
+      <w:r>
+        <w:t xml:space="preserve">Every human body was meant to thrive on sunlight. We just made it safe, personalized and controllable.</w:t>
+      </w:r>
+    </w:p>
+    <w:p>
+      <w:pPr>
+        <w:numPr>
+          <w:ilvl w:val="0"/>
+          <w:numId w:val="1016"/>
+        </w:numPr>
+      </w:pPr>
+      <w:r>
+        <w:t xml:space="preserve">Restore your body’s natural response to sunlight.</w:t>
+      </w:r>
+    </w:p>
+    <w:p>
+      <w:pPr>
+        <w:numPr>
+          <w:ilvl w:val="0"/>
+          <w:numId w:val="1016"/>
+        </w:numPr>
+      </w:pPr>
+      <w:r>
+        <w:t xml:space="preserve">Activate three biological pathways in 2-4 minutes.</w:t>
+      </w:r>
+    </w:p>
+    <w:p>
+      <w:pPr>
+        <w:numPr>
+          <w:ilvl w:val="0"/>
+          <w:numId w:val="1016"/>
+        </w:numPr>
+      </w:pPr>
+      <w:r>
+        <w:t xml:space="preserve">25,000+ sessions with zero adverse events.</w:t>
+      </w:r>
+    </w:p>
+    <w:p>
+      <w:pPr>
+        <w:numPr>
+          <w:ilvl w:val="0"/>
+          <w:numId w:val="1016"/>
+        </w:numPr>
+      </w:pPr>
+      <w:r>
+        <w:t xml:space="preserve">100% of clinical study participants reached optimal Vitamin D levels.</w:t>
+      </w:r>
+    </w:p>
+    <w:p>
+      <w:pPr>
+        <w:numPr>
+          <w:ilvl w:val="0"/>
+          <w:numId w:val="1016"/>
+        </w:numPr>
+      </w:pPr>
+      <w:r>
+        <w:t xml:space="preserve">2.4x more efficient than sunlight for Vitamin D synthesis.</w:t>
+      </w:r>
+    </w:p>
+    <w:p>
+      <w:pPr>
+        <w:numPr>
+          <w:ilvl w:val="0"/>
+          <w:numId w:val="1016"/>
+        </w:numPr>
+      </w:pPr>
+      <w:r>
+        <w:t xml:space="preserve">App-controlled, personalized MED protocol, system shuts off automatically.</w:t>
+      </w:r>
+    </w:p>
+    <w:p>
+      <w:pPr>
+        <w:numPr>
+          <w:ilvl w:val="0"/>
+          <w:numId w:val="1016"/>
+        </w:numPr>
+      </w:pPr>
+      <w:r>
+        <w:t xml:space="preserve">Less than 1% return rate, 5-10x better than industry average.</w:t>
+      </w:r>
+    </w:p>
+    <w:p>
+      <w:pPr>
+        <w:numPr>
+          <w:ilvl w:val="0"/>
+          <w:numId w:val="1016"/>
+        </w:numPr>
+      </w:pPr>
+      <w:r>
+        <w:t xml:space="preserve">Manufactured in Phoenix, AZ, Made in USA.</w:t>
+      </w:r>
+    </w:p>
+    <w:p>
+      <w:pPr>
+        <w:numPr>
+          <w:ilvl w:val="0"/>
+          <w:numId w:val="1016"/>
+        </w:numPr>
+      </w:pPr>
+      <w:r>
+        <w:t xml:space="preserve">600+ customers across 5 countries.</w:t>
+      </w:r>
+    </w:p>
+    <w:p>
+      <w:pPr>
+        <w:numPr>
+          <w:ilvl w:val="0"/>
+          <w:numId w:val="1016"/>
+        </w:numPr>
+      </w:pPr>
+      <w:r>
+        <w:t xml:space="preserve">Lumanova selected our technology to launch Luma D Light.</w:t>
+      </w:r>
+    </w:p>
+    <w:p>
+      <w:pPr>
+        <w:numPr>
+          <w:ilvl w:val="0"/>
+          <w:numId w:val="1016"/>
+        </w:numPr>
+      </w:pPr>
+      <w:r>
+        <w:t xml:space="preserve">$2,995 consumer / $8,950 commercial.</w:t>
+      </w:r>
+    </w:p>
+    <w:p>
+      <w:pPr>
+        <w:numPr>
+          <w:ilvl w:val="0"/>
+          <w:numId w:val="1016"/>
+        </w:numPr>
+      </w:pPr>
+      <w:r>
+        <w:t xml:space="preserve">$2.30 per session at 5 sessions/week over 5 years.</w:t>
+      </w:r>
+    </w:p>
+    <w:p>
+      <w:pPr>
+        <w:numPr>
+          <w:ilvl w:val="0"/>
+          <w:numId w:val="1016"/>
+        </w:numPr>
+      </w:pPr>
+      <w:r>
+        <w:t xml:space="preserve">90% of our customers also use red light therapy.</w:t>
+      </w:r>
+    </w:p>
+    <w:p>
+      <w:pPr>
+        <w:numPr>
+          <w:ilvl w:val="0"/>
+          <w:numId w:val="1016"/>
+        </w:numPr>
+      </w:pPr>
+      <w:r>
         <w:t xml:space="preserve">Sunlight. Evolved.</w:t>
       </w:r>
     </w:p>
-    <w:bookmarkEnd w:id="65"/>
-    <w:bookmarkStart w:id="68" w:name="section-16-commercial-roi-model"/>
+    <w:bookmarkEnd w:id="70"/>
+    <w:bookmarkStart w:id="73" w:name="section-16-commercial-roi-model"/>
     <w:p>
       <w:pPr>
         <w:pStyle w:val="Heading1"/>
@@ -12415,7 +14163,7 @@
         <w:t xml:space="preserve">SECTION 16: COMMERCIAL ROI MODEL</w:t>
       </w:r>
     </w:p>
-    <w:bookmarkStart w:id="66" w:name="model-a-pay-per-modality"/>
+    <w:bookmarkStart w:id="71" w:name="model-a-pay-per-modality"/>
     <w:p>
       <w:pPr>
         <w:pStyle w:val="Heading2"/>
@@ -12628,8 +14376,8 @@
         <w:t xml:space="preserve">Device cost: $8,950. Payback at 50 clients: under 4 months.</w:t>
       </w:r>
     </w:p>
-    <w:bookmarkEnd w:id="66"/>
-    <w:bookmarkStart w:id="67" w:name="model-b-membership-tier-upgrade"/>
+    <w:bookmarkEnd w:id="71"/>
+    <w:bookmarkStart w:id="72" w:name="model-b-membership-tier-upgrade"/>
     <w:p>
       <w:pPr>
         <w:pStyle w:val="Heading2"/>
@@ -12664,9 +14412,9 @@
         <w:t xml:space="preserve">at 5 sessions/day at $50/session at 250 operating days = $62,500 gross Year 1; after device cost, $53,550 net = 6.0x ROI on a single unit.</w:t>
       </w:r>
     </w:p>
-    <w:bookmarkEnd w:id="67"/>
-    <w:bookmarkEnd w:id="68"/>
-    <w:bookmarkStart w:id="69" w:name="section-17-investor-offering-details"/>
+    <w:bookmarkEnd w:id="72"/>
+    <w:bookmarkEnd w:id="73"/>
+    <w:bookmarkStart w:id="74" w:name="section-17-investor-offering-details"/>
     <w:p>
       <w:pPr>
         <w:pStyle w:val="Heading1"/>
@@ -12681,6 +14429,40 @@
       </w:pPr>
       <w:r>
         <w:t xml:space="preserve">PPM shared after intro meeting. The subscription agreement and term sheet are pre-acceptance and may be shared before accreditation. Wire instructions and acceptance of any investment shared only after accredited_verified = Yes is confirmed.</w:t>
+      </w:r>
+    </w:p>
+    <w:p>
+      <w:pPr>
+        <w:pStyle w:val="BodyText"/>
+      </w:pPr>
+      <w:r>
+        <w:rPr>
+          <w:b/>
+          <w:bCs/>
+        </w:rPr>
+        <w:t xml:space="preserve">Current company valuation: $10M</w:t>
+      </w:r>
+      <w:r>
+        <w:t xml:space="preserve"> </w:t>
+      </w:r>
+      <w:r>
+        <w:t xml:space="preserve">(recorded August 16, 2026). This is the company’s present valuation. It is</w:t>
+      </w:r>
+      <w:r>
+        <w:t xml:space="preserve"> </w:t>
+      </w:r>
+      <w:r>
+        <w:rPr>
+          <w:b/>
+          <w:bCs/>
+        </w:rPr>
+        <w:t xml:space="preserve">not</w:t>
+      </w:r>
+      <w:r>
+        <w:t xml:space="preserve"> </w:t>
+      </w:r>
+      <w:r>
+        <w:t xml:space="preserve">the basis for the conversion discount below, which discounts from an independent SEC valuation obtained at the time of conversion. Do not present $10M as a conversion price or imply the two are the same number.</w:t>
       </w:r>
     </w:p>
     <w:tbl>
@@ -12948,8 +14730,8 @@
         </w:tc>
       </w:tr>
     </w:tbl>
-    <w:bookmarkEnd w:id="69"/>
-    <w:bookmarkStart w:id="70" w:name="section-18-key-reference-data"/>
+    <w:bookmarkEnd w:id="74"/>
+    <w:bookmarkStart w:id="76" w:name="section-18-key-reference-data"/>
     <w:p>
       <w:pPr>
         <w:pStyle w:val="Heading1"/>
@@ -13602,8 +15384,370 @@
         </w:tc>
       </w:tr>
     </w:tbl>
-    <w:bookmarkEnd w:id="70"/>
-    <w:bookmarkStart w:id="73" w:name="X17ff4415c04741fc8a2aa7a70f1e07a23764a6c"/>
+    <w:bookmarkStart w:id="75" w:name="added-since-v3.9.6"/>
+    <w:p>
+      <w:pPr>
+        <w:pStyle w:val="Heading2"/>
+      </w:pPr>
+      <w:r>
+        <w:t xml:space="preserve">Added since v3.9.6</w:t>
+      </w:r>
+    </w:p>
+    <w:tbl>
+      <w:tblPr>
+        <w:tblStyle w:val="Table"/>
+        <w:tblW w:type="pct" w:w="5000"/>
+        <w:tblBorders>
+          <w:top w:val="single" w:sz="4" w:space="0" w:color="auto"/>
+          <w:left w:val="single" w:sz="4" w:space="0" w:color="auto"/>
+          <w:bottom w:val="single" w:sz="4" w:space="0" w:color="auto"/>
+          <w:right w:val="single" w:sz="4" w:space="0" w:color="auto"/>
+          <w:insideH w:val="single" w:sz="4" w:space="0" w:color="auto"/>
+          <w:insideV w:val="single" w:sz="4" w:space="0" w:color="auto"/>
+        </w:tblBorders>
+        <w:tblLayout w:type="fixed"/>
+        <w:tblLook w:firstRow="1" w:lastRow="0" w:firstColumn="0" w:lastColumn="0" w:noHBand="0" w:noVBand="0" w:val="0020"/>
+      </w:tblPr>
+      <w:tblGrid>
+        <w:gridCol w:w="2640"/>
+        <w:gridCol w:w="2640"/>
+        <w:gridCol w:w="2640"/>
+      </w:tblGrid>
+      <w:tr>
+        <w:trPr>
+          <w:tblHeader w:val="on"/>
+        </w:trPr>
+        <w:tc>
+          <w:tcPr/>
+          <w:p>
+            <w:pPr>
+              <w:pStyle w:val="Compact"/>
+            </w:pPr>
+            <w:r>
+              <w:t xml:space="preserve">Data Point</w:t>
+            </w:r>
+          </w:p>
+        </w:tc>
+        <w:tc>
+          <w:tcPr/>
+          <w:p>
+            <w:pPr>
+              <w:pStyle w:val="Compact"/>
+            </w:pPr>
+            <w:r>
+              <w:t xml:space="preserve">Value</w:t>
+            </w:r>
+          </w:p>
+        </w:tc>
+        <w:tc>
+          <w:tcPr/>
+          <w:p>
+            <w:pPr>
+              <w:pStyle w:val="Compact"/>
+            </w:pPr>
+            <w:r>
+              <w:t xml:space="preserve">Use In</w:t>
+            </w:r>
+          </w:p>
+        </w:tc>
+      </w:tr>
+      <w:tr>
+        <w:tc>
+          <w:tcPr/>
+          <w:p>
+            <w:pPr>
+              <w:pStyle w:val="Compact"/>
+            </w:pPr>
+            <w:r>
+              <w:t xml:space="preserve">Current company valuation</w:t>
+            </w:r>
+          </w:p>
+        </w:tc>
+        <w:tc>
+          <w:tcPr/>
+          <w:p>
+            <w:pPr>
+              <w:pStyle w:val="Compact"/>
+            </w:pPr>
+            <w:r>
+              <w:t xml:space="preserve">$10M (Aug 16, 2026)</w:t>
+            </w:r>
+          </w:p>
+        </w:tc>
+        <w:tc>
+          <w:tcPr/>
+          <w:p>
+            <w:pPr>
+              <w:pStyle w:val="Compact"/>
+            </w:pPr>
+            <w:r>
+              <w:t xml:space="preserve">Investor conversations. Never as the conversion price.</w:t>
+            </w:r>
+          </w:p>
+        </w:tc>
+      </w:tr>
+      <w:tr>
+        <w:tc>
+          <w:tcPr/>
+          <w:p>
+            <w:pPr>
+              <w:pStyle w:val="Compact"/>
+            </w:pPr>
+            <w:r>
+              <w:t xml:space="preserve">Prevalence, low vitamin D</w:t>
+            </w:r>
+          </w:p>
+        </w:tc>
+        <w:tc>
+          <w:tcPr/>
+          <w:p>
+            <w:pPr>
+              <w:pStyle w:val="Compact"/>
+            </w:pPr>
+            <w:r>
+              <w:t xml:space="preserve">76.6 percent of people below 30 ng/mL (Cui 2023)</w:t>
+            </w:r>
+          </w:p>
+        </w:tc>
+        <w:tc>
+          <w:tcPr/>
+          <w:p>
+            <w:pPr>
+              <w:pStyle w:val="Compact"/>
+            </w:pPr>
+            <w:r>
+              <w:t xml:space="preserve">All funnels. Supersedes the unsourced 77 percent.</w:t>
+            </w:r>
+          </w:p>
+        </w:tc>
+      </w:tr>
+      <w:tr>
+        <w:tc>
+          <w:tcPr/>
+          <w:p>
+            <w:pPr>
+              <w:pStyle w:val="Compact"/>
+            </w:pPr>
+            <w:r>
+              <w:t xml:space="preserve">Facility referral commission</w:t>
+            </w:r>
+          </w:p>
+        </w:tc>
+        <w:tc>
+          <w:tcPr/>
+          <w:p>
+            <w:pPr>
+              <w:pStyle w:val="Compact"/>
+            </w:pPr>
+            <w:r>
+              <w:t xml:space="preserve">$600 per Consumer Unit sale</w:t>
+            </w:r>
+          </w:p>
+        </w:tc>
+        <w:tc>
+          <w:tcPr/>
+          <w:p>
+            <w:pPr>
+              <w:pStyle w:val="Compact"/>
+            </w:pPr>
+            <w:r>
+              <w:t xml:space="preserve">Commercial Drip Touch 7. Escalate terms to Scott.</w:t>
+            </w:r>
+          </w:p>
+        </w:tc>
+      </w:tr>
+      <w:tr>
+        <w:tc>
+          <w:tcPr/>
+          <w:p>
+            <w:pPr>
+              <w:pStyle w:val="Compact"/>
+            </w:pPr>
+            <w:r>
+              <w:t xml:space="preserve">Dealer commission ladder</w:t>
+            </w:r>
+          </w:p>
+        </w:tc>
+        <w:tc>
+          <w:tcPr/>
+          <w:p>
+            <w:pPr>
+              <w:pStyle w:val="Compact"/>
+            </w:pPr>
+            <w:r>
+              <w:t xml:space="preserve">25 / 20 / 16 percent on final sale price</w:t>
+            </w:r>
+          </w:p>
+        </w:tc>
+        <w:tc>
+          <w:tcPr/>
+          <w:p>
+            <w:pPr>
+              <w:pStyle w:val="Compact"/>
+            </w:pPr>
+            <w:r>
+              <w:t xml:space="preserve">Dealer program only, see Section 12</w:t>
+            </w:r>
+          </w:p>
+        </w:tc>
+      </w:tr>
+      <w:tr>
+        <w:tc>
+          <w:tcPr/>
+          <w:p>
+            <w:pPr>
+              <w:pStyle w:val="Compact"/>
+            </w:pPr>
+            <w:r>
+              <w:t xml:space="preserve">Commercial unit footprint</w:t>
+            </w:r>
+          </w:p>
+        </w:tc>
+        <w:tc>
+          <w:tcPr/>
+          <w:p>
+            <w:pPr>
+              <w:pStyle w:val="Compact"/>
+            </w:pPr>
+            <w:r>
+              <w:t xml:space="preserve">approximately 4 ft by 4 ft</w:t>
+            </w:r>
+          </w:p>
+        </w:tc>
+        <w:tc>
+          <w:tcPr/>
+          <w:p>
+            <w:pPr>
+              <w:pStyle w:val="Compact"/>
+            </w:pPr>
+            <w:r>
+              <w:t xml:space="preserve">First practical objection a facility raises</w:t>
+            </w:r>
+          </w:p>
+        </w:tc>
+      </w:tr>
+      <w:tr>
+        <w:tc>
+          <w:tcPr/>
+          <w:p>
+            <w:pPr>
+              <w:pStyle w:val="Compact"/>
+            </w:pPr>
+            <w:r>
+              <w:t xml:space="preserve">Commercial client pricing</w:t>
+            </w:r>
+          </w:p>
+        </w:tc>
+        <w:tc>
+          <w:tcPr/>
+          <w:p>
+            <w:pPr>
+              <w:pStyle w:val="Compact"/>
+            </w:pPr>
+            <w:r>
+              <w:t xml:space="preserve">$49 to $125 per month per client, set by market</w:t>
+            </w:r>
+          </w:p>
+        </w:tc>
+        <w:tc>
+          <w:tcPr/>
+          <w:p>
+            <w:pPr>
+              <w:pStyle w:val="Compact"/>
+            </w:pPr>
+            <w:r>
+              <w:t xml:space="preserve">Commercial funnel</w:t>
+            </w:r>
+          </w:p>
+        </w:tc>
+      </w:tr>
+      <w:tr>
+        <w:tc>
+          <w:tcPr/>
+          <w:p>
+            <w:pPr>
+              <w:pStyle w:val="Compact"/>
+            </w:pPr>
+            <w:r>
+              <w:t xml:space="preserve">Founder track record</w:t>
+            </w:r>
+          </w:p>
+        </w:tc>
+        <w:tc>
+          <w:tcPr/>
+          <w:p>
+            <w:pPr>
+              <w:pStyle w:val="Compact"/>
+            </w:pPr>
+            <w:r>
+              <w:t xml:space="preserve">Five exits from eight previous startups, $500M+; plus eleven M&amp;A transactions led, $249M</w:t>
+            </w:r>
+          </w:p>
+        </w:tc>
+        <w:tc>
+          <w:tcPr/>
+          <w:p>
+            <w:pPr>
+              <w:pStyle w:val="Compact"/>
+            </w:pPr>
+            <w:r>
+              <w:t xml:space="preserve">Investor conversations.</w:t>
+            </w:r>
+            <w:r>
+              <w:t xml:space="preserve"> </w:t>
+            </w:r>
+            <w:r>
+              <w:rPr>
+                <w:b/>
+                <w:bCs/>
+              </w:rPr>
+              <w:t xml:space="preserve">State the two figures separately, never combine.</w:t>
+            </w:r>
+          </w:p>
+        </w:tc>
+      </w:tr>
+      <w:tr>
+        <w:tc>
+          <w:tcPr/>
+          <w:p>
+            <w:pPr>
+              <w:pStyle w:val="Compact"/>
+            </w:pPr>
+            <w:r>
+              <w:t xml:space="preserve">HSA/FSA</w:t>
+            </w:r>
+          </w:p>
+        </w:tc>
+        <w:tc>
+          <w:tcPr/>
+          <w:p>
+            <w:pPr>
+              <w:pStyle w:val="Compact"/>
+            </w:pPr>
+            <w:r>
+              <w:t xml:space="preserve">“HSA/FSA eligible through Truemed”</w:t>
+            </w:r>
+            <w:r>
+              <w:t xml:space="preserve">, Consumer Unit only</w:t>
+            </w:r>
+          </w:p>
+        </w:tc>
+        <w:tc>
+          <w:tcPr/>
+          <w:p>
+            <w:pPr>
+              <w:pStyle w:val="Compact"/>
+            </w:pPr>
+            <w:r>
+              <w:t xml:space="preserve">Consumer funnel, see Section 14</w:t>
+            </w:r>
+          </w:p>
+        </w:tc>
+      </w:tr>
+    </w:tbl>
+    <w:bookmarkEnd w:id="75"/>
+    <w:bookmarkEnd w:id="76"/>
+    <w:bookmarkStart w:id="80" w:name="X17ff4415c04741fc8a2aa7a70f1e07a23764a6c"/>
     <w:p>
       <w:pPr>
         <w:pStyle w:val="Heading1"/>
@@ -13612,7 +15756,7 @@
         <w:t xml:space="preserve">SECTION 19: OEM / WHITE-LABEL PARTNER PROGRAM</w:t>
       </w:r>
     </w:p>
-    <w:bookmarkStart w:id="71" w:name="current-partner-lumanova-luma-d-light"/>
+    <w:bookmarkStart w:id="77" w:name="current-partner-lumanova-luma-d-light"/>
     <w:p>
       <w:pPr>
         <w:pStyle w:val="Heading2"/>
@@ -13860,33 +16004,14 @@
         </w:tc>
       </w:tr>
     </w:tbl>
-    <w:bookmarkEnd w:id="71"/>
-    <w:bookmarkStart w:id="72" w:name="X1515f5e0007ad2b6c27b7502d1a1f844382ed83"/>
+    <w:bookmarkEnd w:id="77"/>
+    <w:bookmarkStart w:id="78" w:name="Xb9fc2bd3abb295fbc0fc3f6e5c1fe9fe826a6b0"/>
     <w:p>
       <w:pPr>
         <w:pStyle w:val="Heading2"/>
       </w:pPr>
       <w:r>
-        <w:t xml:space="preserve">Ideal Next OEM / Distribution Partner Profile</w:t>
-      </w:r>
-    </w:p>
-    <w:p>
-      <w:pPr>
-        <w:pStyle w:val="FirstParagraph"/>
-      </w:pPr>
-      <w:r>
-        <w:t xml:space="preserve">Distribution reach 25,000+ active customers; wellness franchise group, major distributor, or DTC health brand; US + at least 1 of UK/Canada/France/New Zealand; 50+ units/month within 12 months; premium science-backed brand fit.</w:t>
-      </w:r>
-    </w:p>
-    <w:bookmarkEnd w:id="72"/>
-    <w:bookmarkEnd w:id="73"/>
-    <w:bookmarkStart w:id="77" w:name="X687f7c3bf0944ae043cba8026f5843164b87cda"/>
-    <w:p>
-      <w:pPr>
-        <w:pStyle w:val="Heading1"/>
-      </w:pPr>
-      <w:r>
-        <w:t xml:space="preserve">SECTION 20: TOP-OF-FUNNEL LEAD GENERATION STRATEGY</w:t>
+        <w:t xml:space="preserve">Facility Referral Arrangement (ESCALATE TO SCOTT)</w:t>
       </w:r>
     </w:p>
     <w:p>
@@ -13898,6 +16023,133 @@
           <w:b/>
           <w:bCs/>
         </w:rPr>
+        <w:t xml:space="preserve">Agents must not run this conversation.</w:t>
+      </w:r>
+      <w:r>
+        <w:t xml:space="preserve"> </w:t>
+      </w:r>
+      <w:r>
+        <w:t xml:space="preserve">Scott handles referral arrangements personally (decision, August 14, 2026).</w:t>
+      </w:r>
+    </w:p>
+    <w:p>
+      <w:pPr>
+        <w:pStyle w:val="BodyText"/>
+      </w:pPr>
+      <w:r>
+        <w:t xml:space="preserve">A facility hands its members a unique referral link to</w:t>
+      </w:r>
+      <w:r>
+        <w:t xml:space="preserve"> </w:t>
+      </w:r>
+      <w:r>
+        <w:rPr>
+          <w:rStyle w:val="VerbatimChar"/>
+        </w:rPr>
+        <w:t xml:space="preserve">shop.enyrgy.com</w:t>
+      </w:r>
+      <w:r>
+        <w:t xml:space="preserve">. The member purchases directly from Enyrgy at the $2,995 MSRP and the facility is credited a commission. The facility carries no inventory and buys nothing.</w:t>
+      </w:r>
+    </w:p>
+    <w:p>
+      <w:pPr>
+        <w:pStyle w:val="BodyText"/>
+      </w:pPr>
+      <w:r>
+        <w:rPr>
+          <w:b/>
+          <w:bCs/>
+        </w:rPr>
+        <w:t xml:space="preserve">The commission is $600 per Consumer Unit sale.</w:t>
+      </w:r>
+      <w:r>
+        <w:t xml:space="preserve"> </w:t>
+      </w:r>
+      <w:r>
+        <w:t xml:space="preserve">This figure appears in Commercial Drip Touch 7, so a facility that received that email already has it. An agent may confirm the figure if a facility quotes it back, but</w:t>
+      </w:r>
+      <w:r>
+        <w:t xml:space="preserve"> </w:t>
+      </w:r>
+      <w:r>
+        <w:rPr>
+          <w:b/>
+          <w:bCs/>
+        </w:rPr>
+        <w:t xml:space="preserve">must not negotiate, extend, or discuss terms.</w:t>
+      </w:r>
+      <w:r>
+        <w:t xml:space="preserve"> </w:t>
+      </w:r>
+      <w:r>
+        <w:t xml:space="preserve">Hand off to Scott, the same as white-label and distribution.</w:t>
+      </w:r>
+    </w:p>
+    <w:p>
+      <w:pPr>
+        <w:pStyle w:val="BodyText"/>
+      </w:pPr>
+      <w:r>
+        <w:t xml:space="preserve">Because the member is the buyer of record, that purchase is HSA/FSA eligible. The referral link does not change whose purchase it is. See the HSA/FSA rules in Section 14.</w:t>
+      </w:r>
+    </w:p>
+    <w:p>
+      <w:pPr>
+        <w:pStyle w:val="BodyText"/>
+      </w:pPr>
+      <w:r>
+        <w:rPr>
+          <w:b/>
+          <w:bCs/>
+        </w:rPr>
+        <w:t xml:space="preserve">This is not the dealer program.</w:t>
+      </w:r>
+      <w:r>
+        <w:t xml:space="preserve"> </w:t>
+      </w:r>
+      <w:r>
+        <w:t xml:space="preserve">Dealers resell the $8,950 commercial unit and earn 25 to 16 percent under the deal registration system in Section 12. The two are separate and should never be described in the same breath to a prospect.</w:t>
+      </w:r>
+    </w:p>
+    <w:bookmarkEnd w:id="78"/>
+    <w:bookmarkStart w:id="79" w:name="X1515f5e0007ad2b6c27b7502d1a1f844382ed83"/>
+    <w:p>
+      <w:pPr>
+        <w:pStyle w:val="Heading2"/>
+      </w:pPr>
+      <w:r>
+        <w:t xml:space="preserve">Ideal Next OEM / Distribution Partner Profile</w:t>
+      </w:r>
+    </w:p>
+    <w:p>
+      <w:pPr>
+        <w:pStyle w:val="FirstParagraph"/>
+      </w:pPr>
+      <w:r>
+        <w:t xml:space="preserve">Distribution reach 25,000+ active customers; wellness franchise group, major distributor, or DTC health brand; US + at least 1 of UK/Canada/France/New Zealand; 50+ units/month within 12 months; premium science-backed brand fit.</w:t>
+      </w:r>
+    </w:p>
+    <w:bookmarkEnd w:id="79"/>
+    <w:bookmarkEnd w:id="80"/>
+    <w:bookmarkStart w:id="84" w:name="X687f7c3bf0944ae043cba8026f5843164b87cda"/>
+    <w:p>
+      <w:pPr>
+        <w:pStyle w:val="Heading1"/>
+      </w:pPr>
+      <w:r>
+        <w:t xml:space="preserve">SECTION 20: TOP-OF-FUNNEL LEAD GENERATION STRATEGY</w:t>
+      </w:r>
+    </w:p>
+    <w:p>
+      <w:pPr>
+        <w:pStyle w:val="FirstParagraph"/>
+      </w:pPr>
+      <w:r>
+        <w:rPr>
+          <w:b/>
+          <w:bCs/>
+        </w:rPr>
         <w:t xml:space="preserve">TOP-OF-FUNNEL RULE:</w:t>
       </w:r>
       <w:r>
@@ -13907,7 +16159,7 @@
         <w:t xml:space="preserve">Every lead, regardless of source, must be in GHL within 24 hours. For human-sourced leads, enter the contact in the GHL mobile app before leaving the conversation. Leads not in GHL do not exist.</w:t>
       </w:r>
     </w:p>
-    <w:bookmarkStart w:id="74" w:name="X4acb111ecfd5dd1f7062b33943386e83dc7f6dc"/>
+    <w:bookmarkStart w:id="81" w:name="X4acb111ecfd5dd1f7062b33943386e83dc7f6dc"/>
     <w:p>
       <w:pPr>
         <w:pStyle w:val="Heading2"/>
@@ -14342,8 +16594,8 @@
         </w:tc>
       </w:tr>
     </w:tbl>
-    <w:bookmarkEnd w:id="74"/>
-    <w:bookmarkStart w:id="75" w:name="Xe3d2dae8991f0892c8c2daa36799b8b89543412"/>
+    <w:bookmarkEnd w:id="81"/>
+    <w:bookmarkStart w:id="82" w:name="Xe3d2dae8991f0892c8c2daa36799b8b89543412"/>
     <w:p>
       <w:pPr>
         <w:pStyle w:val="Heading2"/>
@@ -14360,8 +16612,8 @@
         <w:t xml:space="preserve">Podcast appearances (proven #1 channel), organic social (Vitamin D deficiency, seasonal mood, athletic recovery content), paid Meta/Google ads (Phase 2), referral program (WF-07), word-of-mouth/community, Lumanova/OEM channel.</w:t>
       </w:r>
     </w:p>
-    <w:bookmarkEnd w:id="75"/>
-    <w:bookmarkStart w:id="76" w:name="X381182024df858e43a1c7682279a9e1b008a029"/>
+    <w:bookmarkEnd w:id="82"/>
+    <w:bookmarkStart w:id="83" w:name="X381182024df858e43a1c7682279a9e1b008a029"/>
     <w:p>
       <w:pPr>
         <w:pStyle w:val="Heading2"/>
@@ -14374,7 +16626,7 @@
       <w:pPr>
         <w:numPr>
           <w:ilvl w:val="0"/>
-          <w:numId w:val="1013"/>
+          <w:numId w:val="1017"/>
         </w:numPr>
       </w:pPr>
       <w:r>
@@ -14395,7 +16647,7 @@
       <w:pPr>
         <w:numPr>
           <w:ilvl w:val="0"/>
-          <w:numId w:val="1013"/>
+          <w:numId w:val="1017"/>
         </w:numPr>
       </w:pPr>
       <w:r>
@@ -14416,7 +16668,7 @@
       <w:pPr>
         <w:numPr>
           <w:ilvl w:val="0"/>
-          <w:numId w:val="1013"/>
+          <w:numId w:val="1017"/>
         </w:numPr>
       </w:pPr>
       <w:r>
@@ -14433,9 +16685,9 @@
         <w:t xml:space="preserve">OEM/white-label targets (CRITICAL), large distributors, podcast/influencer affiliates, wellness franchises, clinical advisors, tech/app integration partners.</w:t>
       </w:r>
     </w:p>
-    <w:bookmarkEnd w:id="76"/>
-    <w:bookmarkEnd w:id="77"/>
-    <w:bookmarkStart w:id="78" w:name="Xe534da5b7f79c50a2ecfe134b884e34329c6953"/>
+    <w:bookmarkEnd w:id="83"/>
+    <w:bookmarkEnd w:id="84"/>
+    <w:bookmarkStart w:id="85" w:name="Xe534da5b7f79c50a2ecfe134b884e34329c6953"/>
     <w:p>
       <w:pPr>
         <w:pStyle w:val="Heading1"/>
@@ -14564,8 +16816,8 @@
         <w:t xml:space="preserve">NEW (v3.7): dedicated sending domain live; sender identity solved.</w:t>
       </w:r>
     </w:p>
-    <w:bookmarkEnd w:id="78"/>
-    <w:bookmarkStart w:id="83" w:name="section-22-client-type-playbooks"/>
+    <w:bookmarkEnd w:id="85"/>
+    <w:bookmarkStart w:id="90" w:name="section-22-client-type-playbooks"/>
     <w:p>
       <w:pPr>
         <w:pStyle w:val="Heading1"/>
@@ -14574,7 +16826,7 @@
         <w:t xml:space="preserve">SECTION 22: CLIENT TYPE PLAYBOOKS</w:t>
       </w:r>
     </w:p>
-    <w:bookmarkStart w:id="79" w:name="consumer-playbook-discovery-questions"/>
+    <w:bookmarkStart w:id="86" w:name="consumer-playbook-discovery-questions"/>
     <w:p>
       <w:pPr>
         <w:pStyle w:val="Heading2"/>
@@ -14885,8 +17137,8 @@
         </w:tc>
       </w:tr>
     </w:tbl>
-    <w:bookmarkEnd w:id="79"/>
-    <w:bookmarkStart w:id="80" w:name="top-consumer-objections"/>
+    <w:bookmarkEnd w:id="86"/>
+    <w:bookmarkStart w:id="87" w:name="top-consumer-objections"/>
     <w:p>
       <w:pPr>
         <w:pStyle w:val="Heading2"/>
@@ -14899,7 +17151,7 @@
       <w:pPr>
         <w:numPr>
           <w:ilvl w:val="0"/>
-          <w:numId w:val="1014"/>
+          <w:numId w:val="1018"/>
         </w:numPr>
       </w:pPr>
       <w:r>
@@ -14920,7 +17172,7 @@
       <w:pPr>
         <w:numPr>
           <w:ilvl w:val="0"/>
-          <w:numId w:val="1014"/>
+          <w:numId w:val="1018"/>
         </w:numPr>
       </w:pPr>
       <w:r>
@@ -14941,7 +17193,7 @@
       <w:pPr>
         <w:numPr>
           <w:ilvl w:val="0"/>
-          <w:numId w:val="1014"/>
+          <w:numId w:val="1018"/>
         </w:numPr>
       </w:pPr>
       <w:r>
@@ -14962,7 +17214,7 @@
       <w:pPr>
         <w:numPr>
           <w:ilvl w:val="0"/>
-          <w:numId w:val="1014"/>
+          <w:numId w:val="1018"/>
         </w:numPr>
       </w:pPr>
       <w:r>
@@ -14983,7 +17235,7 @@
       <w:pPr>
         <w:numPr>
           <w:ilvl w:val="0"/>
-          <w:numId w:val="1014"/>
+          <w:numId w:val="1018"/>
         </w:numPr>
       </w:pPr>
       <w:r>
@@ -15000,8 +17252,8 @@
         <w:t xml:space="preserve">Wellness device, not medical; makes no medical claims. Results backed by peer-reviewed science; advisory board includes Dr. Bruce Hollis.</w:t>
       </w:r>
     </w:p>
-    <w:bookmarkEnd w:id="80"/>
-    <w:bookmarkStart w:id="81" w:name="commercial-playbook"/>
+    <w:bookmarkEnd w:id="87"/>
+    <w:bookmarkStart w:id="88" w:name="commercial-playbook"/>
     <w:p>
       <w:pPr>
         <w:pStyle w:val="Heading2"/>
@@ -15032,7 +17284,7 @@
       <w:pPr>
         <w:numPr>
           <w:ilvl w:val="0"/>
-          <w:numId w:val="1015"/>
+          <w:numId w:val="1019"/>
         </w:numPr>
       </w:pPr>
       <w:r>
@@ -15053,7 +17305,7 @@
       <w:pPr>
         <w:numPr>
           <w:ilvl w:val="0"/>
-          <w:numId w:val="1015"/>
+          <w:numId w:val="1019"/>
         </w:numPr>
       </w:pPr>
       <w:r>
@@ -15074,7 +17326,7 @@
       <w:pPr>
         <w:numPr>
           <w:ilvl w:val="0"/>
-          <w:numId w:val="1015"/>
+          <w:numId w:val="1019"/>
         </w:numPr>
       </w:pPr>
       <w:r>
@@ -15091,8 +17343,8 @@
         <w:t xml:space="preserve">Included; the app calculates each client’s MED and controls the session.</w:t>
       </w:r>
     </w:p>
-    <w:bookmarkEnd w:id="81"/>
-    <w:bookmarkStart w:id="82" w:name="investor-playbook-pitch-flow"/>
+    <w:bookmarkEnd w:id="88"/>
+    <w:bookmarkStart w:id="89" w:name="investor-playbook-pitch-flow"/>
     <w:p>
       <w:pPr>
         <w:pStyle w:val="Heading2"/>
@@ -15105,7 +17357,7 @@
       <w:pPr>
         <w:numPr>
           <w:ilvl w:val="0"/>
-          <w:numId w:val="1016"/>
+          <w:numId w:val="1020"/>
         </w:numPr>
       </w:pPr>
       <w:r>
@@ -15116,7 +17368,7 @@
       <w:pPr>
         <w:numPr>
           <w:ilvl w:val="0"/>
-          <w:numId w:val="1016"/>
+          <w:numId w:val="1020"/>
         </w:numPr>
       </w:pPr>
       <w:r>
@@ -15127,7 +17379,7 @@
       <w:pPr>
         <w:numPr>
           <w:ilvl w:val="0"/>
-          <w:numId w:val="1016"/>
+          <w:numId w:val="1020"/>
         </w:numPr>
       </w:pPr>
       <w:r>
@@ -15138,7 +17390,7 @@
       <w:pPr>
         <w:numPr>
           <w:ilvl w:val="0"/>
-          <w:numId w:val="1016"/>
+          <w:numId w:val="1020"/>
         </w:numPr>
       </w:pPr>
       <w:r>
@@ -15149,7 +17401,7 @@
       <w:pPr>
         <w:numPr>
           <w:ilvl w:val="0"/>
-          <w:numId w:val="1016"/>
+          <w:numId w:val="1020"/>
         </w:numPr>
       </w:pPr>
       <w:r>
@@ -15160,7 +17412,7 @@
       <w:pPr>
         <w:numPr>
           <w:ilvl w:val="0"/>
-          <w:numId w:val="1016"/>
+          <w:numId w:val="1020"/>
         </w:numPr>
       </w:pPr>
       <w:r>
@@ -15185,9 +17437,9 @@
         <w:t xml:space="preserve">equity upside -&gt; conversion option at 20% discount to SEC valuation; crowded market -&gt; category of one (all three pathways); exit -&gt; strategic acquisition $100-150M, buyer profiles Philips/Apple Health/Peloton/AG1/LVMH.</w:t>
       </w:r>
     </w:p>
-    <w:bookmarkEnd w:id="82"/>
-    <w:bookmarkEnd w:id="83"/>
-    <w:bookmarkStart w:id="84" w:name="section-23-contact"/>
+    <w:bookmarkEnd w:id="89"/>
+    <w:bookmarkEnd w:id="90"/>
+    <w:bookmarkStart w:id="91" w:name="section-23-contact"/>
     <w:p>
       <w:pPr>
         <w:pStyle w:val="Heading1"/>
@@ -15629,8 +17881,8 @@
         <w:t xml:space="preserve">www.enyrgy.com · Facility: 5115 N 27th Ave, Bld 66, Phoenix, AZ 85017</w:t>
       </w:r>
     </w:p>
-    <w:bookmarkEnd w:id="84"/>
-    <w:bookmarkStart w:id="91" w:name="X2eb0bc4ebcb5446a412218d313bed2b732c6680"/>
+    <w:bookmarkEnd w:id="91"/>
+    <w:bookmarkStart w:id="98" w:name="X2eb0bc4ebcb5446a412218d313bed2b732c6680"/>
     <w:p>
       <w:pPr>
         <w:pStyle w:val="Heading1"/>
@@ -15639,7 +17891,7 @@
         <w:t xml:space="preserve">SECTION 24: CONSUMER FUNNEL: ICP-DARTBOARD SYSTEM (NEW in v3.7)</w:t>
       </w:r>
     </w:p>
-    <w:bookmarkStart w:id="85" w:name="the-model"/>
+    <w:bookmarkStart w:id="92" w:name="the-model"/>
     <w:p>
       <w:pPr>
         <w:pStyle w:val="Heading2"/>
@@ -16082,8 +18334,8 @@
         <w:t xml:space="preserve">Bullseye and Athlete get full A/B testing. Energy/Sleep gets one strong version. Winter is seasonal. The Tired Test is deliberately a quiz, not a guide, the Problem-Aware tired buyer will not open another PDF.</w:t>
       </w:r>
     </w:p>
-    <w:bookmarkEnd w:id="85"/>
-    <w:bookmarkStart w:id="86" w:name="end-to-end-routing"/>
+    <w:bookmarkEnd w:id="92"/>
+    <w:bookmarkStart w:id="93" w:name="end-to-end-routing"/>
     <w:p>
       <w:pPr>
         <w:pStyle w:val="Heading2"/>
@@ -16518,8 +18770,8 @@
         <w:t xml:space="preserve">All magnet leads converge into WF-17 Long-Term Nurture after their magnet series.</w:t>
       </w:r>
     </w:p>
-    <w:bookmarkEnd w:id="86"/>
-    <w:bookmarkStart w:id="87" w:name="the-suppression-system-drip_bypass"/>
+    <w:bookmarkEnd w:id="93"/>
+    <w:bookmarkStart w:id="94" w:name="the-suppression-system-drip_bypass"/>
     <w:p>
       <w:pPr>
         <w:pStyle w:val="Heading2"/>
@@ -16568,7 +18820,7 @@
       <w:pPr>
         <w:numPr>
           <w:ilvl w:val="0"/>
-          <w:numId w:val="1017"/>
+          <w:numId w:val="1021"/>
         </w:numPr>
       </w:pPr>
       <w:r>
@@ -16579,7 +18831,7 @@
       <w:pPr>
         <w:numPr>
           <w:ilvl w:val="0"/>
-          <w:numId w:val="1017"/>
+          <w:numId w:val="1021"/>
         </w:numPr>
       </w:pPr>
       <w:r>
@@ -16797,8 +19049,8 @@
         <w:t xml:space="preserve">Capture workflows must apply drip_bypass in the same action as type_consumer so the tags land together.</w:t>
       </w:r>
     </w:p>
-    <w:bookmarkEnd w:id="87"/>
-    <w:bookmarkStart w:id="88" w:name="the-magnets"/>
+    <w:bookmarkEnd w:id="94"/>
+    <w:bookmarkStart w:id="95" w:name="the-magnets"/>
     <w:p>
       <w:pPr>
         <w:pStyle w:val="Heading2"/>
@@ -17118,8 +19370,8 @@
         <w:t xml:space="preserve">Hosted PDFs (assets.cdn.filesafe.space/GtXjla7Ld1dordsTWrVy/media/): Synthesis Gap 6a3eb5fae2763b2eec13afcc.pdf · Recovery 6a3fd90fc408020f97c82b7f.pdf · Winter 6a3f1a46163e40d8627248b1.pdf.</w:t>
       </w:r>
     </w:p>
-    <w:bookmarkEnd w:id="88"/>
-    <w:bookmarkStart w:id="89" w:name="email-series"/>
+    <w:bookmarkEnd w:id="95"/>
+    <w:bookmarkStart w:id="96" w:name="email-series"/>
     <w:p>
       <w:pPr>
         <w:pStyle w:val="Heading2"/>
@@ -17492,8 +19744,8 @@
         <w:t xml:space="preserve">, sent from scott@enyrgy.com to match.</w:t>
       </w:r>
     </w:p>
-    <w:bookmarkEnd w:id="89"/>
-    <w:bookmarkStart w:id="90" w:name="landing-page-deploy-recipe-proven"/>
+    <w:bookmarkEnd w:id="96"/>
+    <w:bookmarkStart w:id="97" w:name="landing-page-deploy-recipe-proven"/>
     <w:p>
       <w:pPr>
         <w:pStyle w:val="Heading2"/>
@@ -17506,7 +19758,7 @@
       <w:pPr>
         <w:numPr>
           <w:ilvl w:val="0"/>
-          <w:numId w:val="1018"/>
+          <w:numId w:val="1022"/>
         </w:numPr>
       </w:pPr>
       <w:r>
@@ -17517,7 +19769,7 @@
       <w:pPr>
         <w:numPr>
           <w:ilvl w:val="0"/>
-          <w:numId w:val="1018"/>
+          <w:numId w:val="1022"/>
         </w:numPr>
       </w:pPr>
       <w:r>
@@ -17528,7 +19780,7 @@
       <w:pPr>
         <w:numPr>
           <w:ilvl w:val="0"/>
-          <w:numId w:val="1018"/>
+          <w:numId w:val="1022"/>
         </w:numPr>
       </w:pPr>
       <w:r>
@@ -17539,7 +19791,7 @@
       <w:pPr>
         <w:numPr>
           <w:ilvl w:val="0"/>
-          <w:numId w:val="1018"/>
+          <w:numId w:val="1022"/>
         </w:numPr>
       </w:pPr>
       <w:r>
@@ -17556,7 +19808,7 @@
       <w:pPr>
         <w:numPr>
           <w:ilvl w:val="0"/>
-          <w:numId w:val="1018"/>
+          <w:numId w:val="1022"/>
         </w:numPr>
       </w:pPr>
       <w:r>
@@ -17579,7 +19831,7 @@
       <w:pPr>
         <w:numPr>
           <w:ilvl w:val="0"/>
-          <w:numId w:val="1018"/>
+          <w:numId w:val="1022"/>
         </w:numPr>
       </w:pPr>
       <w:r>
@@ -17590,7 +19842,7 @@
       <w:pPr>
         <w:numPr>
           <w:ilvl w:val="0"/>
-          <w:numId w:val="1018"/>
+          <w:numId w:val="1022"/>
         </w:numPr>
       </w:pPr>
       <w:r>
@@ -17601,7 +19853,7 @@
       <w:pPr>
         <w:numPr>
           <w:ilvl w:val="0"/>
-          <w:numId w:val="1018"/>
+          <w:numId w:val="1022"/>
         </w:numPr>
       </w:pPr>
       <w:r>
@@ -17620,8 +19872,8 @@
         <w:t xml:space="preserve">CONFIDENTIAL, Enyrgy Inc, 5115 N 27th Ave, Bld 66, Phoenix, AZ 85017, enyrgy.com, Sunlight. Evolved., Implementation Guide v3.9.3</w:t>
       </w:r>
     </w:p>
-    <w:bookmarkEnd w:id="90"/>
-    <w:bookmarkEnd w:id="91"/>
+    <w:bookmarkEnd w:id="97"/>
+    <w:bookmarkEnd w:id="98"/>
     <w:sectPr>
       <w:footnotePr>
         <w:numRestart w:val="eachSect"/>
@@ -18054,6 +20306,18 @@
     <w:abstractNumId w:val="991"/>
   </w:num>
   <w:num w:numId="1016">
+    <w:abstractNumId w:val="991"/>
+  </w:num>
+  <w:num w:numId="1017">
+    <w:abstractNumId w:val="991"/>
+  </w:num>
+  <w:num w:numId="1018">
+    <w:abstractNumId w:val="991"/>
+  </w:num>
+  <w:num w:numId="1019">
+    <w:abstractNumId w:val="991"/>
+  </w:num>
+  <w:num w:numId="1020">
     <w:abstractNumId w:val="99411"/>
     <w:lvlOverride w:ilvl="0">
       <w:startOverride w:val="1"/>
@@ -18083,10 +20347,10 @@
       <w:startOverride w:val="1"/>
     </w:lvlOverride>
   </w:num>
-  <w:num w:numId="1017">
+  <w:num w:numId="1021">
     <w:abstractNumId w:val="991"/>
   </w:num>
-  <w:num w:numId="1018">
+  <w:num w:numId="1022">
     <w:abstractNumId w:val="99417"/>
     <w:lvlOverride w:ilvl="0">
       <w:startOverride w:val="7"/>

--- a/Enyrgy_GHL_Implementation_Guide_v3_9.docx
+++ b/Enyrgy_GHL_Implementation_Guide_v3_9.docx
@@ -11702,17 +11702,21 @@
               <w:pStyle w:val="Compact"/>
             </w:pPr>
             <w:r>
-              <w:t xml:space="preserve">WF-41</w:t>
-            </w:r>
-          </w:p>
-        </w:tc>
-        <w:tc>
-          <w:tcPr/>
-          <w:p>
-            <w:pPr>
-              <w:pStyle w:val="Compact"/>
-            </w:pPr>
-            <w:r>
+              <w:t xml:space="preserve">WF-41 Dealer Deal Approved</w:t>
+            </w:r>
+          </w:p>
+        </w:tc>
+        <w:tc>
+          <w:tcPr/>
+          <w:p>
+            <w:pPr>
+              <w:pStyle w:val="Compact"/>
+            </w:pPr>
+            <w:r>
+              <w:rPr>
+                <w:b/>
+                <w:bCs/>
+              </w:rPr>
               <w:t xml:space="preserve">CONFIRM</w:t>
             </w:r>
           </w:p>
@@ -11724,18 +11728,18 @@
               <w:pStyle w:val="Compact"/>
             </w:pPr>
             <w:r>
-              <w:t xml:space="preserve">CONFIRM</w:t>
-            </w:r>
-          </w:p>
-        </w:tc>
-        <w:tc>
-          <w:tcPr/>
-          <w:p>
-            <w:pPr>
-              <w:pStyle w:val="Compact"/>
-            </w:pPr>
-            <w:r>
-              <w:t xml:space="preserve">Not sourceable from the repository. Scott to supply.</w:t>
+              <w:t xml:space="preserve">Clear the registration after the conflict check and start the 90 day clock</w:t>
+            </w:r>
+          </w:p>
+        </w:tc>
+        <w:tc>
+          <w:tcPr/>
+          <w:p>
+            <w:pPr>
+              <w:pStyle w:val="Compact"/>
+            </w:pPr>
+            <w:r>
+              <w:t xml:space="preserve">Trigger and actions still to be confirmed against the live account.</w:t>
             </w:r>
           </w:p>
         </w:tc>
@@ -11816,17 +11820,21 @@
               <w:pStyle w:val="Compact"/>
             </w:pPr>
             <w:r>
-              <w:t xml:space="preserve">WF-43</w:t>
-            </w:r>
-          </w:p>
-        </w:tc>
-        <w:tc>
-          <w:tcPr/>
-          <w:p>
-            <w:pPr>
-              <w:pStyle w:val="Compact"/>
-            </w:pPr>
-            <w:r>
+              <w:t xml:space="preserve">WF-43 Dealer Commission Payout</w:t>
+            </w:r>
+          </w:p>
+        </w:tc>
+        <w:tc>
+          <w:tcPr/>
+          <w:p>
+            <w:pPr>
+              <w:pStyle w:val="Compact"/>
+            </w:pPr>
+            <w:r>
+              <w:rPr>
+                <w:b/>
+                <w:bCs/>
+              </w:rPr>
               <w:t xml:space="preserve">CONFIRM</w:t>
             </w:r>
           </w:p>
@@ -11838,23 +11846,146 @@
               <w:pStyle w:val="Compact"/>
             </w:pPr>
             <w:r>
-              <w:t xml:space="preserve">CONFIRM</w:t>
-            </w:r>
-          </w:p>
-        </w:tc>
-        <w:tc>
-          <w:tcPr/>
-          <w:p>
-            <w:pPr>
-              <w:pStyle w:val="Compact"/>
-            </w:pPr>
-            <w:r>
-              <w:t xml:space="preserve">Not sourceable from the repository. Scott to supply.</w:t>
+              <w:t xml:space="preserve">Handle commission once the deal is won, against the ladder below</w:t>
+            </w:r>
+          </w:p>
+        </w:tc>
+        <w:tc>
+          <w:tcPr/>
+          <w:p>
+            <w:pPr>
+              <w:pStyle w:val="Compact"/>
+            </w:pPr>
+            <w:r>
+              <w:t xml:space="preserve">Trigger and actions still to be confirmed against the live account.</w:t>
             </w:r>
           </w:p>
         </w:tc>
       </w:tr>
     </w:tbl>
+    <w:p>
+      <w:pPr>
+        <w:pStyle w:val="BodyText"/>
+      </w:pPr>
+      <w:r>
+        <w:rPr>
+          <w:b/>
+          <w:bCs/>
+        </w:rPr>
+        <w:t xml:space="preserve">The four workflows follow the Commercial pipeline stages in Section 10.</w:t>
+      </w:r>
+      <w:r>
+        <w:t xml:space="preserve"> </w:t>
+      </w:r>
+      <w:r>
+        <w:t xml:space="preserve">A registration arrives at</w:t>
+      </w:r>
+      <w:r>
+        <w:t xml:space="preserve"> </w:t>
+      </w:r>
+      <w:r>
+        <w:rPr>
+          <w:rStyle w:val="VerbatimChar"/>
+        </w:rPr>
+        <w:t xml:space="preserve">Registration Submitted</w:t>
+      </w:r>
+      <w:r>
+        <w:t xml:space="preserve"> </w:t>
+      </w:r>
+      <w:r>
+        <w:t xml:space="preserve">(WF-40), clears or fails at</w:t>
+      </w:r>
+      <w:r>
+        <w:t xml:space="preserve"> </w:t>
+      </w:r>
+      <w:r>
+        <w:rPr>
+          <w:rStyle w:val="VerbatimChar"/>
+        </w:rPr>
+        <w:t xml:space="preserve">Conflict Check</w:t>
+      </w:r>
+      <w:r>
+        <w:t xml:space="preserve"> </w:t>
+      </w:r>
+      <w:r>
+        <w:t xml:space="preserve">(WF-41), holds attribution for 90 days while the deal works through</w:t>
+      </w:r>
+      <w:r>
+        <w:t xml:space="preserve"> </w:t>
+      </w:r>
+      <w:r>
+        <w:rPr>
+          <w:rStyle w:val="VerbatimChar"/>
+        </w:rPr>
+        <w:t xml:space="preserve">Prospect</w:t>
+      </w:r>
+      <w:r>
+        <w:t xml:space="preserve"> </w:t>
+      </w:r>
+      <w:r>
+        <w:t xml:space="preserve">to</w:t>
+      </w:r>
+      <w:r>
+        <w:t xml:space="preserve"> </w:t>
+      </w:r>
+      <w:r>
+        <w:rPr>
+          <w:rStyle w:val="VerbatimChar"/>
+        </w:rPr>
+        <w:t xml:space="preserve">Negotiation</w:t>
+      </w:r>
+      <w:r>
+        <w:t xml:space="preserve"> </w:t>
+      </w:r>
+      <w:r>
+        <w:t xml:space="preserve">(WF-42 guards the clock), and pays out after</w:t>
+      </w:r>
+      <w:r>
+        <w:t xml:space="preserve"> </w:t>
+      </w:r>
+      <w:r>
+        <w:rPr>
+          <w:rStyle w:val="VerbatimChar"/>
+        </w:rPr>
+        <w:t xml:space="preserve">Contract Signed</w:t>
+      </w:r>
+      <w:r>
+        <w:t xml:space="preserve"> </w:t>
+      </w:r>
+      <w:r>
+        <w:t xml:space="preserve">flips the status to Won (WF-43).</w:t>
+      </w:r>
+      <w:r>
+        <w:t xml:space="preserve"> </w:t>
+      </w:r>
+      <w:r>
+        <w:rPr>
+          <w:rStyle w:val="VerbatimChar"/>
+        </w:rPr>
+        <w:t xml:space="preserve">Registration Submitted</w:t>
+      </w:r>
+      <w:r>
+        <w:t xml:space="preserve"> </w:t>
+      </w:r>
+      <w:r>
+        <w:t xml:space="preserve">and</w:t>
+      </w:r>
+      <w:r>
+        <w:t xml:space="preserve"> </w:t>
+      </w:r>
+      <w:r>
+        <w:rPr>
+          <w:rStyle w:val="VerbatimChar"/>
+        </w:rPr>
+        <w:t xml:space="preserve">Conflict Check</w:t>
+      </w:r>
+      <w:r>
+        <w:t xml:space="preserve"> </w:t>
+      </w:r>
+      <w:r>
+        <w:t xml:space="preserve">both sit at probability 0 and are excluded from the funnel and pie charts, because a submission that has not cleared conflict is not a deal.</w:t>
+      </w:r>
+    </w:p>
     <w:p>
       <w:pPr>
         <w:pStyle w:val="BodyText"/>

--- a/Enyrgy_GHL_Implementation_Guide_v3_9.docx
+++ b/Enyrgy_GHL_Implementation_Guide_v3_9.docx
@@ -11702,7 +11702,7 @@
               <w:pStyle w:val="Compact"/>
             </w:pPr>
             <w:r>
-              <w:t xml:space="preserve">WF-41 Dealer Deal Approved</w:t>
+              <w:t xml:space="preserve">WF-41 Dealer Registration Approved</w:t>
             </w:r>
           </w:p>
         </w:tc>
@@ -11717,29 +11717,134 @@
                 <w:b/>
                 <w:bCs/>
               </w:rPr>
-              <w:t xml:space="preserve">CONFIRM</w:t>
-            </w:r>
-          </w:p>
-        </w:tc>
-        <w:tc>
-          <w:tcPr/>
-          <w:p>
-            <w:pPr>
-              <w:pStyle w:val="Compact"/>
-            </w:pPr>
-            <w:r>
-              <w:t xml:space="preserve">Clear the registration after the conflict check and start the 90 day clock</w:t>
-            </w:r>
-          </w:p>
-        </w:tc>
-        <w:tc>
-          <w:tcPr/>
-          <w:p>
-            <w:pPr>
-              <w:pStyle w:val="Compact"/>
-            </w:pPr>
-            <w:r>
-              <w:t xml:space="preserve">Trigger and actions still to be confirmed against the live account.</w:t>
+              <w:t xml:space="preserve">Pipeline Stage Changed</w:t>
+            </w:r>
+            <w:r>
+              <w:t xml:space="preserve">, Commercial B2B Pipeline, stage</w:t>
+            </w:r>
+            <w:r>
+              <w:t xml:space="preserve"> </w:t>
+            </w:r>
+            <w:r>
+              <w:rPr>
+                <w:rStyle w:val="VerbatimChar"/>
+              </w:rPr>
+              <w:t xml:space="preserve">Prospect</w:t>
+            </w:r>
+            <w:r>
+              <w:t xml:space="preserve"> </w:t>
+            </w:r>
+            <w:r>
+              <w:t xml:space="preserve">(plus one further condition)</w:t>
+            </w:r>
+          </w:p>
+        </w:tc>
+        <w:tc>
+          <w:tcPr/>
+          <w:p>
+            <w:pPr>
+              <w:pStyle w:val="Compact"/>
+            </w:pPr>
+            <w:r>
+              <w:t xml:space="preserve">Confirm the registration to the dealer, but only if the clock was actually started</w:t>
+            </w:r>
+          </w:p>
+        </w:tc>
+        <w:tc>
+          <w:tcPr/>
+          <w:p>
+            <w:pPr>
+              <w:pStyle w:val="Compact"/>
+            </w:pPr>
+            <w:r>
+              <w:t xml:space="preserve">If/Else</w:t>
+            </w:r>
+            <w:r>
+              <w:t xml:space="preserve"> </w:t>
+            </w:r>
+            <w:r>
+              <w:rPr>
+                <w:rStyle w:val="VerbatimChar"/>
+              </w:rPr>
+              <w:t xml:space="preserve">Has the expiry date been set?</w:t>
+            </w:r>
+            <w:r>
+              <w:t xml:space="preserve"> </w:t>
+            </w:r>
+            <w:r>
+              <w:t xml:space="preserve">on</w:t>
+            </w:r>
+            <w:r>
+              <w:t xml:space="preserve"> </w:t>
+            </w:r>
+            <w:r>
+              <w:rPr>
+                <w:rStyle w:val="VerbatimChar"/>
+              </w:rPr>
+              <w:t xml:space="preserve">Exclusivity Expires</w:t>
+            </w:r>
+            <w:r>
+              <w:t xml:space="preserve">.</w:t>
+            </w:r>
+            <w:r>
+              <w:t xml:space="preserve"> </w:t>
+            </w:r>
+            <w:r>
+              <w:rPr>
+                <w:b/>
+                <w:bCs/>
+              </w:rPr>
+              <w:t xml:space="preserve">Date is set</w:t>
+            </w:r>
+            <w:r>
+              <w:t xml:space="preserve"> </w:t>
+            </w:r>
+            <w:r>
+              <w:t xml:space="preserve">branch sends</w:t>
+            </w:r>
+            <w:r>
+              <w:t xml:space="preserve"> </w:t>
+            </w:r>
+            <w:r>
+              <w:rPr>
+                <w:rStyle w:val="VerbatimChar"/>
+              </w:rPr>
+              <w:t xml:space="preserve">Confirm registration to dealer</w:t>
+            </w:r>
+            <w:r>
+              <w:t xml:space="preserve">.</w:t>
+            </w:r>
+            <w:r>
+              <w:t xml:space="preserve"> </w:t>
+            </w:r>
+            <w:r>
+              <w:rPr>
+                <w:b/>
+                <w:bCs/>
+              </w:rPr>
+              <w:t xml:space="preserve">None</w:t>
+            </w:r>
+            <w:r>
+              <w:t xml:space="preserve"> </w:t>
+            </w:r>
+            <w:r>
+              <w:t xml:space="preserve">branch sends an internal notification instead.</w:t>
+            </w:r>
+            <w:r>
+              <w:t xml:space="preserve"> </w:t>
+            </w:r>
+            <w:r>
+              <w:rPr>
+                <w:b/>
+                <w:bCs/>
+              </w:rPr>
+              <w:t xml:space="preserve">This is a deliberate guard:</w:t>
+            </w:r>
+            <w:r>
+              <w:t xml:space="preserve"> </w:t>
+            </w:r>
+            <w:r>
+              <w:t xml:space="preserve">a registration confirmed to a dealer without an expiry date is a claim with no clock, so the workflow refuses to confirm it and tells a human.</w:t>
             </w:r>
           </w:p>
         </w:tc>
@@ -11820,7 +11925,7 @@
               <w:pStyle w:val="Compact"/>
             </w:pPr>
             <w:r>
-              <w:t xml:space="preserve">WF-43 Dealer Commission Payout</w:t>
+              <w:t xml:space="preserve">WF-43 Dealer Commission at Close</w:t>
             </w:r>
           </w:p>
         </w:tc>
@@ -11835,29 +11940,100 @@
                 <w:b/>
                 <w:bCs/>
               </w:rPr>
-              <w:t xml:space="preserve">CONFIRM</w:t>
-            </w:r>
-          </w:p>
-        </w:tc>
-        <w:tc>
-          <w:tcPr/>
-          <w:p>
-            <w:pPr>
-              <w:pStyle w:val="Compact"/>
-            </w:pPr>
-            <w:r>
-              <w:t xml:space="preserve">Handle commission once the deal is won, against the ladder below</w:t>
-            </w:r>
-          </w:p>
-        </w:tc>
-        <w:tc>
-          <w:tcPr/>
-          <w:p>
-            <w:pPr>
-              <w:pStyle w:val="Compact"/>
-            </w:pPr>
-            <w:r>
-              <w:t xml:space="preserve">Trigger and actions still to be confirmed against the live account.</w:t>
+              <w:t xml:space="preserve">Pipeline Stage Changed</w:t>
+            </w:r>
+            <w:r>
+              <w:t xml:space="preserve">, Commercial B2B Pipeline, reached</w:t>
+            </w:r>
+            <w:r>
+              <w:t xml:space="preserve"> </w:t>
+            </w:r>
+            <w:r>
+              <w:rPr>
+                <w:rStyle w:val="VerbatimChar"/>
+              </w:rPr>
+              <w:t xml:space="preserve">Contract Signed</w:t>
+            </w:r>
+            <w:r>
+              <w:t xml:space="preserve"> </w:t>
+            </w:r>
+            <w:r>
+              <w:t xml:space="preserve">(plus one further condition)</w:t>
+            </w:r>
+          </w:p>
+        </w:tc>
+        <w:tc>
+          <w:tcPr/>
+          <w:p>
+            <w:pPr>
+              <w:pStyle w:val="Compact"/>
+            </w:pPr>
+            <w:r>
+              <w:t xml:space="preserve">Mark the deal Won, set the commission tier from the agreed price, alert Scott</w:t>
+            </w:r>
+          </w:p>
+        </w:tc>
+        <w:tc>
+          <w:tcPr/>
+          <w:p>
+            <w:pPr>
+              <w:pStyle w:val="Compact"/>
+            </w:pPr>
+            <w:r>
+              <w:rPr>
+                <w:b/>
+                <w:bCs/>
+              </w:rPr>
+              <w:t xml:space="preserve">Mark as Won runs first</w:t>
+            </w:r>
+            <w:r>
+              <w:t xml:space="preserve">, which is what closes the stage-versus-status gap described in Section 10. Then If/Else</w:t>
+            </w:r>
+            <w:r>
+              <w:t xml:space="preserve"> </w:t>
+            </w:r>
+            <w:r>
+              <w:rPr>
+                <w:rStyle w:val="VerbatimChar"/>
+              </w:rPr>
+              <w:t xml:space="preserve">Which commission tier?</w:t>
+            </w:r>
+            <w:r>
+              <w:t xml:space="preserve"> </w:t>
+            </w:r>
+            <w:r>
+              <w:t xml:space="preserve">branches on</w:t>
+            </w:r>
+            <w:r>
+              <w:t xml:space="preserve"> </w:t>
+            </w:r>
+            <w:r>
+              <w:rPr>
+                <w:rStyle w:val="VerbatimChar"/>
+              </w:rPr>
+              <w:t xml:space="preserve">Agreed Sale Price</w:t>
+            </w:r>
+            <w:r>
+              <w:t xml:space="preserve"> </w:t>
+            </w:r>
+            <w:r>
+              <w:t xml:space="preserve">into 25, 20 and 16 percent, each setting the tier and alerting Scott that commission is payable.</w:t>
+            </w:r>
+            <w:r>
+              <w:t xml:space="preserve"> </w:t>
+            </w:r>
+            <w:r>
+              <w:rPr>
+                <w:b/>
+                <w:bCs/>
+              </w:rPr>
+              <w:t xml:space="preserve">The None branch is the safety net:</w:t>
+            </w:r>
+            <w:r>
+              <w:t xml:space="preserve"> </w:t>
+            </w:r>
+            <w:r>
+              <w:t xml:space="preserve">a price below the MAP floor is flagged as below MAP, no commission is set, and Scott is alerted separately.</w:t>
             </w:r>
           </w:p>
         </w:tc>
@@ -11872,7 +12048,7 @@
           <w:b/>
           <w:bCs/>
         </w:rPr>
-        <w:t xml:space="preserve">The four workflows follow the Commercial pipeline stages in Section 10.</w:t>
+        <w:t xml:space="preserve">The four workflows hang off Commercial B2B pipeline stage changes.</w:t>
       </w:r>
       <w:r>
         <w:t xml:space="preserve"> </w:t>
@@ -11893,7 +12069,7 @@
         <w:t xml:space="preserve"> </w:t>
       </w:r>
       <w:r>
-        <w:t xml:space="preserve">(WF-40), clears or fails at</w:t>
+        <w:t xml:space="preserve">(WF-40). Someone works the</w:t>
       </w:r>
       <w:r>
         <w:t xml:space="preserve"> </w:t>
@@ -11908,7 +12084,7 @@
         <w:t xml:space="preserve"> </w:t>
       </w:r>
       <w:r>
-        <w:t xml:space="preserve">(WF-41), holds attribution for 90 days while the deal works through</w:t>
+        <w:t xml:space="preserve">stage by hand. Moving the opportunity to</w:t>
       </w:r>
       <w:r>
         <w:t xml:space="preserve"> </w:t>
@@ -11923,6 +12099,21 @@
         <w:t xml:space="preserve"> </w:t>
       </w:r>
       <w:r>
+        <w:t xml:space="preserve">is what signals the registration is approved, and that stage change fires WF-41. The 90 day clock then runs while the deal works through</w:t>
+      </w:r>
+      <w:r>
+        <w:t xml:space="preserve"> </w:t>
+      </w:r>
+      <w:r>
+        <w:rPr>
+          <w:rStyle w:val="VerbatimChar"/>
+        </w:rPr>
+        <w:t xml:space="preserve">Discovery</w:t>
+      </w:r>
+      <w:r>
+        <w:t xml:space="preserve"> </w:t>
+      </w:r>
+      <w:r>
         <w:t xml:space="preserve">to</w:t>
       </w:r>
       <w:r>
@@ -11935,10 +12126,7 @@
         <w:t xml:space="preserve">Negotiation</w:t>
       </w:r>
       <w:r>
-        <w:t xml:space="preserve"> </w:t>
-      </w:r>
-      <w:r>
-        <w:t xml:space="preserve">(WF-42 guards the clock), and pays out after</w:t>
+        <w:t xml:space="preserve">, guarded by WF-42. Reaching</w:t>
       </w:r>
       <w:r>
         <w:t xml:space="preserve"> </w:t>
@@ -11953,11 +12141,13 @@
         <w:t xml:space="preserve"> </w:t>
       </w:r>
       <w:r>
-        <w:t xml:space="preserve">flips the status to Won (WF-43).</w:t>
-      </w:r>
-      <w:r>
-        <w:t xml:space="preserve"> </w:t>
-      </w:r>
+        <w:t xml:space="preserve">fires WF-43, which marks the deal Won and sets the commission.</w:t>
+      </w:r>
+    </w:p>
+    <w:p>
+      <w:pPr>
+        <w:pStyle w:val="BodyText"/>
+      </w:pPr>
       <w:r>
         <w:rPr>
           <w:rStyle w:val="VerbatimChar"/>
@@ -11984,6 +12174,18 @@
       </w:r>
       <w:r>
         <w:t xml:space="preserve">both sit at probability 0 and are excluded from the funnel and pie charts, because a submission that has not cleared conflict is not a deal.</w:t>
+      </w:r>
+    </w:p>
+    <w:p>
+      <w:pPr>
+        <w:pStyle w:val="BodyText"/>
+      </w:pPr>
+      <w:r>
+        <w:rPr>
+          <w:b/>
+          <w:bCs/>
+        </w:rPr>
+        <w:t xml:space="preserve">Both triggers carry a second condition that is not visible in the builder summary. CONFIRM against the live account.</w:t>
       </w:r>
     </w:p>
     <w:p>
@@ -12438,23 +12640,132 @@
         </w:numPr>
       </w:pPr>
       <w:r>
-        <w:t xml:space="preserve">Remaining fields:</w:t>
-      </w:r>
-      <w:r>
-        <w:t xml:space="preserve"> </w:t>
-      </w:r>
-      <w:r>
-        <w:rPr>
+        <w:rPr>
+          <w:rStyle w:val="VerbatimChar"/>
           <w:b/>
           <w:bCs/>
         </w:rPr>
+        <w:t xml:space="preserve">Exclusivity Expires</w:t>
+      </w:r>
+      <w:r>
+        <w:t xml:space="preserve"> </w:t>
+      </w:r>
+      <w:r>
+        <w:t xml:space="preserve">(Date). The end of the 90 day registration. WF-41 refuses to confirm a registration to a dealer while this is empty.</w:t>
+      </w:r>
+    </w:p>
+    <w:p>
+      <w:pPr>
+        <w:pStyle w:val="Compact"/>
+        <w:numPr>
+          <w:ilvl w:val="0"/>
+          <w:numId w:val="1008"/>
+        </w:numPr>
+      </w:pPr>
+      <w:r>
+        <w:rPr>
+          <w:rStyle w:val="VerbatimChar"/>
+          <w:b/>
+          <w:bCs/>
+        </w:rPr>
+        <w:t xml:space="preserve">Agreed Sale Price</w:t>
+      </w:r>
+      <w:r>
+        <w:t xml:space="preserve">. WF-43 branches on this to pick the commission tier.</w:t>
+      </w:r>
+    </w:p>
+    <w:p>
+      <w:pPr>
+        <w:pStyle w:val="Compact"/>
+        <w:numPr>
+          <w:ilvl w:val="0"/>
+          <w:numId w:val="1008"/>
+        </w:numPr>
+      </w:pPr>
+      <w:r>
+        <w:t xml:space="preserve">A</w:t>
+      </w:r>
+      <w:r>
+        <w:t xml:space="preserve"> </w:t>
+      </w:r>
+      <w:r>
+        <w:rPr>
+          <w:b/>
+          <w:bCs/>
+        </w:rPr>
+        <w:t xml:space="preserve">commission tier</w:t>
+      </w:r>
+      <w:r>
+        <w:t xml:space="preserve"> </w:t>
+      </w:r>
+      <w:r>
+        <w:t xml:space="preserve">field, set to 25, 20 or 16 percent by WF-43, plus a</w:t>
+      </w:r>
+      <w:r>
+        <w:t xml:space="preserve"> </w:t>
+      </w:r>
+      <w:r>
+        <w:rPr>
+          <w:b/>
+          <w:bCs/>
+        </w:rPr>
+        <w:t xml:space="preserve">below MAP</w:t>
+      </w:r>
+      <w:r>
+        <w:t xml:space="preserve"> </w:t>
+      </w:r>
+      <w:r>
+        <w:t xml:space="preserve">flag on the None branch. Exact field names:</w:t>
+      </w:r>
+      <w:r>
+        <w:t xml:space="preserve"> </w:t>
+      </w:r>
+      <w:r>
+        <w:rPr>
+          <w:b/>
+          <w:bCs/>
+        </w:rPr>
         <w:t xml:space="preserve">CONFIRM.</w:t>
       </w:r>
-      <w:r>
-        <w:t xml:space="preserve"> </w:t>
-      </w:r>
-      <w:r>
-        <w:t xml:space="preserve">Scott to supply the full list from the GHL account.</w:t>
+    </w:p>
+    <w:p>
+      <w:pPr>
+        <w:pStyle w:val="Compact"/>
+        <w:numPr>
+          <w:ilvl w:val="0"/>
+          <w:numId w:val="1008"/>
+        </w:numPr>
+      </w:pPr>
+      <w:r>
+        <w:t xml:space="preserve">Any remaining fields:</w:t>
+      </w:r>
+      <w:r>
+        <w:t xml:space="preserve"> </w:t>
+      </w:r>
+      <w:r>
+        <w:rPr>
+          <w:b/>
+          <w:bCs/>
+        </w:rPr>
+        <w:t xml:space="preserve">CONFIRM</w:t>
+      </w:r>
+      <w:r>
+        <w:t xml:space="preserve"> </w:t>
+      </w:r>
+      <w:r>
+        <w:t xml:space="preserve">against</w:t>
+      </w:r>
+      <w:r>
+        <w:t xml:space="preserve"> </w:t>
+      </w:r>
+      <w:r>
+        <w:rPr>
+          <w:rStyle w:val="VerbatimChar"/>
+        </w:rPr>
+        <w:t xml:space="preserve">Settings &gt; Custom Fields &gt; Opportunity &gt; Dealer Registration</w:t>
+      </w:r>
+      <w:r>
+        <w:t xml:space="preserve">.</w:t>
       </w:r>
     </w:p>
     <w:p>

--- a/Enyrgy_GHL_Implementation_Guide_v3_9.docx
+++ b/Enyrgy_GHL_Implementation_Guide_v3_9.docx
@@ -10800,7 +10800,7 @@
           <w:b/>
           <w:bCs/>
         </w:rPr>
-        <w:t xml:space="preserve">Numbering gaps.</w:t>
+        <w:t xml:space="preserve">Numbering gaps, resolved.</w:t>
       </w:r>
       <w:r>
         <w:t xml:space="preserve"> </w:t>
@@ -10810,29 +10810,13 @@
           <w:b/>
           <w:bCs/>
         </w:rPr>
-        <w:t xml:space="preserve">WF-23 and WF-24 do not appear in this register and are not documented anywhere in the repository.</w:t>
-      </w:r>
-      <w:r>
-        <w:t xml:space="preserve"> </w:t>
-      </w:r>
-      <w:r>
-        <w:t xml:space="preserve">Either the numbers were skipped when the block was allocated, or two workflows exist in GHL that nobody has written down.</w:t>
-      </w:r>
-      <w:r>
-        <w:t xml:space="preserve"> </w:t>
-      </w:r>
-      <w:r>
-        <w:rPr>
-          <w:b/>
-          <w:bCs/>
-        </w:rPr>
-        <w:t xml:space="preserve">CONFIRM against the live account.</w:t>
-      </w:r>
-      <w:r>
-        <w:t xml:space="preserve"> </w:t>
-      </w:r>
-      <w:r>
-        <w:t xml:space="preserve">WF-36 to WF-39 are likewise unallocated; the dealer registration block starts at WF-40.</w:t>
+        <w:t xml:space="preserve">WF-23, WF-24 and WF-36 to WF-39 do not exist.</w:t>
+      </w:r>
+      <w:r>
+        <w:t xml:space="preserve"> </w:t>
+      </w:r>
+      <w:r>
+        <w:t xml:space="preserve">The numbers were skipped when the blocks were allocated (confirmed by Scott, 2026-08-25). Nothing is missing from this register, and nobody should go looking for them in the live account. The dealer registration block starts at WF-40.</w:t>
       </w:r>
     </w:p>
     <w:bookmarkEnd w:id="53"/>

--- a/Enyrgy_GHL_Implementation_Guide_v3_9.docx
+++ b/Enyrgy_GHL_Implementation_Guide_v3_9.docx
@@ -1518,7 +1518,7 @@
         <w:t xml:space="preserve">Landing-Page Deploy Recipe 46</w:t>
       </w:r>
     </w:p>
-    <w:bookmarkStart w:id="13" w:name="X903a202284d525ce488a2bb7897e84a177c088d"/>
+    <w:bookmarkStart w:id="23" w:name="X903a202284d525ce488a2bb7897e84a177c088d"/>
     <w:p>
       <w:pPr>
         <w:pStyle w:val="Heading1"/>
@@ -1527,7 +1527,7 @@
         <w:t xml:space="preserve">SECTION 1: ENYRGY COMPANY CONTEXT &amp; UPDATED FACTS</w:t>
       </w:r>
     </w:p>
-    <w:bookmarkStart w:id="9" w:name="enyrgy-at-a-glance"/>
+    <w:bookmarkStart w:id="19" w:name="enyrgy-at-a-glance"/>
     <w:p>
       <w:pPr>
         <w:pStyle w:val="Heading2"/>
@@ -1544,8 +1544,8 @@
         <w:t xml:space="preserve">Enyrgy is a health-technology company that has developed the world’s first intelligent precision phototherapy platform, the Enyrgy Vitamin D Primal Light Platform. The mission: restore the body’s natural ability to respond to sunlight with precision, safety, and measurable benefit.</w:t>
       </w:r>
     </w:p>
-    <w:bookmarkEnd w:id="9"/>
-    <w:bookmarkStart w:id="10" w:name="updated-company-metrics"/>
+    <w:bookmarkEnd w:id="19"/>
+    <w:bookmarkStart w:id="20" w:name="updated-company-metrics"/>
     <w:p>
       <w:pPr>
         <w:pStyle w:val="Heading2"/>
@@ -2025,8 +2025,8 @@
         </w:tc>
       </w:tr>
     </w:tbl>
-    <w:bookmarkEnd w:id="10"/>
-    <w:bookmarkStart w:id="11" w:name="the-primal-light-platform-triple-pathway"/>
+    <w:bookmarkEnd w:id="20"/>
+    <w:bookmarkStart w:id="21" w:name="the-primal-light-platform-triple-pathway"/>
     <w:p>
       <w:pPr>
         <w:pStyle w:val="Heading2"/>
@@ -2107,8 +2107,8 @@
         <w:t xml:space="preserve">No other solution delivers all three simultaneously. Supplements = Vitamin D only. Sunlight = 60x more time + cancer risk. Red light = different mechanism entirely (90% of Enyrgy customers use both). Enyrgy is a new category.</w:t>
       </w:r>
     </w:p>
-    <w:bookmarkEnd w:id="11"/>
-    <w:bookmarkStart w:id="12" w:name="revenue-streams-pricing"/>
+    <w:bookmarkEnd w:id="21"/>
+    <w:bookmarkStart w:id="22" w:name="revenue-streams-pricing"/>
     <w:p>
       <w:pPr>
         <w:pStyle w:val="Heading2"/>
@@ -2408,9 +2408,9 @@
         </w:tc>
       </w:tr>
     </w:tbl>
-    <w:bookmarkEnd w:id="12"/>
-    <w:bookmarkEnd w:id="13"/>
-    <w:bookmarkStart w:id="19" w:name="X8b291bc1562de733447dfbc535b382740163587"/>
+    <w:bookmarkEnd w:id="22"/>
+    <w:bookmarkEnd w:id="23"/>
+    <w:bookmarkStart w:id="29" w:name="X8b291bc1562de733447dfbc535b382740163587"/>
     <w:p>
       <w:pPr>
         <w:pStyle w:val="Heading1"/>
@@ -2419,7 +2419,7 @@
         <w:t xml:space="preserve">SECTION 2: AUTOMATION ARCHITECTURE: PAPERCLIP AGENT SYSTEM + HUMAN IN THE LOOP (HITL)</w:t>
       </w:r>
     </w:p>
-    <w:bookmarkStart w:id="14" w:name="Xdf30dccaf5aa0188cc920d15a267cfbdac2c3d4"/>
+    <w:bookmarkStart w:id="24" w:name="Xdf30dccaf5aa0188cc920d15a267cfbdac2c3d4"/>
     <w:p>
       <w:pPr>
         <w:pStyle w:val="Heading2"/>
@@ -2436,8 +2436,8 @@
         <w:t xml:space="preserve">The dividing line is a rule: agents do anything that benefits from speed, consistency, and scale. Humans do anything that benefits from judgment, trust, and authority. The moment a prospect signals real intent, booking a call, replying with a real question, committing capital, they become a human conversation. Everything before and after that moment is agent territory.</w:t>
       </w:r>
     </w:p>
-    <w:bookmarkEnd w:id="14"/>
-    <w:bookmarkStart w:id="15" w:name="consumer-and-commercial-funnels"/>
+    <w:bookmarkEnd w:id="24"/>
+    <w:bookmarkStart w:id="25" w:name="consumer-and-commercial-funnels"/>
     <w:p>
       <w:pPr>
         <w:pStyle w:val="Heading2"/>
@@ -2536,8 +2536,8 @@
         <w:t xml:space="preserve">WF-05 triggers the SDR agent to send the personalized proposal same day. The agent owns the next 12 days (Day 2 SMS, Day 5 objection email, Day 8 first-90-days email, Day 12 human-call flag). If they order before Day 12, WF-06 fires on unit_shipped.</w:t>
       </w:r>
     </w:p>
-    <w:bookmarkEnd w:id="15"/>
-    <w:bookmarkStart w:id="16" w:name="investor-funnel"/>
+    <w:bookmarkEnd w:id="25"/>
+    <w:bookmarkStart w:id="26" w:name="investor-funnel"/>
     <w:p>
       <w:pPr>
         <w:pStyle w:val="Heading2"/>
@@ -2662,8 +2662,8 @@
         <w:t xml:space="preserve">Subscription agreement, promissory note, KYC/AML, wire, all human. On investment_funded, the contact moves to Active Investor and CSM takes over the ongoing relationship.</w:t>
       </w:r>
     </w:p>
-    <w:bookmarkEnd w:id="16"/>
-    <w:bookmarkStart w:id="17" w:name="the-hitl-framework"/>
+    <w:bookmarkEnd w:id="26"/>
+    <w:bookmarkStart w:id="27" w:name="the-hitl-framework"/>
     <w:p>
       <w:pPr>
         <w:pStyle w:val="Heading2"/>
@@ -2726,8 +2726,8 @@
         <w:t xml:space="preserve">when a contact crosses into live human conversation, apply drip_bypass so the agent does not send another automated email while a personal dialogue is active.</w:t>
       </w:r>
     </w:p>
-    <w:bookmarkEnd w:id="17"/>
-    <w:bookmarkStart w:id="18" w:name="practical-daily-operating-rhythm"/>
+    <w:bookmarkEnd w:id="27"/>
+    <w:bookmarkStart w:id="28" w:name="practical-daily-operating-rhythm"/>
     <w:p>
       <w:pPr>
         <w:pStyle w:val="Heading2"/>
@@ -2820,9 +2820,9 @@
         <w:t xml:space="preserve">WF-10 fires; review new partner prospects before drip enrollment.</w:t>
       </w:r>
     </w:p>
-    <w:bookmarkEnd w:id="18"/>
-    <w:bookmarkEnd w:id="19"/>
-    <w:bookmarkStart w:id="27" w:name="section-3-paperclip-ai-agent-org-chart"/>
+    <w:bookmarkEnd w:id="28"/>
+    <w:bookmarkEnd w:id="29"/>
+    <w:bookmarkStart w:id="37" w:name="section-3-paperclip-ai-agent-org-chart"/>
     <w:p>
       <w:pPr>
         <w:pStyle w:val="Heading1"/>
@@ -2839,7 +2839,7 @@
         <w:t xml:space="preserve">Lead enters GHL -&gt; Dispatcher identifies funnel type -&gt; correct drip auto-enrolls -&gt; GHL sends each scheduled touch, agents handle replies and exceptions -&gt; lead score updates after each interaction -&gt; at threshold, SDR books discovery call -&gt; human closes. No engagement after full sequence -&gt; WF-08 re-enrolls for reactivation after 60-day pause.</w:t>
       </w:r>
     </w:p>
-    <w:bookmarkStart w:id="20" w:name="c-suite-layer-3-agents"/>
+    <w:bookmarkStart w:id="30" w:name="c-suite-layer-3-agents"/>
     <w:p>
       <w:pPr>
         <w:pStyle w:val="Heading2"/>
@@ -3089,8 +3089,8 @@
         </w:tc>
       </w:tr>
     </w:tbl>
-    <w:bookmarkEnd w:id="20"/>
-    <w:bookmarkStart w:id="21" w:name="coo-division-7-agents"/>
+    <w:bookmarkEnd w:id="30"/>
+    <w:bookmarkStart w:id="31" w:name="coo-division-7-agents"/>
     <w:p>
       <w:pPr>
         <w:pStyle w:val="Heading2"/>
@@ -3439,8 +3439,8 @@
         </w:tc>
       </w:tr>
     </w:tbl>
-    <w:bookmarkEnd w:id="21"/>
-    <w:bookmarkStart w:id="22" w:name="cro-division-6-agents"/>
+    <w:bookmarkEnd w:id="31"/>
+    <w:bookmarkStart w:id="32" w:name="cro-division-6-agents"/>
     <w:p>
       <w:pPr>
         <w:pStyle w:val="Heading2"/>
@@ -3751,8 +3751,8 @@
         </w:tc>
       </w:tr>
     </w:tbl>
-    <w:bookmarkEnd w:id="22"/>
-    <w:bookmarkStart w:id="23" w:name="agent-to-workflow-mapping"/>
+    <w:bookmarkEnd w:id="32"/>
+    <w:bookmarkStart w:id="33" w:name="agent-to-workflow-mapping"/>
     <w:p>
       <w:pPr>
         <w:pStyle w:val="Heading2"/>
@@ -4215,8 +4215,8 @@
         </w:tc>
       </w:tr>
     </w:tbl>
-    <w:bookmarkEnd w:id="23"/>
-    <w:bookmarkStart w:id="24" w:name="compliance-gate-non-negotiable-rules"/>
+    <w:bookmarkEnd w:id="33"/>
+    <w:bookmarkStart w:id="34" w:name="compliance-gate-non-negotiable-rules"/>
     <w:p>
       <w:pPr>
         <w:pStyle w:val="Heading2"/>
@@ -4309,8 +4309,8 @@
         <w:t xml:space="preserve">all investor materials approved before loading into GHL.</w:t>
       </w:r>
     </w:p>
-    <w:bookmarkEnd w:id="24"/>
-    <w:bookmarkStart w:id="25" w:name="phase-2-recommended-agent-additions"/>
+    <w:bookmarkEnd w:id="34"/>
+    <w:bookmarkStart w:id="35" w:name="phase-2-recommended-agent-additions"/>
     <w:p>
       <w:pPr>
         <w:pStyle w:val="Heading2"/>
@@ -4327,8 +4327,8 @@
         <w:t xml:space="preserve">Reporting Agent (HIGH), Proposal Writer (HIGH), OEM Pipeline Agent (HIGH), Podcast Attribution Agent (MEDIUM), Clinical Concierge (MEDIUM), Billing Agent (MEDIUM).</w:t>
       </w:r>
     </w:p>
-    <w:bookmarkEnd w:id="25"/>
-    <w:bookmarkStart w:id="26" w:name="Xc2f99f9bd9420e4da2d5f0ff310a3de23f854a9"/>
+    <w:bookmarkEnd w:id="35"/>
+    <w:bookmarkStart w:id="36" w:name="Xc2f99f9bd9420e4da2d5f0ff310a3de23f854a9"/>
     <w:p>
       <w:pPr>
         <w:pStyle w:val="Heading2"/>
@@ -4355,9 +4355,9 @@
         <w:t xml:space="preserve">ATTORNEY CONFIRMED: PPM may be sent after intro meeting without accreditation. Accreditation required before accepting investment. Not before PPM.</w:t>
       </w:r>
     </w:p>
-    <w:bookmarkEnd w:id="26"/>
-    <w:bookmarkEnd w:id="27"/>
-    <w:bookmarkStart w:id="28" w:name="section-4-five-funnel-types-in-ghl"/>
+    <w:bookmarkEnd w:id="36"/>
+    <w:bookmarkEnd w:id="37"/>
+    <w:bookmarkStart w:id="38" w:name="section-4-five-funnel-types-in-ghl"/>
     <w:p>
       <w:pPr>
         <w:pStyle w:val="Heading1"/>
@@ -4715,8 +4715,8 @@
         </w:tc>
       </w:tr>
     </w:tbl>
-    <w:bookmarkEnd w:id="28"/>
-    <w:bookmarkStart w:id="31" w:name="section-5-ghl-account-structure"/>
+    <w:bookmarkEnd w:id="38"/>
+    <w:bookmarkStart w:id="41" w:name="section-5-ghl-account-structure"/>
     <w:p>
       <w:pPr>
         <w:pStyle w:val="Heading1"/>
@@ -4725,7 +4725,7 @@
         <w:t xml:space="preserve">SECTION 5: GHL ACCOUNT STRUCTURE</w:t>
       </w:r>
     </w:p>
-    <w:bookmarkStart w:id="29" w:name="key-urls"/>
+    <w:bookmarkStart w:id="39" w:name="key-urls"/>
     <w:p>
       <w:pPr>
         <w:pStyle w:val="Heading2"/>
@@ -4973,8 +4973,8 @@
         </w:tc>
       </w:tr>
     </w:tbl>
-    <w:bookmarkEnd w:id="29"/>
-    <w:bookmarkStart w:id="30" w:name="phone-system"/>
+    <w:bookmarkEnd w:id="39"/>
+    <w:bookmarkStart w:id="40" w:name="phone-system"/>
     <w:p>
       <w:pPr>
         <w:pStyle w:val="Heading2"/>
@@ -5103,9 +5103,9 @@
         <w:t xml:space="preserve">SHAKEN/STIR: Approved &amp; Verified</w:t>
       </w:r>
     </w:p>
-    <w:bookmarkEnd w:id="30"/>
-    <w:bookmarkEnd w:id="31"/>
-    <w:bookmarkStart w:id="32" w:name="section-6-calendar-reference"/>
+    <w:bookmarkEnd w:id="40"/>
+    <w:bookmarkEnd w:id="41"/>
+    <w:bookmarkStart w:id="42" w:name="section-6-calendar-reference"/>
     <w:p>
       <w:pPr>
         <w:pStyle w:val="Heading1"/>
@@ -5497,8 +5497,8 @@
         </w:tc>
       </w:tr>
     </w:tbl>
-    <w:bookmarkEnd w:id="32"/>
-    <w:bookmarkStart w:id="34" w:name="section-7-team-reference"/>
+    <w:bookmarkEnd w:id="42"/>
+    <w:bookmarkStart w:id="44" w:name="section-7-team-reference"/>
     <w:p>
       <w:pPr>
         <w:pStyle w:val="Heading1"/>
@@ -5932,7 +5932,7 @@
         </w:tc>
       </w:tr>
     </w:tbl>
-    <w:bookmarkStart w:id="33" w:name="funnel-ownership"/>
+    <w:bookmarkStart w:id="43" w:name="funnel-ownership"/>
     <w:p>
       <w:pPr>
         <w:pStyle w:val="Heading2"/>
@@ -6281,9 +6281,9 @@
         </w:tc>
       </w:tr>
     </w:tbl>
-    <w:bookmarkEnd w:id="33"/>
-    <w:bookmarkEnd w:id="34"/>
-    <w:bookmarkStart w:id="42" w:name="section-8-ghl-contact-fields"/>
+    <w:bookmarkEnd w:id="43"/>
+    <w:bookmarkEnd w:id="44"/>
+    <w:bookmarkStart w:id="52" w:name="section-8-ghl-contact-fields"/>
     <w:p>
       <w:pPr>
         <w:pStyle w:val="Heading1"/>
@@ -6292,7 +6292,7 @@
         <w:t xml:space="preserve">SECTION 8: GHL CONTACT FIELDS</w:t>
       </w:r>
     </w:p>
-    <w:bookmarkStart w:id="35" w:name="folder-structure"/>
+    <w:bookmarkStart w:id="45" w:name="folder-structure"/>
     <w:p>
       <w:pPr>
         <w:pStyle w:val="Heading2"/>
@@ -6514,8 +6514,8 @@
         </w:tc>
       </w:tr>
     </w:tbl>
-    <w:bookmarkEnd w:id="35"/>
-    <w:bookmarkStart w:id="36" w:name="universal-fields"/>
+    <w:bookmarkEnd w:id="45"/>
+    <w:bookmarkStart w:id="46" w:name="universal-fields"/>
     <w:p>
       <w:pPr>
         <w:pStyle w:val="Heading2"/>
@@ -6532,8 +6532,8 @@
         <w:t xml:space="preserve">Client Type (dropdown), Funnel Stage (dropdown), Assigned Agent (text), Last Agent Touch (date, Sentinel monitors &gt;5 days), Lead Score (0-100 auto), Qualification Status (dropdown), Communication Preference (dropdown), Compliance Reviewed (dropdown), How Heard Specific (text), Referral Source Contact ID (text).</w:t>
       </w:r>
     </w:p>
-    <w:bookmarkEnd w:id="36"/>
-    <w:bookmarkStart w:id="37" w:name="consumer-fields"/>
+    <w:bookmarkEnd w:id="46"/>
+    <w:bookmarkStart w:id="47" w:name="consumer-fields"/>
     <w:p>
       <w:pPr>
         <w:pStyle w:val="Heading2"/>
@@ -6550,8 +6550,8 @@
         <w:t xml:space="preserve">Vitamin D Deficient Self Reported, Current Solution, Health Goal, Skin Type Fitzpatrick (I-VI), Finance Preference (Cash/Financing/Installment/Rent/Not Sure), Use Case, How Heard Podcast, Unit Order Date, Unit Ship Date, Sessions Completed, Time Using Enyrgy, Results Noticed, Would Recommend, Marketing Permission.</w:t>
       </w:r>
     </w:p>
-    <w:bookmarkEnd w:id="37"/>
-    <w:bookmarkStart w:id="38" w:name="commercial-fields"/>
+    <w:bookmarkEnd w:id="47"/>
+    <w:bookmarkStart w:id="48" w:name="commercial-fields"/>
     <w:p>
       <w:pPr>
         <w:pStyle w:val="Heading2"/>
@@ -6568,8 +6568,8 @@
         <w:t xml:space="preserve">Business Type, Number of Locations, Current Wellness Offerings, Decision Maker Name, Estimated Units Needed, Estimated Deal Value, Has Seen Demo, ROI Model Sent.</w:t>
       </w:r>
     </w:p>
-    <w:bookmarkEnd w:id="38"/>
-    <w:bookmarkStart w:id="39" w:name="investor-fields"/>
+    <w:bookmarkEnd w:id="48"/>
+    <w:bookmarkStart w:id="49" w:name="investor-fields"/>
     <w:p>
       <w:pPr>
         <w:pStyle w:val="Heading2"/>
@@ -6586,8 +6586,8 @@
         <w:t xml:space="preserve">Investor Type, Accredited Verified (COMPLIANCE GATE), Minimum Investment Amount, Investment Structure Preference (Debt/Equity/Convertible/SAFE/Not Sure), Target Return, Has Received PPM, Investment Timeline, Amount Committed, Amount Funded.</w:t>
       </w:r>
     </w:p>
-    <w:bookmarkEnd w:id="39"/>
-    <w:bookmarkStart w:id="40" w:name="partner-fields"/>
+    <w:bookmarkEnd w:id="49"/>
+    <w:bookmarkStart w:id="50" w:name="partner-fields"/>
     <w:p>
       <w:pPr>
         <w:pStyle w:val="Heading2"/>
@@ -6604,8 +6604,8 @@
         <w:t xml:space="preserve">Partnership Model, Partnership Status, Distribution Reach, Territory, NDA Signed, LOI Signed, Contract Expiry, Monthly Units Capacity.</w:t>
       </w:r>
     </w:p>
-    <w:bookmarkEnd w:id="40"/>
-    <w:bookmarkStart w:id="41" w:name="vendor-fields"/>
+    <w:bookmarkEnd w:id="50"/>
+    <w:bookmarkStart w:id="51" w:name="vendor-fields"/>
     <w:p>
       <w:pPr>
         <w:pStyle w:val="Heading2"/>
@@ -6622,9 +6622,9 @@
         <w:t xml:space="preserve">Vendor Category, Vendor Status, Contract On File, Vendor Contract Expiry, Monthly Spend, Primary Contact Name, Vendor Notes.</w:t>
       </w:r>
     </w:p>
-    <w:bookmarkEnd w:id="41"/>
-    <w:bookmarkEnd w:id="42"/>
-    <w:bookmarkStart w:id="43" w:name="section-9-tag-taxonomy"/>
+    <w:bookmarkEnd w:id="51"/>
+    <w:bookmarkEnd w:id="52"/>
+    <w:bookmarkStart w:id="53" w:name="section-9-tag-taxonomy"/>
     <w:p>
       <w:pPr>
         <w:pStyle w:val="Heading1"/>
@@ -6872,8 +6872,8 @@
         <w:t xml:space="preserve">source_device_app</w:t>
       </w:r>
     </w:p>
-    <w:bookmarkEnd w:id="43"/>
-    <w:bookmarkStart w:id="44" w:name="section-10-pipelines"/>
+    <w:bookmarkEnd w:id="53"/>
+    <w:bookmarkStart w:id="54" w:name="section-10-pipelines"/>
     <w:p>
       <w:pPr>
         <w:pStyle w:val="Heading1"/>
@@ -7222,8 +7222,8 @@
         <w:t xml:space="preserve">flips to Won, so the close workflow sets both.</w:t>
       </w:r>
     </w:p>
-    <w:bookmarkEnd w:id="44"/>
-    <w:bookmarkStart w:id="50" w:name="section-11-drip-campaigns"/>
+    <w:bookmarkEnd w:id="54"/>
+    <w:bookmarkStart w:id="60" w:name="section-11-drip-campaigns"/>
     <w:p>
       <w:pPr>
         <w:pStyle w:val="Heading1"/>
@@ -7232,7 +7232,7 @@
         <w:t xml:space="preserve">SECTION 11: DRIP CAMPAIGNS</w:t>
       </w:r>
     </w:p>
-    <w:bookmarkStart w:id="45" w:name="campaign-overview"/>
+    <w:bookmarkStart w:id="55" w:name="campaign-overview"/>
     <w:p>
       <w:pPr>
         <w:pStyle w:val="Heading2"/>
@@ -7659,8 +7659,8 @@
         </w:tc>
       </w:tr>
     </w:tbl>
-    <w:bookmarkEnd w:id="45"/>
-    <w:bookmarkStart w:id="46" w:name="bypass-logic"/>
+    <w:bookmarkEnd w:id="55"/>
+    <w:bookmarkStart w:id="56" w:name="bypass-logic"/>
     <w:p>
       <w:pPr>
         <w:pStyle w:val="Heading2"/>
@@ -7823,8 +7823,8 @@
         <w:t xml:space="preserve">Consumer lead-magnet capture workflows apply magnet_lead + drip_bypass to route leads into purpose-built series and suppress the general Consumer Drip.</w:t>
       </w:r>
     </w:p>
-    <w:bookmarkEnd w:id="46"/>
-    <w:bookmarkStart w:id="47" w:name="consumer-drip-gating-new-in-v3.7"/>
+    <w:bookmarkEnd w:id="56"/>
+    <w:bookmarkStart w:id="57" w:name="consumer-drip-gating-new-in-v3.7"/>
     <w:p>
       <w:pPr>
         <w:pStyle w:val="Heading2"/>
@@ -7850,8 +7850,8 @@
         <w:t xml:space="preserve">: contacts whose tags do NOT include drip_bypass run all 12 touches; contacts with drip_bypass are routed to END. This prevents the collision where magnet leads received both their purpose-built series and the general drip. The Consumer Drip’s correct role is now general consumer leads who did NOT enter through a lead magnet.</w:t>
       </w:r>
     </w:p>
-    <w:bookmarkEnd w:id="47"/>
-    <w:bookmarkStart w:id="48" w:name="consumer-drip-12-touch-sequence"/>
+    <w:bookmarkEnd w:id="57"/>
+    <w:bookmarkStart w:id="58" w:name="consumer-drip-12-touch-sequence"/>
     <w:p>
       <w:pPr>
         <w:pStyle w:val="Heading2"/>
@@ -8551,8 +8551,8 @@
         </w:tc>
       </w:tr>
     </w:tbl>
-    <w:bookmarkEnd w:id="48"/>
-    <w:bookmarkStart w:id="49" w:name="investor-drip-8-touch-sequence"/>
+    <w:bookmarkEnd w:id="58"/>
+    <w:bookmarkStart w:id="59" w:name="investor-drip-8-touch-sequence"/>
     <w:p>
       <w:pPr>
         <w:pStyle w:val="Heading2"/>
@@ -9060,9 +9060,9 @@
         <w:t xml:space="preserve">ATTORNEY CONFIRMED: Touch 7 PPM fires after intro meeting is marked complete. No accreditation gate on PPM delivery. Accreditation form is sent when investor signals intent to commit (Stage 5). Per Enyrgy’s securities attorney.</w:t>
       </w:r>
     </w:p>
-    <w:bookmarkEnd w:id="49"/>
-    <w:bookmarkEnd w:id="50"/>
-    <w:bookmarkStart w:id="59" w:name="section-12-core-workflows"/>
+    <w:bookmarkEnd w:id="59"/>
+    <w:bookmarkEnd w:id="60"/>
+    <w:bookmarkStart w:id="69" w:name="section-12-core-workflows"/>
     <w:p>
       <w:pPr>
         <w:pStyle w:val="Heading1"/>
@@ -9071,7 +9071,7 @@
         <w:t xml:space="preserve">SECTION 12: CORE WORKFLOWS</w:t>
       </w:r>
     </w:p>
-    <w:bookmarkStart w:id="51" w:name="wf-01-through-wf-10"/>
+    <w:bookmarkStart w:id="61" w:name="wf-01-through-wf-10"/>
     <w:p>
       <w:pPr>
         <w:pStyle w:val="Heading2"/>
@@ -9775,8 +9775,8 @@
         </w:tc>
       </w:tr>
     </w:tbl>
-    <w:bookmarkEnd w:id="51"/>
-    <w:bookmarkStart w:id="52" w:name="X5bc6bf71dba644c700ee4f719d5b4f05d19bbd5"/>
+    <w:bookmarkEnd w:id="61"/>
+    <w:bookmarkStart w:id="62" w:name="X5bc6bf71dba644c700ee4f719d5b4f05d19bbd5"/>
     <w:p>
       <w:pPr>
         <w:pStyle w:val="Heading2"/>
@@ -10388,8 +10388,8 @@
         </w:tc>
       </w:tr>
     </w:tbl>
-    <w:bookmarkEnd w:id="52"/>
-    <w:bookmarkStart w:id="53" w:name="X8d435e32d4d50adbb3dde89b2f7d1b6ee32f88d"/>
+    <w:bookmarkEnd w:id="62"/>
+    <w:bookmarkStart w:id="63" w:name="X8d435e32d4d50adbb3dde89b2f7d1b6ee32f88d"/>
     <w:p>
       <w:pPr>
         <w:pStyle w:val="Heading2"/>
@@ -10819,8 +10819,8 @@
         <w:t xml:space="preserve">The numbers were skipped when the blocks were allocated (confirmed by Scott, 2026-08-25). Nothing is missing from this register, and nobody should go looking for them in the live account. The dealer registration block starts at WF-40.</w:t>
       </w:r>
     </w:p>
-    <w:bookmarkEnd w:id="53"/>
-    <w:bookmarkStart w:id="54" w:name="X9810ec7f62b2338d56466c983e3d36a26fc107d"/>
+    <w:bookmarkEnd w:id="63"/>
+    <w:bookmarkStart w:id="64" w:name="X9810ec7f62b2338d56466c983e3d36a26fc107d"/>
     <w:p>
       <w:pPr>
         <w:pStyle w:val="Heading2"/>
@@ -11445,8 +11445,8 @@
         <w:t xml:space="preserve">(feeds WF-06 onboarding), and the abandoned-checkout webhook (developer).</w:t>
       </w:r>
     </w:p>
-    <w:bookmarkEnd w:id="54"/>
-    <w:bookmarkStart w:id="55" w:name="X3c4738bc9843a482d60919c864badabe81e6734"/>
+    <w:bookmarkEnd w:id="64"/>
+    <w:bookmarkStart w:id="65" w:name="X3c4738bc9843a482d60919c864badabe81e6734"/>
     <w:p>
       <w:pPr>
         <w:pStyle w:val="Heading2"/>
@@ -12507,8 +12507,8 @@
         <w:t xml:space="preserve">.</w:t>
       </w:r>
     </w:p>
-    <w:bookmarkEnd w:id="55"/>
-    <w:bookmarkStart w:id="56" w:name="X2698e74b1af9aaaf59965bb650c04f8b8dcdf99"/>
+    <w:bookmarkEnd w:id="65"/>
+    <w:bookmarkStart w:id="66" w:name="X2698e74b1af9aaaf59965bb650c04f8b8dcdf99"/>
     <w:p>
       <w:pPr>
         <w:pStyle w:val="Heading2"/>
@@ -12857,8 +12857,8 @@
         <w:t xml:space="preserve">is a deal nobody can be paid for, and is a fault to investigate rather than a record to leave.</w:t>
       </w:r>
     </w:p>
-    <w:bookmarkEnd w:id="56"/>
-    <w:bookmarkStart w:id="57" w:name="X2641a18717343a2a2c6fd2506cd768d5e543fc6"/>
+    <w:bookmarkEnd w:id="66"/>
+    <w:bookmarkStart w:id="67" w:name="X2641a18717343a2a2c6fd2506cd768d5e543fc6"/>
     <w:p>
       <w:pPr>
         <w:pStyle w:val="Heading2"/>
@@ -13091,8 +13091,8 @@
         <w:t xml:space="preserve">condition, the bypass gate is a first-step If/Else inside the Consumer Drip, WF-02, and WF-04. Full detail in Section 24.</w:t>
       </w:r>
     </w:p>
-    <w:bookmarkEnd w:id="57"/>
-    <w:bookmarkStart w:id="58" w:name="lead-scoring-model"/>
+    <w:bookmarkEnd w:id="67"/>
+    <w:bookmarkStart w:id="68" w:name="lead-scoring-model"/>
     <w:p>
       <w:pPr>
         <w:pStyle w:val="Heading2"/>
@@ -13109,9 +13109,9 @@
         <w:t xml:space="preserve">Email Opened +6 · Appointment Confirmed +21 · Contact Reply +11 · Appointment Booked +21.</w:t>
       </w:r>
     </w:p>
-    <w:bookmarkEnd w:id="58"/>
-    <w:bookmarkEnd w:id="59"/>
-    <w:bookmarkStart w:id="60" w:name="X0c20422ed8ac108c0bc9dd737a232b220bacd70"/>
+    <w:bookmarkEnd w:id="68"/>
+    <w:bookmarkEnd w:id="69"/>
+    <w:bookmarkStart w:id="70" w:name="X0c20422ed8ac108c0bc9dd737a232b220bacd70"/>
     <w:p>
       <w:pPr>
         <w:pStyle w:val="Heading1"/>
@@ -13377,8 +13377,8 @@
         <w:t xml:space="preserve">the domain is in reputation warmup. Consumer opt-ins one at a time are a healthy warmup pattern. Do NOT bulk-send to the 600+ existing customer list from this domain on day one, ramp gradually.</w:t>
       </w:r>
     </w:p>
-    <w:bookmarkEnd w:id="60"/>
-    <w:bookmarkStart w:id="69" w:name="section-14-content-rules-updated-in-v3.7"/>
+    <w:bookmarkEnd w:id="70"/>
+    <w:bookmarkStart w:id="79" w:name="section-14-content-rules-updated-in-v3.7"/>
     <w:p>
       <w:pPr>
         <w:pStyle w:val="Heading1"/>
@@ -13387,7 +13387,7 @@
         <w:t xml:space="preserve">SECTION 14: CONTENT RULES (UPDATED in v3.7)</w:t>
       </w:r>
     </w:p>
-    <w:bookmarkStart w:id="61" w:name="X5efa0766421bd09f1227051e34376c42a99a8cb"/>
+    <w:bookmarkStart w:id="71" w:name="X5efa0766421bd09f1227051e34376c42a99a8cb"/>
     <w:p>
       <w:pPr>
         <w:pStyle w:val="Heading2"/>
@@ -13510,8 +13510,8 @@
         <w:t xml:space="preserve">match the skill to the asset’s JOB, not its topic. Landing pages and guides require a full skills pass even when derived from already-refined material. Evidence-forward credibility (not narrative) is required on research guides and conversion pages for skeptical buyers.</w:t>
       </w:r>
     </w:p>
-    <w:bookmarkEnd w:id="61"/>
-    <w:bookmarkStart w:id="62" w:name="writing-rules"/>
+    <w:bookmarkEnd w:id="71"/>
+    <w:bookmarkStart w:id="72" w:name="writing-rules"/>
     <w:p>
       <w:pPr>
         <w:pStyle w:val="Heading2"/>
@@ -13633,8 +13633,8 @@
         <w:t xml:space="preserve">Order URL: https://shop.enyrgy.com/products/uvb-light-therapy · Device Registration: https://api.enyrgy.com/</w:t>
       </w:r>
     </w:p>
-    <w:bookmarkEnd w:id="62"/>
-    <w:bookmarkStart w:id="63" w:name="X797d2c75cb682f40ae0a7775fed78efc1f71c46"/>
+    <w:bookmarkEnd w:id="72"/>
+    <w:bookmarkStart w:id="73" w:name="X797d2c75cb682f40ae0a7775fed78efc1f71c46"/>
     <w:p>
       <w:pPr>
         <w:pStyle w:val="Heading2"/>
@@ -13802,8 +13802,8 @@
         <w:t xml:space="preserve">.</w:t>
       </w:r>
     </w:p>
-    <w:bookmarkEnd w:id="63"/>
-    <w:bookmarkStart w:id="64" w:name="positioning-rules-new-in-v3.9.7"/>
+    <w:bookmarkEnd w:id="73"/>
+    <w:bookmarkStart w:id="74" w:name="positioning-rules-new-in-v3.9.7"/>
     <w:p>
       <w:pPr>
         <w:pStyle w:val="Heading2"/>
@@ -14130,8 +14130,8 @@
         <w:t xml:space="preserve">, because the transaction is still consumer to Enyrgy. A facility buying units for its business is not, and neither is any membership or session fee that includes Enyrgy access. Never suggest routing a facility purchase through an individual to obtain eligibility.</w:t>
       </w:r>
     </w:p>
-    <w:bookmarkEnd w:id="64"/>
-    <w:bookmarkStart w:id="65" w:name="X853e0a91a1e222f2ef618e244a96dd8e18997f9"/>
+    <w:bookmarkEnd w:id="74"/>
+    <w:bookmarkStart w:id="75" w:name="X853e0a91a1e222f2ef618e244a96dd8e18997f9"/>
     <w:p>
       <w:pPr>
         <w:pStyle w:val="Heading2"/>
@@ -14301,8 +14301,8 @@
         <w:t xml:space="preserve">Sessions are taken on the torso, on unbroken healthy skin. Never pair the wound-repair research with usage instructions in the same passage.</w:t>
       </w:r>
     </w:p>
-    <w:bookmarkEnd w:id="65"/>
-    <w:bookmarkStart w:id="66" w:name="brand-standards-new-in-v3.7-locked"/>
+    <w:bookmarkEnd w:id="75"/>
+    <w:bookmarkStart w:id="76" w:name="brand-standards-new-in-v3.7-locked"/>
     <w:p>
       <w:pPr>
         <w:pStyle w:val="Heading2"/>
@@ -14355,8 +14355,8 @@
         <w:t xml:space="preserve">Approved terms: BioCalibrated Sunshine™ (personalized-dosing/skin-type angle), Triple-Pathway Advantage™.</w:t>
       </w:r>
     </w:p>
-    <w:bookmarkEnd w:id="66"/>
-    <w:bookmarkStart w:id="67" w:name="Xfe01eca712cc1036100477333073c92282aeab4"/>
+    <w:bookmarkEnd w:id="76"/>
+    <w:bookmarkStart w:id="77" w:name="Xfe01eca712cc1036100477333073c92282aeab4"/>
     <w:p>
       <w:pPr>
         <w:pStyle w:val="Heading2"/>
@@ -14385,8 +14385,8 @@
         <w:t xml:space="preserve">is false framing and must not be used.</w:t>
       </w:r>
     </w:p>
-    <w:bookmarkEnd w:id="67"/>
-    <w:bookmarkStart w:id="68" w:name="prohibited-words-compliance"/>
+    <w:bookmarkEnd w:id="77"/>
+    <w:bookmarkStart w:id="78" w:name="prohibited-words-compliance"/>
     <w:p>
       <w:pPr>
         <w:pStyle w:val="Heading2"/>
@@ -14403,9 +14403,9 @@
         <w:t xml:space="preserve">treat, cure, diagnose, disease, prescription, FDA-approved, medical treatment, heal, fix, medication, illness, clinical diagnosis, therapeutic treatment. Review all client-facing content against the 2026 January FDA Guidelines for Wellness Products before use.</w:t>
       </w:r>
     </w:p>
-    <w:bookmarkEnd w:id="68"/>
-    <w:bookmarkEnd w:id="69"/>
-    <w:bookmarkStart w:id="70" w:name="section-15-approved-talking-points"/>
+    <w:bookmarkEnd w:id="78"/>
+    <w:bookmarkEnd w:id="79"/>
+    <w:bookmarkStart w:id="80" w:name="section-15-approved-talking-points"/>
     <w:p>
       <w:pPr>
         <w:pStyle w:val="Heading1"/>
@@ -14579,8 +14579,8 @@
         <w:t xml:space="preserve">Sunlight. Evolved.</w:t>
       </w:r>
     </w:p>
-    <w:bookmarkEnd w:id="70"/>
-    <w:bookmarkStart w:id="73" w:name="section-16-commercial-roi-model"/>
+    <w:bookmarkEnd w:id="80"/>
+    <w:bookmarkStart w:id="83" w:name="section-16-commercial-roi-model"/>
     <w:p>
       <w:pPr>
         <w:pStyle w:val="Heading1"/>
@@ -14589,7 +14589,7 @@
         <w:t xml:space="preserve">SECTION 16: COMMERCIAL ROI MODEL</w:t>
       </w:r>
     </w:p>
-    <w:bookmarkStart w:id="71" w:name="model-a-pay-per-modality"/>
+    <w:bookmarkStart w:id="81" w:name="model-a-pay-per-modality"/>
     <w:p>
       <w:pPr>
         <w:pStyle w:val="Heading2"/>
@@ -14802,8 +14802,8 @@
         <w:t xml:space="preserve">Device cost: $8,950. Payback at 50 clients: under 4 months.</w:t>
       </w:r>
     </w:p>
-    <w:bookmarkEnd w:id="71"/>
-    <w:bookmarkStart w:id="72" w:name="model-b-membership-tier-upgrade"/>
+    <w:bookmarkEnd w:id="81"/>
+    <w:bookmarkStart w:id="82" w:name="model-b-membership-tier-upgrade"/>
     <w:p>
       <w:pPr>
         <w:pStyle w:val="Heading2"/>
@@ -14838,9 +14838,9 @@
         <w:t xml:space="preserve">at 5 sessions/day at $50/session at 250 operating days = $62,500 gross Year 1; after device cost, $53,550 net = 6.0x ROI on a single unit.</w:t>
       </w:r>
     </w:p>
-    <w:bookmarkEnd w:id="72"/>
-    <w:bookmarkEnd w:id="73"/>
-    <w:bookmarkStart w:id="74" w:name="section-17-investor-offering-details"/>
+    <w:bookmarkEnd w:id="82"/>
+    <w:bookmarkEnd w:id="83"/>
+    <w:bookmarkStart w:id="84" w:name="section-17-investor-offering-details"/>
     <w:p>
       <w:pPr>
         <w:pStyle w:val="Heading1"/>
@@ -15156,8 +15156,8 @@
         </w:tc>
       </w:tr>
     </w:tbl>
-    <w:bookmarkEnd w:id="74"/>
-    <w:bookmarkStart w:id="76" w:name="section-18-key-reference-data"/>
+    <w:bookmarkEnd w:id="84"/>
+    <w:bookmarkStart w:id="86" w:name="section-18-key-reference-data"/>
     <w:p>
       <w:pPr>
         <w:pStyle w:val="Heading1"/>
@@ -15810,7 +15810,7 @@
         </w:tc>
       </w:tr>
     </w:tbl>
-    <w:bookmarkStart w:id="75" w:name="added-since-v3.9.6"/>
+    <w:bookmarkStart w:id="85" w:name="added-since-v3.9.6"/>
     <w:p>
       <w:pPr>
         <w:pStyle w:val="Heading2"/>
@@ -16171,9 +16171,9 @@
         </w:tc>
       </w:tr>
     </w:tbl>
-    <w:bookmarkEnd w:id="75"/>
-    <w:bookmarkEnd w:id="76"/>
-    <w:bookmarkStart w:id="80" w:name="X17ff4415c04741fc8a2aa7a70f1e07a23764a6c"/>
+    <w:bookmarkEnd w:id="85"/>
+    <w:bookmarkEnd w:id="86"/>
+    <w:bookmarkStart w:id="90" w:name="X17ff4415c04741fc8a2aa7a70f1e07a23764a6c"/>
     <w:p>
       <w:pPr>
         <w:pStyle w:val="Heading1"/>
@@ -16182,7 +16182,7 @@
         <w:t xml:space="preserve">SECTION 19: OEM / WHITE-LABEL PARTNER PROGRAM</w:t>
       </w:r>
     </w:p>
-    <w:bookmarkStart w:id="77" w:name="current-partner-lumanova-luma-d-light"/>
+    <w:bookmarkStart w:id="87" w:name="current-partner-lumanova-luma-d-light"/>
     <w:p>
       <w:pPr>
         <w:pStyle w:val="Heading2"/>
@@ -16430,8 +16430,8 @@
         </w:tc>
       </w:tr>
     </w:tbl>
-    <w:bookmarkEnd w:id="77"/>
-    <w:bookmarkStart w:id="78" w:name="Xb9fc2bd3abb295fbc0fc3f6e5c1fe9fe826a6b0"/>
+    <w:bookmarkEnd w:id="87"/>
+    <w:bookmarkStart w:id="88" w:name="Xb9fc2bd3abb295fbc0fc3f6e5c1fe9fe826a6b0"/>
     <w:p>
       <w:pPr>
         <w:pStyle w:val="Heading2"/>
@@ -16538,8 +16538,8 @@
         <w:t xml:space="preserve">Dealers resell the $8,950 commercial unit and earn 25 to 16 percent under the deal registration system in Section 12. The two are separate and should never be described in the same breath to a prospect.</w:t>
       </w:r>
     </w:p>
-    <w:bookmarkEnd w:id="78"/>
-    <w:bookmarkStart w:id="79" w:name="X1515f5e0007ad2b6c27b7502d1a1f844382ed83"/>
+    <w:bookmarkEnd w:id="88"/>
+    <w:bookmarkStart w:id="89" w:name="X1515f5e0007ad2b6c27b7502d1a1f844382ed83"/>
     <w:p>
       <w:pPr>
         <w:pStyle w:val="Heading2"/>
@@ -16556,9 +16556,9 @@
         <w:t xml:space="preserve">Distribution reach 25,000+ active customers; wellness franchise group, major distributor, or DTC health brand; US + at least 1 of UK/Canada/France/New Zealand; 50+ units/month within 12 months; premium science-backed brand fit.</w:t>
       </w:r>
     </w:p>
-    <w:bookmarkEnd w:id="79"/>
-    <w:bookmarkEnd w:id="80"/>
-    <w:bookmarkStart w:id="84" w:name="X687f7c3bf0944ae043cba8026f5843164b87cda"/>
+    <w:bookmarkEnd w:id="89"/>
+    <w:bookmarkEnd w:id="90"/>
+    <w:bookmarkStart w:id="94" w:name="X687f7c3bf0944ae043cba8026f5843164b87cda"/>
     <w:p>
       <w:pPr>
         <w:pStyle w:val="Heading1"/>
@@ -16585,7 +16585,7 @@
         <w:t xml:space="preserve">Every lead, regardless of source, must be in GHL within 24 hours. For human-sourced leads, enter the contact in the GHL mobile app before leaving the conversation. Leads not in GHL do not exist.</w:t>
       </w:r>
     </w:p>
-    <w:bookmarkStart w:id="81" w:name="X4acb111ecfd5dd1f7062b33943386e83dc7f6dc"/>
+    <w:bookmarkStart w:id="91" w:name="X4acb111ecfd5dd1f7062b33943386e83dc7f6dc"/>
     <w:p>
       <w:pPr>
         <w:pStyle w:val="Heading2"/>
@@ -17020,8 +17020,8 @@
         </w:tc>
       </w:tr>
     </w:tbl>
-    <w:bookmarkEnd w:id="81"/>
-    <w:bookmarkStart w:id="82" w:name="Xe3d2dae8991f0892c8c2daa36799b8b89543412"/>
+    <w:bookmarkEnd w:id="91"/>
+    <w:bookmarkStart w:id="92" w:name="Xe3d2dae8991f0892c8c2daa36799b8b89543412"/>
     <w:p>
       <w:pPr>
         <w:pStyle w:val="Heading2"/>
@@ -17038,8 +17038,8 @@
         <w:t xml:space="preserve">Podcast appearances (proven #1 channel), organic social (Vitamin D deficiency, seasonal mood, athletic recovery content), paid Meta/Google ads (Phase 2), referral program (WF-07), word-of-mouth/community, Lumanova/OEM channel.</w:t>
       </w:r>
     </w:p>
-    <w:bookmarkEnd w:id="82"/>
-    <w:bookmarkStart w:id="83" w:name="X381182024df858e43a1c7682279a9e1b008a029"/>
+    <w:bookmarkEnd w:id="92"/>
+    <w:bookmarkStart w:id="93" w:name="X381182024df858e43a1c7682279a9e1b008a029"/>
     <w:p>
       <w:pPr>
         <w:pStyle w:val="Heading2"/>
@@ -17111,9 +17111,9 @@
         <w:t xml:space="preserve">OEM/white-label targets (CRITICAL), large distributors, podcast/influencer affiliates, wellness franchises, clinical advisors, tech/app integration partners.</w:t>
       </w:r>
     </w:p>
-    <w:bookmarkEnd w:id="83"/>
-    <w:bookmarkEnd w:id="84"/>
-    <w:bookmarkStart w:id="85" w:name="Xe534da5b7f79c50a2ecfe134b884e34329c6953"/>
+    <w:bookmarkEnd w:id="93"/>
+    <w:bookmarkEnd w:id="94"/>
+    <w:bookmarkStart w:id="95" w:name="Xe534da5b7f79c50a2ecfe134b884e34329c6953"/>
     <w:p>
       <w:pPr>
         <w:pStyle w:val="Heading1"/>
@@ -17242,8 +17242,8 @@
         <w:t xml:space="preserve">NEW (v3.7): dedicated sending domain live; sender identity solved.</w:t>
       </w:r>
     </w:p>
-    <w:bookmarkEnd w:id="85"/>
-    <w:bookmarkStart w:id="90" w:name="section-22-client-type-playbooks"/>
+    <w:bookmarkEnd w:id="95"/>
+    <w:bookmarkStart w:id="100" w:name="section-22-client-type-playbooks"/>
     <w:p>
       <w:pPr>
         <w:pStyle w:val="Heading1"/>
@@ -17252,7 +17252,7 @@
         <w:t xml:space="preserve">SECTION 22: CLIENT TYPE PLAYBOOKS</w:t>
       </w:r>
     </w:p>
-    <w:bookmarkStart w:id="86" w:name="consumer-playbook-discovery-questions"/>
+    <w:bookmarkStart w:id="96" w:name="consumer-playbook-discovery-questions"/>
     <w:p>
       <w:pPr>
         <w:pStyle w:val="Heading2"/>
@@ -17563,8 +17563,8 @@
         </w:tc>
       </w:tr>
     </w:tbl>
-    <w:bookmarkEnd w:id="86"/>
-    <w:bookmarkStart w:id="87" w:name="top-consumer-objections"/>
+    <w:bookmarkEnd w:id="96"/>
+    <w:bookmarkStart w:id="97" w:name="top-consumer-objections"/>
     <w:p>
       <w:pPr>
         <w:pStyle w:val="Heading2"/>
@@ -17678,8 +17678,8 @@
         <w:t xml:space="preserve">Wellness device, not medical; makes no medical claims. Results backed by peer-reviewed science; advisory board includes Dr. Bruce Hollis.</w:t>
       </w:r>
     </w:p>
-    <w:bookmarkEnd w:id="87"/>
-    <w:bookmarkStart w:id="88" w:name="commercial-playbook"/>
+    <w:bookmarkEnd w:id="97"/>
+    <w:bookmarkStart w:id="98" w:name="commercial-playbook"/>
     <w:p>
       <w:pPr>
         <w:pStyle w:val="Heading2"/>
@@ -17769,8 +17769,8 @@
         <w:t xml:space="preserve">Included; the app calculates each client’s MED and controls the session.</w:t>
       </w:r>
     </w:p>
-    <w:bookmarkEnd w:id="88"/>
-    <w:bookmarkStart w:id="89" w:name="investor-playbook-pitch-flow"/>
+    <w:bookmarkEnd w:id="98"/>
+    <w:bookmarkStart w:id="99" w:name="investor-playbook-pitch-flow"/>
     <w:p>
       <w:pPr>
         <w:pStyle w:val="Heading2"/>
@@ -17863,9 +17863,9 @@
         <w:t xml:space="preserve">equity upside -&gt; conversion option at 20% discount to SEC valuation; crowded market -&gt; category of one (all three pathways); exit -&gt; strategic acquisition $100-150M, buyer profiles Philips/Apple Health/Peloton/AG1/LVMH.</w:t>
       </w:r>
     </w:p>
-    <w:bookmarkEnd w:id="89"/>
-    <w:bookmarkEnd w:id="90"/>
-    <w:bookmarkStart w:id="91" w:name="section-23-contact"/>
+    <w:bookmarkEnd w:id="99"/>
+    <w:bookmarkEnd w:id="100"/>
+    <w:bookmarkStart w:id="101" w:name="section-23-contact"/>
     <w:p>
       <w:pPr>
         <w:pStyle w:val="Heading1"/>
@@ -18307,8 +18307,8 @@
         <w:t xml:space="preserve">www.enyrgy.com · Facility: 5115 N 27th Ave, Bld 66, Phoenix, AZ 85017</w:t>
       </w:r>
     </w:p>
-    <w:bookmarkEnd w:id="91"/>
-    <w:bookmarkStart w:id="98" w:name="X2eb0bc4ebcb5446a412218d313bed2b732c6680"/>
+    <w:bookmarkEnd w:id="101"/>
+    <w:bookmarkStart w:id="108" w:name="X2eb0bc4ebcb5446a412218d313bed2b732c6680"/>
     <w:p>
       <w:pPr>
         <w:pStyle w:val="Heading1"/>
@@ -18317,7 +18317,7 @@
         <w:t xml:space="preserve">SECTION 24: CONSUMER FUNNEL: ICP-DARTBOARD SYSTEM (NEW in v3.7)</w:t>
       </w:r>
     </w:p>
-    <w:bookmarkStart w:id="92" w:name="the-model"/>
+    <w:bookmarkStart w:id="102" w:name="the-model"/>
     <w:p>
       <w:pPr>
         <w:pStyle w:val="Heading2"/>
@@ -18760,8 +18760,8 @@
         <w:t xml:space="preserve">Bullseye and Athlete get full A/B testing. Energy/Sleep gets one strong version. Winter is seasonal. The Tired Test is deliberately a quiz, not a guide, the Problem-Aware tired buyer will not open another PDF.</w:t>
       </w:r>
     </w:p>
-    <w:bookmarkEnd w:id="92"/>
-    <w:bookmarkStart w:id="93" w:name="end-to-end-routing"/>
+    <w:bookmarkEnd w:id="102"/>
+    <w:bookmarkStart w:id="103" w:name="end-to-end-routing"/>
     <w:p>
       <w:pPr>
         <w:pStyle w:val="Heading2"/>
@@ -19196,8 +19196,8 @@
         <w:t xml:space="preserve">All magnet leads converge into WF-17 Long-Term Nurture after their magnet series.</w:t>
       </w:r>
     </w:p>
-    <w:bookmarkEnd w:id="93"/>
-    <w:bookmarkStart w:id="94" w:name="the-suppression-system-drip_bypass"/>
+    <w:bookmarkEnd w:id="103"/>
+    <w:bookmarkStart w:id="104" w:name="the-suppression-system-drip_bypass"/>
     <w:p>
       <w:pPr>
         <w:pStyle w:val="Heading2"/>
@@ -19475,8 +19475,8 @@
         <w:t xml:space="preserve">Capture workflows must apply drip_bypass in the same action as type_consumer so the tags land together.</w:t>
       </w:r>
     </w:p>
-    <w:bookmarkEnd w:id="94"/>
-    <w:bookmarkStart w:id="95" w:name="the-magnets"/>
+    <w:bookmarkEnd w:id="104"/>
+    <w:bookmarkStart w:id="105" w:name="the-magnets"/>
     <w:p>
       <w:pPr>
         <w:pStyle w:val="Heading2"/>
@@ -19796,8 +19796,8 @@
         <w:t xml:space="preserve">Hosted PDFs (assets.cdn.filesafe.space/GtXjla7Ld1dordsTWrVy/media/): Synthesis Gap 6a3eb5fae2763b2eec13afcc.pdf · Recovery 6a3fd90fc408020f97c82b7f.pdf · Winter 6a3f1a46163e40d8627248b1.pdf.</w:t>
       </w:r>
     </w:p>
-    <w:bookmarkEnd w:id="95"/>
-    <w:bookmarkStart w:id="96" w:name="email-series"/>
+    <w:bookmarkEnd w:id="105"/>
+    <w:bookmarkStart w:id="106" w:name="email-series"/>
     <w:p>
       <w:pPr>
         <w:pStyle w:val="Heading2"/>
@@ -20170,8 +20170,8 @@
         <w:t xml:space="preserve">, sent from scott@enyrgy.com to match.</w:t>
       </w:r>
     </w:p>
-    <w:bookmarkEnd w:id="96"/>
-    <w:bookmarkStart w:id="97" w:name="landing-page-deploy-recipe-proven"/>
+    <w:bookmarkEnd w:id="106"/>
+    <w:bookmarkStart w:id="107" w:name="landing-page-deploy-recipe-proven"/>
     <w:p>
       <w:pPr>
         <w:pStyle w:val="Heading2"/>
@@ -20298,12 +20298,14 @@
         <w:t xml:space="preserve">CONFIDENTIAL, Enyrgy Inc, 5115 N 27th Ave, Bld 66, Phoenix, AZ 85017, enyrgy.com, Sunlight. Evolved., Implementation Guide v3.9.3</w:t>
       </w:r>
     </w:p>
-    <w:bookmarkEnd w:id="97"/>
-    <w:bookmarkEnd w:id="98"/>
+    <w:bookmarkEnd w:id="107"/>
+    <w:bookmarkEnd w:id="108"/>
     <w:sectPr>
-      <w:footnotePr>
-        <w:numRestart w:val="eachSect"/>
-      </w:footnotePr>
+      <w:headerReference r:id="rId9" w:type="default"/>
+      <w:footerReference r:id="rId10" w:type="default"/>
+      <w:pgSz w:h="15840" w:w="12240"/>
+      <w:pgMar w:bottom="1440" w:footer="720" w:gutter="0" w:header="720" w:left="1440" w:right="1440" w:top="1440"/>
+      <w:cols w:space="720"/>
     </w:sectPr>
   </w:body>
 </w:document>
@@ -20313,6 +20315,154 @@
 <w:comments xmlns:w="http://schemas.openxmlformats.org/wordprocessingml/2006/main" xmlns:m="http://schemas.openxmlformats.org/officeDocument/2006/math" xmlns:r="http://schemas.openxmlformats.org/officeDocument/2006/relationships" xmlns:o="urn:schemas-microsoft-com:office:office" xmlns:v="urn:schemas-microsoft-com:vml" xmlns:w10="urn:schemas-microsoft-com:office:word" xmlns:a="http://schemas.openxmlformats.org/drawingml/2006/main" xmlns:pic="http://schemas.openxmlformats.org/drawingml/2006/picture" xmlns:wp="http://schemas.openxmlformats.org/drawingml/2006/wordprocessingDrawing"/>
 </file>
 
+<file path=word/footer1.xml><?xml version="1.0" encoding="utf-8"?>
+<w:ftr xmlns:wpc="http://schemas.microsoft.com/office/word/2010/wordprocessingCanvas" xmlns:cx="http://schemas.microsoft.com/office/drawing/2014/chartex" xmlns:cx1="http://schemas.microsoft.com/office/drawing/2015/9/8/chartex" xmlns:cx2="http://schemas.microsoft.com/office/drawing/2015/10/21/chartex" xmlns:cx3="http://schemas.microsoft.com/office/drawing/2016/5/9/chartex" xmlns:cx4="http://schemas.microsoft.com/office/drawing/2016/5/10/chartex" xmlns:cx5="http://schemas.microsoft.com/office/drawing/2016/5/11/chartex" xmlns:cx6="http://schemas.microsoft.com/office/drawing/2016/5/12/chartex" xmlns:cx7="http://schemas.microsoft.com/office/drawing/2016/5/13/chartex" xmlns:cx8="http://schemas.microsoft.com/office/drawing/2016/5/14/chartex" xmlns:mc="http://schemas.openxmlformats.org/markup-compatibility/2006" xmlns:m="http://schemas.openxmlformats.org/officeDocument/2006/math" xmlns:aink="http://schemas.microsoft.com/office/drawing/2016/ink" xmlns:am3d="http://schemas.microsoft.com/office/drawing/2017/model3d" xmlns:oel="http://schemas.microsoft.com/office/2019/extlst" xmlns:r="http://schemas.openxmlformats.org/officeDocument/2006/relationships" xmlns:wp14="http://schemas.microsoft.com/office/word/2010/wordprocessingDrawing" xmlns:wp="http://schemas.openxmlformats.org/drawingml/2006/wordprocessingDrawing" xmlns:wpg="http://schemas.microsoft.com/office/word/2010/wordprocessingGroup" xmlns:wpi="http://schemas.microsoft.com/office/word/2010/wordprocessingInk" xmlns:wps="http://schemas.microsoft.com/office/word/2010/wordprocessingShape" xmlns:o="urn:schemas-microsoft-com:office:office" xmlns:v="urn:schemas-microsoft-com:vml" xmlns:w10="urn:schemas-microsoft-com:office:word" xmlns:w="http://schemas.openxmlformats.org/wordprocessingml/2006/main" xmlns:w14="http://schemas.microsoft.com/office/word/2010/wordml" xmlns:w15="http://schemas.microsoft.com/office/word/2012/wordml" xmlns:w16cex="http://schemas.microsoft.com/office/word/2018/wordml/cex" xmlns:w16cid="http://schemas.microsoft.com/office/word/2016/wordml/cid" xmlns:w16="http://schemas.microsoft.com/office/word/2018/wordml" xmlns:w16sdtdh="http://schemas.microsoft.com/office/word/2020/wordml/sdtdatahash" xmlns:w16sdtfl="http://schemas.microsoft.com/office/word/2024/wordml/sdtformatlock" xmlns:w16se="http://schemas.microsoft.com/office/word/2015/wordml/symex" xmlns:w16du="http://schemas.microsoft.com/office/word/2023/wordml/word16du" xmlns:wne="http://schemas.microsoft.com/office/word/2006/wordml" mc:Ignorable="w14 w15 w16se w16cid w16 w16cex w16sdtdh w16sdtfl w16du wp14">
+  <w:p>
+    <w:pPr>
+      <w:pBdr>
+        <w:top w:val="single" w:sz="4" w:space="1" w:color="CCCCCC"/>
+      </w:pBdr>
+      <w:jc w:val="center"/>
+    </w:pPr>
+    <w:r>
+      <w:rPr>
+        <w:rFonts w:ascii="Montserrat" w:eastAsia="Montserrat" w:hAnsi="Montserrat" w:cs="Montserrat"/>
+        <w:color w:val="888888"/>
+        <w:sz w:val="16"/>
+        <w:szCs w:val="16"/>
+      </w:rPr>
+      <w:t xml:space="preserve">Enyrgy </w:t>
+    </w:r>
+    <w:proofErr w:type="gramStart"/>
+    <w:r>
+      <w:rPr>
+        <w:rFonts w:ascii="Montserrat" w:eastAsia="Montserrat" w:hAnsi="Montserrat" w:cs="Montserrat"/>
+        <w:color w:val="888888"/>
+        <w:sz w:val="16"/>
+        <w:szCs w:val="16"/>
+      </w:rPr>
+      <w:t>Inc  ·</w:t>
+    </w:r>
+    <w:proofErr w:type="gramEnd"/>
+    <w:r>
+      <w:rPr>
+        <w:rFonts w:ascii="Montserrat" w:eastAsia="Montserrat" w:hAnsi="Montserrat" w:cs="Montserrat"/>
+        <w:color w:val="888888"/>
+        <w:sz w:val="16"/>
+        <w:szCs w:val="16"/>
+      </w:rPr>
+      <w:t xml:space="preserve">  Phoenix, </w:t>
+    </w:r>
+    <w:proofErr w:type="gramStart"/>
+    <w:r>
+      <w:rPr>
+        <w:rFonts w:ascii="Montserrat" w:eastAsia="Montserrat" w:hAnsi="Montserrat" w:cs="Montserrat"/>
+        <w:color w:val="888888"/>
+        <w:sz w:val="16"/>
+        <w:szCs w:val="16"/>
+      </w:rPr>
+      <w:t>AZ  ·</w:t>
+    </w:r>
+    <w:proofErr w:type="gramEnd"/>
+    <w:r>
+      <w:rPr>
+        <w:rFonts w:ascii="Montserrat" w:eastAsia="Montserrat" w:hAnsi="Montserrat" w:cs="Montserrat"/>
+        <w:color w:val="888888"/>
+        <w:sz w:val="16"/>
+        <w:szCs w:val="16"/>
+      </w:rPr>
+      <w:t xml:space="preserve">  </w:t>
+    </w:r>
+    <w:proofErr w:type="gramStart"/>
+    <w:r>
+      <w:rPr>
+        <w:rFonts w:ascii="Montserrat" w:eastAsia="Montserrat" w:hAnsi="Montserrat" w:cs="Montserrat"/>
+        <w:color w:val="888888"/>
+        <w:sz w:val="16"/>
+        <w:szCs w:val="16"/>
+      </w:rPr>
+      <w:t>enyrgy.com  ·</w:t>
+    </w:r>
+    <w:proofErr w:type="gramEnd"/>
+    <w:r>
+      <w:rPr>
+        <w:rFonts w:ascii="Montserrat" w:eastAsia="Montserrat" w:hAnsi="Montserrat" w:cs="Montserrat"/>
+        <w:color w:val="888888"/>
+        <w:sz w:val="16"/>
+        <w:szCs w:val="16"/>
+      </w:rPr>
+      <w:t xml:space="preserve">  Sunlight. Evolved.  </w:t>
+    </w:r>
+    <w:proofErr w:type="gramStart"/>
+    <w:r>
+      <w:rPr>
+        <w:rFonts w:ascii="Montserrat" w:eastAsia="Montserrat" w:hAnsi="Montserrat" w:cs="Montserrat"/>
+        <w:color w:val="888888"/>
+        <w:sz w:val="16"/>
+        <w:szCs w:val="16"/>
+      </w:rPr>
+      <w:t>·  Page</w:t>
+    </w:r>
+    <w:proofErr w:type="gramEnd"/>
+    <w:r>
+      <w:rPr>
+        <w:rFonts w:ascii="Montserrat" w:eastAsia="Montserrat" w:hAnsi="Montserrat" w:cs="Montserrat"/>
+        <w:color w:val="888888"/>
+        <w:sz w:val="16"/>
+        <w:szCs w:val="16"/>
+      </w:rPr>
+      <w:t xml:space="preserve"> </w:t>
+    </w:r>
+    <w:r>
+      <w:rPr>
+        <w:rFonts w:ascii="Montserrat" w:eastAsia="Montserrat" w:hAnsi="Montserrat" w:cs="Montserrat"/>
+        <w:color w:val="888888"/>
+        <w:sz w:val="16"/>
+        <w:szCs w:val="16"/>
+      </w:rPr>
+      <w:fldChar w:fldCharType="begin"/>
+    </w:r>
+    <w:r>
+      <w:rPr>
+        <w:rFonts w:ascii="Montserrat" w:eastAsia="Montserrat" w:hAnsi="Montserrat" w:cs="Montserrat"/>
+        <w:color w:val="888888"/>
+        <w:sz w:val="16"/>
+        <w:szCs w:val="16"/>
+      </w:rPr>
+      <w:instrText>PAGE</w:instrText>
+    </w:r>
+    <w:r>
+      <w:rPr>
+        <w:rFonts w:ascii="Montserrat" w:eastAsia="Montserrat" w:hAnsi="Montserrat" w:cs="Montserrat"/>
+        <w:color w:val="888888"/>
+        <w:sz w:val="16"/>
+        <w:szCs w:val="16"/>
+      </w:rPr>
+      <w:fldChar w:fldCharType="separate"/>
+    </w:r>
+    <w:r>
+      <w:rPr>
+        <w:rFonts w:ascii="Montserrat" w:eastAsia="Montserrat" w:hAnsi="Montserrat" w:cs="Montserrat"/>
+        <w:noProof/>
+        <w:color w:val="888888"/>
+        <w:sz w:val="16"/>
+        <w:szCs w:val="16"/>
+      </w:rPr>
+      <w:t>8</w:t>
+    </w:r>
+    <w:r>
+      <w:rPr>
+        <w:rFonts w:ascii="Montserrat" w:eastAsia="Montserrat" w:hAnsi="Montserrat" w:cs="Montserrat"/>
+        <w:color w:val="888888"/>
+        <w:sz w:val="16"/>
+        <w:szCs w:val="16"/>
+      </w:rPr>
+      <w:fldChar w:fldCharType="end"/>
+    </w:r>
+  </w:p>
+</w:ftr>
+</file>
+
 <file path=word/footnotes.xml><?xml version="1.0" encoding="utf-8"?>
 <w:footnotes xmlns:w="http://schemas.openxmlformats.org/wordprocessingml/2006/main" xmlns:m="http://schemas.openxmlformats.org/officeDocument/2006/math" xmlns:r="http://schemas.openxmlformats.org/officeDocument/2006/relationships" xmlns:o="urn:schemas-microsoft-com:office:office" xmlns:v="urn:schemas-microsoft-com:vml" xmlns:w10="urn:schemas-microsoft-com:office:word" xmlns:a="http://schemas.openxmlformats.org/drawingml/2006/main" xmlns:pic="http://schemas.openxmlformats.org/drawingml/2006/picture" xmlns:wp="http://schemas.openxmlformats.org/drawingml/2006/wordprocessingDrawing">
   <w:footnote w:type="continuationSeparator" w:id="0">
@@ -20332,8 +20482,487 @@
 </w:footnotes>
 </file>
 
+<file path=word/header1.xml><?xml version="1.0" encoding="utf-8"?>
+<w:hdr xmlns:wpc="http://schemas.microsoft.com/office/word/2010/wordprocessingCanvas" xmlns:cx="http://schemas.microsoft.com/office/drawing/2014/chartex" xmlns:cx1="http://schemas.microsoft.com/office/drawing/2015/9/8/chartex" xmlns:cx2="http://schemas.microsoft.com/office/drawing/2015/10/21/chartex" xmlns:cx3="http://schemas.microsoft.com/office/drawing/2016/5/9/chartex" xmlns:cx4="http://schemas.microsoft.com/office/drawing/2016/5/10/chartex" xmlns:cx5="http://schemas.microsoft.com/office/drawing/2016/5/11/chartex" xmlns:cx6="http://schemas.microsoft.com/office/drawing/2016/5/12/chartex" xmlns:cx7="http://schemas.microsoft.com/office/drawing/2016/5/13/chartex" xmlns:cx8="http://schemas.microsoft.com/office/drawing/2016/5/14/chartex" xmlns:mc="http://schemas.openxmlformats.org/markup-compatibility/2006" xmlns:m="http://schemas.openxmlformats.org/officeDocument/2006/math" xmlns:aink="http://schemas.microsoft.com/office/drawing/2016/ink" xmlns:am3d="http://schemas.microsoft.com/office/drawing/2017/model3d" xmlns:oel="http://schemas.microsoft.com/office/2019/extlst" xmlns:r="http://schemas.openxmlformats.org/officeDocument/2006/relationships" xmlns:wp14="http://schemas.microsoft.com/office/word/2010/wordprocessingDrawing" xmlns:wp="http://schemas.openxmlformats.org/drawingml/2006/wordprocessingDrawing" xmlns:wpg="http://schemas.microsoft.com/office/word/2010/wordprocessingGroup" xmlns:wpi="http://schemas.microsoft.com/office/word/2010/wordprocessingInk" xmlns:wps="http://schemas.microsoft.com/office/word/2010/wordprocessingShape" xmlns:o="urn:schemas-microsoft-com:office:office" xmlns:v="urn:schemas-microsoft-com:vml" xmlns:w10="urn:schemas-microsoft-com:office:word" xmlns:w="http://schemas.openxmlformats.org/wordprocessingml/2006/main" xmlns:w14="http://schemas.microsoft.com/office/word/2010/wordml" xmlns:w15="http://schemas.microsoft.com/office/word/2012/wordml" xmlns:w16cex="http://schemas.microsoft.com/office/word/2018/wordml/cex" xmlns:w16cid="http://schemas.microsoft.com/office/word/2016/wordml/cid" xmlns:w16="http://schemas.microsoft.com/office/word/2018/wordml" xmlns:w16sdtdh="http://schemas.microsoft.com/office/word/2020/wordml/sdtdatahash" xmlns:w16sdtfl="http://schemas.microsoft.com/office/word/2024/wordml/sdtformatlock" xmlns:w16se="http://schemas.microsoft.com/office/word/2015/wordml/symex" xmlns:w16du="http://schemas.microsoft.com/office/word/2023/wordml/word16du" xmlns:wne="http://schemas.microsoft.com/office/word/2006/wordml" mc:Ignorable="w14 w15 w16se w16cid w16 w16cex w16sdtdh w16sdtfl w16du wp14">
+  <w:p>
+    <w:pPr>
+      <w:pBdr>
+        <w:bottom w:val="single" w:sz="4" w:space="1" w:color="E64C38"/>
+      </w:pBdr>
+    </w:pPr>
+    <w:r>
+      <w:rPr>
+        <w:rFonts w:ascii="Montserrat" w:eastAsia="Montserrat" w:hAnsi="Montserrat" w:cs="Montserrat"/>
+        <w:b/>
+        <w:bCs/>
+        <w:color w:val="E64C38"/>
+        <w:sz w:val="18"/>
+        <w:szCs w:val="18"/>
+      </w:rPr>
+      <w:t xml:space="preserve">ENYRGY | Implementation Guide </w:t>
+    </w:r>
+    <w:proofErr w:type="gramStart"/>
+    <w:r>
+      <w:rPr>
+        <w:rFonts w:ascii="Montserrat" w:eastAsia="Montserrat" w:hAnsi="Montserrat" w:cs="Montserrat"/>
+        <w:b/>
+        <w:bCs/>
+        <w:color w:val="E64C38"/>
+        <w:sz w:val="18"/>
+        <w:szCs w:val="18"/>
+      </w:rPr>
+      <w:t xml:space="preserve">v3.9.7  </w:t>
+    </w:r>
+    <w:r>
+      <w:rPr>
+        <w:rFonts w:ascii="Montserrat" w:eastAsia="Montserrat" w:hAnsi="Montserrat" w:cs="Montserrat"/>
+        <w:color w:val="999999"/>
+        <w:sz w:val="18"/>
+        <w:szCs w:val="18"/>
+      </w:rPr>
+      <w:t>CONFIDENTIAL</w:t>
+    </w:r>
+    <w:proofErr w:type="gramEnd"/>
+  </w:p>
+</w:hdr>
+</file>
+
 <file path=word/numbering.xml><?xml version="1.0" encoding="utf-8"?>
-<w:numbering xmlns:w="http://schemas.openxmlformats.org/wordprocessingml/2006/main">
+<w:numbering xmlns:aink="http://schemas.microsoft.com/office/drawing/2016/ink" xmlns:am3d="http://schemas.microsoft.com/office/drawing/2017/model3d" xmlns:cx="http://schemas.microsoft.com/office/drawing/2014/chartex" xmlns:cx1="http://schemas.microsoft.com/office/drawing/2015/9/8/chartex" xmlns:cx2="http://schemas.microsoft.com/office/drawing/2015/10/21/chartex" xmlns:cx3="http://schemas.microsoft.com/office/drawing/2016/5/9/chartex" xmlns:cx4="http://schemas.microsoft.com/office/drawing/2016/5/10/chartex" xmlns:cx5="http://schemas.microsoft.com/office/drawing/2016/5/11/chartex" xmlns:cx6="http://schemas.microsoft.com/office/drawing/2016/5/12/chartex" xmlns:cx7="http://schemas.microsoft.com/office/drawing/2016/5/13/chartex" xmlns:cx8="http://schemas.microsoft.com/office/drawing/2016/5/14/chartex" xmlns:m="http://schemas.openxmlformats.org/officeDocument/2006/math" xmlns:mc="http://schemas.openxmlformats.org/markup-compatibility/2006" xmlns:o="urn:schemas-microsoft-com:office:office" xmlns:oel="http://schemas.microsoft.com/office/2019/extlst" xmlns:r="http://schemas.openxmlformats.org/officeDocument/2006/relationships" xmlns:v="urn:schemas-microsoft-com:vml" xmlns:w="http://schemas.openxmlformats.org/wordprocessingml/2006/main" xmlns:w10="urn:schemas-microsoft-com:office:word" xmlns:w14="http://schemas.microsoft.com/office/word/2010/wordml" xmlns:w15="http://schemas.microsoft.com/office/word/2012/wordml" xmlns:w16="http://schemas.microsoft.com/office/word/2018/wordml" xmlns:w16cex="http://schemas.microsoft.com/office/word/2018/wordml/cex" xmlns:w16cid="http://schemas.microsoft.com/office/word/2016/wordml/cid" xmlns:w16du="http://schemas.microsoft.com/office/word/2023/wordml/word16du" xmlns:w16sdtdh="http://schemas.microsoft.com/office/word/2020/wordml/sdtdatahash" xmlns:w16sdtfl="http://schemas.microsoft.com/office/word/2024/wordml/sdtformatlock" xmlns:w16se="http://schemas.microsoft.com/office/word/2015/wordml/symex" xmlns:wne="http://schemas.microsoft.com/office/word/2006/wordml" xmlns:wp="http://schemas.openxmlformats.org/drawingml/2006/wordprocessingDrawing" xmlns:wp14="http://schemas.microsoft.com/office/word/2010/wordprocessingDrawing" xmlns:wpc="http://schemas.microsoft.com/office/word/2010/wordprocessingCanvas" xmlns:wpg="http://schemas.microsoft.com/office/word/2010/wordprocessingGroup" xmlns:wpi="http://schemas.microsoft.com/office/word/2010/wordprocessingInk" xmlns:wps="http://schemas.microsoft.com/office/word/2010/wordprocessingShape" mc:Ignorable="w14 w15 w16se w16cid w16 w16cex w16sdtdh w16sdtfl w16du wp14">
+  <w:abstractNum w15:restartNumberingAfterBreak="0" w:abstractNumId="0">
+    <w:nsid w:val="EA454B4C"/>
+    <w:multiLevelType w:val="multilevel"/>
+    <w:tmpl w:val="BDE24088"/>
+    <w:lvl w:ilvl="0">
+      <w:numFmt w:val="bullet"/>
+      <w:lvlText w:val="•"/>
+      <w:lvlJc w:val="left"/>
+      <w:pPr>
+        <w:tabs>
+          <w:tab w:pos="0" w:val="num"/>
+        </w:tabs>
+        <w:ind w:hanging="480" w:left="480"/>
+      </w:pPr>
+    </w:lvl>
+    <w:lvl w:ilvl="1">
+      <w:numFmt w:val="bullet"/>
+      <w:lvlText w:val="–"/>
+      <w:lvlJc w:val="left"/>
+      <w:pPr>
+        <w:tabs>
+          <w:tab w:pos="720" w:val="num"/>
+        </w:tabs>
+        <w:ind w:hanging="480" w:left="1200"/>
+      </w:pPr>
+    </w:lvl>
+    <w:lvl w:ilvl="2">
+      <w:numFmt w:val="bullet"/>
+      <w:lvlText w:val="•"/>
+      <w:lvlJc w:val="left"/>
+      <w:pPr>
+        <w:tabs>
+          <w:tab w:pos="1440" w:val="num"/>
+        </w:tabs>
+        <w:ind w:hanging="480" w:left="1920"/>
+      </w:pPr>
+    </w:lvl>
+    <w:lvl w:ilvl="3">
+      <w:numFmt w:val="bullet"/>
+      <w:lvlText w:val="–"/>
+      <w:lvlJc w:val="left"/>
+      <w:pPr>
+        <w:tabs>
+          <w:tab w:pos="2160" w:val="num"/>
+        </w:tabs>
+        <w:ind w:hanging="480" w:left="2640"/>
+      </w:pPr>
+    </w:lvl>
+    <w:lvl w:ilvl="4">
+      <w:numFmt w:val="bullet"/>
+      <w:lvlText w:val="•"/>
+      <w:lvlJc w:val="left"/>
+      <w:pPr>
+        <w:tabs>
+          <w:tab w:pos="2880" w:val="num"/>
+        </w:tabs>
+        <w:ind w:hanging="480" w:left="3360"/>
+      </w:pPr>
+    </w:lvl>
+    <w:lvl w:ilvl="5">
+      <w:numFmt w:val="bullet"/>
+      <w:lvlText w:val="–"/>
+      <w:lvlJc w:val="left"/>
+      <w:pPr>
+        <w:tabs>
+          <w:tab w:pos="3600" w:val="num"/>
+        </w:tabs>
+        <w:ind w:hanging="480" w:left="4080"/>
+      </w:pPr>
+    </w:lvl>
+    <w:lvl w:ilvl="6">
+      <w:numFmt w:val="bullet"/>
+      <w:lvlText w:val="•"/>
+      <w:lvlJc w:val="left"/>
+      <w:pPr>
+        <w:tabs>
+          <w:tab w:pos="4320" w:val="num"/>
+        </w:tabs>
+        <w:ind w:hanging="480" w:left="4800"/>
+      </w:pPr>
+    </w:lvl>
+    <w:lvl w:ilvl="7">
+      <w:numFmt w:val="bullet"/>
+      <w:lvlText w:val="–"/>
+      <w:lvlJc w:val="left"/>
+      <w:pPr>
+        <w:tabs>
+          <w:tab w:pos="5040" w:val="num"/>
+        </w:tabs>
+        <w:ind w:hanging="480" w:left="5520"/>
+      </w:pPr>
+    </w:lvl>
+    <w:lvl w:ilvl="8">
+      <w:numFmt w:val="bullet"/>
+      <w:lvlText w:val="•"/>
+      <w:lvlJc w:val="left"/>
+      <w:pPr>
+        <w:tabs>
+          <w:tab w:pos="5760" w:val="num"/>
+        </w:tabs>
+        <w:ind w:hanging="480" w:left="6240"/>
+      </w:pPr>
+    </w:lvl>
+  </w:abstractNum>
+  <w:abstractNum w15:restartNumberingAfterBreak="0" w:abstractNumId="1">
+    <w:nsid w:val="2C1AE401"/>
+    <w:multiLevelType w:val="multilevel"/>
+    <w:tmpl w:val="07FA7514"/>
+    <w:lvl w:ilvl="0">
+      <w:numFmt w:val="bullet"/>
+      <w:lvlText w:val=" "/>
+      <w:lvlJc w:val="left"/>
+      <w:pPr>
+        <w:tabs>
+          <w:tab w:pos="0" w:val="num"/>
+        </w:tabs>
+        <w:ind w:hanging="480" w:left="480"/>
+      </w:pPr>
+    </w:lvl>
+    <w:lvl w:ilvl="1">
+      <w:numFmt w:val="bullet"/>
+      <w:lvlText w:val=" "/>
+      <w:lvlJc w:val="left"/>
+      <w:pPr>
+        <w:tabs>
+          <w:tab w:pos="720" w:val="num"/>
+        </w:tabs>
+        <w:ind w:hanging="480" w:left="1200"/>
+      </w:pPr>
+    </w:lvl>
+    <w:lvl w:ilvl="2">
+      <w:numFmt w:val="bullet"/>
+      <w:lvlText w:val=" "/>
+      <w:lvlJc w:val="left"/>
+      <w:pPr>
+        <w:tabs>
+          <w:tab w:pos="1440" w:val="num"/>
+        </w:tabs>
+        <w:ind w:hanging="480" w:left="1920"/>
+      </w:pPr>
+    </w:lvl>
+    <w:lvl w:ilvl="3">
+      <w:numFmt w:val="bullet"/>
+      <w:lvlText w:val=" "/>
+      <w:lvlJc w:val="left"/>
+      <w:pPr>
+        <w:tabs>
+          <w:tab w:pos="2160" w:val="num"/>
+        </w:tabs>
+        <w:ind w:hanging="480" w:left="2640"/>
+      </w:pPr>
+    </w:lvl>
+    <w:lvl w:ilvl="4">
+      <w:numFmt w:val="bullet"/>
+      <w:lvlText w:val=" "/>
+      <w:lvlJc w:val="left"/>
+      <w:pPr>
+        <w:tabs>
+          <w:tab w:pos="2880" w:val="num"/>
+        </w:tabs>
+        <w:ind w:hanging="480" w:left="3360"/>
+      </w:pPr>
+    </w:lvl>
+    <w:lvl w:ilvl="5">
+      <w:numFmt w:val="bullet"/>
+      <w:lvlText w:val=" "/>
+      <w:lvlJc w:val="left"/>
+      <w:pPr>
+        <w:tabs>
+          <w:tab w:pos="3600" w:val="num"/>
+        </w:tabs>
+        <w:ind w:hanging="480" w:left="4080"/>
+      </w:pPr>
+    </w:lvl>
+    <w:lvl w:ilvl="6">
+      <w:numFmt w:val="bullet"/>
+      <w:lvlText w:val=" "/>
+      <w:lvlJc w:val="left"/>
+      <w:pPr>
+        <w:tabs>
+          <w:tab w:pos="4320" w:val="num"/>
+        </w:tabs>
+        <w:ind w:hanging="480" w:left="4800"/>
+      </w:pPr>
+    </w:lvl>
+    <w:lvl w:ilvl="7">
+      <w:numFmt w:val="bullet"/>
+      <w:lvlText w:val=" "/>
+      <w:lvlJc w:val="left"/>
+      <w:pPr>
+        <w:tabs>
+          <w:tab w:pos="5040" w:val="num"/>
+        </w:tabs>
+        <w:ind w:hanging="480" w:left="5520"/>
+      </w:pPr>
+    </w:lvl>
+    <w:lvl w:ilvl="8">
+      <w:numFmt w:val="bullet"/>
+      <w:lvlText w:val=" "/>
+      <w:lvlJc w:val="left"/>
+      <w:pPr>
+        <w:tabs>
+          <w:tab w:pos="5760" w:val="num"/>
+        </w:tabs>
+        <w:ind w:hanging="480" w:left="6240"/>
+      </w:pPr>
+    </w:lvl>
+  </w:abstractNum>
+  <w:abstractNum w15:restartNumberingAfterBreak="0" w:abstractNumId="2">
+    <w:nsid w:val="47261BAD"/>
+    <w:multiLevelType w:val="multilevel"/>
+    <w:tmpl w:val="8ECE1826"/>
+    <w:lvl w:ilvl="0">
+      <w:start w:val="7"/>
+      <w:numFmt w:val="decimal"/>
+      <w:lvlText w:val="%1."/>
+      <w:lvlJc w:val="left"/>
+      <w:pPr>
+        <w:tabs>
+          <w:tab w:pos="0" w:val="num"/>
+        </w:tabs>
+        <w:ind w:hanging="480" w:left="480"/>
+      </w:pPr>
+    </w:lvl>
+    <w:lvl w:ilvl="1">
+      <w:start w:val="7"/>
+      <w:numFmt w:val="decimal"/>
+      <w:lvlText w:val="%2."/>
+      <w:lvlJc w:val="left"/>
+      <w:pPr>
+        <w:tabs>
+          <w:tab w:pos="720" w:val="num"/>
+        </w:tabs>
+        <w:ind w:hanging="480" w:left="1200"/>
+      </w:pPr>
+    </w:lvl>
+    <w:lvl w:ilvl="2">
+      <w:start w:val="7"/>
+      <w:numFmt w:val="decimal"/>
+      <w:lvlText w:val="%3."/>
+      <w:lvlJc w:val="left"/>
+      <w:pPr>
+        <w:tabs>
+          <w:tab w:pos="1440" w:val="num"/>
+        </w:tabs>
+        <w:ind w:hanging="480" w:left="1920"/>
+      </w:pPr>
+    </w:lvl>
+    <w:lvl w:ilvl="3">
+      <w:start w:val="7"/>
+      <w:numFmt w:val="decimal"/>
+      <w:lvlText w:val="%4."/>
+      <w:lvlJc w:val="left"/>
+      <w:pPr>
+        <w:tabs>
+          <w:tab w:pos="2160" w:val="num"/>
+        </w:tabs>
+        <w:ind w:hanging="480" w:left="2640"/>
+      </w:pPr>
+    </w:lvl>
+    <w:lvl w:ilvl="4">
+      <w:start w:val="7"/>
+      <w:numFmt w:val="decimal"/>
+      <w:lvlText w:val="%5."/>
+      <w:lvlJc w:val="left"/>
+      <w:pPr>
+        <w:tabs>
+          <w:tab w:pos="2880" w:val="num"/>
+        </w:tabs>
+        <w:ind w:hanging="480" w:left="3360"/>
+      </w:pPr>
+    </w:lvl>
+    <w:lvl w:ilvl="5">
+      <w:start w:val="7"/>
+      <w:numFmt w:val="decimal"/>
+      <w:lvlText w:val="%6."/>
+      <w:lvlJc w:val="left"/>
+      <w:pPr>
+        <w:tabs>
+          <w:tab w:pos="3600" w:val="num"/>
+        </w:tabs>
+        <w:ind w:hanging="480" w:left="4080"/>
+      </w:pPr>
+    </w:lvl>
+    <w:lvl w:ilvl="6">
+      <w:start w:val="7"/>
+      <w:numFmt w:val="decimal"/>
+      <w:lvlText w:val="%7."/>
+      <w:lvlJc w:val="left"/>
+      <w:pPr>
+        <w:tabs>
+          <w:tab w:pos="4320" w:val="num"/>
+        </w:tabs>
+        <w:ind w:hanging="480" w:left="4800"/>
+      </w:pPr>
+    </w:lvl>
+    <w:lvl w:ilvl="7">
+      <w:start w:val="7"/>
+      <w:numFmt w:val="decimal"/>
+      <w:lvlText w:val="%8."/>
+      <w:lvlJc w:val="left"/>
+      <w:pPr>
+        <w:tabs>
+          <w:tab w:pos="5040" w:val="num"/>
+        </w:tabs>
+        <w:ind w:hanging="480" w:left="5520"/>
+      </w:pPr>
+    </w:lvl>
+    <w:lvl w:ilvl="8">
+      <w:start w:val="7"/>
+      <w:numFmt w:val="decimal"/>
+      <w:lvlText w:val="%9."/>
+      <w:lvlJc w:val="left"/>
+      <w:pPr>
+        <w:tabs>
+          <w:tab w:pos="5760" w:val="num"/>
+        </w:tabs>
+        <w:ind w:hanging="480" w:left="6240"/>
+      </w:pPr>
+    </w:lvl>
+  </w:abstractNum>
+  <w:abstractNum w15:restartNumberingAfterBreak="0" w:abstractNumId="3">
+    <w:nsid w:val="71315DCA"/>
+    <w:multiLevelType w:val="multilevel"/>
+    <w:tmpl w:val="8F1A713C"/>
+    <w:lvl w:ilvl="0">
+      <w:start w:val="1"/>
+      <w:numFmt w:val="decimal"/>
+      <w:lvlText w:val="%1."/>
+      <w:lvlJc w:val="left"/>
+      <w:pPr>
+        <w:tabs>
+          <w:tab w:pos="0" w:val="num"/>
+        </w:tabs>
+        <w:ind w:hanging="480" w:left="480"/>
+      </w:pPr>
+    </w:lvl>
+    <w:lvl w:ilvl="1">
+      <w:start w:val="1"/>
+      <w:numFmt w:val="decimal"/>
+      <w:lvlText w:val="%2."/>
+      <w:lvlJc w:val="left"/>
+      <w:pPr>
+        <w:tabs>
+          <w:tab w:pos="720" w:val="num"/>
+        </w:tabs>
+        <w:ind w:hanging="480" w:left="1200"/>
+      </w:pPr>
+    </w:lvl>
+    <w:lvl w:ilvl="2">
+      <w:start w:val="1"/>
+      <w:numFmt w:val="decimal"/>
+      <w:lvlText w:val="%3."/>
+      <w:lvlJc w:val="left"/>
+      <w:pPr>
+        <w:tabs>
+          <w:tab w:pos="1440" w:val="num"/>
+        </w:tabs>
+        <w:ind w:hanging="480" w:left="1920"/>
+      </w:pPr>
+    </w:lvl>
+    <w:lvl w:ilvl="3">
+      <w:start w:val="1"/>
+      <w:numFmt w:val="decimal"/>
+      <w:lvlText w:val="%4."/>
+      <w:lvlJc w:val="left"/>
+      <w:pPr>
+        <w:tabs>
+          <w:tab w:pos="2160" w:val="num"/>
+        </w:tabs>
+        <w:ind w:hanging="480" w:left="2640"/>
+      </w:pPr>
+    </w:lvl>
+    <w:lvl w:ilvl="4">
+      <w:start w:val="1"/>
+      <w:numFmt w:val="decimal"/>
+      <w:lvlText w:val="%5."/>
+      <w:lvlJc w:val="left"/>
+      <w:pPr>
+        <w:tabs>
+          <w:tab w:pos="2880" w:val="num"/>
+        </w:tabs>
+        <w:ind w:hanging="480" w:left="3360"/>
+      </w:pPr>
+    </w:lvl>
+    <w:lvl w:ilvl="5">
+      <w:start w:val="1"/>
+      <w:numFmt w:val="decimal"/>
+      <w:lvlText w:val="%6."/>
+      <w:lvlJc w:val="left"/>
+      <w:pPr>
+        <w:tabs>
+          <w:tab w:pos="3600" w:val="num"/>
+        </w:tabs>
+        <w:ind w:hanging="480" w:left="4080"/>
+      </w:pPr>
+    </w:lvl>
+    <w:lvl w:ilvl="6">
+      <w:start w:val="1"/>
+      <w:numFmt w:val="decimal"/>
+      <w:lvlText w:val="%7."/>
+      <w:lvlJc w:val="left"/>
+      <w:pPr>
+        <w:tabs>
+          <w:tab w:pos="4320" w:val="num"/>
+        </w:tabs>
+        <w:ind w:hanging="480" w:left="4800"/>
+      </w:pPr>
+    </w:lvl>
+    <w:lvl w:ilvl="7">
+      <w:start w:val="1"/>
+      <w:numFmt w:val="decimal"/>
+      <w:lvlText w:val="%8."/>
+      <w:lvlJc w:val="left"/>
+      <w:pPr>
+        <w:tabs>
+          <w:tab w:pos="5040" w:val="num"/>
+        </w:tabs>
+        <w:ind w:hanging="480" w:left="5520"/>
+      </w:pPr>
+    </w:lvl>
+    <w:lvl w:ilvl="8">
+      <w:start w:val="1"/>
+      <w:numFmt w:val="decimal"/>
+      <w:lvlText w:val="%9."/>
+      <w:lvlJc w:val="left"/>
+      <w:pPr>
+        <w:tabs>
+          <w:tab w:pos="5760" w:val="num"/>
+        </w:tabs>
+        <w:ind w:hanging="480" w:left="6240"/>
+      </w:pPr>
+    </w:lvl>
+  </w:abstractNum>
   <w:abstractNum w:abstractNumId="990">
     <w:nsid w:val="0000A990"/>
     <w:multiLevelType w:val="multilevel"/>
@@ -20683,6 +21312,114 @@
       </w:pPr>
     </w:lvl>
   </w:abstractNum>
+  <w:num w16cid:durableId="666442937" w:numId="1">
+    <w:abstractNumId w:val="1"/>
+  </w:num>
+  <w:num w16cid:durableId="611596762" w:numId="2">
+    <w:abstractNumId w:val="0"/>
+  </w:num>
+  <w:num w16cid:durableId="388962429" w:numId="3">
+    <w:abstractNumId w:val="0"/>
+  </w:num>
+  <w:num w16cid:durableId="1208103481" w:numId="4">
+    <w:abstractNumId w:val="0"/>
+  </w:num>
+  <w:num w16cid:durableId="2058387244" w:numId="5">
+    <w:abstractNumId w:val="0"/>
+  </w:num>
+  <w:num w16cid:durableId="571309507" w:numId="6">
+    <w:abstractNumId w:val="0"/>
+  </w:num>
+  <w:num w16cid:durableId="564293530" w:numId="7">
+    <w:abstractNumId w:val="0"/>
+  </w:num>
+  <w:num w16cid:durableId="1537962493" w:numId="8">
+    <w:abstractNumId w:val="0"/>
+  </w:num>
+  <w:num w16cid:durableId="1458573164" w:numId="9">
+    <w:abstractNumId w:val="0"/>
+  </w:num>
+  <w:num w16cid:durableId="2042437547" w:numId="10">
+    <w:abstractNumId w:val="0"/>
+  </w:num>
+  <w:num w16cid:durableId="2042438987" w:numId="11">
+    <w:abstractNumId w:val="0"/>
+  </w:num>
+  <w:num w16cid:durableId="477458780" w:numId="12">
+    <w:abstractNumId w:val="0"/>
+  </w:num>
+  <w:num w16cid:durableId="698898323" w:numId="13">
+    <w:abstractNumId w:val="0"/>
+  </w:num>
+  <w:num w16cid:durableId="424956732" w:numId="14">
+    <w:abstractNumId w:val="0"/>
+  </w:num>
+  <w:num w16cid:durableId="69932026" w:numId="15">
+    <w:abstractNumId w:val="0"/>
+  </w:num>
+  <w:num w16cid:durableId="1401829951" w:numId="16">
+    <w:abstractNumId w:val="3"/>
+    <w:lvlOverride w:ilvl="0">
+      <w:startOverride w:val="1"/>
+    </w:lvlOverride>
+    <w:lvlOverride w:ilvl="1">
+      <w:startOverride w:val="1"/>
+    </w:lvlOverride>
+    <w:lvlOverride w:ilvl="2">
+      <w:startOverride w:val="1"/>
+    </w:lvlOverride>
+    <w:lvlOverride w:ilvl="3">
+      <w:startOverride w:val="1"/>
+    </w:lvlOverride>
+    <w:lvlOverride w:ilvl="4">
+      <w:startOverride w:val="1"/>
+    </w:lvlOverride>
+    <w:lvlOverride w:ilvl="5">
+      <w:startOverride w:val="1"/>
+    </w:lvlOverride>
+    <w:lvlOverride w:ilvl="6">
+      <w:startOverride w:val="1"/>
+    </w:lvlOverride>
+    <w:lvlOverride w:ilvl="7">
+      <w:startOverride w:val="1"/>
+    </w:lvlOverride>
+    <w:lvlOverride w:ilvl="8">
+      <w:startOverride w:val="1"/>
+    </w:lvlOverride>
+  </w:num>
+  <w:num w16cid:durableId="1720593767" w:numId="17">
+    <w:abstractNumId w:val="0"/>
+  </w:num>
+  <w:num w16cid:durableId="293027331" w:numId="18">
+    <w:abstractNumId w:val="2"/>
+    <w:lvlOverride w:ilvl="0">
+      <w:startOverride w:val="7"/>
+    </w:lvlOverride>
+    <w:lvlOverride w:ilvl="1">
+      <w:startOverride w:val="7"/>
+    </w:lvlOverride>
+    <w:lvlOverride w:ilvl="2">
+      <w:startOverride w:val="7"/>
+    </w:lvlOverride>
+    <w:lvlOverride w:ilvl="3">
+      <w:startOverride w:val="7"/>
+    </w:lvlOverride>
+    <w:lvlOverride w:ilvl="4">
+      <w:startOverride w:val="7"/>
+    </w:lvlOverride>
+    <w:lvlOverride w:ilvl="5">
+      <w:startOverride w:val="7"/>
+    </w:lvlOverride>
+    <w:lvlOverride w:ilvl="6">
+      <w:startOverride w:val="7"/>
+    </w:lvlOverride>
+    <w:lvlOverride w:ilvl="7">
+      <w:startOverride w:val="7"/>
+    </w:lvlOverride>
+    <w:lvlOverride w:ilvl="8">
+      <w:startOverride w:val="7"/>
+    </w:lvlOverride>
+  </w:num>
   <w:num w:numId="1000">
     <w:abstractNumId w:val="990"/>
   </w:num>
@@ -20810,14 +21547,15 @@
 </file>
 
 <file path=word/styles.xml><?xml version="1.0" encoding="utf-8"?>
-<w:styles xmlns:r="http://schemas.openxmlformats.org/officeDocument/2006/relationships" xmlns:w="http://schemas.openxmlformats.org/wordprocessingml/2006/main">
+<w:styles xmlns:mc="http://schemas.openxmlformats.org/markup-compatibility/2006" xmlns:r="http://schemas.openxmlformats.org/officeDocument/2006/relationships" xmlns:w="http://schemas.openxmlformats.org/wordprocessingml/2006/main" xmlns:w14="http://schemas.microsoft.com/office/word/2010/wordml" xmlns:w15="http://schemas.microsoft.com/office/word/2012/wordml" xmlns:w16="http://schemas.microsoft.com/office/word/2018/wordml" xmlns:w16cex="http://schemas.microsoft.com/office/word/2018/wordml/cex" xmlns:w16cid="http://schemas.microsoft.com/office/word/2016/wordml/cid" xmlns:w16du="http://schemas.microsoft.com/office/word/2023/wordml/word16du" xmlns:w16sdtdh="http://schemas.microsoft.com/office/word/2020/wordml/sdtdatahash" xmlns:w16sdtfl="http://schemas.microsoft.com/office/word/2024/wordml/sdtformatlock" xmlns:w16se="http://schemas.microsoft.com/office/word/2015/wordml/symex" mc:Ignorable="w14 w15 w16se w16cid w16 w16cex w16sdtdh w16sdtfl w16du">
   <w:docDefaults>
     <w:rPrDefault>
       <w:rPr>
-        <w:rFonts w:asciiTheme="minorHAnsi" w:cstheme="minorBidi" w:eastAsiaTheme="minorEastAsia" w:hAnsiTheme="minorHAnsi"/>
-        <w:sz w:val="24"/>
-        <w:szCs w:val="24"/>
-        <w:lang w:bidi="ar-SA" w:eastAsia="zh-CN" w:val="en-US"/>
+        <w:rFonts w:asciiTheme="minorHAnsi" w:cstheme="minorBidi" w:eastAsiaTheme="minorHAnsi" w:hAnsiTheme="minorHAnsi"/>
+        <w:color w:val="1A1A1A"/>
+        <w:sz w:val="22"/>
+        <w:szCs w:val="22"/>
+        <w:lang w:bidi="ar-SA" w:eastAsia="en-US" w:val="en-US"/>
       </w:rPr>
     </w:rPrDefault>
     <w:pPrDefault>
@@ -20826,15 +21564,475 @@
       </w:pPr>
     </w:pPrDefault>
   </w:docDefaults>
-  <w:latentStyles w:count="276" w:defLockedState="0" w:defQFormat="0" w:defSemiHidden="0" w:defUIPriority="0" w:defUnhideWhenUsed="0"/>
+  <w:latentStyles w:count="376" w:defLockedState="0" w:defQFormat="0" w:defSemiHidden="0" w:defUIPriority="0" w:defUnhideWhenUsed="0">
+    <w:lsdException w:name="toc 1" w:uiPriority="39"/>
+    <w:lsdException w:name="toc 2" w:uiPriority="39"/>
+    <w:lsdException w:name="Hyperlink" w:uiPriority="99"/>
+    <w:lsdException w:name="Normal Table" w:semiHidden="1" w:unhideWhenUsed="1"/>
+    <w:lsdException w:name="Table Simple 1" w:semiHidden="1" w:unhideWhenUsed="1"/>
+    <w:lsdException w:name="Table Simple 2" w:semiHidden="1" w:unhideWhenUsed="1"/>
+    <w:lsdException w:name="Table Simple 3" w:semiHidden="1" w:unhideWhenUsed="1"/>
+    <w:lsdException w:name="Table Classic 1" w:semiHidden="1" w:unhideWhenUsed="1"/>
+    <w:lsdException w:name="Table Classic 2" w:semiHidden="1" w:unhideWhenUsed="1"/>
+    <w:lsdException w:name="Table Classic 3" w:semiHidden="1" w:unhideWhenUsed="1"/>
+    <w:lsdException w:name="Table Classic 4" w:semiHidden="1" w:unhideWhenUsed="1"/>
+    <w:lsdException w:name="Table Colorful 1" w:semiHidden="1" w:unhideWhenUsed="1"/>
+    <w:lsdException w:name="Table Colorful 2" w:semiHidden="1" w:unhideWhenUsed="1"/>
+    <w:lsdException w:name="Table Colorful 3" w:semiHidden="1" w:unhideWhenUsed="1"/>
+    <w:lsdException w:name="Table Columns 1" w:semiHidden="1" w:unhideWhenUsed="1"/>
+    <w:lsdException w:name="Table Columns 2" w:semiHidden="1" w:unhideWhenUsed="1"/>
+    <w:lsdException w:name="Table Columns 3" w:semiHidden="1" w:unhideWhenUsed="1"/>
+    <w:lsdException w:name="Table Columns 4" w:semiHidden="1" w:unhideWhenUsed="1"/>
+    <w:lsdException w:name="Table Columns 5" w:semiHidden="1" w:unhideWhenUsed="1"/>
+    <w:lsdException w:name="Table Grid 1" w:semiHidden="1" w:unhideWhenUsed="1"/>
+    <w:lsdException w:name="Table Grid 2" w:semiHidden="1" w:unhideWhenUsed="1"/>
+    <w:lsdException w:name="Table Grid 3" w:semiHidden="1" w:unhideWhenUsed="1"/>
+    <w:lsdException w:name="Table Grid 4" w:semiHidden="1" w:unhideWhenUsed="1"/>
+    <w:lsdException w:name="Table Grid 5" w:semiHidden="1" w:unhideWhenUsed="1"/>
+    <w:lsdException w:name="Table Grid 6" w:semiHidden="1" w:unhideWhenUsed="1"/>
+    <w:lsdException w:name="Table Grid 7" w:semiHidden="1" w:unhideWhenUsed="1"/>
+    <w:lsdException w:name="Table Grid 8" w:semiHidden="1" w:unhideWhenUsed="1"/>
+    <w:lsdException w:name="Table List 1" w:semiHidden="1" w:unhideWhenUsed="1"/>
+    <w:lsdException w:name="Table List 2" w:semiHidden="1" w:unhideWhenUsed="1"/>
+    <w:lsdException w:name="Table List 3" w:semiHidden="1" w:unhideWhenUsed="1"/>
+    <w:lsdException w:name="Table List 4" w:semiHidden="1" w:unhideWhenUsed="1"/>
+    <w:lsdException w:name="Table List 5" w:semiHidden="1" w:unhideWhenUsed="1"/>
+    <w:lsdException w:name="Table List 6" w:semiHidden="1" w:unhideWhenUsed="1"/>
+    <w:lsdException w:name="Table List 7" w:semiHidden="1" w:unhideWhenUsed="1"/>
+    <w:lsdException w:name="Table List 8" w:semiHidden="1" w:unhideWhenUsed="1"/>
+    <w:lsdException w:name="Table 3D effects 1" w:semiHidden="1" w:unhideWhenUsed="1"/>
+    <w:lsdException w:name="Table 3D effects 2" w:semiHidden="1" w:unhideWhenUsed="1"/>
+    <w:lsdException w:name="Table 3D effects 3" w:semiHidden="1" w:unhideWhenUsed="1"/>
+    <w:lsdException w:name="Table Contemporary" w:semiHidden="1" w:unhideWhenUsed="1"/>
+    <w:lsdException w:name="Table Elegant" w:semiHidden="1" w:unhideWhenUsed="1"/>
+    <w:lsdException w:name="Table Professional" w:semiHidden="1" w:unhideWhenUsed="1"/>
+    <w:lsdException w:name="Table Subtle 1" w:semiHidden="1" w:unhideWhenUsed="1"/>
+    <w:lsdException w:name="Table Subtle 2" w:semiHidden="1" w:unhideWhenUsed="1"/>
+    <w:lsdException w:name="Table Web 1" w:semiHidden="1" w:unhideWhenUsed="1"/>
+    <w:lsdException w:name="Table Web 2" w:semiHidden="1" w:unhideWhenUsed="1"/>
+    <w:lsdException w:name="Table Web 3" w:semiHidden="1" w:unhideWhenUsed="1"/>
+    <w:lsdException w:name="Table Theme" w:semiHidden="1" w:unhideWhenUsed="1"/>
+    <w:lsdException w:name="Light Shading"/>
+    <w:lsdException w:name="Light List"/>
+    <w:lsdException w:name="Light Grid"/>
+    <w:lsdException w:name="Medium Shading 1"/>
+    <w:lsdException w:name="Medium Shading 2"/>
+    <w:lsdException w:name="Medium List 1"/>
+    <w:lsdException w:name="Medium List 2"/>
+    <w:lsdException w:name="Medium Grid 1"/>
+    <w:lsdException w:name="Medium Grid 2"/>
+    <w:lsdException w:name="Medium Grid 3"/>
+    <w:lsdException w:name="Dark List"/>
+    <w:lsdException w:name="Colorful Shading"/>
+    <w:lsdException w:name="Colorful List"/>
+    <w:lsdException w:name="Colorful Grid"/>
+    <w:lsdException w:name="Light Shading Accent 1"/>
+    <w:lsdException w:name="Light List Accent 1"/>
+    <w:lsdException w:name="Light Grid Accent 1"/>
+    <w:lsdException w:name="Medium Shading 1 Accent 1"/>
+    <w:lsdException w:name="Medium Shading 2 Accent 1"/>
+    <w:lsdException w:name="Medium List 1 Accent 1"/>
+    <w:lsdException w:name="Medium List 2 Accent 1"/>
+    <w:lsdException w:name="Medium Grid 1 Accent 1"/>
+    <w:lsdException w:name="Medium Grid 2 Accent 1"/>
+    <w:lsdException w:name="Medium Grid 3 Accent 1"/>
+    <w:lsdException w:name="Dark List Accent 1"/>
+    <w:lsdException w:name="Colorful Shading Accent 1"/>
+    <w:lsdException w:name="Colorful List Accent 1"/>
+    <w:lsdException w:name="Colorful Grid Accent 1"/>
+    <w:lsdException w:name="Light Shading Accent 2"/>
+    <w:lsdException w:name="Light List Accent 2"/>
+    <w:lsdException w:name="Light Grid Accent 2"/>
+    <w:lsdException w:name="Medium Shading 1 Accent 2"/>
+    <w:lsdException w:name="Medium Shading 2 Accent 2"/>
+    <w:lsdException w:name="Medium List 1 Accent 2"/>
+    <w:lsdException w:name="Medium List 2 Accent 2"/>
+    <w:lsdException w:name="Medium Grid 1 Accent 2"/>
+    <w:lsdException w:name="Medium Grid 2 Accent 2"/>
+    <w:lsdException w:name="Medium Grid 3 Accent 2"/>
+    <w:lsdException w:name="Dark List Accent 2"/>
+    <w:lsdException w:name="Colorful Shading Accent 2"/>
+    <w:lsdException w:name="Colorful List Accent 2"/>
+    <w:lsdException w:name="Colorful Grid Accent 2"/>
+    <w:lsdException w:name="Light Shading Accent 3"/>
+    <w:lsdException w:name="Light List Accent 3"/>
+    <w:lsdException w:name="Light Grid Accent 3"/>
+    <w:lsdException w:name="Medium Shading 1 Accent 3"/>
+    <w:lsdException w:name="Medium Shading 2 Accent 3"/>
+    <w:lsdException w:name="Medium List 1 Accent 3"/>
+    <w:lsdException w:name="Medium List 2 Accent 3"/>
+    <w:lsdException w:name="Medium Grid 1 Accent 3"/>
+    <w:lsdException w:name="Medium Grid 2 Accent 3"/>
+    <w:lsdException w:name="Medium Grid 3 Accent 3"/>
+    <w:lsdException w:name="Dark List Accent 3"/>
+    <w:lsdException w:name="Colorful Shading Accent 3"/>
+    <w:lsdException w:name="Colorful List Accent 3"/>
+    <w:lsdException w:name="Colorful Grid Accent 3"/>
+    <w:lsdException w:name="Light Shading Accent 4"/>
+    <w:lsdException w:name="Light List Accent 4"/>
+    <w:lsdException w:name="Light Grid Accent 4"/>
+    <w:lsdException w:name="Medium Shading 1 Accent 4"/>
+    <w:lsdException w:name="Medium Shading 2 Accent 4"/>
+    <w:lsdException w:name="Medium List 1 Accent 4"/>
+    <w:lsdException w:name="Medium List 2 Accent 4"/>
+    <w:lsdException w:name="Medium Grid 1 Accent 4"/>
+    <w:lsdException w:name="Medium Grid 2 Accent 4"/>
+    <w:lsdException w:name="Medium Grid 3 Accent 4"/>
+    <w:lsdException w:name="Dark List Accent 4"/>
+    <w:lsdException w:name="Colorful Shading Accent 4"/>
+    <w:lsdException w:name="Colorful List Accent 4"/>
+    <w:lsdException w:name="Colorful Grid Accent 4"/>
+    <w:lsdException w:name="Light Shading Accent 5"/>
+    <w:lsdException w:name="Light List Accent 5"/>
+    <w:lsdException w:name="Light Grid Accent 5"/>
+    <w:lsdException w:name="Medium Shading 1 Accent 5"/>
+    <w:lsdException w:name="Medium Shading 2 Accent 5"/>
+    <w:lsdException w:name="Medium List 1 Accent 5"/>
+    <w:lsdException w:name="Medium List 2 Accent 5"/>
+    <w:lsdException w:name="Medium Grid 1 Accent 5"/>
+    <w:lsdException w:name="Medium Grid 2 Accent 5"/>
+    <w:lsdException w:name="Medium Grid 3 Accent 5"/>
+    <w:lsdException w:name="Dark List Accent 5"/>
+    <w:lsdException w:name="Colorful Shading Accent 5"/>
+    <w:lsdException w:name="Colorful List Accent 5"/>
+    <w:lsdException w:name="Colorful Grid Accent 5"/>
+    <w:lsdException w:name="Light Shading Accent 6"/>
+    <w:lsdException w:name="Light List Accent 6"/>
+    <w:lsdException w:name="Light Grid Accent 6"/>
+    <w:lsdException w:name="Medium Shading 1 Accent 6"/>
+    <w:lsdException w:name="Medium Shading 2 Accent 6"/>
+    <w:lsdException w:name="Medium List 1 Accent 6"/>
+    <w:lsdException w:name="Medium List 2 Accent 6"/>
+    <w:lsdException w:name="Medium Grid 1 Accent 6"/>
+    <w:lsdException w:name="Medium Grid 2 Accent 6"/>
+    <w:lsdException w:name="Medium Grid 3 Accent 6"/>
+    <w:lsdException w:name="Dark List Accent 6"/>
+    <w:lsdException w:name="Colorful Shading Accent 6"/>
+    <w:lsdException w:name="Colorful List Accent 6"/>
+    <w:lsdException w:name="Colorful Grid Accent 6"/>
+    <w:lsdException w:name="Grid Table 4" w:uiPriority="49"/>
+    <w:lsdException w:name="Grid Table 5 Dark" w:uiPriority="50"/>
+    <w:lsdException w:name="Grid Table 6 Colorful" w:uiPriority="51"/>
+    <w:lsdException w:name="Grid Table 7 Colorful" w:uiPriority="52"/>
+    <w:lsdException w:name="Grid Table 1 Light Accent 1" w:uiPriority="46"/>
+    <w:lsdException w:name="Grid Table 2 Accent 1" w:uiPriority="47"/>
+    <w:lsdException w:name="Grid Table 3 Accent 1" w:uiPriority="48"/>
+    <w:lsdException w:name="Grid Table 4 Accent 1" w:uiPriority="49"/>
+    <w:lsdException w:name="Grid Table 5 Dark Accent 1" w:uiPriority="50"/>
+    <w:lsdException w:name="Grid Table 6 Colorful Accent 1" w:uiPriority="51"/>
+    <w:lsdException w:name="Grid Table 7 Colorful Accent 1" w:uiPriority="52"/>
+    <w:lsdException w:name="Grid Table 1 Light Accent 2" w:uiPriority="46"/>
+    <w:lsdException w:name="Grid Table 2 Accent 2" w:uiPriority="47"/>
+    <w:lsdException w:name="Grid Table 3 Accent 2" w:uiPriority="48"/>
+    <w:lsdException w:name="Grid Table 4 Accent 2" w:uiPriority="49"/>
+    <w:lsdException w:name="Grid Table 5 Dark Accent 2" w:uiPriority="50"/>
+    <w:lsdException w:name="Grid Table 6 Colorful Accent 2" w:uiPriority="51"/>
+    <w:lsdException w:name="Grid Table 7 Colorful Accent 2" w:uiPriority="52"/>
+    <w:lsdException w:name="Grid Table 1 Light Accent 3" w:uiPriority="46"/>
+    <w:lsdException w:name="Grid Table 2 Accent 3" w:uiPriority="47"/>
+    <w:lsdException w:name="Grid Table 3 Accent 3" w:uiPriority="48"/>
+    <w:lsdException w:name="Grid Table 4 Accent 3" w:uiPriority="49"/>
+    <w:lsdException w:name="Grid Table 5 Dark Accent 3" w:uiPriority="50"/>
+    <w:lsdException w:name="Grid Table 6 Colorful Accent 3" w:uiPriority="51"/>
+    <w:lsdException w:name="Grid Table 7 Colorful Accent 3" w:uiPriority="52"/>
+    <w:lsdException w:name="Grid Table 1 Light Accent 4" w:uiPriority="46"/>
+    <w:lsdException w:name="Grid Table 2 Accent 4" w:uiPriority="47"/>
+    <w:lsdException w:name="Grid Table 3 Accent 4" w:uiPriority="48"/>
+    <w:lsdException w:name="Grid Table 4 Accent 4" w:uiPriority="49"/>
+    <w:lsdException w:name="Grid Table 5 Dark Accent 4" w:uiPriority="50"/>
+    <w:lsdException w:name="Grid Table 6 Colorful Accent 4" w:uiPriority="51"/>
+    <w:lsdException w:name="Grid Table 7 Colorful Accent 4" w:uiPriority="52"/>
+    <w:lsdException w:name="Grid Table 1 Light Accent 5" w:uiPriority="46"/>
+    <w:lsdException w:name="Grid Table 2 Accent 5" w:uiPriority="47"/>
+    <w:lsdException w:name="Grid Table 3 Accent 5" w:uiPriority="48"/>
+    <w:lsdException w:name="Grid Table 4 Accent 5" w:uiPriority="49"/>
+    <w:lsdException w:name="Grid Table 5 Dark Accent 5" w:uiPriority="50"/>
+    <w:lsdException w:name="Grid Table 6 Colorful Accent 5" w:uiPriority="51"/>
+    <w:lsdException w:name="Grid Table 7 Colorful Accent 5" w:uiPriority="52"/>
+    <w:lsdException w:name="Grid Table 1 Light Accent 6" w:uiPriority="46"/>
+    <w:lsdException w:name="Grid Table 2 Accent 6" w:uiPriority="47"/>
+    <w:lsdException w:name="Grid Table 3 Accent 6" w:uiPriority="48"/>
+    <w:lsdException w:name="Grid Table 4 Accent 6" w:uiPriority="49"/>
+    <w:lsdException w:name="Grid Table 5 Dark Accent 6" w:uiPriority="50"/>
+    <w:lsdException w:name="Grid Table 6 Colorful Accent 6" w:uiPriority="51"/>
+    <w:lsdException w:name="Grid Table 7 Colorful Accent 6" w:uiPriority="52"/>
+    <w:lsdException w:name="List Table 1 Light" w:uiPriority="46"/>
+    <w:lsdException w:name="List Table 2" w:uiPriority="47"/>
+    <w:lsdException w:name="List Table 3" w:uiPriority="48"/>
+    <w:lsdException w:name="List Table 4" w:uiPriority="49"/>
+    <w:lsdException w:name="List Table 5 Dark" w:uiPriority="50"/>
+    <w:lsdException w:name="List Table 6 Colorful" w:uiPriority="51"/>
+    <w:lsdException w:name="List Table 7 Colorful" w:uiPriority="52"/>
+    <w:lsdException w:name="List Table 1 Light Accent 1" w:uiPriority="46"/>
+    <w:lsdException w:name="List Table 2 Accent 1" w:uiPriority="47"/>
+    <w:lsdException w:name="List Table 3 Accent 1" w:uiPriority="48"/>
+    <w:lsdException w:name="List Table 4 Accent 1" w:uiPriority="49"/>
+    <w:lsdException w:name="List Table 5 Dark Accent 1" w:uiPriority="50"/>
+    <w:lsdException w:name="List Table 6 Colorful Accent 1" w:uiPriority="51"/>
+    <w:lsdException w:name="List Table 7 Colorful Accent 1" w:uiPriority="52"/>
+    <w:lsdException w:name="List Table 1 Light Accent 2" w:uiPriority="46"/>
+    <w:lsdException w:name="List Table 2 Accent 2" w:uiPriority="47"/>
+    <w:lsdException w:name="List Table 3 Accent 2" w:uiPriority="48"/>
+    <w:lsdException w:name="List Table 4 Accent 2" w:uiPriority="49"/>
+    <w:lsdException w:name="List Table 5 Dark Accent 2" w:uiPriority="50"/>
+    <w:lsdException w:name="List Table 6 Colorful Accent 2" w:uiPriority="51"/>
+    <w:lsdException w:name="List Table 7 Colorful Accent 2" w:uiPriority="52"/>
+    <w:lsdException w:name="List Table 1 Light Accent 3" w:uiPriority="46"/>
+    <w:lsdException w:name="List Table 2 Accent 3" w:uiPriority="47"/>
+    <w:lsdException w:name="List Table 3 Accent 3" w:uiPriority="48"/>
+    <w:lsdException w:name="List Table 4 Accent 3" w:uiPriority="49"/>
+    <w:lsdException w:name="List Table 5 Dark Accent 3" w:uiPriority="50"/>
+    <w:lsdException w:name="List Table 6 Colorful Accent 3" w:uiPriority="51"/>
+    <w:lsdException w:name="List Table 7 Colorful Accent 3" w:uiPriority="52"/>
+    <w:lsdException w:name="List Table 1 Light Accent 4" w:uiPriority="46"/>
+    <w:lsdException w:name="List Table 2 Accent 4" w:uiPriority="47"/>
+    <w:lsdException w:name="List Table 3 Accent 4" w:uiPriority="48"/>
+    <w:lsdException w:name="List Table 4 Accent 4" w:uiPriority="49"/>
+    <w:lsdException w:name="List Table 5 Dark Accent 4" w:uiPriority="50"/>
+    <w:lsdException w:name="List Table 6 Colorful Accent 4" w:uiPriority="51"/>
+    <w:lsdException w:name="List Table 7 Colorful Accent 4" w:uiPriority="52"/>
+    <w:lsdException w:name="List Table 1 Light Accent 5" w:uiPriority="46"/>
+    <w:lsdException w:name="List Table 2 Accent 5" w:uiPriority="47"/>
+    <w:lsdException w:name="List Table 3 Accent 5" w:uiPriority="48"/>
+    <w:lsdException w:name="List Table 4 Accent 5" w:uiPriority="49"/>
+    <w:lsdException w:name="List Table 5 Dark Accent 5" w:uiPriority="50"/>
+    <w:lsdException w:name="List Table 6 Colorful Accent 5" w:uiPriority="51"/>
+    <w:lsdException w:name="List Table 7 Colorful Accent 5" w:uiPriority="52"/>
+    <w:lsdException w:name="List Table 1 Light Accent 6" w:uiPriority="46"/>
+    <w:lsdException w:name="List Table 2 Accent 6" w:uiPriority="47"/>
+    <w:lsdException w:name="List Table 3 Accent 6" w:uiPriority="48"/>
+    <w:lsdException w:name="List Table 4 Accent 6" w:uiPriority="49"/>
+    <w:lsdException w:name="List Table 5 Dark Accent 6" w:uiPriority="50"/>
+    <w:lsdException w:name="List Table 6 Colorful Accent 6" w:uiPriority="51"/>
+    <w:lsdException w:name="List Table 7 Colorful Accent 6" w:uiPriority="52"/>
+    <w:lsdException w:name="Mention" w:semiHidden="1" w:uiPriority="99" w:unhideWhenUsed="1"/>
+    <w:lsdException w:name="Smart Hyperlink" w:semiHidden="1" w:uiPriority="99" w:unhideWhenUsed="1"/>
+    <w:lsdException w:name="Hashtag" w:semiHidden="1" w:uiPriority="99" w:unhideWhenUsed="1"/>
+    <w:lsdException w:name="Unresolved Mention" w:semiHidden="1" w:uiPriority="99" w:unhideWhenUsed="1"/>
+    <w:lsdException w:name="Smart Link" w:semiHidden="1" w:uiPriority="99" w:unhideWhenUsed="1"/>
+  </w:latentStyles>
   <w:style w:default="1" w:styleId="Normal" w:type="paragraph">
     <w:name w:val="Normal"/>
     <w:qFormat/>
   </w:style>
+  <w:style w:styleId="Heading1" w:type="paragraph">
+    <w:name w:val="heading 1"/>
+    <w:basedOn w:val="Normal"/>
+    <w:next w:val="BodyText"/>
+    <w:uiPriority w:val="9"/>
+    <w:qFormat/>
+    <w:pPr>
+      <w:keepNext/>
+      <w:keepLines/>
+      <w:spacing w:after="0" w:before="480"/>
+      <w:outlineLvl w:val="0"/>
+    </w:pPr>
+    <w:rPr>
+      <w:rFonts w:asciiTheme="majorHAnsi" w:cstheme="majorBidi" w:eastAsiaTheme="majorEastAsia" w:hAnsiTheme="majorHAnsi"/>
+      <w:b/>
+      <w:bCs/>
+      <w:color w:val="E64C38"/>
+      <w:sz w:val="32"/>
+      <w:szCs w:val="32"/>
+    </w:rPr>
+  </w:style>
+  <w:style w:styleId="Heading2" w:type="paragraph">
+    <w:name w:val="heading 2"/>
+    <w:basedOn w:val="Normal"/>
+    <w:next w:val="BodyText"/>
+    <w:uiPriority w:val="9"/>
+    <w:unhideWhenUsed/>
+    <w:qFormat/>
+    <w:pPr>
+      <w:keepNext/>
+      <w:keepLines/>
+      <w:spacing w:after="0" w:before="200"/>
+      <w:outlineLvl w:val="1"/>
+    </w:pPr>
+    <w:rPr>
+      <w:rFonts w:asciiTheme="majorHAnsi" w:cstheme="majorBidi" w:eastAsiaTheme="majorEastAsia" w:hAnsiTheme="majorHAnsi"/>
+      <w:b/>
+      <w:bCs/>
+      <w:color w:val="E64C38"/>
+      <w:sz w:val="28"/>
+      <w:szCs w:val="28"/>
+    </w:rPr>
+  </w:style>
+  <w:style w:styleId="Heading3" w:type="paragraph">
+    <w:name w:val="heading 3"/>
+    <w:basedOn w:val="Normal"/>
+    <w:next w:val="BodyText"/>
+    <w:uiPriority w:val="9"/>
+    <w:unhideWhenUsed/>
+    <w:qFormat/>
+    <w:pPr>
+      <w:keepNext/>
+      <w:keepLines/>
+      <w:spacing w:after="0" w:before="200"/>
+      <w:outlineLvl w:val="2"/>
+    </w:pPr>
+    <w:rPr>
+      <w:rFonts w:asciiTheme="majorHAnsi" w:cstheme="majorBidi" w:eastAsiaTheme="majorEastAsia" w:hAnsiTheme="majorHAnsi"/>
+      <w:b/>
+      <w:bCs/>
+      <w:color w:val="E64C38"/>
+      <w:sz w:val="24"/>
+      <w:szCs w:val="24"/>
+    </w:rPr>
+  </w:style>
+  <w:style w:styleId="Heading4" w:type="paragraph">
+    <w:name w:val="heading 4"/>
+    <w:basedOn w:val="Normal"/>
+    <w:next w:val="BodyText"/>
+    <w:uiPriority w:val="9"/>
+    <w:unhideWhenUsed/>
+    <w:qFormat/>
+    <w:pPr>
+      <w:keepNext/>
+      <w:keepLines/>
+      <w:spacing w:after="0" w:before="200"/>
+      <w:outlineLvl w:val="3"/>
+    </w:pPr>
+    <w:rPr>
+      <w:rFonts w:asciiTheme="majorHAnsi" w:cstheme="majorBidi" w:eastAsiaTheme="majorEastAsia" w:hAnsiTheme="majorHAnsi"/>
+      <w:bCs/>
+      <w:i/>
+      <w:color w:val="E64C38"/>
+      <w:sz w:val="24"/>
+      <w:szCs w:val="24"/>
+    </w:rPr>
+  </w:style>
+  <w:style w:styleId="Heading5" w:type="paragraph">
+    <w:name w:val="heading 5"/>
+    <w:basedOn w:val="Normal"/>
+    <w:next w:val="BodyText"/>
+    <w:uiPriority w:val="9"/>
+    <w:unhideWhenUsed/>
+    <w:qFormat/>
+    <w:pPr>
+      <w:keepNext/>
+      <w:keepLines/>
+      <w:spacing w:after="0" w:before="200"/>
+      <w:outlineLvl w:val="4"/>
+    </w:pPr>
+    <w:rPr>
+      <w:rFonts w:asciiTheme="majorHAnsi" w:cstheme="majorBidi" w:eastAsiaTheme="majorEastAsia" w:hAnsiTheme="majorHAnsi"/>
+      <w:iCs/>
+      <w:color w:val="E64C38"/>
+      <w:sz w:val="24"/>
+      <w:szCs w:val="24"/>
+    </w:rPr>
+  </w:style>
+  <w:style w:styleId="Heading6" w:type="paragraph">
+    <w:name w:val="heading 6"/>
+    <w:basedOn w:val="Normal"/>
+    <w:next w:val="BodyText"/>
+    <w:uiPriority w:val="9"/>
+    <w:unhideWhenUsed/>
+    <w:qFormat/>
+    <w:pPr>
+      <w:keepNext/>
+      <w:keepLines/>
+      <w:spacing w:after="0" w:before="200"/>
+      <w:outlineLvl w:val="5"/>
+    </w:pPr>
+    <w:rPr>
+      <w:rFonts w:asciiTheme="majorHAnsi" w:cstheme="majorBidi" w:eastAsiaTheme="majorEastAsia" w:hAnsiTheme="majorHAnsi"/>
+      <w:color w:val="E64C38"/>
+      <w:sz w:val="24"/>
+      <w:szCs w:val="24"/>
+    </w:rPr>
+  </w:style>
+  <w:style w:styleId="Heading7" w:type="paragraph">
+    <w:name w:val="heading 7"/>
+    <w:basedOn w:val="Normal"/>
+    <w:next w:val="BodyText"/>
+    <w:uiPriority w:val="9"/>
+    <w:unhideWhenUsed/>
+    <w:qFormat/>
+    <w:pPr>
+      <w:keepNext/>
+      <w:keepLines/>
+      <w:spacing w:after="0" w:before="200"/>
+      <w:outlineLvl w:val="6"/>
+    </w:pPr>
+    <w:rPr>
+      <w:rFonts w:asciiTheme="majorHAnsi" w:cstheme="majorBidi" w:eastAsiaTheme="majorEastAsia" w:hAnsiTheme="majorHAnsi"/>
+      <w:color w:val="E64C38"/>
+      <w:sz w:val="24"/>
+      <w:szCs w:val="24"/>
+    </w:rPr>
+  </w:style>
+  <w:style w:styleId="Heading8" w:type="paragraph">
+    <w:name w:val="heading 8"/>
+    <w:basedOn w:val="Normal"/>
+    <w:next w:val="BodyText"/>
+    <w:uiPriority w:val="9"/>
+    <w:unhideWhenUsed/>
+    <w:qFormat/>
+    <w:pPr>
+      <w:keepNext/>
+      <w:keepLines/>
+      <w:spacing w:after="0" w:before="200"/>
+      <w:outlineLvl w:val="7"/>
+    </w:pPr>
+    <w:rPr>
+      <w:rFonts w:asciiTheme="majorHAnsi" w:cstheme="majorBidi" w:eastAsiaTheme="majorEastAsia" w:hAnsiTheme="majorHAnsi"/>
+      <w:color w:val="E64C38"/>
+      <w:sz w:val="24"/>
+      <w:szCs w:val="24"/>
+    </w:rPr>
+  </w:style>
+  <w:style w:styleId="Heading9" w:type="paragraph">
+    <w:name w:val="heading 9"/>
+    <w:basedOn w:val="Normal"/>
+    <w:next w:val="BodyText"/>
+    <w:uiPriority w:val="9"/>
+    <w:unhideWhenUsed/>
+    <w:qFormat/>
+    <w:pPr>
+      <w:keepNext/>
+      <w:keepLines/>
+      <w:spacing w:after="0" w:before="200"/>
+      <w:outlineLvl w:val="8"/>
+    </w:pPr>
+    <w:rPr>
+      <w:rFonts w:asciiTheme="majorHAnsi" w:cstheme="majorBidi" w:eastAsiaTheme="majorEastAsia" w:hAnsiTheme="majorHAnsi"/>
+      <w:color w:val="E64C38"/>
+      <w:sz w:val="24"/>
+      <w:szCs w:val="24"/>
+    </w:rPr>
+  </w:style>
+  <w:style w:default="1" w:styleId="DefaultParagraphFont" w:type="character">
+    <w:name w:val="Default Paragraph Font"/>
+    <w:uiPriority w:val="1"/>
+    <w:semiHidden/>
+    <w:unhideWhenUsed/>
+  </w:style>
+  <w:style w:default="1" w:styleId="TableNormal" w:type="table">
+    <w:name w:val="Normal Table"/>
+    <w:uiPriority w:val="99"/>
+    <w:semiHidden/>
+    <w:unhideWhenUsed/>
+    <w:tblPr>
+      <w:tblInd w:type="dxa" w:w="0"/>
+      <w:tblCellMar>
+        <w:top w:type="dxa" w:w="0"/>
+        <w:left w:type="dxa" w:w="108"/>
+        <w:bottom w:type="dxa" w:w="0"/>
+        <w:right w:type="dxa" w:w="108"/>
+      </w:tblCellMar>
+    </w:tblPr>
+  </w:style>
+  <w:style w:default="1" w:styleId="NoList" w:type="numbering">
+    <w:name w:val="No List"/>
+    <w:uiPriority w:val="99"/>
+    <w:semiHidden/>
+    <w:unhideWhenUsed/>
+  </w:style>
   <w:style w:styleId="BodyText" w:type="paragraph">
     <w:name w:val="Body Text"/>
     <w:basedOn w:val="Normal"/>
-    <w:link w:val="BodyTextChar"/>
     <w:qFormat/>
     <w:pPr>
       <w:spacing w:after="180" w:before="180"/>
@@ -20858,111 +22056,52 @@
     <w:name w:val="Title"/>
     <w:basedOn w:val="Normal"/>
     <w:next w:val="BodyText"/>
-    <w:link w:val="TitleChar"/>
-    <w:uiPriority w:val="10"/>
     <w:qFormat/>
-    <w:rsid w:val="00A10FD9"/>
     <w:pPr>
-      <w:spacing w:after="80" w:line="240" w:lineRule="auto"/>
-      <w:contextualSpacing/>
+      <w:keepNext/>
+      <w:keepLines/>
+      <w:spacing w:after="240" w:before="480"/>
       <w:jc w:val="center"/>
     </w:pPr>
     <w:rPr>
-      <w:rFonts w:asciiTheme="majorHAnsi" w:cstheme="majorBidi" w:eastAsiaTheme="majorEastAsia" w:hAnsiTheme="majorHAnsi"/>
-      <w:sz w:val="56"/>
-      <w:szCs w:val="56"/>
-    </w:rPr>
-  </w:style>
-  <w:style w:customStyle="1" w:styleId="TitleChar" w:type="character">
-    <w:name w:val="Title Char"/>
-    <w:basedOn w:val="DefaultParagraphFont"/>
-    <w:link w:val="Title"/>
-    <w:uiPriority w:val="10"/>
-    <w:rsid w:val="00A10FD9"/>
-    <w:rPr>
-      <w:rFonts w:asciiTheme="majorHAnsi" w:cstheme="majorBidi" w:eastAsiaTheme="majorEastAsia" w:hAnsiTheme="majorHAnsi"/>
-      <w:sz w:val="56"/>
-      <w:szCs w:val="56"/>
+      <w:b/>
+      <w:color w:val="E64C38"/>
+      <w:sz w:val="52"/>
+      <w:szCs w:val="52"/>
     </w:rPr>
   </w:style>
   <w:style w:styleId="Subtitle" w:type="paragraph">
     <w:name w:val="Subtitle"/>
     <w:basedOn w:val="Title"/>
     <w:next w:val="BodyText"/>
-    <w:link w:val="SubtitleChar"/>
-    <w:uiPriority w:val="11"/>
     <w:qFormat/>
-    <w:rsid w:val="00A10FD9"/>
     <w:pPr>
-      <w:numPr>
-        <w:ilvl w:val="1"/>
-      </w:numPr>
+      <w:spacing w:before="240"/>
     </w:pPr>
     <w:rPr>
-      <w:rFonts w:cstheme="majorBidi" w:eastAsiaTheme="majorEastAsia"/>
-      <w:spacing w:val="15"/>
-      <w:sz w:val="28"/>
-      <w:szCs w:val="28"/>
-    </w:rPr>
-  </w:style>
-  <w:style w:customStyle="1" w:styleId="SubtitleChar" w:type="character">
-    <w:name w:val="Subtitle Char"/>
-    <w:basedOn w:val="DefaultParagraphFont"/>
-    <w:link w:val="Subtitle"/>
-    <w:uiPriority w:val="11"/>
-    <w:rsid w:val="00A10FD9"/>
-    <w:rPr>
-      <w:rFonts w:cstheme="majorBidi" w:eastAsiaTheme="majorEastAsia"/>
-      <w:color w:themeColor="text1" w:themeTint="A6" w:val="595959"/>
-      <w:spacing w:val="15"/>
-      <w:sz w:val="28"/>
-      <w:szCs w:val="28"/>
+      <w:sz w:val="30"/>
+      <w:szCs w:val="30"/>
     </w:rPr>
   </w:style>
   <w:style w:customStyle="1" w:styleId="Author" w:type="paragraph">
     <w:name w:val="Author"/>
-    <w:basedOn w:val="Title"/>
     <w:next w:val="BodyText"/>
     <w:qFormat/>
     <w:pPr>
       <w:keepNext/>
       <w:keepLines/>
+      <w:jc w:val="center"/>
     </w:pPr>
-    <w:rPr>
-      <w:sz w:val="24"/>
-      <w:szCs w:val="24"/>
-    </w:rPr>
   </w:style>
   <w:style w:styleId="Date" w:type="paragraph">
     <w:name w:val="Date"/>
-    <w:basedOn w:val="Title"/>
     <w:next w:val="BodyText"/>
     <w:qFormat/>
     <w:pPr>
       <w:keepNext/>
       <w:keepLines/>
-    </w:pPr>
-    <w:rPr>
-      <w:sz w:val="24"/>
-      <w:szCs w:val="24"/>
-    </w:rPr>
-  </w:style>
-  <w:style w:customStyle="1" w:styleId="AbstractTitle" w:type="paragraph">
-    <w:name w:val="Abstract Title"/>
-    <w:basedOn w:val="Normal"/>
-    <w:next w:val="Abstract"/>
-    <w:qFormat/>
-    <w:pPr>
-      <w:keepNext/>
-      <w:keepLines/>
-      <w:spacing w:after="0" w:before="300"/>
       <w:jc w:val="center"/>
     </w:pPr>
-    <w:rPr>
-      <w:b/>
-      <w:sz w:val="20"/>
-      <w:szCs w:val="20"/>
-    </w:rPr>
   </w:style>
   <w:style w:customStyle="1" w:styleId="Abstract" w:type="paragraph">
     <w:name w:val="Abstract"/>
@@ -20972,7 +22111,7 @@
     <w:pPr>
       <w:keepNext/>
       <w:keepLines/>
-      <w:spacing w:after="300" w:before="100"/>
+      <w:spacing w:after="300" w:before="300"/>
     </w:pPr>
     <w:rPr>
       <w:sz w:val="20"/>
@@ -20982,328 +22121,7 @@
   <w:style w:styleId="Bibliography" w:type="paragraph">
     <w:name w:val="Bibliography"/>
     <w:basedOn w:val="Normal"/>
-    <w:next w:val="Bibliography"/>
     <w:qFormat/>
-    <w:pPr/>
-    <w:rPr/>
-  </w:style>
-  <w:style w:styleId="Heading1" w:type="paragraph">
-    <w:name w:val="heading 1"/>
-    <w:basedOn w:val="Normal"/>
-    <w:next w:val="BodyText"/>
-    <w:link w:val="Heading1Char"/>
-    <w:uiPriority w:val="9"/>
-    <w:qFormat/>
-    <w:rsid w:val="00A10FD9"/>
-    <w:pPr>
-      <w:keepNext/>
-      <w:keepLines/>
-      <w:spacing w:after="80" w:before="360"/>
-      <w:outlineLvl w:val="0"/>
-    </w:pPr>
-    <w:rPr>
-      <w:rFonts w:asciiTheme="majorHAnsi" w:cstheme="majorBidi" w:eastAsiaTheme="majorEastAsia" w:hAnsiTheme="majorHAnsi"/>
-      <w:color w:themeColor="accent1" w:themeShade="BF" w:val="0F4761"/>
-      <w:sz w:val="40"/>
-      <w:szCs w:val="40"/>
-    </w:rPr>
-  </w:style>
-  <w:style w:styleId="Heading2" w:type="paragraph">
-    <w:name w:val="heading 2"/>
-    <w:basedOn w:val="Normal"/>
-    <w:next w:val="BodyText"/>
-    <w:link w:val="Heading2Char"/>
-    <w:uiPriority w:val="9"/>
-    <w:semiHidden/>
-    <w:unhideWhenUsed/>
-    <w:qFormat/>
-    <w:rsid w:val="00A10FD9"/>
-    <w:pPr>
-      <w:keepNext/>
-      <w:keepLines/>
-      <w:spacing w:after="80" w:before="160"/>
-      <w:outlineLvl w:val="1"/>
-    </w:pPr>
-    <w:rPr>
-      <w:rFonts w:asciiTheme="majorHAnsi" w:cstheme="majorBidi" w:eastAsiaTheme="majorEastAsia" w:hAnsiTheme="majorHAnsi"/>
-      <w:color w:themeColor="accent1" w:themeShade="BF" w:val="0F4761"/>
-      <w:sz w:val="32"/>
-      <w:szCs w:val="32"/>
-    </w:rPr>
-  </w:style>
-  <w:style w:styleId="Heading3" w:type="paragraph">
-    <w:name w:val="heading 3"/>
-    <w:basedOn w:val="Normal"/>
-    <w:next w:val="BodyText"/>
-    <w:link w:val="Heading3Char"/>
-    <w:uiPriority w:val="9"/>
-    <w:semiHidden/>
-    <w:unhideWhenUsed/>
-    <w:qFormat/>
-    <w:rsid w:val="00A10FD9"/>
-    <w:pPr>
-      <w:keepNext/>
-      <w:keepLines/>
-      <w:spacing w:after="80" w:before="160"/>
-      <w:outlineLvl w:val="2"/>
-    </w:pPr>
-    <w:rPr>
-      <w:rFonts w:cstheme="majorBidi" w:eastAsiaTheme="majorEastAsia"/>
-      <w:color w:themeColor="accent1" w:themeShade="BF" w:val="0F4761"/>
-      <w:sz w:val="28"/>
-      <w:szCs w:val="28"/>
-    </w:rPr>
-  </w:style>
-  <w:style w:styleId="Heading4" w:type="paragraph">
-    <w:name w:val="heading 4"/>
-    <w:basedOn w:val="Normal"/>
-    <w:next w:val="BodyText"/>
-    <w:link w:val="Heading4Char"/>
-    <w:uiPriority w:val="9"/>
-    <w:semiHidden/>
-    <w:unhideWhenUsed/>
-    <w:qFormat/>
-    <w:rsid w:val="00A10FD9"/>
-    <w:pPr>
-      <w:keepNext/>
-      <w:keepLines/>
-      <w:spacing w:after="40" w:before="80"/>
-      <w:outlineLvl w:val="3"/>
-    </w:pPr>
-    <w:rPr>
-      <w:rFonts w:cstheme="majorBidi" w:eastAsiaTheme="majorEastAsia"/>
-      <w:i/>
-      <w:iCs/>
-      <w:color w:themeColor="accent1" w:themeShade="BF" w:val="0F4761"/>
-    </w:rPr>
-  </w:style>
-  <w:style w:styleId="Heading5" w:type="paragraph">
-    <w:name w:val="heading 5"/>
-    <w:basedOn w:val="Normal"/>
-    <w:next w:val="BodyText"/>
-    <w:link w:val="Heading5Char"/>
-    <w:uiPriority w:val="9"/>
-    <w:semiHidden/>
-    <w:unhideWhenUsed/>
-    <w:qFormat/>
-    <w:rsid w:val="00A10FD9"/>
-    <w:pPr>
-      <w:keepNext/>
-      <w:keepLines/>
-      <w:spacing w:after="40" w:before="80"/>
-      <w:outlineLvl w:val="4"/>
-    </w:pPr>
-    <w:rPr>
-      <w:rFonts w:cstheme="majorBidi" w:eastAsiaTheme="majorEastAsia"/>
-      <w:color w:themeColor="accent1" w:themeShade="BF" w:val="0F4761"/>
-    </w:rPr>
-  </w:style>
-  <w:style w:styleId="Heading6" w:type="paragraph">
-    <w:name w:val="heading 6"/>
-    <w:basedOn w:val="Normal"/>
-    <w:next w:val="BodyText"/>
-    <w:link w:val="Heading6Char"/>
-    <w:uiPriority w:val="9"/>
-    <w:semiHidden/>
-    <w:unhideWhenUsed/>
-    <w:qFormat/>
-    <w:rsid w:val="00A10FD9"/>
-    <w:pPr>
-      <w:keepNext/>
-      <w:keepLines/>
-      <w:spacing w:after="0" w:before="40"/>
-      <w:outlineLvl w:val="5"/>
-    </w:pPr>
-    <w:rPr>
-      <w:rFonts w:cstheme="majorBidi" w:eastAsiaTheme="majorEastAsia"/>
-      <w:i/>
-      <w:iCs/>
-      <w:color w:themeColor="text1" w:themeTint="A6" w:val="595959"/>
-    </w:rPr>
-  </w:style>
-  <w:style w:styleId="Heading7" w:type="paragraph">
-    <w:name w:val="heading 7"/>
-    <w:basedOn w:val="Normal"/>
-    <w:next w:val="BodyText"/>
-    <w:link w:val="Heading7Char"/>
-    <w:uiPriority w:val="9"/>
-    <w:semiHidden/>
-    <w:unhideWhenUsed/>
-    <w:qFormat/>
-    <w:rsid w:val="00A10FD9"/>
-    <w:pPr>
-      <w:keepNext/>
-      <w:keepLines/>
-      <w:spacing w:after="0" w:before="40"/>
-      <w:outlineLvl w:val="6"/>
-    </w:pPr>
-    <w:rPr>
-      <w:rFonts w:cstheme="majorBidi" w:eastAsiaTheme="majorEastAsia"/>
-      <w:color w:themeColor="text1" w:themeTint="A6" w:val="595959"/>
-    </w:rPr>
-  </w:style>
-  <w:style w:styleId="Heading8" w:type="paragraph">
-    <w:name w:val="heading 8"/>
-    <w:basedOn w:val="Normal"/>
-    <w:next w:val="BodyText"/>
-    <w:link w:val="Heading8Char"/>
-    <w:uiPriority w:val="9"/>
-    <w:semiHidden/>
-    <w:unhideWhenUsed/>
-    <w:qFormat/>
-    <w:rsid w:val="00A10FD9"/>
-    <w:pPr>
-      <w:keepNext/>
-      <w:keepLines/>
-      <w:spacing w:after="0"/>
-      <w:outlineLvl w:val="7"/>
-    </w:pPr>
-    <w:rPr>
-      <w:rFonts w:cstheme="majorBidi" w:eastAsiaTheme="majorEastAsia"/>
-      <w:i/>
-      <w:iCs/>
-      <w:color w:themeColor="text1" w:themeTint="D8" w:val="272727"/>
-    </w:rPr>
-  </w:style>
-  <w:style w:styleId="Heading9" w:type="paragraph">
-    <w:name w:val="heading 9"/>
-    <w:basedOn w:val="Normal"/>
-    <w:next w:val="BodyText"/>
-    <w:link w:val="Heading9Char"/>
-    <w:uiPriority w:val="9"/>
-    <w:semiHidden/>
-    <w:unhideWhenUsed/>
-    <w:qFormat/>
-    <w:rsid w:val="00A10FD9"/>
-    <w:pPr>
-      <w:keepNext/>
-      <w:keepLines/>
-      <w:spacing w:after="0"/>
-      <w:outlineLvl w:val="8"/>
-    </w:pPr>
-    <w:rPr>
-      <w:rFonts w:cstheme="majorBidi" w:eastAsiaTheme="majorEastAsia"/>
-      <w:color w:themeColor="text1" w:themeTint="D8" w:val="272727"/>
-    </w:rPr>
-  </w:style>
-  <w:style w:customStyle="1" w:styleId="Heading1Char" w:type="character">
-    <w:name w:val="Heading 1 Char"/>
-    <w:basedOn w:val="DefaultParagraphFont"/>
-    <w:link w:val="Heading1"/>
-    <w:uiPriority w:val="9"/>
-    <w:rsid w:val="00A10FD9"/>
-    <w:rPr>
-      <w:rFonts w:asciiTheme="majorHAnsi" w:cstheme="majorBidi" w:eastAsiaTheme="majorEastAsia" w:hAnsiTheme="majorHAnsi"/>
-      <w:color w:themeColor="accent1" w:themeShade="BF" w:val="0F4761"/>
-      <w:sz w:val="40"/>
-      <w:szCs w:val="40"/>
-    </w:rPr>
-  </w:style>
-  <w:style w:customStyle="1" w:styleId="Heading2Char" w:type="character">
-    <w:name w:val="Heading 2 Char"/>
-    <w:basedOn w:val="DefaultParagraphFont"/>
-    <w:link w:val="Heading2"/>
-    <w:uiPriority w:val="9"/>
-    <w:semiHidden/>
-    <w:rsid w:val="00A10FD9"/>
-    <w:rPr>
-      <w:rFonts w:asciiTheme="majorHAnsi" w:cstheme="majorBidi" w:eastAsiaTheme="majorEastAsia" w:hAnsiTheme="majorHAnsi"/>
-      <w:color w:themeColor="accent1" w:themeShade="BF" w:val="0F4761"/>
-      <w:sz w:val="32"/>
-      <w:szCs w:val="32"/>
-    </w:rPr>
-  </w:style>
-  <w:style w:customStyle="1" w:styleId="Heading3Char" w:type="character">
-    <w:name w:val="Heading 3 Char"/>
-    <w:basedOn w:val="DefaultParagraphFont"/>
-    <w:link w:val="Heading3"/>
-    <w:uiPriority w:val="9"/>
-    <w:semiHidden/>
-    <w:rsid w:val="00A10FD9"/>
-    <w:rPr>
-      <w:rFonts w:cstheme="majorBidi" w:eastAsiaTheme="majorEastAsia"/>
-      <w:color w:themeColor="accent1" w:themeShade="BF" w:val="0F4761"/>
-      <w:sz w:val="28"/>
-      <w:szCs w:val="28"/>
-    </w:rPr>
-  </w:style>
-  <w:style w:customStyle="1" w:styleId="Heading4Char" w:type="character">
-    <w:name w:val="Heading 4 Char"/>
-    <w:basedOn w:val="DefaultParagraphFont"/>
-    <w:link w:val="Heading4"/>
-    <w:uiPriority w:val="9"/>
-    <w:semiHidden/>
-    <w:rsid w:val="00A10FD9"/>
-    <w:rPr>
-      <w:rFonts w:cstheme="majorBidi" w:eastAsiaTheme="majorEastAsia"/>
-      <w:i/>
-      <w:iCs/>
-      <w:color w:themeColor="accent1" w:themeShade="BF" w:val="0F4761"/>
-    </w:rPr>
-  </w:style>
-  <w:style w:customStyle="1" w:styleId="Heading5Char" w:type="character">
-    <w:name w:val="Heading 5 Char"/>
-    <w:basedOn w:val="DefaultParagraphFont"/>
-    <w:link w:val="Heading5"/>
-    <w:uiPriority w:val="9"/>
-    <w:semiHidden/>
-    <w:rsid w:val="00A10FD9"/>
-    <w:rPr>
-      <w:rFonts w:cstheme="majorBidi" w:eastAsiaTheme="majorEastAsia"/>
-      <w:color w:themeColor="accent1" w:themeShade="BF" w:val="0F4761"/>
-    </w:rPr>
-  </w:style>
-  <w:style w:customStyle="1" w:styleId="Heading6Char" w:type="character">
-    <w:name w:val="Heading 6 Char"/>
-    <w:basedOn w:val="DefaultParagraphFont"/>
-    <w:link w:val="Heading6"/>
-    <w:uiPriority w:val="9"/>
-    <w:semiHidden/>
-    <w:rsid w:val="00A10FD9"/>
-    <w:rPr>
-      <w:rFonts w:cstheme="majorBidi" w:eastAsiaTheme="majorEastAsia"/>
-      <w:i/>
-      <w:iCs/>
-      <w:color w:themeColor="text1" w:themeTint="A6" w:val="595959"/>
-    </w:rPr>
-  </w:style>
-  <w:style w:customStyle="1" w:styleId="Heading7Char" w:type="character">
-    <w:name w:val="Heading 7 Char"/>
-    <w:basedOn w:val="DefaultParagraphFont"/>
-    <w:link w:val="Heading7"/>
-    <w:uiPriority w:val="9"/>
-    <w:semiHidden/>
-    <w:rsid w:val="00A10FD9"/>
-    <w:rPr>
-      <w:rFonts w:cstheme="majorBidi" w:eastAsiaTheme="majorEastAsia"/>
-      <w:color w:themeColor="text1" w:themeTint="A6" w:val="595959"/>
-    </w:rPr>
-  </w:style>
-  <w:style w:customStyle="1" w:styleId="Heading8Char" w:type="character">
-    <w:name w:val="Heading 8 Char"/>
-    <w:basedOn w:val="DefaultParagraphFont"/>
-    <w:link w:val="Heading8"/>
-    <w:uiPriority w:val="9"/>
-    <w:semiHidden/>
-    <w:rsid w:val="00A10FD9"/>
-    <w:rPr>
-      <w:rFonts w:cstheme="majorBidi" w:eastAsiaTheme="majorEastAsia"/>
-      <w:i/>
-      <w:iCs/>
-      <w:color w:themeColor="text1" w:themeTint="D8" w:val="272727"/>
-    </w:rPr>
-  </w:style>
-  <w:style w:customStyle="1" w:styleId="Heading9Char" w:type="character">
-    <w:name w:val="Heading 9 Char"/>
-    <w:basedOn w:val="DefaultParagraphFont"/>
-    <w:link w:val="Heading9"/>
-    <w:uiPriority w:val="9"/>
-    <w:semiHidden/>
-    <w:rsid w:val="00A10FD9"/>
-    <w:rPr>
-      <w:rFonts w:cstheme="majorBidi" w:eastAsiaTheme="majorEastAsia"/>
-      <w:color w:themeColor="text1" w:themeTint="D8" w:val="272727"/>
-    </w:rPr>
   </w:style>
   <w:style w:styleId="BlockText" w:type="paragraph">
     <w:name w:val="Block Text"/>
@@ -21314,37 +22132,18 @@
     <w:qFormat/>
     <w:pPr>
       <w:spacing w:after="100" w:before="100"/>
-      <w:ind w:firstLine="0" w:left="480" w:right="480"/>
+      <w:ind w:left="480" w:right="480"/>
     </w:pPr>
   </w:style>
   <w:style w:styleId="FootnoteText" w:type="paragraph">
-    <w:name w:val="Footnote Text"/>
+    <w:name w:val="footnote text"/>
     <w:basedOn w:val="Normal"/>
-    <w:next w:val="FootnoteText"/>
     <w:uiPriority w:val="9"/>
     <w:unhideWhenUsed/>
     <w:qFormat/>
   </w:style>
-  <w:style w:styleId="FootnoteBlockText" w:type="paragraph">
-    <w:name w:val="Footnote Block Text"/>
-    <w:basedOn w:val="FootnoteText"/>
-    <w:next w:val="FootnoteText"/>
-    <w:uiPriority w:val="9"/>
-    <w:unhideWhenUsed/>
-    <w:qFormat/>
-    <w:pPr>
-      <w:spacing w:after="100" w:before="100"/>
-      <w:ind w:firstLine="0" w:left="480" w:right="480"/>
-    </w:pPr>
-  </w:style>
-  <w:style w:default="1" w:styleId="DefaultParagraphFont" w:type="character">
-    <w:name w:val="Default Paragraph Font"/>
-    <w:semiHidden/>
-    <w:unhideWhenUsed/>
-  </w:style>
-  <w:style w:default="1" w:styleId="Table" w:type="table">
+  <w:style w:customStyle="1" w:styleId="Table" w:type="table">
     <w:name w:val="Table"/>
-    <w:basedOn w:val="TableNormal"/>
     <w:semiHidden/>
     <w:unhideWhenUsed/>
     <w:qFormat/>
@@ -21357,14 +22156,6 @@
         <w:right w:type="dxa" w:w="108"/>
       </w:tblCellMar>
     </w:tblPr>
-    <w:tblStylePr w:type="firstRow">
-      <w:tcPr>
-        <w:tcBorders>
-          <w:bottom w:val="single"/>
-        </w:tcBorders>
-        <w:vAlign w:val="bottom"/>
-      </w:tcPr>
-    </w:tblStylePr>
   </w:style>
   <w:style w:customStyle="1" w:styleId="DefinitionTerm" w:type="paragraph">
     <w:name w:val="Definition Term"/>
@@ -21384,11 +22175,11 @@
     <w:basedOn w:val="Normal"/>
   </w:style>
   <w:style w:styleId="Caption" w:type="paragraph">
-    <w:name w:val="Caption"/>
+    <w:name w:val="caption"/>
     <w:basedOn w:val="Normal"/>
-    <w:link w:val="BodyTextChar"/>
+    <w:link w:val="CaptionChar"/>
     <w:pPr>
-      <w:spacing w:after="120" w:before="0"/>
+      <w:spacing w:after="120"/>
     </w:pPr>
     <w:rPr>
       <w:i/>
@@ -21416,35 +22207,33 @@
       <w:keepNext/>
     </w:pPr>
   </w:style>
-  <w:style w:customStyle="1" w:styleId="BodyTextChar" w:type="character">
-    <w:name w:val="Body Text Char"/>
+  <w:style w:customStyle="1" w:styleId="CaptionChar" w:type="character">
+    <w:name w:val="Caption Char"/>
     <w:basedOn w:val="DefaultParagraphFont"/>
-    <w:link w:val="BodyText"/>
+    <w:link w:val="Caption"/>
   </w:style>
   <w:style w:customStyle="1" w:styleId="VerbatimChar" w:type="character">
     <w:name w:val="Verbatim Char"/>
-    <w:basedOn w:val="BodyTextChar"/>
+    <w:basedOn w:val="CaptionChar"/>
+    <w:link w:val="SourceCode"/>
     <w:rPr>
       <w:rFonts w:ascii="Consolas" w:hAnsi="Consolas"/>
       <w:sz w:val="22"/>
     </w:rPr>
   </w:style>
-  <w:style w:customStyle="1" w:styleId="SectionNumber" w:type="character">
-    <w:name w:val="Section Number"/>
-    <w:basedOn w:val="BodyTextChar"/>
-  </w:style>
   <w:style w:styleId="FootnoteReference" w:type="character">
-    <w:name w:val="Footnote Reference"/>
-    <w:basedOn w:val="BodyTextChar"/>
+    <w:name w:val="footnote reference"/>
+    <w:basedOn w:val="CaptionChar"/>
     <w:rPr>
       <w:vertAlign w:val="superscript"/>
     </w:rPr>
   </w:style>
   <w:style w:styleId="Hyperlink" w:type="character">
     <w:name w:val="Hyperlink"/>
-    <w:basedOn w:val="BodyTextChar"/>
+    <w:basedOn w:val="CaptionChar"/>
+    <w:uiPriority w:val="99"/>
     <w:rPr>
-      <w:color w:themeColor="accent1" w:val="4F81BD"/>
+      <w:color w:val="E64C38"/>
     </w:rPr>
   </w:style>
   <w:style w:styleId="TOCHeading" w:type="paragraph">
@@ -21459,245 +22248,328 @@
       <w:outlineLvl w:val="9"/>
     </w:pPr>
     <w:rPr>
-      <w:rFonts w:asciiTheme="majorHAnsi" w:cstheme="majorBidi" w:eastAsiaTheme="majorEastAsia" w:hAnsiTheme="majorHAnsi"/>
       <w:b w:val="0"/>
       <w:bCs w:val="0"/>
-      <w:color w:themeColor="accent1" w:themeShade="BF" w:val="365F91"/>
     </w:rPr>
   </w:style>
-  <w:style w:type="paragraph" w:customStyle="1" w:styleId="SourceCode">
+  <w:style w:customStyle="1" w:styleId="SourceCode" w:type="paragraph">
     <w:name w:val="Source Code"/>
     <w:basedOn w:val="Normal"/>
     <w:link w:val="VerbatimChar"/>
     <w:pPr>
-      <w:wordWrap w:val="off"/>
+      <w:wordWrap w:val="0"/>
     </w:pPr>
   </w:style>
-  <w:style w:type="character" w:customStyle="1" w:styleId="KeywordTok">
+  <w:style w:customStyle="1" w:styleId="KeywordTok" w:type="character">
     <w:name w:val="KeywordTok"/>
     <w:basedOn w:val="VerbatimChar"/>
     <w:rPr>
+      <w:rFonts w:ascii="Consolas" w:hAnsi="Consolas"/>
       <w:b/>
       <w:color w:val="007020"/>
+      <w:sz w:val="22"/>
     </w:rPr>
   </w:style>
-  <w:style w:type="character" w:customStyle="1" w:styleId="DataTypeTok">
+  <w:style w:customStyle="1" w:styleId="DataTypeTok" w:type="character">
     <w:name w:val="DataTypeTok"/>
     <w:basedOn w:val="VerbatimChar"/>
     <w:rPr>
+      <w:rFonts w:ascii="Consolas" w:hAnsi="Consolas"/>
       <w:color w:val="902000"/>
+      <w:sz w:val="22"/>
     </w:rPr>
   </w:style>
-  <w:style w:type="character" w:customStyle="1" w:styleId="DecValTok">
+  <w:style w:customStyle="1" w:styleId="DecValTok" w:type="character">
     <w:name w:val="DecValTok"/>
     <w:basedOn w:val="VerbatimChar"/>
     <w:rPr>
-      <w:color w:val="40a070"/>
+      <w:rFonts w:ascii="Consolas" w:hAnsi="Consolas"/>
+      <w:color w:val="40A070"/>
+      <w:sz w:val="22"/>
     </w:rPr>
   </w:style>
-  <w:style w:type="character" w:customStyle="1" w:styleId="BaseNTok">
+  <w:style w:customStyle="1" w:styleId="BaseNTok" w:type="character">
     <w:name w:val="BaseNTok"/>
     <w:basedOn w:val="VerbatimChar"/>
     <w:rPr>
-      <w:color w:val="40a070"/>
+      <w:rFonts w:ascii="Consolas" w:hAnsi="Consolas"/>
+      <w:color w:val="40A070"/>
+      <w:sz w:val="22"/>
     </w:rPr>
   </w:style>
-  <w:style w:type="character" w:customStyle="1" w:styleId="FloatTok">
+  <w:style w:customStyle="1" w:styleId="FloatTok" w:type="character">
     <w:name w:val="FloatTok"/>
     <w:basedOn w:val="VerbatimChar"/>
     <w:rPr>
-      <w:color w:val="40a070"/>
+      <w:rFonts w:ascii="Consolas" w:hAnsi="Consolas"/>
+      <w:color w:val="40A070"/>
+      <w:sz w:val="22"/>
     </w:rPr>
   </w:style>
-  <w:style w:type="character" w:customStyle="1" w:styleId="ConstantTok">
+  <w:style w:customStyle="1" w:styleId="ConstantTok" w:type="character">
     <w:name w:val="ConstantTok"/>
     <w:basedOn w:val="VerbatimChar"/>
     <w:rPr>
+      <w:rFonts w:ascii="Consolas" w:hAnsi="Consolas"/>
       <w:color w:val="880000"/>
+      <w:sz w:val="22"/>
     </w:rPr>
   </w:style>
-  <w:style w:type="character" w:customStyle="1" w:styleId="CharTok">
+  <w:style w:customStyle="1" w:styleId="CharTok" w:type="character">
     <w:name w:val="CharTok"/>
     <w:basedOn w:val="VerbatimChar"/>
     <w:rPr>
-      <w:color w:val="4070a0"/>
+      <w:rFonts w:ascii="Consolas" w:hAnsi="Consolas"/>
+      <w:color w:val="4070A0"/>
+      <w:sz w:val="22"/>
     </w:rPr>
   </w:style>
-  <w:style w:type="character" w:customStyle="1" w:styleId="SpecialCharTok">
+  <w:style w:customStyle="1" w:styleId="SpecialCharTok" w:type="character">
     <w:name w:val="SpecialCharTok"/>
     <w:basedOn w:val="VerbatimChar"/>
     <w:rPr>
-      <w:color w:val="4070a0"/>
+      <w:rFonts w:ascii="Consolas" w:hAnsi="Consolas"/>
+      <w:color w:val="4070A0"/>
+      <w:sz w:val="22"/>
     </w:rPr>
   </w:style>
-  <w:style w:type="character" w:customStyle="1" w:styleId="StringTok">
+  <w:style w:customStyle="1" w:styleId="StringTok" w:type="character">
     <w:name w:val="StringTok"/>
     <w:basedOn w:val="VerbatimChar"/>
     <w:rPr>
-      <w:color w:val="4070a0"/>
+      <w:rFonts w:ascii="Consolas" w:hAnsi="Consolas"/>
+      <w:color w:val="4070A0"/>
+      <w:sz w:val="22"/>
     </w:rPr>
   </w:style>
-  <w:style w:type="character" w:customStyle="1" w:styleId="VerbatimStringTok">
+  <w:style w:customStyle="1" w:styleId="VerbatimStringTok" w:type="character">
     <w:name w:val="VerbatimStringTok"/>
     <w:basedOn w:val="VerbatimChar"/>
     <w:rPr>
-      <w:color w:val="4070a0"/>
+      <w:rFonts w:ascii="Consolas" w:hAnsi="Consolas"/>
+      <w:color w:val="4070A0"/>
+      <w:sz w:val="22"/>
     </w:rPr>
   </w:style>
-  <w:style w:type="character" w:customStyle="1" w:styleId="SpecialStringTok">
+  <w:style w:customStyle="1" w:styleId="SpecialStringTok" w:type="character">
     <w:name w:val="SpecialStringTok"/>
     <w:basedOn w:val="VerbatimChar"/>
     <w:rPr>
-      <w:color w:val="bb6688"/>
+      <w:rFonts w:ascii="Consolas" w:hAnsi="Consolas"/>
+      <w:color w:val="BB6688"/>
+      <w:sz w:val="22"/>
     </w:rPr>
   </w:style>
-  <w:style w:type="character" w:customStyle="1" w:styleId="ImportTok">
+  <w:style w:customStyle="1" w:styleId="ImportTok" w:type="character">
     <w:name w:val="ImportTok"/>
     <w:basedOn w:val="VerbatimChar"/>
     <w:rPr>
-      <w:b/>
-      <w:color w:val="008000"/>
+      <w:rFonts w:ascii="Consolas" w:hAnsi="Consolas"/>
+      <w:sz w:val="22"/>
     </w:rPr>
   </w:style>
-  <w:style w:type="character" w:customStyle="1" w:styleId="CommentTok">
+  <w:style w:customStyle="1" w:styleId="CommentTok" w:type="character">
     <w:name w:val="CommentTok"/>
     <w:basedOn w:val="VerbatimChar"/>
     <w:rPr>
+      <w:rFonts w:ascii="Consolas" w:hAnsi="Consolas"/>
       <w:i/>
-      <w:color w:val="60a0b0"/>
+      <w:color w:val="60A0B0"/>
+      <w:sz w:val="22"/>
     </w:rPr>
   </w:style>
-  <w:style w:type="character" w:customStyle="1" w:styleId="DocumentationTok">
+  <w:style w:customStyle="1" w:styleId="DocumentationTok" w:type="character">
     <w:name w:val="DocumentationTok"/>
     <w:basedOn w:val="VerbatimChar"/>
     <w:rPr>
+      <w:rFonts w:ascii="Consolas" w:hAnsi="Consolas"/>
       <w:i/>
-      <w:color w:val="ba2121"/>
+      <w:color w:val="BA2121"/>
+      <w:sz w:val="22"/>
     </w:rPr>
   </w:style>
-  <w:style w:type="character" w:customStyle="1" w:styleId="AnnotationTok">
+  <w:style w:customStyle="1" w:styleId="AnnotationTok" w:type="character">
     <w:name w:val="AnnotationTok"/>
     <w:basedOn w:val="VerbatimChar"/>
     <w:rPr>
+      <w:rFonts w:ascii="Consolas" w:hAnsi="Consolas"/>
       <w:b/>
       <w:i/>
-      <w:color w:val="60a0b0"/>
+      <w:color w:val="60A0B0"/>
+      <w:sz w:val="22"/>
     </w:rPr>
   </w:style>
-  <w:style w:type="character" w:customStyle="1" w:styleId="CommentVarTok">
+  <w:style w:customStyle="1" w:styleId="CommentVarTok" w:type="character">
     <w:name w:val="CommentVarTok"/>
     <w:basedOn w:val="VerbatimChar"/>
     <w:rPr>
+      <w:rFonts w:ascii="Consolas" w:hAnsi="Consolas"/>
       <w:b/>
       <w:i/>
-      <w:color w:val="60a0b0"/>
+      <w:color w:val="60A0B0"/>
+      <w:sz w:val="22"/>
     </w:rPr>
   </w:style>
-  <w:style w:type="character" w:customStyle="1" w:styleId="OtherTok">
+  <w:style w:customStyle="1" w:styleId="OtherTok" w:type="character">
     <w:name w:val="OtherTok"/>
     <w:basedOn w:val="VerbatimChar"/>
     <w:rPr>
+      <w:rFonts w:ascii="Consolas" w:hAnsi="Consolas"/>
       <w:color w:val="007020"/>
+      <w:sz w:val="22"/>
     </w:rPr>
   </w:style>
-  <w:style w:type="character" w:customStyle="1" w:styleId="FunctionTok">
+  <w:style w:customStyle="1" w:styleId="FunctionTok" w:type="character">
     <w:name w:val="FunctionTok"/>
     <w:basedOn w:val="VerbatimChar"/>
     <w:rPr>
-      <w:color w:val="06287e"/>
+      <w:rFonts w:ascii="Consolas" w:hAnsi="Consolas"/>
+      <w:color w:val="06287E"/>
+      <w:sz w:val="22"/>
     </w:rPr>
   </w:style>
-  <w:style w:type="character" w:customStyle="1" w:styleId="VariableTok">
+  <w:style w:customStyle="1" w:styleId="VariableTok" w:type="character">
     <w:name w:val="VariableTok"/>
     <w:basedOn w:val="VerbatimChar"/>
     <w:rPr>
-      <w:color w:val="19177c"/>
+      <w:rFonts w:ascii="Consolas" w:hAnsi="Consolas"/>
+      <w:color w:val="19177C"/>
+      <w:sz w:val="22"/>
     </w:rPr>
   </w:style>
-  <w:style w:type="character" w:customStyle="1" w:styleId="ControlFlowTok">
+  <w:style w:customStyle="1" w:styleId="ControlFlowTok" w:type="character">
     <w:name w:val="ControlFlowTok"/>
     <w:basedOn w:val="VerbatimChar"/>
     <w:rPr>
+      <w:rFonts w:ascii="Consolas" w:hAnsi="Consolas"/>
       <w:b/>
       <w:color w:val="007020"/>
+      <w:sz w:val="22"/>
     </w:rPr>
   </w:style>
-  <w:style w:type="character" w:customStyle="1" w:styleId="OperatorTok">
+  <w:style w:customStyle="1" w:styleId="OperatorTok" w:type="character">
     <w:name w:val="OperatorTok"/>
     <w:basedOn w:val="VerbatimChar"/>
     <w:rPr>
+      <w:rFonts w:ascii="Consolas" w:hAnsi="Consolas"/>
       <w:color w:val="666666"/>
+      <w:sz w:val="22"/>
     </w:rPr>
   </w:style>
-  <w:style w:type="character" w:customStyle="1" w:styleId="BuiltInTok">
+  <w:style w:customStyle="1" w:styleId="BuiltInTok" w:type="character">
     <w:name w:val="BuiltInTok"/>
     <w:basedOn w:val="VerbatimChar"/>
     <w:rPr>
-      <w:color w:val="008000"/>
+      <w:rFonts w:ascii="Consolas" w:hAnsi="Consolas"/>
+      <w:sz w:val="22"/>
     </w:rPr>
   </w:style>
-  <w:style w:type="character" w:customStyle="1" w:styleId="ExtensionTok">
+  <w:style w:customStyle="1" w:styleId="ExtensionTok" w:type="character">
     <w:name w:val="ExtensionTok"/>
     <w:basedOn w:val="VerbatimChar"/>
-    <w:rPr/>
+    <w:rPr>
+      <w:rFonts w:ascii="Consolas" w:hAnsi="Consolas"/>
+      <w:sz w:val="22"/>
+    </w:rPr>
   </w:style>
-  <w:style w:type="character" w:customStyle="1" w:styleId="PreprocessorTok">
+  <w:style w:customStyle="1" w:styleId="PreprocessorTok" w:type="character">
     <w:name w:val="PreprocessorTok"/>
     <w:basedOn w:val="VerbatimChar"/>
     <w:rPr>
-      <w:color w:val="bc7a00"/>
+      <w:rFonts w:ascii="Consolas" w:hAnsi="Consolas"/>
+      <w:color w:val="BC7A00"/>
+      <w:sz w:val="22"/>
     </w:rPr>
   </w:style>
-  <w:style w:type="character" w:customStyle="1" w:styleId="AttributeTok">
+  <w:style w:customStyle="1" w:styleId="AttributeTok" w:type="character">
     <w:name w:val="AttributeTok"/>
     <w:basedOn w:val="VerbatimChar"/>
     <w:rPr>
-      <w:color w:val="7d9029"/>
+      <w:rFonts w:ascii="Consolas" w:hAnsi="Consolas"/>
+      <w:color w:val="7D9029"/>
+      <w:sz w:val="22"/>
     </w:rPr>
   </w:style>
-  <w:style w:type="character" w:customStyle="1" w:styleId="RegionMarkerTok">
+  <w:style w:customStyle="1" w:styleId="RegionMarkerTok" w:type="character">
     <w:name w:val="RegionMarkerTok"/>
     <w:basedOn w:val="VerbatimChar"/>
-    <w:rPr/>
+    <w:rPr>
+      <w:rFonts w:ascii="Consolas" w:hAnsi="Consolas"/>
+      <w:sz w:val="22"/>
+    </w:rPr>
   </w:style>
-  <w:style w:type="character" w:customStyle="1" w:styleId="InformationTok">
+  <w:style w:customStyle="1" w:styleId="InformationTok" w:type="character">
     <w:name w:val="InformationTok"/>
     <w:basedOn w:val="VerbatimChar"/>
     <w:rPr>
+      <w:rFonts w:ascii="Consolas" w:hAnsi="Consolas"/>
       <w:b/>
       <w:i/>
-      <w:color w:val="60a0b0"/>
+      <w:color w:val="60A0B0"/>
+      <w:sz w:val="22"/>
     </w:rPr>
   </w:style>
-  <w:style w:type="character" w:customStyle="1" w:styleId="WarningTok">
+  <w:style w:customStyle="1" w:styleId="WarningTok" w:type="character">
     <w:name w:val="WarningTok"/>
     <w:basedOn w:val="VerbatimChar"/>
     <w:rPr>
+      <w:rFonts w:ascii="Consolas" w:hAnsi="Consolas"/>
       <w:b/>
       <w:i/>
-      <w:color w:val="60a0b0"/>
+      <w:color w:val="60A0B0"/>
+      <w:sz w:val="22"/>
     </w:rPr>
   </w:style>
-  <w:style w:type="character" w:customStyle="1" w:styleId="AlertTok">
+  <w:style w:customStyle="1" w:styleId="AlertTok" w:type="character">
     <w:name w:val="AlertTok"/>
     <w:basedOn w:val="VerbatimChar"/>
     <w:rPr>
+      <w:rFonts w:ascii="Consolas" w:hAnsi="Consolas"/>
       <w:b/>
-      <w:color w:val="ff0000"/>
+      <w:color w:val="FF0000"/>
+      <w:sz w:val="22"/>
     </w:rPr>
   </w:style>
-  <w:style w:type="character" w:customStyle="1" w:styleId="ErrorTok">
+  <w:style w:customStyle="1" w:styleId="ErrorTok" w:type="character">
     <w:name w:val="ErrorTok"/>
     <w:basedOn w:val="VerbatimChar"/>
     <w:rPr>
+      <w:rFonts w:ascii="Consolas" w:hAnsi="Consolas"/>
       <w:b/>
-      <w:color w:val="ff0000"/>
+      <w:color w:val="FF0000"/>
+      <w:sz w:val="22"/>
     </w:rPr>
   </w:style>
-  <w:style w:type="character" w:customStyle="1" w:styleId="NormalTok">
+  <w:style w:customStyle="1" w:styleId="NormalTok" w:type="character">
     <w:name w:val="NormalTok"/>
     <w:basedOn w:val="VerbatimChar"/>
-    <w:rPr/>
+    <w:rPr>
+      <w:rFonts w:ascii="Consolas" w:hAnsi="Consolas"/>
+      <w:sz w:val="22"/>
+    </w:rPr>
+  </w:style>
+  <w:style w:styleId="TOC1" w:type="paragraph">
+    <w:name w:val="toc 1"/>
+    <w:basedOn w:val="Normal"/>
+    <w:next w:val="Normal"/>
+    <w:autoRedefine/>
+    <w:uiPriority w:val="39"/>
+    <w:rsid w:val="005704A3"/>
+    <w:pPr>
+      <w:spacing w:after="100"/>
+    </w:pPr>
+  </w:style>
+  <w:style w:styleId="TOC2" w:type="paragraph">
+    <w:name w:val="toc 2"/>
+    <w:basedOn w:val="Normal"/>
+    <w:next w:val="Normal"/>
+    <w:autoRedefine/>
+    <w:uiPriority w:val="39"/>
+    <w:rsid w:val="005704A3"/>
+    <w:pPr>
+      <w:spacing w:after="100"/>
+      <w:ind w:left="220"/>
+    </w:pPr>
   </w:style>
 </w:styles>
 </file>
@@ -21713,44 +22585,44 @@
         <a:sysClr val="window" lastClr="FFFFFF"/>
       </a:lt1>
       <a:dk2>
-        <a:srgbClr val="0E2841"/>
+        <a:srgbClr val="1F497D"/>
       </a:dk2>
       <a:lt2>
-        <a:srgbClr val="E8E8E8"/>
+        <a:srgbClr val="EEECE1"/>
       </a:lt2>
       <a:accent1>
-        <a:srgbClr val="156082"/>
+        <a:srgbClr val="4F81BD"/>
       </a:accent1>
       <a:accent2>
-        <a:srgbClr val="E97132"/>
+        <a:srgbClr val="C0504D"/>
       </a:accent2>
       <a:accent3>
-        <a:srgbClr val="196B24"/>
+        <a:srgbClr val="9BBB59"/>
       </a:accent3>
       <a:accent4>
-        <a:srgbClr val="0F9ED5"/>
+        <a:srgbClr val="8064A2"/>
       </a:accent4>
       <a:accent5>
-        <a:srgbClr val="A02B93"/>
+        <a:srgbClr val="4BACC6"/>
       </a:accent5>
       <a:accent6>
-        <a:srgbClr val="4EA72E"/>
+        <a:srgbClr val="F79646"/>
       </a:accent6>
       <a:hlink>
-        <a:srgbClr val="467886"/>
+        <a:srgbClr val="0000FF"/>
       </a:hlink>
       <a:folHlink>
-        <a:srgbClr val="96607D"/>
+        <a:srgbClr val="800080"/>
       </a:folHlink>
     </a:clrScheme>
     <a:fontScheme name="Office">
       <a:majorFont>
-        <a:latin typeface="Aptos Display" panose="02110004020202020204"/>
+        <a:latin typeface="Montserrat"/>
         <a:ea typeface=""/>
         <a:cs typeface=""/>
-        <a:font script="Jpan" typeface="游ゴシック Light"/>
+        <a:font script="Jpan" typeface="ＭＳ ゴシック"/>
         <a:font script="Hang" typeface="맑은 고딕"/>
-        <a:font script="Hans" typeface="等线 Light"/>
+        <a:font script="Hans" typeface="宋体"/>
         <a:font script="Hant" typeface="新細明體"/>
         <a:font script="Arab" typeface="Times New Roman"/>
         <a:font script="Hebr" typeface="Times New Roman"/>
@@ -21777,32 +22649,14 @@
         <a:font script="Mong" typeface="Mongolian Baiti"/>
         <a:font script="Viet" typeface="Times New Roman"/>
         <a:font script="Uigh" typeface="Microsoft Uighur"/>
-        <a:font script="Geor" typeface="Sylfaen"/>
-        <a:font script="Armn" typeface="Arial"/>
-        <a:font script="Bugi" typeface="Leelawadee UI"/>
-        <a:font script="Bopo" typeface="Microsoft JhengHei"/>
-        <a:font script="Java" typeface="Javanese Text"/>
-        <a:font script="Lisu" typeface="Segoe UI"/>
-        <a:font script="Mymr" typeface="Myanmar Text"/>
-        <a:font script="Nkoo" typeface="Ebrima"/>
-        <a:font script="Olck" typeface="Nirmala UI"/>
-        <a:font script="Osma" typeface="Ebrima"/>
-        <a:font script="Phag" typeface="Phagspa"/>
-        <a:font script="Syrn" typeface="Estrangelo Edessa"/>
-        <a:font script="Syrj" typeface="Estrangelo Edessa"/>
-        <a:font script="Syre" typeface="Estrangelo Edessa"/>
-        <a:font script="Sora" typeface="Nirmala UI"/>
-        <a:font script="Tale" typeface="Microsoft Tai Le"/>
-        <a:font script="Talu" typeface="Microsoft New Tai Lue"/>
-        <a:font script="Tfng" typeface="Ebrima"/>
       </a:majorFont>
       <a:minorFont>
-        <a:latin typeface="Aptos" panose="02110004020202020204"/>
+        <a:latin typeface="Montserrat"/>
         <a:ea typeface=""/>
         <a:cs typeface=""/>
-        <a:font script="Jpan" typeface="游明朝"/>
+        <a:font script="Jpan" typeface="ＭＳ 明朝"/>
         <a:font script="Hang" typeface="맑은 고딕"/>
-        <a:font script="Hans" typeface="等线"/>
+        <a:font script="Hans" typeface="宋体"/>
         <a:font script="Hant" typeface="新細明體"/>
         <a:font script="Arab" typeface="Arial"/>
         <a:font script="Hebr" typeface="Arial"/>
@@ -21829,24 +22683,6 @@
         <a:font script="Mong" typeface="Mongolian Baiti"/>
         <a:font script="Viet" typeface="Arial"/>
         <a:font script="Uigh" typeface="Microsoft Uighur"/>
-        <a:font script="Geor" typeface="Sylfaen"/>
-        <a:font script="Armn" typeface="Arial"/>
-        <a:font script="Bugi" typeface="Leelawadee UI"/>
-        <a:font script="Bopo" typeface="Microsoft JhengHei"/>
-        <a:font script="Java" typeface="Javanese Text"/>
-        <a:font script="Lisu" typeface="Segoe UI"/>
-        <a:font script="Mymr" typeface="Myanmar Text"/>
-        <a:font script="Nkoo" typeface="Ebrima"/>
-        <a:font script="Olck" typeface="Nirmala UI"/>
-        <a:font script="Osma" typeface="Ebrima"/>
-        <a:font script="Phag" typeface="Phagspa"/>
-        <a:font script="Syrn" typeface="Estrangelo Edessa"/>
-        <a:font script="Syrj" typeface="Estrangelo Edessa"/>
-        <a:font script="Syre" typeface="Estrangelo Edessa"/>
-        <a:font script="Sora" typeface="Nirmala UI"/>
-        <a:font script="Tale" typeface="Microsoft Tai Le"/>
-        <a:font script="Talu" typeface="Microsoft New Tai Lue"/>
-        <a:font script="Tfng" typeface="Ebrima"/>
       </a:minorFont>
     </a:fontScheme>
     <a:fmtScheme name="Office">
@@ -21858,141 +22694,200 @@
           <a:gsLst>
             <a:gs pos="0">
               <a:schemeClr val="phClr">
-                <a:lumMod val="110000"/>
-                <a:satMod val="105000"/>
-                <a:tint val="67000"/>
+                <a:tint val="50000"/>
+                <a:satMod val="300000"/>
               </a:schemeClr>
             </a:gs>
-            <a:gs pos="50000">
+            <a:gs pos="35000">
               <a:schemeClr val="phClr">
-                <a:lumMod val="105000"/>
-                <a:satMod val="103000"/>
-                <a:tint val="73000"/>
+                <a:tint val="37000"/>
+                <a:satMod val="300000"/>
               </a:schemeClr>
             </a:gs>
             <a:gs pos="100000">
               <a:schemeClr val="phClr">
-                <a:lumMod val="105000"/>
-                <a:satMod val="109000"/>
-                <a:tint val="81000"/>
+                <a:tint val="15000"/>
+                <a:satMod val="350000"/>
               </a:schemeClr>
             </a:gs>
           </a:gsLst>
-          <a:lin ang="5400000" scaled="0"/>
+          <a:lin ang="16200000" scaled="1"/>
         </a:gradFill>
         <a:gradFill rotWithShape="1">
           <a:gsLst>
             <a:gs pos="0">
               <a:schemeClr val="phClr">
-                <a:satMod val="103000"/>
-                <a:lumMod val="102000"/>
-                <a:tint val="94000"/>
-              </a:schemeClr>
-            </a:gs>
-            <a:gs pos="50000">
-              <a:schemeClr val="phClr">
-                <a:satMod val="110000"/>
-                <a:lumMod val="100000"/>
+                <a:tint val="100000"/>
                 <a:shade val="100000"/>
+                <a:satMod val="130000"/>
               </a:schemeClr>
             </a:gs>
             <a:gs pos="100000">
               <a:schemeClr val="phClr">
-                <a:lumMod val="99000"/>
-                <a:satMod val="120000"/>
-                <a:shade val="78000"/>
+                <a:tint val="50000"/>
+                <a:shade val="100000"/>
+                <a:satMod val="350000"/>
               </a:schemeClr>
             </a:gs>
           </a:gsLst>
-          <a:lin ang="5400000" scaled="0"/>
+          <a:lin ang="16200000" scaled="0"/>
         </a:gradFill>
       </a:fillStyleLst>
       <a:lnStyleLst>
-        <a:ln w="6350" cap="flat" cmpd="sng" algn="ctr">
+        <a:ln w="9525" cap="flat" cmpd="sng" algn="ctr">
+          <a:solidFill>
+            <a:schemeClr val="phClr">
+              <a:shade val="95000"/>
+              <a:satMod val="105000"/>
+            </a:schemeClr>
+          </a:solidFill>
+          <a:prstDash val="solid"/>
+        </a:ln>
+        <a:ln w="25400" cap="flat" cmpd="sng" algn="ctr">
           <a:solidFill>
             <a:schemeClr val="phClr"/>
           </a:solidFill>
           <a:prstDash val="solid"/>
-          <a:miter lim="800000"/>
         </a:ln>
-        <a:ln w="12700" cap="flat" cmpd="sng" algn="ctr">
+        <a:ln w="38100" cap="flat" cmpd="sng" algn="ctr">
           <a:solidFill>
             <a:schemeClr val="phClr"/>
           </a:solidFill>
           <a:prstDash val="solid"/>
-          <a:miter lim="800000"/>
-        </a:ln>
-        <a:ln w="19050" cap="flat" cmpd="sng" algn="ctr">
-          <a:solidFill>
-            <a:schemeClr val="phClr"/>
-          </a:solidFill>
-          <a:prstDash val="solid"/>
-          <a:miter lim="800000"/>
         </a:ln>
       </a:lnStyleLst>
       <a:effectStyleLst>
         <a:effectStyle>
-          <a:effectLst/>
-        </a:effectStyle>
-        <a:effectStyle>
-          <a:effectLst/>
+          <a:effectLst>
+            <a:outerShdw blurRad="40000" dist="20000" dir="5400000" rotWithShape="0">
+              <a:srgbClr val="000000">
+                <a:alpha val="38000"/>
+              </a:srgbClr>
+            </a:outerShdw>
+          </a:effectLst>
         </a:effectStyle>
         <a:effectStyle>
           <a:effectLst>
-            <a:outerShdw blurRad="57150" dist="19050" dir="5400000" algn="ctr" rotWithShape="0">
+            <a:outerShdw blurRad="40000" dist="23000" dir="5400000" rotWithShape="0">
               <a:srgbClr val="000000">
-                <a:alpha val="63000"/>
+                <a:alpha val="35000"/>
               </a:srgbClr>
             </a:outerShdw>
           </a:effectLst>
+        </a:effectStyle>
+        <a:effectStyle>
+          <a:effectLst>
+            <a:outerShdw blurRad="40000" dist="23000" dir="5400000" rotWithShape="0">
+              <a:srgbClr val="000000">
+                <a:alpha val="35000"/>
+              </a:srgbClr>
+            </a:outerShdw>
+          </a:effectLst>
+          <a:scene3d>
+            <a:camera prst="orthographicFront">
+              <a:rot lat="0" lon="0" rev="0"/>
+            </a:camera>
+            <a:lightRig rig="threePt" dir="t">
+              <a:rot lat="0" lon="0" rev="1200000"/>
+            </a:lightRig>
+          </a:scene3d>
+          <a:sp3d>
+            <a:bevelT w="63500" h="25400"/>
+          </a:sp3d>
         </a:effectStyle>
       </a:effectStyleLst>
       <a:bgFillStyleLst>
         <a:solidFill>
           <a:schemeClr val="phClr"/>
         </a:solidFill>
-        <a:solidFill>
-          <a:schemeClr val="phClr">
-            <a:tint val="95000"/>
-            <a:satMod val="170000"/>
-          </a:schemeClr>
-        </a:solidFill>
         <a:gradFill rotWithShape="1">
           <a:gsLst>
             <a:gs pos="0">
               <a:schemeClr val="phClr">
-                <a:tint val="93000"/>
-                <a:satMod val="150000"/>
-                <a:shade val="98000"/>
-                <a:lumMod val="102000"/>
+                <a:tint val="40000"/>
+                <a:satMod val="350000"/>
               </a:schemeClr>
             </a:gs>
-            <a:gs pos="50000">
+            <a:gs pos="40000">
               <a:schemeClr val="phClr">
-                <a:tint val="98000"/>
-                <a:satMod val="130000"/>
-                <a:shade val="90000"/>
-                <a:lumMod val="103000"/>
+                <a:tint val="45000"/>
+                <a:shade val="99000"/>
+                <a:satMod val="350000"/>
               </a:schemeClr>
             </a:gs>
             <a:gs pos="100000">
               <a:schemeClr val="phClr">
-                <a:shade val="63000"/>
-                <a:satMod val="120000"/>
+                <a:shade val="20000"/>
+                <a:satMod val="255000"/>
               </a:schemeClr>
             </a:gs>
           </a:gsLst>
-          <a:lin ang="5400000" scaled="0"/>
+          <a:path path="circle">
+            <a:fillToRect l="50000" t="-80000" r="50000" b="180000"/>
+          </a:path>
+        </a:gradFill>
+        <a:gradFill rotWithShape="1">
+          <a:gsLst>
+            <a:gs pos="0">
+              <a:schemeClr val="phClr">
+                <a:tint val="80000"/>
+                <a:satMod val="300000"/>
+              </a:schemeClr>
+            </a:gs>
+            <a:gs pos="100000">
+              <a:schemeClr val="phClr">
+                <a:shade val="30000"/>
+                <a:satMod val="200000"/>
+              </a:schemeClr>
+            </a:gs>
+          </a:gsLst>
+          <a:path path="circle">
+            <a:fillToRect l="50000" t="50000" r="50000" b="50000"/>
+          </a:path>
         </a:gradFill>
       </a:bgFillStyleLst>
     </a:fmtScheme>
   </a:themeElements>
-  <a:objectDefaults/>
+  <a:objectDefaults>
+    <a:spDef>
+      <a:spPr/>
+      <a:bodyPr/>
+      <a:lstStyle/>
+      <a:style>
+        <a:lnRef idx="1">
+          <a:schemeClr val="accent1"/>
+        </a:lnRef>
+        <a:fillRef idx="3">
+          <a:schemeClr val="accent1"/>
+        </a:fillRef>
+        <a:effectRef idx="2">
+          <a:schemeClr val="accent1"/>
+        </a:effectRef>
+        <a:fontRef idx="minor">
+          <a:schemeClr val="lt1"/>
+        </a:fontRef>
+      </a:style>
+    </a:spDef>
+    <a:lnDef>
+      <a:spPr/>
+      <a:bodyPr/>
+      <a:lstStyle/>
+      <a:style>
+        <a:lnRef idx="2">
+          <a:schemeClr val="accent1"/>
+        </a:lnRef>
+        <a:fillRef idx="0">
+          <a:schemeClr val="accent1"/>
+        </a:fillRef>
+        <a:effectRef idx="1">
+          <a:schemeClr val="accent1"/>
+        </a:effectRef>
+        <a:fontRef idx="minor">
+          <a:schemeClr val="tx1"/>
+        </a:fontRef>
+      </a:style>
+    </a:lnDef>
+  </a:objectDefaults>
   <a:extraClrSchemeLst/>
-  <a:extLst>
-    <a:ext uri="{05A4C25C-085E-4340-85A3-A5531E510DB2}">
-      <thm15:themeFamily xmlns:thm15="http://schemas.microsoft.com/office/thememl/2012/main" name="Office Theme" id="{2E142A2C-CD16-42D6-873A-C26D2A0506FA}" vid="{1BDDFF52-6CD6-40A5-AB3C-68EB2F1E4D0A}"/>
-    </a:ext>
-  </a:extLst>
 </a:theme>
 </file>